--- a/Dokumentacija_Jan Pobi.docx
+++ b/Dokumentacija_Jan Pobi.docx
@@ -157,7 +157,7 @@
           <w:rFonts w:cs="Arial"/>
           <w:sz w:val="44"/>
         </w:rPr>
-        <w:t xml:space="preserve">Analiza rezultata esports natjecanja u </w:t>
+        <w:t xml:space="preserve">Analiza rezultata </w:t>
       </w:r>
       <w:proofErr w:type="spellStart"/>
       <w:r>
@@ -165,7 +165,7 @@
           <w:rFonts w:cs="Arial"/>
           <w:sz w:val="44"/>
         </w:rPr>
-        <w:t>Counter</w:t>
+        <w:t>esports</w:t>
       </w:r>
       <w:proofErr w:type="spellEnd"/>
       <w:r>
@@ -173,6 +173,22 @@
           <w:rFonts w:cs="Arial"/>
           <w:sz w:val="44"/>
         </w:rPr>
+        <w:t xml:space="preserve"> natjecanja u </w:t>
+      </w:r>
+      <w:proofErr w:type="spellStart"/>
+      <w:r>
+        <w:rPr>
+          <w:rFonts w:cs="Arial"/>
+          <w:sz w:val="44"/>
+        </w:rPr>
+        <w:t>Counter</w:t>
+      </w:r>
+      <w:proofErr w:type="spellEnd"/>
+      <w:r>
+        <w:rPr>
+          <w:rFonts w:cs="Arial"/>
+          <w:sz w:val="44"/>
+        </w:rPr>
         <w:t>-Strike-u</w:t>
       </w:r>
     </w:p>
@@ -320,21 +336,7 @@
           <w:rFonts w:ascii="Arial" w:hAnsi="Arial" w:cs="Arial"/>
           <w:sz w:val="28"/>
         </w:rPr>
-        <w:t>Varaždin, 20</w:t>
-      </w:r>
-      <w:r>
-        <w:rPr>
-          <w:rFonts w:ascii="Arial" w:hAnsi="Arial" w:cs="Arial"/>
-          <w:sz w:val="28"/>
-        </w:rPr>
-        <w:t>26</w:t>
-      </w:r>
-      <w:r>
-        <w:rPr>
-          <w:rFonts w:ascii="Arial" w:hAnsi="Arial" w:cs="Arial"/>
-          <w:sz w:val="28"/>
-        </w:rPr>
-        <w:t>.</w:t>
+        <w:t>Varaždin, 2026.</w:t>
       </w:r>
     </w:p>
     <w:p>
@@ -557,7 +559,25 @@
           <w:sz w:val="28"/>
           <w:szCs w:val="28"/>
         </w:rPr>
-        <w:t xml:space="preserve">Analiza rezultata esports natjecanja u </w:t>
+        <w:t xml:space="preserve">Analiza rezultata </w:t>
+      </w:r>
+      <w:proofErr w:type="spellStart"/>
+      <w:r>
+        <w:rPr>
+          <w:rFonts w:cs="Arial"/>
+          <w:sz w:val="28"/>
+          <w:szCs w:val="28"/>
+        </w:rPr>
+        <w:t>esports</w:t>
+      </w:r>
+      <w:proofErr w:type="spellEnd"/>
+      <w:r>
+        <w:rPr>
+          <w:rFonts w:cs="Arial"/>
+          <w:sz w:val="28"/>
+          <w:szCs w:val="28"/>
+        </w:rPr>
+        <w:t xml:space="preserve"> natjecanja u </w:t>
       </w:r>
       <w:proofErr w:type="spellStart"/>
       <w:r>
@@ -1335,7 +1355,21 @@
         <w:rPr>
           <w:rFonts w:ascii="Arial" w:hAnsi="Arial" w:cs="Arial"/>
         </w:rPr>
-        <w:t xml:space="preserve"> igrača. Za vizualizaciju i analizu podataka korišten je alat Tableau </w:t>
+        <w:t xml:space="preserve"> igrača. Za vizualizaciju i analizu podataka korišten je alat </w:t>
+      </w:r>
+      <w:proofErr w:type="spellStart"/>
+      <w:r>
+        <w:rPr>
+          <w:rFonts w:ascii="Arial" w:hAnsi="Arial" w:cs="Arial"/>
+        </w:rPr>
+        <w:t>Tableau</w:t>
+      </w:r>
+      <w:proofErr w:type="spellEnd"/>
+      <w:r>
+        <w:rPr>
+          <w:rFonts w:ascii="Arial" w:hAnsi="Arial" w:cs="Arial"/>
+        </w:rPr>
+        <w:t xml:space="preserve"> </w:t>
       </w:r>
       <w:proofErr w:type="spellStart"/>
       <w:r>
@@ -1390,11 +1424,19 @@
         </w:rPr>
         <w:t xml:space="preserve">Ključne riječi: </w:t>
       </w:r>
-      <w:r>
-        <w:rPr>
-          <w:rFonts w:ascii="Arial" w:hAnsi="Arial" w:cs="Arial"/>
-        </w:rPr>
-        <w:t xml:space="preserve">esports; </w:t>
+      <w:proofErr w:type="spellStart"/>
+      <w:r>
+        <w:rPr>
+          <w:rFonts w:ascii="Arial" w:hAnsi="Arial" w:cs="Arial"/>
+        </w:rPr>
+        <w:t>esports</w:t>
+      </w:r>
+      <w:proofErr w:type="spellEnd"/>
+      <w:r>
+        <w:rPr>
+          <w:rFonts w:ascii="Arial" w:hAnsi="Arial" w:cs="Arial"/>
+        </w:rPr>
+        <w:t xml:space="preserve">; </w:t>
       </w:r>
       <w:proofErr w:type="spellStart"/>
       <w:r>
@@ -1451,8 +1493,11 @@
     <w:sdt>
       <w:sdtPr>
         <w:rPr>
+          <w:rFonts w:ascii="Times New Roman" w:eastAsia="Times New Roman" w:hAnsi="Times New Roman" w:cs="Times New Roman"/>
+          <w:color w:val="auto"/>
           <w:sz w:val="22"/>
           <w:szCs w:val="22"/>
+          <w:lang w:val="hr-HR"/>
         </w:rPr>
         <w:id w:val="-986932835"/>
         <w:docPartObj>
@@ -1462,11 +1507,8 @@
       </w:sdtPr>
       <w:sdtEndPr>
         <w:rPr>
-          <w:rFonts w:ascii="Times New Roman" w:eastAsia="Times New Roman" w:hAnsi="Times New Roman" w:cs="Times New Roman"/>
           <w:b/>
           <w:bCs/>
-          <w:color w:val="auto"/>
-          <w:lang w:val="hr-HR"/>
         </w:rPr>
       </w:sdtEndPr>
       <w:sdtContent>
@@ -1496,8 +1538,6 @@
               <w:rFonts w:asciiTheme="minorHAnsi" w:eastAsiaTheme="minorEastAsia" w:hAnsiTheme="minorHAnsi" w:cstheme="minorBidi"/>
               <w:noProof/>
               <w:kern w:val="2"/>
-              <w:sz w:val="22"/>
-              <w:szCs w:val="22"/>
               <w:lang w:val="en-GB"/>
               <w14:ligatures w14:val="standardContextual"/>
             </w:rPr>
@@ -1523,14 +1563,12 @@
             </w:rPr>
             <w:fldChar w:fldCharType="separate"/>
           </w:r>
-          <w:hyperlink w:anchor="_Toc230447201" w:history="1">
+          <w:hyperlink w:anchor="_Toc230689601" w:history="1">
             <w:r>
               <w:rPr>
                 <w:rStyle w:val="Hyperlink"/>
                 <w:rFonts w:ascii="Arial" w:hAnsi="Arial" w:cs="Arial"/>
                 <w:noProof/>
-                <w:sz w:val="22"/>
-                <w:szCs w:val="22"/>
               </w:rPr>
               <w:t>1. Uvod</w:t>
             </w:r>
@@ -1538,8 +1576,6 @@
               <w:rPr>
                 <w:noProof/>
                 <w:webHidden/>
-                <w:sz w:val="22"/>
-                <w:szCs w:val="22"/>
               </w:rPr>
               <w:tab/>
             </w:r>
@@ -1547,8 +1583,6 @@
               <w:rPr>
                 <w:noProof/>
                 <w:webHidden/>
-                <w:sz w:val="22"/>
-                <w:szCs w:val="22"/>
               </w:rPr>
               <w:fldChar w:fldCharType="begin"/>
             </w:r>
@@ -1556,25 +1590,19 @@
               <w:rPr>
                 <w:noProof/>
                 <w:webHidden/>
-                <w:sz w:val="22"/>
-                <w:szCs w:val="22"/>
-              </w:rPr>
-              <w:instrText xml:space="preserve"> PAGEREF _Toc230447201 \h </w:instrText>
+              </w:rPr>
+              <w:instrText xml:space="preserve"> PAGEREF _Toc230689601 \h </w:instrText>
             </w:r>
             <w:r>
               <w:rPr>
                 <w:noProof/>
                 <w:webHidden/>
-                <w:sz w:val="22"/>
-                <w:szCs w:val="22"/>
               </w:rPr>
             </w:r>
             <w:r>
               <w:rPr>
                 <w:noProof/>
                 <w:webHidden/>
-                <w:sz w:val="22"/>
-                <w:szCs w:val="22"/>
               </w:rPr>
               <w:fldChar w:fldCharType="separate"/>
             </w:r>
@@ -1582,8 +1610,6 @@
               <w:rPr>
                 <w:noProof/>
                 <w:webHidden/>
-                <w:sz w:val="22"/>
-                <w:szCs w:val="22"/>
               </w:rPr>
               <w:t>6</w:t>
             </w:r>
@@ -1591,8 +1617,6 @@
               <w:rPr>
                 <w:noProof/>
                 <w:webHidden/>
-                <w:sz w:val="22"/>
-                <w:szCs w:val="22"/>
               </w:rPr>
               <w:fldChar w:fldCharType="end"/>
             </w:r>
@@ -1608,20 +1632,16 @@
               <w:rFonts w:asciiTheme="minorHAnsi" w:eastAsiaTheme="minorEastAsia" w:hAnsiTheme="minorHAnsi" w:cstheme="minorBidi"/>
               <w:noProof/>
               <w:kern w:val="2"/>
-              <w:sz w:val="22"/>
-              <w:szCs w:val="22"/>
               <w:lang w:val="en-GB"/>
               <w14:ligatures w14:val="standardContextual"/>
             </w:rPr>
           </w:pPr>
-          <w:hyperlink w:anchor="_Toc230447202" w:history="1">
+          <w:hyperlink w:anchor="_Toc230689602" w:history="1">
             <w:r>
               <w:rPr>
                 <w:rStyle w:val="Hyperlink"/>
                 <w:rFonts w:ascii="Arial" w:hAnsi="Arial" w:cs="Arial"/>
                 <w:noProof/>
-                <w:sz w:val="22"/>
-                <w:szCs w:val="22"/>
               </w:rPr>
               <w:t>2. Metode i tehnike rada</w:t>
             </w:r>
@@ -1629,8 +1649,6 @@
               <w:rPr>
                 <w:noProof/>
                 <w:webHidden/>
-                <w:sz w:val="22"/>
-                <w:szCs w:val="22"/>
               </w:rPr>
               <w:tab/>
             </w:r>
@@ -1638,8 +1656,6 @@
               <w:rPr>
                 <w:noProof/>
                 <w:webHidden/>
-                <w:sz w:val="22"/>
-                <w:szCs w:val="22"/>
               </w:rPr>
               <w:fldChar w:fldCharType="begin"/>
             </w:r>
@@ -1647,25 +1663,19 @@
               <w:rPr>
                 <w:noProof/>
                 <w:webHidden/>
-                <w:sz w:val="22"/>
-                <w:szCs w:val="22"/>
-              </w:rPr>
-              <w:instrText xml:space="preserve"> PAGEREF _Toc230447202 \h </w:instrText>
+              </w:rPr>
+              <w:instrText xml:space="preserve"> PAGEREF _Toc230689602 \h </w:instrText>
             </w:r>
             <w:r>
               <w:rPr>
                 <w:noProof/>
                 <w:webHidden/>
-                <w:sz w:val="22"/>
-                <w:szCs w:val="22"/>
               </w:rPr>
             </w:r>
             <w:r>
               <w:rPr>
                 <w:noProof/>
                 <w:webHidden/>
-                <w:sz w:val="22"/>
-                <w:szCs w:val="22"/>
               </w:rPr>
               <w:fldChar w:fldCharType="separate"/>
             </w:r>
@@ -1673,8 +1683,6 @@
               <w:rPr>
                 <w:noProof/>
                 <w:webHidden/>
-                <w:sz w:val="22"/>
-                <w:szCs w:val="22"/>
               </w:rPr>
               <w:t>7</w:t>
             </w:r>
@@ -1682,8 +1690,6 @@
               <w:rPr>
                 <w:noProof/>
                 <w:webHidden/>
-                <w:sz w:val="22"/>
-                <w:szCs w:val="22"/>
               </w:rPr>
               <w:fldChar w:fldCharType="end"/>
             </w:r>
@@ -1699,20 +1705,16 @@
               <w:rFonts w:asciiTheme="minorHAnsi" w:eastAsiaTheme="minorEastAsia" w:hAnsiTheme="minorHAnsi" w:cstheme="minorBidi"/>
               <w:noProof/>
               <w:kern w:val="2"/>
-              <w:sz w:val="22"/>
-              <w:szCs w:val="22"/>
               <w:lang w:val="en-GB"/>
               <w14:ligatures w14:val="standardContextual"/>
             </w:rPr>
           </w:pPr>
-          <w:hyperlink w:anchor="_Toc230447203" w:history="1">
+          <w:hyperlink w:anchor="_Toc230689603" w:history="1">
             <w:r>
               <w:rPr>
                 <w:rStyle w:val="Hyperlink"/>
                 <w:rFonts w:ascii="Arial" w:hAnsi="Arial" w:cs="Arial"/>
                 <w:noProof/>
-                <w:sz w:val="22"/>
-                <w:szCs w:val="22"/>
               </w:rPr>
               <w:t>2.1. Korišteni alati i tehnologije</w:t>
             </w:r>
@@ -1720,8 +1722,6 @@
               <w:rPr>
                 <w:noProof/>
                 <w:webHidden/>
-                <w:sz w:val="22"/>
-                <w:szCs w:val="22"/>
               </w:rPr>
               <w:tab/>
             </w:r>
@@ -1729,8 +1729,6 @@
               <w:rPr>
                 <w:noProof/>
                 <w:webHidden/>
-                <w:sz w:val="22"/>
-                <w:szCs w:val="22"/>
               </w:rPr>
               <w:fldChar w:fldCharType="begin"/>
             </w:r>
@@ -1738,25 +1736,19 @@
               <w:rPr>
                 <w:noProof/>
                 <w:webHidden/>
-                <w:sz w:val="22"/>
-                <w:szCs w:val="22"/>
-              </w:rPr>
-              <w:instrText xml:space="preserve"> PAGEREF _Toc230447203 \h </w:instrText>
+              </w:rPr>
+              <w:instrText xml:space="preserve"> PAGEREF _Toc230689603 \h </w:instrText>
             </w:r>
             <w:r>
               <w:rPr>
                 <w:noProof/>
                 <w:webHidden/>
-                <w:sz w:val="22"/>
-                <w:szCs w:val="22"/>
               </w:rPr>
             </w:r>
             <w:r>
               <w:rPr>
                 <w:noProof/>
                 <w:webHidden/>
-                <w:sz w:val="22"/>
-                <w:szCs w:val="22"/>
               </w:rPr>
               <w:fldChar w:fldCharType="separate"/>
             </w:r>
@@ -1764,8 +1756,6 @@
               <w:rPr>
                 <w:noProof/>
                 <w:webHidden/>
-                <w:sz w:val="22"/>
-                <w:szCs w:val="22"/>
               </w:rPr>
               <w:t>7</w:t>
             </w:r>
@@ -1773,8 +1763,6 @@
               <w:rPr>
                 <w:noProof/>
                 <w:webHidden/>
-                <w:sz w:val="22"/>
-                <w:szCs w:val="22"/>
               </w:rPr>
               <w:fldChar w:fldCharType="end"/>
             </w:r>
@@ -1790,20 +1778,16 @@
               <w:rFonts w:asciiTheme="minorHAnsi" w:eastAsiaTheme="minorEastAsia" w:hAnsiTheme="minorHAnsi" w:cstheme="minorBidi"/>
               <w:noProof/>
               <w:kern w:val="2"/>
-              <w:sz w:val="22"/>
-              <w:szCs w:val="22"/>
               <w:lang w:val="en-GB"/>
               <w14:ligatures w14:val="standardContextual"/>
             </w:rPr>
           </w:pPr>
-          <w:hyperlink w:anchor="_Toc230447204" w:history="1">
+          <w:hyperlink w:anchor="_Toc230689604" w:history="1">
             <w:r>
               <w:rPr>
                 <w:rStyle w:val="Hyperlink"/>
                 <w:rFonts w:ascii="Arial" w:hAnsi="Arial" w:cs="Arial"/>
                 <w:noProof/>
-                <w:sz w:val="22"/>
-                <w:szCs w:val="22"/>
               </w:rPr>
               <w:t>2.2. Metodološki pristup</w:t>
             </w:r>
@@ -1811,8 +1795,6 @@
               <w:rPr>
                 <w:noProof/>
                 <w:webHidden/>
-                <w:sz w:val="22"/>
-                <w:szCs w:val="22"/>
               </w:rPr>
               <w:tab/>
             </w:r>
@@ -1820,8 +1802,6 @@
               <w:rPr>
                 <w:noProof/>
                 <w:webHidden/>
-                <w:sz w:val="22"/>
-                <w:szCs w:val="22"/>
               </w:rPr>
               <w:fldChar w:fldCharType="begin"/>
             </w:r>
@@ -1829,25 +1809,19 @@
               <w:rPr>
                 <w:noProof/>
                 <w:webHidden/>
-                <w:sz w:val="22"/>
-                <w:szCs w:val="22"/>
-              </w:rPr>
-              <w:instrText xml:space="preserve"> PAGEREF _Toc230447204 \h </w:instrText>
+              </w:rPr>
+              <w:instrText xml:space="preserve"> PAGEREF _Toc230689604 \h </w:instrText>
             </w:r>
             <w:r>
               <w:rPr>
                 <w:noProof/>
                 <w:webHidden/>
-                <w:sz w:val="22"/>
-                <w:szCs w:val="22"/>
               </w:rPr>
             </w:r>
             <w:r>
               <w:rPr>
                 <w:noProof/>
                 <w:webHidden/>
-                <w:sz w:val="22"/>
-                <w:szCs w:val="22"/>
               </w:rPr>
               <w:fldChar w:fldCharType="separate"/>
             </w:r>
@@ -1855,8 +1829,6 @@
               <w:rPr>
                 <w:noProof/>
                 <w:webHidden/>
-                <w:sz w:val="22"/>
-                <w:szCs w:val="22"/>
               </w:rPr>
               <w:t>7</w:t>
             </w:r>
@@ -1864,8 +1836,6 @@
               <w:rPr>
                 <w:noProof/>
                 <w:webHidden/>
-                <w:sz w:val="22"/>
-                <w:szCs w:val="22"/>
               </w:rPr>
               <w:fldChar w:fldCharType="end"/>
             </w:r>
@@ -1881,29 +1851,23 @@
               <w:rFonts w:asciiTheme="minorHAnsi" w:eastAsiaTheme="minorEastAsia" w:hAnsiTheme="minorHAnsi" w:cstheme="minorBidi"/>
               <w:noProof/>
               <w:kern w:val="2"/>
-              <w:sz w:val="22"/>
-              <w:szCs w:val="22"/>
               <w:lang w:val="en-GB"/>
               <w14:ligatures w14:val="standardContextual"/>
             </w:rPr>
           </w:pPr>
-          <w:hyperlink w:anchor="_Toc230447205" w:history="1">
+          <w:hyperlink w:anchor="_Toc230689605" w:history="1">
             <w:r>
               <w:rPr>
                 <w:rStyle w:val="Hyperlink"/>
                 <w:rFonts w:ascii="Arial" w:hAnsi="Arial" w:cs="Arial"/>
                 <w:noProof/>
-                <w:sz w:val="22"/>
-                <w:szCs w:val="22"/>
-              </w:rPr>
-              <w:t>3. Razrada teme – Dio I: Izgradnja skladišta podataka</w:t>
+              </w:rPr>
+              <w:t>3. Izgradnja skladišta podataka</w:t>
             </w:r>
             <w:r>
               <w:rPr>
                 <w:noProof/>
                 <w:webHidden/>
-                <w:sz w:val="22"/>
-                <w:szCs w:val="22"/>
               </w:rPr>
               <w:tab/>
             </w:r>
@@ -1911,8 +1875,6 @@
               <w:rPr>
                 <w:noProof/>
                 <w:webHidden/>
-                <w:sz w:val="22"/>
-                <w:szCs w:val="22"/>
               </w:rPr>
               <w:fldChar w:fldCharType="begin"/>
             </w:r>
@@ -1920,25 +1882,19 @@
               <w:rPr>
                 <w:noProof/>
                 <w:webHidden/>
-                <w:sz w:val="22"/>
-                <w:szCs w:val="22"/>
-              </w:rPr>
-              <w:instrText xml:space="preserve"> PAGEREF _Toc230447205 \h </w:instrText>
+              </w:rPr>
+              <w:instrText xml:space="preserve"> PAGEREF _Toc230689605 \h </w:instrText>
             </w:r>
             <w:r>
               <w:rPr>
                 <w:noProof/>
                 <w:webHidden/>
-                <w:sz w:val="22"/>
-                <w:szCs w:val="22"/>
               </w:rPr>
             </w:r>
             <w:r>
               <w:rPr>
                 <w:noProof/>
                 <w:webHidden/>
-                <w:sz w:val="22"/>
-                <w:szCs w:val="22"/>
               </w:rPr>
               <w:fldChar w:fldCharType="separate"/>
             </w:r>
@@ -1946,17 +1902,13 @@
               <w:rPr>
                 <w:noProof/>
                 <w:webHidden/>
-                <w:sz w:val="22"/>
-                <w:szCs w:val="22"/>
-              </w:rPr>
-              <w:t>9</w:t>
+              </w:rPr>
+              <w:t>8</w:t>
             </w:r>
             <w:r>
               <w:rPr>
                 <w:noProof/>
                 <w:webHidden/>
-                <w:sz w:val="22"/>
-                <w:szCs w:val="22"/>
               </w:rPr>
               <w:fldChar w:fldCharType="end"/>
             </w:r>
@@ -1972,20 +1924,16 @@
               <w:rFonts w:asciiTheme="minorHAnsi" w:eastAsiaTheme="minorEastAsia" w:hAnsiTheme="minorHAnsi" w:cstheme="minorBidi"/>
               <w:noProof/>
               <w:kern w:val="2"/>
-              <w:sz w:val="22"/>
-              <w:szCs w:val="22"/>
               <w:lang w:val="en-GB"/>
               <w14:ligatures w14:val="standardContextual"/>
             </w:rPr>
           </w:pPr>
-          <w:hyperlink w:anchor="_Toc230447206" w:history="1">
+          <w:hyperlink w:anchor="_Toc230689606" w:history="1">
             <w:r>
               <w:rPr>
                 <w:rStyle w:val="Hyperlink"/>
                 <w:rFonts w:ascii="Arial" w:hAnsi="Arial" w:cs="Arial"/>
                 <w:noProof/>
-                <w:sz w:val="22"/>
-                <w:szCs w:val="22"/>
               </w:rPr>
               <w:t>3.1. Opis domene i svrha skladišta podataka</w:t>
             </w:r>
@@ -1993,8 +1941,6 @@
               <w:rPr>
                 <w:noProof/>
                 <w:webHidden/>
-                <w:sz w:val="22"/>
-                <w:szCs w:val="22"/>
               </w:rPr>
               <w:tab/>
             </w:r>
@@ -2002,8 +1948,6 @@
               <w:rPr>
                 <w:noProof/>
                 <w:webHidden/>
-                <w:sz w:val="22"/>
-                <w:szCs w:val="22"/>
               </w:rPr>
               <w:fldChar w:fldCharType="begin"/>
             </w:r>
@@ -2011,25 +1955,19 @@
               <w:rPr>
                 <w:noProof/>
                 <w:webHidden/>
-                <w:sz w:val="22"/>
-                <w:szCs w:val="22"/>
-              </w:rPr>
-              <w:instrText xml:space="preserve"> PAGEREF _Toc230447206 \h </w:instrText>
+              </w:rPr>
+              <w:instrText xml:space="preserve"> PAGEREF _Toc230689606 \h </w:instrText>
             </w:r>
             <w:r>
               <w:rPr>
                 <w:noProof/>
                 <w:webHidden/>
-                <w:sz w:val="22"/>
-                <w:szCs w:val="22"/>
               </w:rPr>
             </w:r>
             <w:r>
               <w:rPr>
                 <w:noProof/>
                 <w:webHidden/>
-                <w:sz w:val="22"/>
-                <w:szCs w:val="22"/>
               </w:rPr>
               <w:fldChar w:fldCharType="separate"/>
             </w:r>
@@ -2037,17 +1975,13 @@
               <w:rPr>
                 <w:noProof/>
                 <w:webHidden/>
-                <w:sz w:val="22"/>
-                <w:szCs w:val="22"/>
-              </w:rPr>
-              <w:t>9</w:t>
+              </w:rPr>
+              <w:t>8</w:t>
             </w:r>
             <w:r>
               <w:rPr>
                 <w:noProof/>
                 <w:webHidden/>
-                <w:sz w:val="22"/>
-                <w:szCs w:val="22"/>
               </w:rPr>
               <w:fldChar w:fldCharType="end"/>
             </w:r>
@@ -2063,20 +1997,16 @@
               <w:rFonts w:asciiTheme="minorHAnsi" w:eastAsiaTheme="minorEastAsia" w:hAnsiTheme="minorHAnsi" w:cstheme="minorBidi"/>
               <w:noProof/>
               <w:kern w:val="2"/>
-              <w:sz w:val="22"/>
-              <w:szCs w:val="22"/>
               <w:lang w:val="en-GB"/>
               <w14:ligatures w14:val="standardContextual"/>
             </w:rPr>
           </w:pPr>
-          <w:hyperlink w:anchor="_Toc230447207" w:history="1">
+          <w:hyperlink w:anchor="_Toc230689607" w:history="1">
             <w:r>
               <w:rPr>
                 <w:rStyle w:val="Hyperlink"/>
                 <w:rFonts w:ascii="Arial" w:hAnsi="Arial" w:cs="Arial"/>
                 <w:noProof/>
-                <w:sz w:val="22"/>
-                <w:szCs w:val="22"/>
               </w:rPr>
               <w:t>3.2. Opis korištenog skupa podataka</w:t>
             </w:r>
@@ -2084,8 +2014,6 @@
               <w:rPr>
                 <w:noProof/>
                 <w:webHidden/>
-                <w:sz w:val="22"/>
-                <w:szCs w:val="22"/>
               </w:rPr>
               <w:tab/>
             </w:r>
@@ -2093,8 +2021,6 @@
               <w:rPr>
                 <w:noProof/>
                 <w:webHidden/>
-                <w:sz w:val="22"/>
-                <w:szCs w:val="22"/>
               </w:rPr>
               <w:fldChar w:fldCharType="begin"/>
             </w:r>
@@ -2102,25 +2028,19 @@
               <w:rPr>
                 <w:noProof/>
                 <w:webHidden/>
-                <w:sz w:val="22"/>
-                <w:szCs w:val="22"/>
-              </w:rPr>
-              <w:instrText xml:space="preserve"> PAGEREF _Toc230447207 \h </w:instrText>
+              </w:rPr>
+              <w:instrText xml:space="preserve"> PAGEREF _Toc230689607 \h </w:instrText>
             </w:r>
             <w:r>
               <w:rPr>
                 <w:noProof/>
                 <w:webHidden/>
-                <w:sz w:val="22"/>
-                <w:szCs w:val="22"/>
               </w:rPr>
             </w:r>
             <w:r>
               <w:rPr>
                 <w:noProof/>
                 <w:webHidden/>
-                <w:sz w:val="22"/>
-                <w:szCs w:val="22"/>
               </w:rPr>
               <w:fldChar w:fldCharType="separate"/>
             </w:r>
@@ -2128,17 +2048,86 @@
               <w:rPr>
                 <w:noProof/>
                 <w:webHidden/>
-                <w:sz w:val="22"/>
-                <w:szCs w:val="22"/>
-              </w:rPr>
-              <w:t>9</w:t>
+              </w:rPr>
+              <w:t>8</w:t>
             </w:r>
             <w:r>
               <w:rPr>
                 <w:noProof/>
                 <w:webHidden/>
-                <w:sz w:val="22"/>
-                <w:szCs w:val="22"/>
+              </w:rPr>
+              <w:fldChar w:fldCharType="end"/>
+            </w:r>
+          </w:hyperlink>
+        </w:p>
+        <w:p>
+          <w:pPr>
+            <w:pStyle w:val="TOC2"/>
+            <w:tabs>
+              <w:tab w:val="right" w:leader="dot" w:pos="8494"/>
+            </w:tabs>
+            <w:rPr>
+              <w:rFonts w:asciiTheme="minorHAnsi" w:eastAsiaTheme="minorEastAsia" w:hAnsiTheme="minorHAnsi" w:cstheme="minorBidi"/>
+              <w:noProof/>
+              <w:kern w:val="2"/>
+              <w:lang w:val="en-GB"/>
+              <w14:ligatures w14:val="standardContextual"/>
+            </w:rPr>
+          </w:pPr>
+          <w:hyperlink w:anchor="_Toc230689608" w:history="1">
+            <w:r>
+              <w:rPr>
+                <w:rStyle w:val="Hyperlink"/>
+                <w:rFonts w:ascii="Arial" w:hAnsi="Arial" w:cs="Arial"/>
+                <w:noProof/>
+              </w:rPr>
+              <w:t>3.3. Model skladišta podataka</w:t>
+            </w:r>
+            <w:r>
+              <w:rPr>
+                <w:noProof/>
+                <w:webHidden/>
+              </w:rPr>
+              <w:tab/>
+            </w:r>
+            <w:r>
+              <w:rPr>
+                <w:noProof/>
+                <w:webHidden/>
+              </w:rPr>
+              <w:fldChar w:fldCharType="begin"/>
+            </w:r>
+            <w:r>
+              <w:rPr>
+                <w:noProof/>
+                <w:webHidden/>
+              </w:rPr>
+              <w:instrText xml:space="preserve"> PAGEREF _Toc230689608 \h </w:instrText>
+            </w:r>
+            <w:r>
+              <w:rPr>
+                <w:noProof/>
+                <w:webHidden/>
+              </w:rPr>
+            </w:r>
+            <w:r>
+              <w:rPr>
+                <w:noProof/>
+                <w:webHidden/>
+              </w:rPr>
+              <w:fldChar w:fldCharType="separate"/>
+            </w:r>
+            <w:r>
+              <w:rPr>
+                <w:noProof/>
+                <w:webHidden/>
+              </w:rPr>
+              <w:t>10</w:t>
+            </w:r>
+            <w:r>
+              <w:rPr>
+                <w:noProof/>
+                <w:webHidden/>
               </w:rPr>
               <w:fldChar w:fldCharType="end"/>
             </w:r>
@@ -2154,29 +2143,23 @@
               <w:rFonts w:asciiTheme="minorHAnsi" w:eastAsiaTheme="minorEastAsia" w:hAnsiTheme="minorHAnsi" w:cstheme="minorBidi"/>
               <w:noProof/>
               <w:kern w:val="2"/>
-              <w:sz w:val="22"/>
-              <w:szCs w:val="22"/>
               <w:lang w:val="en-GB"/>
               <w14:ligatures w14:val="standardContextual"/>
             </w:rPr>
           </w:pPr>
-          <w:hyperlink w:anchor="_Toc230447208" w:history="1">
+          <w:hyperlink w:anchor="_Toc230689609" w:history="1">
             <w:r>
               <w:rPr>
                 <w:rStyle w:val="Hyperlink"/>
                 <w:rFonts w:ascii="Arial" w:hAnsi="Arial" w:cs="Arial"/>
                 <w:noProof/>
-                <w:sz w:val="22"/>
-                <w:szCs w:val="22"/>
-              </w:rPr>
-              <w:t>3.2.1. Izvor podataka</w:t>
+              </w:rPr>
+              <w:t>3.3.1. Tablica činjenica – fact_match_performance</w:t>
             </w:r>
             <w:r>
               <w:rPr>
                 <w:noProof/>
                 <w:webHidden/>
-                <w:sz w:val="22"/>
-                <w:szCs w:val="22"/>
               </w:rPr>
               <w:tab/>
             </w:r>
@@ -2184,8 +2167,6 @@
               <w:rPr>
                 <w:noProof/>
                 <w:webHidden/>
-                <w:sz w:val="22"/>
-                <w:szCs w:val="22"/>
               </w:rPr>
               <w:fldChar w:fldCharType="begin"/>
             </w:r>
@@ -2193,25 +2174,19 @@
               <w:rPr>
                 <w:noProof/>
                 <w:webHidden/>
-                <w:sz w:val="22"/>
-                <w:szCs w:val="22"/>
-              </w:rPr>
-              <w:instrText xml:space="preserve"> PAGEREF _Toc230447208 \h </w:instrText>
+              </w:rPr>
+              <w:instrText xml:space="preserve"> PAGEREF _Toc230689609 \h </w:instrText>
             </w:r>
             <w:r>
               <w:rPr>
                 <w:noProof/>
                 <w:webHidden/>
-                <w:sz w:val="22"/>
-                <w:szCs w:val="22"/>
               </w:rPr>
             </w:r>
             <w:r>
               <w:rPr>
                 <w:noProof/>
                 <w:webHidden/>
-                <w:sz w:val="22"/>
-                <w:szCs w:val="22"/>
               </w:rPr>
               <w:fldChar w:fldCharType="separate"/>
             </w:r>
@@ -2219,17 +2194,13 @@
               <w:rPr>
                 <w:noProof/>
                 <w:webHidden/>
-                <w:sz w:val="22"/>
-                <w:szCs w:val="22"/>
-              </w:rPr>
-              <w:t>9</w:t>
+              </w:rPr>
+              <w:t>11</w:t>
             </w:r>
             <w:r>
               <w:rPr>
                 <w:noProof/>
                 <w:webHidden/>
-                <w:sz w:val="22"/>
-                <w:szCs w:val="22"/>
               </w:rPr>
               <w:fldChar w:fldCharType="end"/>
             </w:r>
@@ -2245,29 +2216,23 @@
               <w:rFonts w:asciiTheme="minorHAnsi" w:eastAsiaTheme="minorEastAsia" w:hAnsiTheme="minorHAnsi" w:cstheme="minorBidi"/>
               <w:noProof/>
               <w:kern w:val="2"/>
-              <w:sz w:val="22"/>
-              <w:szCs w:val="22"/>
               <w:lang w:val="en-GB"/>
               <w14:ligatures w14:val="standardContextual"/>
             </w:rPr>
           </w:pPr>
-          <w:hyperlink w:anchor="_Toc230447209" w:history="1">
+          <w:hyperlink w:anchor="_Toc230689610" w:history="1">
             <w:r>
               <w:rPr>
                 <w:rStyle w:val="Hyperlink"/>
                 <w:rFonts w:ascii="Arial" w:hAnsi="Arial" w:cs="Arial"/>
                 <w:noProof/>
-                <w:sz w:val="22"/>
-                <w:szCs w:val="22"/>
-              </w:rPr>
-              <w:t>3.2.2. Struktura izvornih skupova podataka</w:t>
+              </w:rPr>
+              <w:t>3.3.2. Dimenzijske tablice</w:t>
             </w:r>
             <w:r>
               <w:rPr>
                 <w:noProof/>
                 <w:webHidden/>
-                <w:sz w:val="22"/>
-                <w:szCs w:val="22"/>
               </w:rPr>
               <w:tab/>
             </w:r>
@@ -2275,8 +2240,6 @@
               <w:rPr>
                 <w:noProof/>
                 <w:webHidden/>
-                <w:sz w:val="22"/>
-                <w:szCs w:val="22"/>
               </w:rPr>
               <w:fldChar w:fldCharType="begin"/>
             </w:r>
@@ -2284,25 +2247,19 @@
               <w:rPr>
                 <w:noProof/>
                 <w:webHidden/>
-                <w:sz w:val="22"/>
-                <w:szCs w:val="22"/>
-              </w:rPr>
-              <w:instrText xml:space="preserve"> PAGEREF _Toc230447209 \h </w:instrText>
+              </w:rPr>
+              <w:instrText xml:space="preserve"> PAGEREF _Toc230689610 \h </w:instrText>
             </w:r>
             <w:r>
               <w:rPr>
                 <w:noProof/>
                 <w:webHidden/>
-                <w:sz w:val="22"/>
-                <w:szCs w:val="22"/>
               </w:rPr>
             </w:r>
             <w:r>
               <w:rPr>
                 <w:noProof/>
                 <w:webHidden/>
-                <w:sz w:val="22"/>
-                <w:szCs w:val="22"/>
               </w:rPr>
               <w:fldChar w:fldCharType="separate"/>
             </w:r>
@@ -2310,17 +2267,86 @@
               <w:rPr>
                 <w:noProof/>
                 <w:webHidden/>
-                <w:sz w:val="22"/>
-                <w:szCs w:val="22"/>
-              </w:rPr>
-              <w:t>10</w:t>
+              </w:rPr>
+              <w:t>12</w:t>
             </w:r>
             <w:r>
               <w:rPr>
                 <w:noProof/>
                 <w:webHidden/>
-                <w:sz w:val="22"/>
-                <w:szCs w:val="22"/>
+              </w:rPr>
+              <w:fldChar w:fldCharType="end"/>
+            </w:r>
+          </w:hyperlink>
+        </w:p>
+        <w:p>
+          <w:pPr>
+            <w:pStyle w:val="TOC3"/>
+            <w:tabs>
+              <w:tab w:val="right" w:leader="dot" w:pos="8494"/>
+            </w:tabs>
+            <w:rPr>
+              <w:rFonts w:asciiTheme="minorHAnsi" w:eastAsiaTheme="minorEastAsia" w:hAnsiTheme="minorHAnsi" w:cstheme="minorBidi"/>
+              <w:noProof/>
+              <w:kern w:val="2"/>
+              <w:lang w:val="en-GB"/>
+              <w14:ligatures w14:val="standardContextual"/>
+            </w:rPr>
+          </w:pPr>
+          <w:hyperlink w:anchor="_Toc230689611" w:history="1">
+            <w:r>
+              <w:rPr>
+                <w:rStyle w:val="Hyperlink"/>
+                <w:rFonts w:ascii="Arial" w:hAnsi="Arial" w:cs="Arial"/>
+                <w:noProof/>
+              </w:rPr>
+              <w:t>3.3.3. Dijagram modela zvijezde</w:t>
+            </w:r>
+            <w:r>
+              <w:rPr>
+                <w:noProof/>
+                <w:webHidden/>
+              </w:rPr>
+              <w:tab/>
+            </w:r>
+            <w:r>
+              <w:rPr>
+                <w:noProof/>
+                <w:webHidden/>
+              </w:rPr>
+              <w:fldChar w:fldCharType="begin"/>
+            </w:r>
+            <w:r>
+              <w:rPr>
+                <w:noProof/>
+                <w:webHidden/>
+              </w:rPr>
+              <w:instrText xml:space="preserve"> PAGEREF _Toc230689611 \h </w:instrText>
+            </w:r>
+            <w:r>
+              <w:rPr>
+                <w:noProof/>
+                <w:webHidden/>
+              </w:rPr>
+            </w:r>
+            <w:r>
+              <w:rPr>
+                <w:noProof/>
+                <w:webHidden/>
+              </w:rPr>
+              <w:fldChar w:fldCharType="separate"/>
+            </w:r>
+            <w:r>
+              <w:rPr>
+                <w:noProof/>
+                <w:webHidden/>
+              </w:rPr>
+              <w:t>14</w:t>
+            </w:r>
+            <w:r>
+              <w:rPr>
+                <w:noProof/>
+                <w:webHidden/>
               </w:rPr>
               <w:fldChar w:fldCharType="end"/>
             </w:r>
@@ -2336,29 +2362,23 @@
               <w:rFonts w:asciiTheme="minorHAnsi" w:eastAsiaTheme="minorEastAsia" w:hAnsiTheme="minorHAnsi" w:cstheme="minorBidi"/>
               <w:noProof/>
               <w:kern w:val="2"/>
-              <w:sz w:val="22"/>
-              <w:szCs w:val="22"/>
               <w:lang w:val="en-GB"/>
               <w14:ligatures w14:val="standardContextual"/>
             </w:rPr>
           </w:pPr>
-          <w:hyperlink w:anchor="_Toc230447210" w:history="1">
+          <w:hyperlink w:anchor="_Toc230689612" w:history="1">
             <w:r>
               <w:rPr>
                 <w:rStyle w:val="Hyperlink"/>
                 <w:rFonts w:ascii="Arial" w:hAnsi="Arial" w:cs="Arial"/>
                 <w:noProof/>
-                <w:sz w:val="22"/>
-                <w:szCs w:val="22"/>
-              </w:rPr>
-              <w:t>3.3. Model skladišta podataka</w:t>
+              </w:rPr>
+              <w:t>3.4. ETL proces</w:t>
             </w:r>
             <w:r>
               <w:rPr>
                 <w:noProof/>
                 <w:webHidden/>
-                <w:sz w:val="22"/>
-                <w:szCs w:val="22"/>
               </w:rPr>
               <w:tab/>
             </w:r>
@@ -2366,8 +2386,6 @@
               <w:rPr>
                 <w:noProof/>
                 <w:webHidden/>
-                <w:sz w:val="22"/>
-                <w:szCs w:val="22"/>
               </w:rPr>
               <w:fldChar w:fldCharType="begin"/>
             </w:r>
@@ -2375,25 +2393,19 @@
               <w:rPr>
                 <w:noProof/>
                 <w:webHidden/>
-                <w:sz w:val="22"/>
-                <w:szCs w:val="22"/>
-              </w:rPr>
-              <w:instrText xml:space="preserve"> PAGEREF _Toc230447210 \h </w:instrText>
+              </w:rPr>
+              <w:instrText xml:space="preserve"> PAGEREF _Toc230689612 \h </w:instrText>
             </w:r>
             <w:r>
               <w:rPr>
                 <w:noProof/>
                 <w:webHidden/>
-                <w:sz w:val="22"/>
-                <w:szCs w:val="22"/>
               </w:rPr>
             </w:r>
             <w:r>
               <w:rPr>
                 <w:noProof/>
                 <w:webHidden/>
-                <w:sz w:val="22"/>
-                <w:szCs w:val="22"/>
               </w:rPr>
               <w:fldChar w:fldCharType="separate"/>
             </w:r>
@@ -2401,17 +2413,13 @@
               <w:rPr>
                 <w:noProof/>
                 <w:webHidden/>
-                <w:sz w:val="22"/>
-                <w:szCs w:val="22"/>
-              </w:rPr>
-              <w:t>11</w:t>
+              </w:rPr>
+              <w:t>15</w:t>
             </w:r>
             <w:r>
               <w:rPr>
                 <w:noProof/>
                 <w:webHidden/>
-                <w:sz w:val="22"/>
-                <w:szCs w:val="22"/>
               </w:rPr>
               <w:fldChar w:fldCharType="end"/>
             </w:r>
@@ -2427,29 +2435,23 @@
               <w:rFonts w:asciiTheme="minorHAnsi" w:eastAsiaTheme="minorEastAsia" w:hAnsiTheme="minorHAnsi" w:cstheme="minorBidi"/>
               <w:noProof/>
               <w:kern w:val="2"/>
-              <w:sz w:val="22"/>
-              <w:szCs w:val="22"/>
               <w:lang w:val="en-GB"/>
               <w14:ligatures w14:val="standardContextual"/>
             </w:rPr>
           </w:pPr>
-          <w:hyperlink w:anchor="_Toc230447211" w:history="1">
+          <w:hyperlink w:anchor="_Toc230689613" w:history="1">
             <w:r>
               <w:rPr>
                 <w:rStyle w:val="Hyperlink"/>
                 <w:rFonts w:ascii="Arial" w:hAnsi="Arial" w:cs="Arial"/>
                 <w:noProof/>
-                <w:sz w:val="22"/>
-                <w:szCs w:val="22"/>
-              </w:rPr>
-              <w:t>3.3.1. Tablica činjenica – fact_match_performance</w:t>
+              </w:rPr>
+              <w:t>3.4.1. Ekstrakcija podataka</w:t>
             </w:r>
             <w:r>
               <w:rPr>
                 <w:noProof/>
                 <w:webHidden/>
-                <w:sz w:val="22"/>
-                <w:szCs w:val="22"/>
               </w:rPr>
               <w:tab/>
             </w:r>
@@ -2457,8 +2459,6 @@
               <w:rPr>
                 <w:noProof/>
                 <w:webHidden/>
-                <w:sz w:val="22"/>
-                <w:szCs w:val="22"/>
               </w:rPr>
               <w:fldChar w:fldCharType="begin"/>
             </w:r>
@@ -2466,25 +2466,19 @@
               <w:rPr>
                 <w:noProof/>
                 <w:webHidden/>
-                <w:sz w:val="22"/>
-                <w:szCs w:val="22"/>
-              </w:rPr>
-              <w:instrText xml:space="preserve"> PAGEREF _Toc230447211 \h </w:instrText>
+              </w:rPr>
+              <w:instrText xml:space="preserve"> PAGEREF _Toc230689613 \h </w:instrText>
             </w:r>
             <w:r>
               <w:rPr>
                 <w:noProof/>
                 <w:webHidden/>
-                <w:sz w:val="22"/>
-                <w:szCs w:val="22"/>
               </w:rPr>
             </w:r>
             <w:r>
               <w:rPr>
                 <w:noProof/>
                 <w:webHidden/>
-                <w:sz w:val="22"/>
-                <w:szCs w:val="22"/>
               </w:rPr>
               <w:fldChar w:fldCharType="separate"/>
             </w:r>
@@ -2492,17 +2486,13 @@
               <w:rPr>
                 <w:noProof/>
                 <w:webHidden/>
-                <w:sz w:val="22"/>
-                <w:szCs w:val="22"/>
-              </w:rPr>
-              <w:t>11</w:t>
+              </w:rPr>
+              <w:t>15</w:t>
             </w:r>
             <w:r>
               <w:rPr>
                 <w:noProof/>
                 <w:webHidden/>
-                <w:sz w:val="22"/>
-                <w:szCs w:val="22"/>
               </w:rPr>
               <w:fldChar w:fldCharType="end"/>
             </w:r>
@@ -2518,29 +2508,23 @@
               <w:rFonts w:asciiTheme="minorHAnsi" w:eastAsiaTheme="minorEastAsia" w:hAnsiTheme="minorHAnsi" w:cstheme="minorBidi"/>
               <w:noProof/>
               <w:kern w:val="2"/>
-              <w:sz w:val="22"/>
-              <w:szCs w:val="22"/>
               <w:lang w:val="en-GB"/>
               <w14:ligatures w14:val="standardContextual"/>
             </w:rPr>
           </w:pPr>
-          <w:hyperlink w:anchor="_Toc230447212" w:history="1">
+          <w:hyperlink w:anchor="_Toc230689614" w:history="1">
             <w:r>
               <w:rPr>
                 <w:rStyle w:val="Hyperlink"/>
                 <w:rFonts w:ascii="Arial" w:hAnsi="Arial" w:cs="Arial"/>
                 <w:noProof/>
-                <w:sz w:val="22"/>
-                <w:szCs w:val="22"/>
-              </w:rPr>
-              <w:t>3.3.2. Dimenzijske tablice</w:t>
+              </w:rPr>
+              <w:t>3.4.2. Transformacija podataka</w:t>
             </w:r>
             <w:r>
               <w:rPr>
                 <w:noProof/>
                 <w:webHidden/>
-                <w:sz w:val="22"/>
-                <w:szCs w:val="22"/>
               </w:rPr>
               <w:tab/>
             </w:r>
@@ -2548,8 +2532,6 @@
               <w:rPr>
                 <w:noProof/>
                 <w:webHidden/>
-                <w:sz w:val="22"/>
-                <w:szCs w:val="22"/>
               </w:rPr>
               <w:fldChar w:fldCharType="begin"/>
             </w:r>
@@ -2557,25 +2539,19 @@
               <w:rPr>
                 <w:noProof/>
                 <w:webHidden/>
-                <w:sz w:val="22"/>
-                <w:szCs w:val="22"/>
-              </w:rPr>
-              <w:instrText xml:space="preserve"> PAGEREF _Toc230447212 \h </w:instrText>
+              </w:rPr>
+              <w:instrText xml:space="preserve"> PAGEREF _Toc230689614 \h </w:instrText>
             </w:r>
             <w:r>
               <w:rPr>
                 <w:noProof/>
                 <w:webHidden/>
-                <w:sz w:val="22"/>
-                <w:szCs w:val="22"/>
               </w:rPr>
             </w:r>
             <w:r>
               <w:rPr>
                 <w:noProof/>
                 <w:webHidden/>
-                <w:sz w:val="22"/>
-                <w:szCs w:val="22"/>
               </w:rPr>
               <w:fldChar w:fldCharType="separate"/>
             </w:r>
@@ -2583,17 +2559,13 @@
               <w:rPr>
                 <w:noProof/>
                 <w:webHidden/>
-                <w:sz w:val="22"/>
-                <w:szCs w:val="22"/>
-              </w:rPr>
-              <w:t>13</w:t>
+              </w:rPr>
+              <w:t>15</w:t>
             </w:r>
             <w:r>
               <w:rPr>
                 <w:noProof/>
                 <w:webHidden/>
-                <w:sz w:val="22"/>
-                <w:szCs w:val="22"/>
               </w:rPr>
               <w:fldChar w:fldCharType="end"/>
             </w:r>
@@ -2609,29 +2581,23 @@
               <w:rFonts w:asciiTheme="minorHAnsi" w:eastAsiaTheme="minorEastAsia" w:hAnsiTheme="minorHAnsi" w:cstheme="minorBidi"/>
               <w:noProof/>
               <w:kern w:val="2"/>
-              <w:sz w:val="22"/>
-              <w:szCs w:val="22"/>
               <w:lang w:val="en-GB"/>
               <w14:ligatures w14:val="standardContextual"/>
             </w:rPr>
           </w:pPr>
-          <w:hyperlink w:anchor="_Toc230447213" w:history="1">
+          <w:hyperlink w:anchor="_Toc230689615" w:history="1">
             <w:r>
               <w:rPr>
                 <w:rStyle w:val="Hyperlink"/>
                 <w:rFonts w:ascii="Arial" w:hAnsi="Arial" w:cs="Arial"/>
                 <w:noProof/>
-                <w:sz w:val="22"/>
-                <w:szCs w:val="22"/>
-              </w:rPr>
-              <w:t>3.3.3. Dijagram modela zvijezde</w:t>
+              </w:rPr>
+              <w:t>3.4.3. Učitavanje podataka</w:t>
             </w:r>
             <w:r>
               <w:rPr>
                 <w:noProof/>
                 <w:webHidden/>
-                <w:sz w:val="22"/>
-                <w:szCs w:val="22"/>
               </w:rPr>
               <w:tab/>
             </w:r>
@@ -2639,8 +2605,6 @@
               <w:rPr>
                 <w:noProof/>
                 <w:webHidden/>
-                <w:sz w:val="22"/>
-                <w:szCs w:val="22"/>
               </w:rPr>
               <w:fldChar w:fldCharType="begin"/>
             </w:r>
@@ -2648,25 +2612,19 @@
               <w:rPr>
                 <w:noProof/>
                 <w:webHidden/>
-                <w:sz w:val="22"/>
-                <w:szCs w:val="22"/>
-              </w:rPr>
-              <w:instrText xml:space="preserve"> PAGEREF _Toc230447213 \h </w:instrText>
+              </w:rPr>
+              <w:instrText xml:space="preserve"> PAGEREF _Toc230689615 \h </w:instrText>
             </w:r>
             <w:r>
               <w:rPr>
                 <w:noProof/>
                 <w:webHidden/>
-                <w:sz w:val="22"/>
-                <w:szCs w:val="22"/>
               </w:rPr>
             </w:r>
             <w:r>
               <w:rPr>
                 <w:noProof/>
                 <w:webHidden/>
-                <w:sz w:val="22"/>
-                <w:szCs w:val="22"/>
               </w:rPr>
               <w:fldChar w:fldCharType="separate"/>
             </w:r>
@@ -2674,17 +2632,86 @@
               <w:rPr>
                 <w:noProof/>
                 <w:webHidden/>
-                <w:sz w:val="22"/>
-                <w:szCs w:val="22"/>
-              </w:rPr>
-              <w:t>15</w:t>
+              </w:rPr>
+              <w:t>17</w:t>
             </w:r>
             <w:r>
               <w:rPr>
                 <w:noProof/>
                 <w:webHidden/>
-                <w:sz w:val="22"/>
-                <w:szCs w:val="22"/>
+              </w:rPr>
+              <w:fldChar w:fldCharType="end"/>
+            </w:r>
+          </w:hyperlink>
+        </w:p>
+        <w:p>
+          <w:pPr>
+            <w:pStyle w:val="TOC1"/>
+            <w:tabs>
+              <w:tab w:val="right" w:leader="dot" w:pos="8494"/>
+            </w:tabs>
+            <w:rPr>
+              <w:rFonts w:asciiTheme="minorHAnsi" w:eastAsiaTheme="minorEastAsia" w:hAnsiTheme="minorHAnsi" w:cstheme="minorBidi"/>
+              <w:noProof/>
+              <w:kern w:val="2"/>
+              <w:lang w:val="en-GB"/>
+              <w14:ligatures w14:val="standardContextual"/>
+            </w:rPr>
+          </w:pPr>
+          <w:hyperlink w:anchor="_Toc230689616" w:history="1">
+            <w:r>
+              <w:rPr>
+                <w:rStyle w:val="Hyperlink"/>
+                <w:rFonts w:ascii="Arial" w:hAnsi="Arial" w:cs="Arial"/>
+                <w:noProof/>
+              </w:rPr>
+              <w:t>4. Poslovni izvještaji</w:t>
+            </w:r>
+            <w:r>
+              <w:rPr>
+                <w:noProof/>
+                <w:webHidden/>
+              </w:rPr>
+              <w:tab/>
+            </w:r>
+            <w:r>
+              <w:rPr>
+                <w:noProof/>
+                <w:webHidden/>
+              </w:rPr>
+              <w:fldChar w:fldCharType="begin"/>
+            </w:r>
+            <w:r>
+              <w:rPr>
+                <w:noProof/>
+                <w:webHidden/>
+              </w:rPr>
+              <w:instrText xml:space="preserve"> PAGEREF _Toc230689616 \h </w:instrText>
+            </w:r>
+            <w:r>
+              <w:rPr>
+                <w:noProof/>
+                <w:webHidden/>
+              </w:rPr>
+            </w:r>
+            <w:r>
+              <w:rPr>
+                <w:noProof/>
+                <w:webHidden/>
+              </w:rPr>
+              <w:fldChar w:fldCharType="separate"/>
+            </w:r>
+            <w:r>
+              <w:rPr>
+                <w:noProof/>
+                <w:webHidden/>
+              </w:rPr>
+              <w:t>18</w:t>
+            </w:r>
+            <w:r>
+              <w:rPr>
+                <w:noProof/>
+                <w:webHidden/>
               </w:rPr>
               <w:fldChar w:fldCharType="end"/>
             </w:r>
@@ -2700,29 +2727,23 @@
               <w:rFonts w:asciiTheme="minorHAnsi" w:eastAsiaTheme="minorEastAsia" w:hAnsiTheme="minorHAnsi" w:cstheme="minorBidi"/>
               <w:noProof/>
               <w:kern w:val="2"/>
-              <w:sz w:val="22"/>
-              <w:szCs w:val="22"/>
               <w:lang w:val="en-GB"/>
               <w14:ligatures w14:val="standardContextual"/>
             </w:rPr>
           </w:pPr>
-          <w:hyperlink w:anchor="_Toc230447214" w:history="1">
+          <w:hyperlink w:anchor="_Toc230689617" w:history="1">
             <w:r>
               <w:rPr>
                 <w:rStyle w:val="Hyperlink"/>
                 <w:rFonts w:ascii="Arial" w:hAnsi="Arial" w:cs="Arial"/>
                 <w:noProof/>
-                <w:sz w:val="22"/>
-                <w:szCs w:val="22"/>
-              </w:rPr>
-              <w:t>3.4. ETL proces</w:t>
+              </w:rPr>
+              <w:t>4.1. Opis korištenog BI alata – Tableau Public</w:t>
             </w:r>
             <w:r>
               <w:rPr>
                 <w:noProof/>
                 <w:webHidden/>
-                <w:sz w:val="22"/>
-                <w:szCs w:val="22"/>
               </w:rPr>
               <w:tab/>
             </w:r>
@@ -2730,8 +2751,6 @@
               <w:rPr>
                 <w:noProof/>
                 <w:webHidden/>
-                <w:sz w:val="22"/>
-                <w:szCs w:val="22"/>
               </w:rPr>
               <w:fldChar w:fldCharType="begin"/>
             </w:r>
@@ -2739,25 +2758,19 @@
               <w:rPr>
                 <w:noProof/>
                 <w:webHidden/>
-                <w:sz w:val="22"/>
-                <w:szCs w:val="22"/>
-              </w:rPr>
-              <w:instrText xml:space="preserve"> PAGEREF _Toc230447214 \h </w:instrText>
+              </w:rPr>
+              <w:instrText xml:space="preserve"> PAGEREF _Toc230689617 \h </w:instrText>
             </w:r>
             <w:r>
               <w:rPr>
                 <w:noProof/>
                 <w:webHidden/>
-                <w:sz w:val="22"/>
-                <w:szCs w:val="22"/>
               </w:rPr>
             </w:r>
             <w:r>
               <w:rPr>
                 <w:noProof/>
                 <w:webHidden/>
-                <w:sz w:val="22"/>
-                <w:szCs w:val="22"/>
               </w:rPr>
               <w:fldChar w:fldCharType="separate"/>
             </w:r>
@@ -2765,17 +2778,13 @@
               <w:rPr>
                 <w:noProof/>
                 <w:webHidden/>
-                <w:sz w:val="22"/>
-                <w:szCs w:val="22"/>
-              </w:rPr>
-              <w:t>15</w:t>
+              </w:rPr>
+              <w:t>18</w:t>
             </w:r>
             <w:r>
               <w:rPr>
                 <w:noProof/>
                 <w:webHidden/>
-                <w:sz w:val="22"/>
-                <w:szCs w:val="22"/>
               </w:rPr>
               <w:fldChar w:fldCharType="end"/>
             </w:r>
@@ -2783,7 +2792,7 @@
         </w:p>
         <w:p>
           <w:pPr>
-            <w:pStyle w:val="TOC3"/>
+            <w:pStyle w:val="TOC2"/>
             <w:tabs>
               <w:tab w:val="right" w:leader="dot" w:pos="8494"/>
             </w:tabs>
@@ -2791,29 +2800,23 @@
               <w:rFonts w:asciiTheme="minorHAnsi" w:eastAsiaTheme="minorEastAsia" w:hAnsiTheme="minorHAnsi" w:cstheme="minorBidi"/>
               <w:noProof/>
               <w:kern w:val="2"/>
-              <w:sz w:val="22"/>
-              <w:szCs w:val="22"/>
               <w:lang w:val="en-GB"/>
               <w14:ligatures w14:val="standardContextual"/>
             </w:rPr>
           </w:pPr>
-          <w:hyperlink w:anchor="_Toc230447215" w:history="1">
+          <w:hyperlink w:anchor="_Toc230689618" w:history="1">
             <w:r>
               <w:rPr>
                 <w:rStyle w:val="Hyperlink"/>
                 <w:rFonts w:ascii="Arial" w:hAnsi="Arial" w:cs="Arial"/>
                 <w:noProof/>
-                <w:sz w:val="22"/>
-                <w:szCs w:val="22"/>
-              </w:rPr>
-              <w:t>3.4.1. Ekstrakcija podataka</w:t>
+              </w:rPr>
+              <w:t>4.2. Struktura podataka u Tableauu</w:t>
             </w:r>
             <w:r>
               <w:rPr>
                 <w:noProof/>
                 <w:webHidden/>
-                <w:sz w:val="22"/>
-                <w:szCs w:val="22"/>
               </w:rPr>
               <w:tab/>
             </w:r>
@@ -2821,8 +2824,6 @@
               <w:rPr>
                 <w:noProof/>
                 <w:webHidden/>
-                <w:sz w:val="22"/>
-                <w:szCs w:val="22"/>
               </w:rPr>
               <w:fldChar w:fldCharType="begin"/>
             </w:r>
@@ -2830,25 +2831,19 @@
               <w:rPr>
                 <w:noProof/>
                 <w:webHidden/>
-                <w:sz w:val="22"/>
-                <w:szCs w:val="22"/>
-              </w:rPr>
-              <w:instrText xml:space="preserve"> PAGEREF _Toc230447215 \h </w:instrText>
+              </w:rPr>
+              <w:instrText xml:space="preserve"> PAGEREF _Toc230689618 \h </w:instrText>
             </w:r>
             <w:r>
               <w:rPr>
                 <w:noProof/>
                 <w:webHidden/>
-                <w:sz w:val="22"/>
-                <w:szCs w:val="22"/>
               </w:rPr>
             </w:r>
             <w:r>
               <w:rPr>
                 <w:noProof/>
                 <w:webHidden/>
-                <w:sz w:val="22"/>
-                <w:szCs w:val="22"/>
               </w:rPr>
               <w:fldChar w:fldCharType="separate"/>
             </w:r>
@@ -2856,17 +2851,13 @@
               <w:rPr>
                 <w:noProof/>
                 <w:webHidden/>
-                <w:sz w:val="22"/>
-                <w:szCs w:val="22"/>
-              </w:rPr>
-              <w:t>15</w:t>
+              </w:rPr>
+              <w:t>18</w:t>
             </w:r>
             <w:r>
               <w:rPr>
                 <w:noProof/>
                 <w:webHidden/>
-                <w:sz w:val="22"/>
-                <w:szCs w:val="22"/>
               </w:rPr>
               <w:fldChar w:fldCharType="end"/>
             </w:r>
@@ -2874,7 +2865,7 @@
         </w:p>
         <w:p>
           <w:pPr>
-            <w:pStyle w:val="TOC3"/>
+            <w:pStyle w:val="TOC2"/>
             <w:tabs>
               <w:tab w:val="right" w:leader="dot" w:pos="8494"/>
             </w:tabs>
@@ -2882,29 +2873,23 @@
               <w:rFonts w:asciiTheme="minorHAnsi" w:eastAsiaTheme="minorEastAsia" w:hAnsiTheme="minorHAnsi" w:cstheme="minorBidi"/>
               <w:noProof/>
               <w:kern w:val="2"/>
-              <w:sz w:val="22"/>
-              <w:szCs w:val="22"/>
               <w:lang w:val="en-GB"/>
               <w14:ligatures w14:val="standardContextual"/>
             </w:rPr>
           </w:pPr>
-          <w:hyperlink w:anchor="_Toc230447216" w:history="1">
+          <w:hyperlink w:anchor="_Toc230689619" w:history="1">
             <w:r>
               <w:rPr>
                 <w:rStyle w:val="Hyperlink"/>
                 <w:rFonts w:ascii="Arial" w:hAnsi="Arial" w:cs="Arial"/>
                 <w:noProof/>
-                <w:sz w:val="22"/>
-                <w:szCs w:val="22"/>
-              </w:rPr>
-              <w:t>3.4.2. Transformacija podataka</w:t>
+              </w:rPr>
+              <w:t>4.3. Izračunata polja i parametri</w:t>
             </w:r>
             <w:r>
               <w:rPr>
                 <w:noProof/>
                 <w:webHidden/>
-                <w:sz w:val="22"/>
-                <w:szCs w:val="22"/>
               </w:rPr>
               <w:tab/>
             </w:r>
@@ -2912,8 +2897,6 @@
               <w:rPr>
                 <w:noProof/>
                 <w:webHidden/>
-                <w:sz w:val="22"/>
-                <w:szCs w:val="22"/>
               </w:rPr>
               <w:fldChar w:fldCharType="begin"/>
             </w:r>
@@ -2921,25 +2904,19 @@
               <w:rPr>
                 <w:noProof/>
                 <w:webHidden/>
-                <w:sz w:val="22"/>
-                <w:szCs w:val="22"/>
-              </w:rPr>
-              <w:instrText xml:space="preserve"> PAGEREF _Toc230447216 \h </w:instrText>
+              </w:rPr>
+              <w:instrText xml:space="preserve"> PAGEREF _Toc230689619 \h </w:instrText>
             </w:r>
             <w:r>
               <w:rPr>
                 <w:noProof/>
                 <w:webHidden/>
-                <w:sz w:val="22"/>
-                <w:szCs w:val="22"/>
               </w:rPr>
             </w:r>
             <w:r>
               <w:rPr>
                 <w:noProof/>
                 <w:webHidden/>
-                <w:sz w:val="22"/>
-                <w:szCs w:val="22"/>
               </w:rPr>
               <w:fldChar w:fldCharType="separate"/>
             </w:r>
@@ -2947,17 +2924,13 @@
               <w:rPr>
                 <w:noProof/>
                 <w:webHidden/>
-                <w:sz w:val="22"/>
-                <w:szCs w:val="22"/>
-              </w:rPr>
-              <w:t>16</w:t>
+              </w:rPr>
+              <w:t>19</w:t>
             </w:r>
             <w:r>
               <w:rPr>
                 <w:noProof/>
                 <w:webHidden/>
-                <w:sz w:val="22"/>
-                <w:szCs w:val="22"/>
               </w:rPr>
               <w:fldChar w:fldCharType="end"/>
             </w:r>
@@ -2965,7 +2938,7 @@
         </w:p>
         <w:p>
           <w:pPr>
-            <w:pStyle w:val="TOC3"/>
+            <w:pStyle w:val="TOC2"/>
             <w:tabs>
               <w:tab w:val="right" w:leader="dot" w:pos="8494"/>
             </w:tabs>
@@ -2973,29 +2946,23 @@
               <w:rFonts w:asciiTheme="minorHAnsi" w:eastAsiaTheme="minorEastAsia" w:hAnsiTheme="minorHAnsi" w:cstheme="minorBidi"/>
               <w:noProof/>
               <w:kern w:val="2"/>
-              <w:sz w:val="22"/>
-              <w:szCs w:val="22"/>
               <w:lang w:val="en-GB"/>
               <w14:ligatures w14:val="standardContextual"/>
             </w:rPr>
           </w:pPr>
-          <w:hyperlink w:anchor="_Toc230447217" w:history="1">
+          <w:hyperlink w:anchor="_Toc230689620" w:history="1">
             <w:r>
               <w:rPr>
                 <w:rStyle w:val="Hyperlink"/>
                 <w:rFonts w:ascii="Arial" w:hAnsi="Arial" w:cs="Arial"/>
                 <w:noProof/>
-                <w:sz w:val="22"/>
-                <w:szCs w:val="22"/>
-              </w:rPr>
-              <w:t>3.4.3. Učitavanje podataka</w:t>
+              </w:rPr>
+              <w:t>4.4. Početni dashboard i navigacija</w:t>
             </w:r>
             <w:r>
               <w:rPr>
                 <w:noProof/>
                 <w:webHidden/>
-                <w:sz w:val="22"/>
-                <w:szCs w:val="22"/>
               </w:rPr>
               <w:tab/>
             </w:r>
@@ -3003,8 +2970,6 @@
               <w:rPr>
                 <w:noProof/>
                 <w:webHidden/>
-                <w:sz w:val="22"/>
-                <w:szCs w:val="22"/>
               </w:rPr>
               <w:fldChar w:fldCharType="begin"/>
             </w:r>
@@ -3012,25 +2977,19 @@
               <w:rPr>
                 <w:noProof/>
                 <w:webHidden/>
-                <w:sz w:val="22"/>
-                <w:szCs w:val="22"/>
-              </w:rPr>
-              <w:instrText xml:space="preserve"> PAGEREF _Toc230447217 \h </w:instrText>
+              </w:rPr>
+              <w:instrText xml:space="preserve"> PAGEREF _Toc230689620 \h </w:instrText>
             </w:r>
             <w:r>
               <w:rPr>
                 <w:noProof/>
                 <w:webHidden/>
-                <w:sz w:val="22"/>
-                <w:szCs w:val="22"/>
               </w:rPr>
             </w:r>
             <w:r>
               <w:rPr>
                 <w:noProof/>
                 <w:webHidden/>
-                <w:sz w:val="22"/>
-                <w:szCs w:val="22"/>
               </w:rPr>
               <w:fldChar w:fldCharType="separate"/>
             </w:r>
@@ -3038,17 +2997,451 @@
               <w:rPr>
                 <w:noProof/>
                 <w:webHidden/>
-                <w:sz w:val="22"/>
-                <w:szCs w:val="22"/>
-              </w:rPr>
-              <w:t>17</w:t>
+              </w:rPr>
+              <w:t>20</w:t>
             </w:r>
             <w:r>
               <w:rPr>
                 <w:noProof/>
                 <w:webHidden/>
-                <w:sz w:val="22"/>
-                <w:szCs w:val="22"/>
+              </w:rPr>
+              <w:fldChar w:fldCharType="end"/>
+            </w:r>
+          </w:hyperlink>
+        </w:p>
+        <w:p>
+          <w:pPr>
+            <w:pStyle w:val="TOC2"/>
+            <w:tabs>
+              <w:tab w:val="right" w:leader="dot" w:pos="8494"/>
+            </w:tabs>
+            <w:rPr>
+              <w:rFonts w:asciiTheme="minorHAnsi" w:eastAsiaTheme="minorEastAsia" w:hAnsiTheme="minorHAnsi" w:cstheme="minorBidi"/>
+              <w:noProof/>
+              <w:kern w:val="2"/>
+              <w:lang w:val="en-GB"/>
+              <w14:ligatures w14:val="standardContextual"/>
+            </w:rPr>
+          </w:pPr>
+          <w:hyperlink w:anchor="_Toc230689621" w:history="1">
+            <w:r>
+              <w:rPr>
+                <w:rStyle w:val="Hyperlink"/>
+                <w:rFonts w:ascii="Arial" w:hAnsi="Arial" w:cs="Arial"/>
+                <w:noProof/>
+              </w:rPr>
+              <w:t>4.5. Izvještaj 1 – Player Aim Stats</w:t>
+            </w:r>
+            <w:r>
+              <w:rPr>
+                <w:noProof/>
+                <w:webHidden/>
+              </w:rPr>
+              <w:tab/>
+            </w:r>
+            <w:r>
+              <w:rPr>
+                <w:noProof/>
+                <w:webHidden/>
+              </w:rPr>
+              <w:fldChar w:fldCharType="begin"/>
+            </w:r>
+            <w:r>
+              <w:rPr>
+                <w:noProof/>
+                <w:webHidden/>
+              </w:rPr>
+              <w:instrText xml:space="preserve"> PAGEREF _Toc230689621 \h </w:instrText>
+            </w:r>
+            <w:r>
+              <w:rPr>
+                <w:noProof/>
+                <w:webHidden/>
+              </w:rPr>
+            </w:r>
+            <w:r>
+              <w:rPr>
+                <w:noProof/>
+                <w:webHidden/>
+              </w:rPr>
+              <w:fldChar w:fldCharType="separate"/>
+            </w:r>
+            <w:r>
+              <w:rPr>
+                <w:noProof/>
+                <w:webHidden/>
+              </w:rPr>
+              <w:t>21</w:t>
+            </w:r>
+            <w:r>
+              <w:rPr>
+                <w:noProof/>
+                <w:webHidden/>
+              </w:rPr>
+              <w:fldChar w:fldCharType="end"/>
+            </w:r>
+          </w:hyperlink>
+        </w:p>
+        <w:p>
+          <w:pPr>
+            <w:pStyle w:val="TOC2"/>
+            <w:tabs>
+              <w:tab w:val="right" w:leader="dot" w:pos="8494"/>
+            </w:tabs>
+            <w:rPr>
+              <w:rFonts w:asciiTheme="minorHAnsi" w:eastAsiaTheme="minorEastAsia" w:hAnsiTheme="minorHAnsi" w:cstheme="minorBidi"/>
+              <w:noProof/>
+              <w:kern w:val="2"/>
+              <w:lang w:val="en-GB"/>
+              <w14:ligatures w14:val="standardContextual"/>
+            </w:rPr>
+          </w:pPr>
+          <w:hyperlink w:anchor="_Toc230689622" w:history="1">
+            <w:r>
+              <w:rPr>
+                <w:rStyle w:val="Hyperlink"/>
+                <w:rFonts w:ascii="Arial" w:hAnsi="Arial" w:cs="Arial"/>
+                <w:noProof/>
+              </w:rPr>
+              <w:t>4.6. Izvještaj 2 – Score Geography</w:t>
+            </w:r>
+            <w:r>
+              <w:rPr>
+                <w:noProof/>
+                <w:webHidden/>
+              </w:rPr>
+              <w:tab/>
+            </w:r>
+            <w:r>
+              <w:rPr>
+                <w:noProof/>
+                <w:webHidden/>
+              </w:rPr>
+              <w:fldChar w:fldCharType="begin"/>
+            </w:r>
+            <w:r>
+              <w:rPr>
+                <w:noProof/>
+                <w:webHidden/>
+              </w:rPr>
+              <w:instrText xml:space="preserve"> PAGEREF _Toc230689622 \h </w:instrText>
+            </w:r>
+            <w:r>
+              <w:rPr>
+                <w:noProof/>
+                <w:webHidden/>
+              </w:rPr>
+            </w:r>
+            <w:r>
+              <w:rPr>
+                <w:noProof/>
+                <w:webHidden/>
+              </w:rPr>
+              <w:fldChar w:fldCharType="separate"/>
+            </w:r>
+            <w:r>
+              <w:rPr>
+                <w:noProof/>
+                <w:webHidden/>
+              </w:rPr>
+              <w:t>22</w:t>
+            </w:r>
+            <w:r>
+              <w:rPr>
+                <w:noProof/>
+                <w:webHidden/>
+              </w:rPr>
+              <w:fldChar w:fldCharType="end"/>
+            </w:r>
+          </w:hyperlink>
+        </w:p>
+        <w:p>
+          <w:pPr>
+            <w:pStyle w:val="TOC2"/>
+            <w:tabs>
+              <w:tab w:val="right" w:leader="dot" w:pos="8494"/>
+            </w:tabs>
+            <w:rPr>
+              <w:rFonts w:asciiTheme="minorHAnsi" w:eastAsiaTheme="minorEastAsia" w:hAnsiTheme="minorHAnsi" w:cstheme="minorBidi"/>
+              <w:noProof/>
+              <w:kern w:val="2"/>
+              <w:lang w:val="en-GB"/>
+              <w14:ligatures w14:val="standardContextual"/>
+            </w:rPr>
+          </w:pPr>
+          <w:hyperlink w:anchor="_Toc230689623" w:history="1">
+            <w:r>
+              <w:rPr>
+                <w:rStyle w:val="Hyperlink"/>
+                <w:rFonts w:ascii="Arial" w:hAnsi="Arial" w:cs="Arial"/>
+                <w:noProof/>
+              </w:rPr>
+              <w:t>4.7. Izvještaj 3 – Team Rankings</w:t>
+            </w:r>
+            <w:r>
+              <w:rPr>
+                <w:noProof/>
+                <w:webHidden/>
+              </w:rPr>
+              <w:tab/>
+            </w:r>
+            <w:r>
+              <w:rPr>
+                <w:noProof/>
+                <w:webHidden/>
+              </w:rPr>
+              <w:fldChar w:fldCharType="begin"/>
+            </w:r>
+            <w:r>
+              <w:rPr>
+                <w:noProof/>
+                <w:webHidden/>
+              </w:rPr>
+              <w:instrText xml:space="preserve"> PAGEREF _Toc230689623 \h </w:instrText>
+            </w:r>
+            <w:r>
+              <w:rPr>
+                <w:noProof/>
+                <w:webHidden/>
+              </w:rPr>
+            </w:r>
+            <w:r>
+              <w:rPr>
+                <w:noProof/>
+                <w:webHidden/>
+              </w:rPr>
+              <w:fldChar w:fldCharType="separate"/>
+            </w:r>
+            <w:r>
+              <w:rPr>
+                <w:noProof/>
+                <w:webHidden/>
+              </w:rPr>
+              <w:t>23</w:t>
+            </w:r>
+            <w:r>
+              <w:rPr>
+                <w:noProof/>
+                <w:webHidden/>
+              </w:rPr>
+              <w:fldChar w:fldCharType="end"/>
+            </w:r>
+          </w:hyperlink>
+        </w:p>
+        <w:p>
+          <w:pPr>
+            <w:pStyle w:val="TOC2"/>
+            <w:tabs>
+              <w:tab w:val="right" w:leader="dot" w:pos="8494"/>
+            </w:tabs>
+            <w:rPr>
+              <w:rFonts w:asciiTheme="minorHAnsi" w:eastAsiaTheme="minorEastAsia" w:hAnsiTheme="minorHAnsi" w:cstheme="minorBidi"/>
+              <w:noProof/>
+              <w:kern w:val="2"/>
+              <w:lang w:val="en-GB"/>
+              <w14:ligatures w14:val="standardContextual"/>
+            </w:rPr>
+          </w:pPr>
+          <w:hyperlink w:anchor="_Toc230689624" w:history="1">
+            <w:r>
+              <w:rPr>
+                <w:rStyle w:val="Hyperlink"/>
+                <w:rFonts w:ascii="Arial" w:hAnsi="Arial" w:cs="Arial"/>
+                <w:noProof/>
+              </w:rPr>
+              <w:t>4.8. Izvještaj 4 – Player Roles</w:t>
+            </w:r>
+            <w:r>
+              <w:rPr>
+                <w:noProof/>
+                <w:webHidden/>
+              </w:rPr>
+              <w:tab/>
+            </w:r>
+            <w:r>
+              <w:rPr>
+                <w:noProof/>
+                <w:webHidden/>
+              </w:rPr>
+              <w:fldChar w:fldCharType="begin"/>
+            </w:r>
+            <w:r>
+              <w:rPr>
+                <w:noProof/>
+                <w:webHidden/>
+              </w:rPr>
+              <w:instrText xml:space="preserve"> PAGEREF _Toc230689624 \h </w:instrText>
+            </w:r>
+            <w:r>
+              <w:rPr>
+                <w:noProof/>
+                <w:webHidden/>
+              </w:rPr>
+            </w:r>
+            <w:r>
+              <w:rPr>
+                <w:noProof/>
+                <w:webHidden/>
+              </w:rPr>
+              <w:fldChar w:fldCharType="separate"/>
+            </w:r>
+            <w:r>
+              <w:rPr>
+                <w:noProof/>
+                <w:webHidden/>
+              </w:rPr>
+              <w:t>24</w:t>
+            </w:r>
+            <w:r>
+              <w:rPr>
+                <w:noProof/>
+                <w:webHidden/>
+              </w:rPr>
+              <w:fldChar w:fldCharType="end"/>
+            </w:r>
+          </w:hyperlink>
+        </w:p>
+        <w:p>
+          <w:pPr>
+            <w:pStyle w:val="TOC2"/>
+            <w:tabs>
+              <w:tab w:val="right" w:leader="dot" w:pos="8494"/>
+            </w:tabs>
+            <w:rPr>
+              <w:rFonts w:asciiTheme="minorHAnsi" w:eastAsiaTheme="minorEastAsia" w:hAnsiTheme="minorHAnsi" w:cstheme="minorBidi"/>
+              <w:noProof/>
+              <w:kern w:val="2"/>
+              <w:lang w:val="en-GB"/>
+              <w14:ligatures w14:val="standardContextual"/>
+            </w:rPr>
+          </w:pPr>
+          <w:hyperlink w:anchor="_Toc230689625" w:history="1">
+            <w:r>
+              <w:rPr>
+                <w:rStyle w:val="Hyperlink"/>
+                <w:rFonts w:ascii="Arial" w:hAnsi="Arial" w:cs="Arial"/>
+                <w:noProof/>
+              </w:rPr>
+              <w:t>4.9. Izvještaj 5 – Map Performance</w:t>
+            </w:r>
+            <w:r>
+              <w:rPr>
+                <w:noProof/>
+                <w:webHidden/>
+              </w:rPr>
+              <w:tab/>
+            </w:r>
+            <w:r>
+              <w:rPr>
+                <w:noProof/>
+                <w:webHidden/>
+              </w:rPr>
+              <w:fldChar w:fldCharType="begin"/>
+            </w:r>
+            <w:r>
+              <w:rPr>
+                <w:noProof/>
+                <w:webHidden/>
+              </w:rPr>
+              <w:instrText xml:space="preserve"> PAGEREF _Toc230689625 \h </w:instrText>
+            </w:r>
+            <w:r>
+              <w:rPr>
+                <w:noProof/>
+                <w:webHidden/>
+              </w:rPr>
+            </w:r>
+            <w:r>
+              <w:rPr>
+                <w:noProof/>
+                <w:webHidden/>
+              </w:rPr>
+              <w:fldChar w:fldCharType="separate"/>
+            </w:r>
+            <w:r>
+              <w:rPr>
+                <w:noProof/>
+                <w:webHidden/>
+              </w:rPr>
+              <w:t>25</w:t>
+            </w:r>
+            <w:r>
+              <w:rPr>
+                <w:noProof/>
+                <w:webHidden/>
+              </w:rPr>
+              <w:fldChar w:fldCharType="end"/>
+            </w:r>
+          </w:hyperlink>
+        </w:p>
+        <w:p>
+          <w:pPr>
+            <w:pStyle w:val="TOC2"/>
+            <w:tabs>
+              <w:tab w:val="right" w:leader="dot" w:pos="8494"/>
+            </w:tabs>
+            <w:rPr>
+              <w:rFonts w:asciiTheme="minorHAnsi" w:eastAsiaTheme="minorEastAsia" w:hAnsiTheme="minorHAnsi" w:cstheme="minorBidi"/>
+              <w:noProof/>
+              <w:kern w:val="2"/>
+              <w:lang w:val="en-GB"/>
+              <w14:ligatures w14:val="standardContextual"/>
+            </w:rPr>
+          </w:pPr>
+          <w:hyperlink w:anchor="_Toc230689626" w:history="1">
+            <w:r>
+              <w:rPr>
+                <w:rStyle w:val="Hyperlink"/>
+                <w:rFonts w:ascii="Arial" w:hAnsi="Arial" w:cs="Arial"/>
+                <w:noProof/>
+              </w:rPr>
+              <w:t>4.10. Izvještaj 6 – Player Reaction Time</w:t>
+            </w:r>
+            <w:r>
+              <w:rPr>
+                <w:noProof/>
+                <w:webHidden/>
+              </w:rPr>
+              <w:tab/>
+            </w:r>
+            <w:r>
+              <w:rPr>
+                <w:noProof/>
+                <w:webHidden/>
+              </w:rPr>
+              <w:fldChar w:fldCharType="begin"/>
+            </w:r>
+            <w:r>
+              <w:rPr>
+                <w:noProof/>
+                <w:webHidden/>
+              </w:rPr>
+              <w:instrText xml:space="preserve"> PAGEREF _Toc230689626 \h </w:instrText>
+            </w:r>
+            <w:r>
+              <w:rPr>
+                <w:noProof/>
+                <w:webHidden/>
+              </w:rPr>
+            </w:r>
+            <w:r>
+              <w:rPr>
+                <w:noProof/>
+                <w:webHidden/>
+              </w:rPr>
+              <w:fldChar w:fldCharType="separate"/>
+            </w:r>
+            <w:r>
+              <w:rPr>
+                <w:noProof/>
+                <w:webHidden/>
+              </w:rPr>
+              <w:t>26</w:t>
+            </w:r>
+            <w:r>
+              <w:rPr>
+                <w:noProof/>
+                <w:webHidden/>
               </w:rPr>
               <w:fldChar w:fldCharType="end"/>
             </w:r>
@@ -3064,29 +3457,23 @@
               <w:rFonts w:asciiTheme="minorHAnsi" w:eastAsiaTheme="minorEastAsia" w:hAnsiTheme="minorHAnsi" w:cstheme="minorBidi"/>
               <w:noProof/>
               <w:kern w:val="2"/>
-              <w:sz w:val="22"/>
-              <w:szCs w:val="22"/>
               <w:lang w:val="en-GB"/>
               <w14:ligatures w14:val="standardContextual"/>
             </w:rPr>
           </w:pPr>
-          <w:hyperlink w:anchor="_Toc230447218" w:history="1">
+          <w:hyperlink w:anchor="_Toc230689627" w:history="1">
             <w:r>
               <w:rPr>
                 <w:rStyle w:val="Hyperlink"/>
                 <w:rFonts w:ascii="Arial" w:hAnsi="Arial" w:cs="Arial"/>
                 <w:noProof/>
-                <w:sz w:val="22"/>
-                <w:szCs w:val="22"/>
-              </w:rPr>
-              <w:t>4. Poslovni izvještaji</w:t>
+              </w:rPr>
+              <w:t>5. Zaključak</w:t>
             </w:r>
             <w:r>
               <w:rPr>
                 <w:noProof/>
                 <w:webHidden/>
-                <w:sz w:val="22"/>
-                <w:szCs w:val="22"/>
               </w:rPr>
               <w:tab/>
             </w:r>
@@ -3094,8 +3481,6 @@
               <w:rPr>
                 <w:noProof/>
                 <w:webHidden/>
-                <w:sz w:val="22"/>
-                <w:szCs w:val="22"/>
               </w:rPr>
               <w:fldChar w:fldCharType="begin"/>
             </w:r>
@@ -3103,25 +3488,19 @@
               <w:rPr>
                 <w:noProof/>
                 <w:webHidden/>
-                <w:sz w:val="22"/>
-                <w:szCs w:val="22"/>
-              </w:rPr>
-              <w:instrText xml:space="preserve"> PAGEREF _Toc230447218 \h </w:instrText>
+              </w:rPr>
+              <w:instrText xml:space="preserve"> PAGEREF _Toc230689627 \h </w:instrText>
             </w:r>
             <w:r>
               <w:rPr>
                 <w:noProof/>
                 <w:webHidden/>
-                <w:sz w:val="22"/>
-                <w:szCs w:val="22"/>
               </w:rPr>
             </w:r>
             <w:r>
               <w:rPr>
                 <w:noProof/>
                 <w:webHidden/>
-                <w:sz w:val="22"/>
-                <w:szCs w:val="22"/>
               </w:rPr>
               <w:fldChar w:fldCharType="separate"/>
             </w:r>
@@ -3129,927 +3508,13 @@
               <w:rPr>
                 <w:noProof/>
                 <w:webHidden/>
-                <w:sz w:val="22"/>
-                <w:szCs w:val="22"/>
-              </w:rPr>
-              <w:t>18</w:t>
+              </w:rPr>
+              <w:t>27</w:t>
             </w:r>
             <w:r>
               <w:rPr>
                 <w:noProof/>
                 <w:webHidden/>
-                <w:sz w:val="22"/>
-                <w:szCs w:val="22"/>
-              </w:rPr>
-              <w:fldChar w:fldCharType="end"/>
-            </w:r>
-          </w:hyperlink>
-        </w:p>
-        <w:p>
-          <w:pPr>
-            <w:pStyle w:val="TOC2"/>
-            <w:tabs>
-              <w:tab w:val="right" w:leader="dot" w:pos="8494"/>
-            </w:tabs>
-            <w:rPr>
-              <w:rFonts w:asciiTheme="minorHAnsi" w:eastAsiaTheme="minorEastAsia" w:hAnsiTheme="minorHAnsi" w:cstheme="minorBidi"/>
-              <w:noProof/>
-              <w:kern w:val="2"/>
-              <w:sz w:val="22"/>
-              <w:szCs w:val="22"/>
-              <w:lang w:val="en-GB"/>
-              <w14:ligatures w14:val="standardContextual"/>
-            </w:rPr>
-          </w:pPr>
-          <w:hyperlink w:anchor="_Toc230447219" w:history="1">
-            <w:r>
-              <w:rPr>
-                <w:rStyle w:val="Hyperlink"/>
-                <w:rFonts w:ascii="Arial" w:hAnsi="Arial" w:cs="Arial"/>
-                <w:noProof/>
-                <w:sz w:val="22"/>
-                <w:szCs w:val="22"/>
-              </w:rPr>
-              <w:t>4.1. Opis korištenog BI alata – Tableau Public</w:t>
-            </w:r>
-            <w:r>
-              <w:rPr>
-                <w:noProof/>
-                <w:webHidden/>
-                <w:sz w:val="22"/>
-                <w:szCs w:val="22"/>
-              </w:rPr>
-              <w:tab/>
-            </w:r>
-            <w:r>
-              <w:rPr>
-                <w:noProof/>
-                <w:webHidden/>
-                <w:sz w:val="22"/>
-                <w:szCs w:val="22"/>
-              </w:rPr>
-              <w:fldChar w:fldCharType="begin"/>
-            </w:r>
-            <w:r>
-              <w:rPr>
-                <w:noProof/>
-                <w:webHidden/>
-                <w:sz w:val="22"/>
-                <w:szCs w:val="22"/>
-              </w:rPr>
-              <w:instrText xml:space="preserve"> PAGEREF _Toc230447219 \h </w:instrText>
-            </w:r>
-            <w:r>
-              <w:rPr>
-                <w:noProof/>
-                <w:webHidden/>
-                <w:sz w:val="22"/>
-                <w:szCs w:val="22"/>
-              </w:rPr>
-            </w:r>
-            <w:r>
-              <w:rPr>
-                <w:noProof/>
-                <w:webHidden/>
-                <w:sz w:val="22"/>
-                <w:szCs w:val="22"/>
-              </w:rPr>
-              <w:fldChar w:fldCharType="separate"/>
-            </w:r>
-            <w:r>
-              <w:rPr>
-                <w:noProof/>
-                <w:webHidden/>
-                <w:sz w:val="22"/>
-                <w:szCs w:val="22"/>
-              </w:rPr>
-              <w:t>18</w:t>
-            </w:r>
-            <w:r>
-              <w:rPr>
-                <w:noProof/>
-                <w:webHidden/>
-                <w:sz w:val="22"/>
-                <w:szCs w:val="22"/>
-              </w:rPr>
-              <w:fldChar w:fldCharType="end"/>
-            </w:r>
-          </w:hyperlink>
-        </w:p>
-        <w:p>
-          <w:pPr>
-            <w:pStyle w:val="TOC2"/>
-            <w:tabs>
-              <w:tab w:val="right" w:leader="dot" w:pos="8494"/>
-            </w:tabs>
-            <w:rPr>
-              <w:rFonts w:asciiTheme="minorHAnsi" w:eastAsiaTheme="minorEastAsia" w:hAnsiTheme="minorHAnsi" w:cstheme="minorBidi"/>
-              <w:noProof/>
-              <w:kern w:val="2"/>
-              <w:sz w:val="22"/>
-              <w:szCs w:val="22"/>
-              <w:lang w:val="en-GB"/>
-              <w14:ligatures w14:val="standardContextual"/>
-            </w:rPr>
-          </w:pPr>
-          <w:hyperlink w:anchor="_Toc230447220" w:history="1">
-            <w:r>
-              <w:rPr>
-                <w:rStyle w:val="Hyperlink"/>
-                <w:rFonts w:ascii="Arial" w:hAnsi="Arial" w:cs="Arial"/>
-                <w:noProof/>
-                <w:sz w:val="22"/>
-                <w:szCs w:val="22"/>
-              </w:rPr>
-              <w:t>4.2. Struktura podataka u Tableauu</w:t>
-            </w:r>
-            <w:r>
-              <w:rPr>
-                <w:noProof/>
-                <w:webHidden/>
-                <w:sz w:val="22"/>
-                <w:szCs w:val="22"/>
-              </w:rPr>
-              <w:tab/>
-            </w:r>
-            <w:r>
-              <w:rPr>
-                <w:noProof/>
-                <w:webHidden/>
-                <w:sz w:val="22"/>
-                <w:szCs w:val="22"/>
-              </w:rPr>
-              <w:fldChar w:fldCharType="begin"/>
-            </w:r>
-            <w:r>
-              <w:rPr>
-                <w:noProof/>
-                <w:webHidden/>
-                <w:sz w:val="22"/>
-                <w:szCs w:val="22"/>
-              </w:rPr>
-              <w:instrText xml:space="preserve"> PAGEREF _Toc230447220 \h </w:instrText>
-            </w:r>
-            <w:r>
-              <w:rPr>
-                <w:noProof/>
-                <w:webHidden/>
-                <w:sz w:val="22"/>
-                <w:szCs w:val="22"/>
-              </w:rPr>
-            </w:r>
-            <w:r>
-              <w:rPr>
-                <w:noProof/>
-                <w:webHidden/>
-                <w:sz w:val="22"/>
-                <w:szCs w:val="22"/>
-              </w:rPr>
-              <w:fldChar w:fldCharType="separate"/>
-            </w:r>
-            <w:r>
-              <w:rPr>
-                <w:noProof/>
-                <w:webHidden/>
-                <w:sz w:val="22"/>
-                <w:szCs w:val="22"/>
-              </w:rPr>
-              <w:t>18</w:t>
-            </w:r>
-            <w:r>
-              <w:rPr>
-                <w:noProof/>
-                <w:webHidden/>
-                <w:sz w:val="22"/>
-                <w:szCs w:val="22"/>
-              </w:rPr>
-              <w:fldChar w:fldCharType="end"/>
-            </w:r>
-          </w:hyperlink>
-        </w:p>
-        <w:p>
-          <w:pPr>
-            <w:pStyle w:val="TOC2"/>
-            <w:tabs>
-              <w:tab w:val="right" w:leader="dot" w:pos="8494"/>
-            </w:tabs>
-            <w:rPr>
-              <w:rFonts w:asciiTheme="minorHAnsi" w:eastAsiaTheme="minorEastAsia" w:hAnsiTheme="minorHAnsi" w:cstheme="minorBidi"/>
-              <w:noProof/>
-              <w:kern w:val="2"/>
-              <w:sz w:val="22"/>
-              <w:szCs w:val="22"/>
-              <w:lang w:val="en-GB"/>
-              <w14:ligatures w14:val="standardContextual"/>
-            </w:rPr>
-          </w:pPr>
-          <w:hyperlink w:anchor="_Toc230447221" w:history="1">
-            <w:r>
-              <w:rPr>
-                <w:rStyle w:val="Hyperlink"/>
-                <w:rFonts w:ascii="Arial" w:hAnsi="Arial" w:cs="Arial"/>
-                <w:noProof/>
-                <w:sz w:val="22"/>
-                <w:szCs w:val="22"/>
-              </w:rPr>
-              <w:t>4.3. Izračunata polja i parametri</w:t>
-            </w:r>
-            <w:r>
-              <w:rPr>
-                <w:noProof/>
-                <w:webHidden/>
-                <w:sz w:val="22"/>
-                <w:szCs w:val="22"/>
-              </w:rPr>
-              <w:tab/>
-            </w:r>
-            <w:r>
-              <w:rPr>
-                <w:noProof/>
-                <w:webHidden/>
-                <w:sz w:val="22"/>
-                <w:szCs w:val="22"/>
-              </w:rPr>
-              <w:fldChar w:fldCharType="begin"/>
-            </w:r>
-            <w:r>
-              <w:rPr>
-                <w:noProof/>
-                <w:webHidden/>
-                <w:sz w:val="22"/>
-                <w:szCs w:val="22"/>
-              </w:rPr>
-              <w:instrText xml:space="preserve"> PAGEREF _Toc230447221 \h </w:instrText>
-            </w:r>
-            <w:r>
-              <w:rPr>
-                <w:noProof/>
-                <w:webHidden/>
-                <w:sz w:val="22"/>
-                <w:szCs w:val="22"/>
-              </w:rPr>
-            </w:r>
-            <w:r>
-              <w:rPr>
-                <w:noProof/>
-                <w:webHidden/>
-                <w:sz w:val="22"/>
-                <w:szCs w:val="22"/>
-              </w:rPr>
-              <w:fldChar w:fldCharType="separate"/>
-            </w:r>
-            <w:r>
-              <w:rPr>
-                <w:noProof/>
-                <w:webHidden/>
-                <w:sz w:val="22"/>
-                <w:szCs w:val="22"/>
-              </w:rPr>
-              <w:t>19</w:t>
-            </w:r>
-            <w:r>
-              <w:rPr>
-                <w:noProof/>
-                <w:webHidden/>
-                <w:sz w:val="22"/>
-                <w:szCs w:val="22"/>
-              </w:rPr>
-              <w:fldChar w:fldCharType="end"/>
-            </w:r>
-          </w:hyperlink>
-        </w:p>
-        <w:p>
-          <w:pPr>
-            <w:pStyle w:val="TOC2"/>
-            <w:tabs>
-              <w:tab w:val="right" w:leader="dot" w:pos="8494"/>
-            </w:tabs>
-            <w:rPr>
-              <w:rFonts w:asciiTheme="minorHAnsi" w:eastAsiaTheme="minorEastAsia" w:hAnsiTheme="minorHAnsi" w:cstheme="minorBidi"/>
-              <w:noProof/>
-              <w:kern w:val="2"/>
-              <w:sz w:val="22"/>
-              <w:szCs w:val="22"/>
-              <w:lang w:val="en-GB"/>
-              <w14:ligatures w14:val="standardContextual"/>
-            </w:rPr>
-          </w:pPr>
-          <w:hyperlink w:anchor="_Toc230447222" w:history="1">
-            <w:r>
-              <w:rPr>
-                <w:rStyle w:val="Hyperlink"/>
-                <w:rFonts w:ascii="Arial" w:hAnsi="Arial" w:cs="Arial"/>
-                <w:noProof/>
-                <w:sz w:val="22"/>
-                <w:szCs w:val="22"/>
-              </w:rPr>
-              <w:t>4.4. Početni dashboard i navigacija</w:t>
-            </w:r>
-            <w:r>
-              <w:rPr>
-                <w:noProof/>
-                <w:webHidden/>
-                <w:sz w:val="22"/>
-                <w:szCs w:val="22"/>
-              </w:rPr>
-              <w:tab/>
-            </w:r>
-            <w:r>
-              <w:rPr>
-                <w:noProof/>
-                <w:webHidden/>
-                <w:sz w:val="22"/>
-                <w:szCs w:val="22"/>
-              </w:rPr>
-              <w:fldChar w:fldCharType="begin"/>
-            </w:r>
-            <w:r>
-              <w:rPr>
-                <w:noProof/>
-                <w:webHidden/>
-                <w:sz w:val="22"/>
-                <w:szCs w:val="22"/>
-              </w:rPr>
-              <w:instrText xml:space="preserve"> PAGEREF _Toc230447222 \h </w:instrText>
-            </w:r>
-            <w:r>
-              <w:rPr>
-                <w:noProof/>
-                <w:webHidden/>
-                <w:sz w:val="22"/>
-                <w:szCs w:val="22"/>
-              </w:rPr>
-            </w:r>
-            <w:r>
-              <w:rPr>
-                <w:noProof/>
-                <w:webHidden/>
-                <w:sz w:val="22"/>
-                <w:szCs w:val="22"/>
-              </w:rPr>
-              <w:fldChar w:fldCharType="separate"/>
-            </w:r>
-            <w:r>
-              <w:rPr>
-                <w:noProof/>
-                <w:webHidden/>
-                <w:sz w:val="22"/>
-                <w:szCs w:val="22"/>
-              </w:rPr>
-              <w:t>19</w:t>
-            </w:r>
-            <w:r>
-              <w:rPr>
-                <w:noProof/>
-                <w:webHidden/>
-                <w:sz w:val="22"/>
-                <w:szCs w:val="22"/>
-              </w:rPr>
-              <w:fldChar w:fldCharType="end"/>
-            </w:r>
-          </w:hyperlink>
-        </w:p>
-        <w:p>
-          <w:pPr>
-            <w:pStyle w:val="TOC2"/>
-            <w:tabs>
-              <w:tab w:val="right" w:leader="dot" w:pos="8494"/>
-            </w:tabs>
-            <w:rPr>
-              <w:rFonts w:asciiTheme="minorHAnsi" w:eastAsiaTheme="minorEastAsia" w:hAnsiTheme="minorHAnsi" w:cstheme="minorBidi"/>
-              <w:noProof/>
-              <w:kern w:val="2"/>
-              <w:sz w:val="22"/>
-              <w:szCs w:val="22"/>
-              <w:lang w:val="en-GB"/>
-              <w14:ligatures w14:val="standardContextual"/>
-            </w:rPr>
-          </w:pPr>
-          <w:hyperlink w:anchor="_Toc230447223" w:history="1">
-            <w:r>
-              <w:rPr>
-                <w:rStyle w:val="Hyperlink"/>
-                <w:rFonts w:ascii="Arial" w:hAnsi="Arial" w:cs="Arial"/>
-                <w:noProof/>
-                <w:sz w:val="22"/>
-                <w:szCs w:val="22"/>
-              </w:rPr>
-              <w:t>4.5. Izvještaj 1 – Player Aim Stats</w:t>
-            </w:r>
-            <w:r>
-              <w:rPr>
-                <w:noProof/>
-                <w:webHidden/>
-                <w:sz w:val="22"/>
-                <w:szCs w:val="22"/>
-              </w:rPr>
-              <w:tab/>
-            </w:r>
-            <w:r>
-              <w:rPr>
-                <w:noProof/>
-                <w:webHidden/>
-                <w:sz w:val="22"/>
-                <w:szCs w:val="22"/>
-              </w:rPr>
-              <w:fldChar w:fldCharType="begin"/>
-            </w:r>
-            <w:r>
-              <w:rPr>
-                <w:noProof/>
-                <w:webHidden/>
-                <w:sz w:val="22"/>
-                <w:szCs w:val="22"/>
-              </w:rPr>
-              <w:instrText xml:space="preserve"> PAGEREF _Toc230447223 \h </w:instrText>
-            </w:r>
-            <w:r>
-              <w:rPr>
-                <w:noProof/>
-                <w:webHidden/>
-                <w:sz w:val="22"/>
-                <w:szCs w:val="22"/>
-              </w:rPr>
-            </w:r>
-            <w:r>
-              <w:rPr>
-                <w:noProof/>
-                <w:webHidden/>
-                <w:sz w:val="22"/>
-                <w:szCs w:val="22"/>
-              </w:rPr>
-              <w:fldChar w:fldCharType="separate"/>
-            </w:r>
-            <w:r>
-              <w:rPr>
-                <w:noProof/>
-                <w:webHidden/>
-                <w:sz w:val="22"/>
-                <w:szCs w:val="22"/>
-              </w:rPr>
-              <w:t>20</w:t>
-            </w:r>
-            <w:r>
-              <w:rPr>
-                <w:noProof/>
-                <w:webHidden/>
-                <w:sz w:val="22"/>
-                <w:szCs w:val="22"/>
-              </w:rPr>
-              <w:fldChar w:fldCharType="end"/>
-            </w:r>
-          </w:hyperlink>
-        </w:p>
-        <w:p>
-          <w:pPr>
-            <w:pStyle w:val="TOC2"/>
-            <w:tabs>
-              <w:tab w:val="right" w:leader="dot" w:pos="8494"/>
-            </w:tabs>
-            <w:rPr>
-              <w:rFonts w:asciiTheme="minorHAnsi" w:eastAsiaTheme="minorEastAsia" w:hAnsiTheme="minorHAnsi" w:cstheme="minorBidi"/>
-              <w:noProof/>
-              <w:kern w:val="2"/>
-              <w:sz w:val="22"/>
-              <w:szCs w:val="22"/>
-              <w:lang w:val="en-GB"/>
-              <w14:ligatures w14:val="standardContextual"/>
-            </w:rPr>
-          </w:pPr>
-          <w:hyperlink w:anchor="_Toc230447224" w:history="1">
-            <w:r>
-              <w:rPr>
-                <w:rStyle w:val="Hyperlink"/>
-                <w:rFonts w:ascii="Arial" w:hAnsi="Arial" w:cs="Arial"/>
-                <w:noProof/>
-                <w:sz w:val="22"/>
-                <w:szCs w:val="22"/>
-              </w:rPr>
-              <w:t>4.6. Izvještaj 2 – Score Geography</w:t>
-            </w:r>
-            <w:r>
-              <w:rPr>
-                <w:noProof/>
-                <w:webHidden/>
-                <w:sz w:val="22"/>
-                <w:szCs w:val="22"/>
-              </w:rPr>
-              <w:tab/>
-            </w:r>
-            <w:r>
-              <w:rPr>
-                <w:noProof/>
-                <w:webHidden/>
-                <w:sz w:val="22"/>
-                <w:szCs w:val="22"/>
-              </w:rPr>
-              <w:fldChar w:fldCharType="begin"/>
-            </w:r>
-            <w:r>
-              <w:rPr>
-                <w:noProof/>
-                <w:webHidden/>
-                <w:sz w:val="22"/>
-                <w:szCs w:val="22"/>
-              </w:rPr>
-              <w:instrText xml:space="preserve"> PAGEREF _Toc230447224 \h </w:instrText>
-            </w:r>
-            <w:r>
-              <w:rPr>
-                <w:noProof/>
-                <w:webHidden/>
-                <w:sz w:val="22"/>
-                <w:szCs w:val="22"/>
-              </w:rPr>
-            </w:r>
-            <w:r>
-              <w:rPr>
-                <w:noProof/>
-                <w:webHidden/>
-                <w:sz w:val="22"/>
-                <w:szCs w:val="22"/>
-              </w:rPr>
-              <w:fldChar w:fldCharType="separate"/>
-            </w:r>
-            <w:r>
-              <w:rPr>
-                <w:noProof/>
-                <w:webHidden/>
-                <w:sz w:val="22"/>
-                <w:szCs w:val="22"/>
-              </w:rPr>
-              <w:t>20</w:t>
-            </w:r>
-            <w:r>
-              <w:rPr>
-                <w:noProof/>
-                <w:webHidden/>
-                <w:sz w:val="22"/>
-                <w:szCs w:val="22"/>
-              </w:rPr>
-              <w:fldChar w:fldCharType="end"/>
-            </w:r>
-          </w:hyperlink>
-        </w:p>
-        <w:p>
-          <w:pPr>
-            <w:pStyle w:val="TOC2"/>
-            <w:tabs>
-              <w:tab w:val="right" w:leader="dot" w:pos="8494"/>
-            </w:tabs>
-            <w:rPr>
-              <w:rFonts w:asciiTheme="minorHAnsi" w:eastAsiaTheme="minorEastAsia" w:hAnsiTheme="minorHAnsi" w:cstheme="minorBidi"/>
-              <w:noProof/>
-              <w:kern w:val="2"/>
-              <w:sz w:val="22"/>
-              <w:szCs w:val="22"/>
-              <w:lang w:val="en-GB"/>
-              <w14:ligatures w14:val="standardContextual"/>
-            </w:rPr>
-          </w:pPr>
-          <w:hyperlink w:anchor="_Toc230447225" w:history="1">
-            <w:r>
-              <w:rPr>
-                <w:rStyle w:val="Hyperlink"/>
-                <w:rFonts w:ascii="Arial" w:hAnsi="Arial" w:cs="Arial"/>
-                <w:noProof/>
-                <w:sz w:val="22"/>
-                <w:szCs w:val="22"/>
-              </w:rPr>
-              <w:t>4.7. Izvještaj 3 – Team Rankings</w:t>
-            </w:r>
-            <w:r>
-              <w:rPr>
-                <w:noProof/>
-                <w:webHidden/>
-                <w:sz w:val="22"/>
-                <w:szCs w:val="22"/>
-              </w:rPr>
-              <w:tab/>
-            </w:r>
-            <w:r>
-              <w:rPr>
-                <w:noProof/>
-                <w:webHidden/>
-                <w:sz w:val="22"/>
-                <w:szCs w:val="22"/>
-              </w:rPr>
-              <w:fldChar w:fldCharType="begin"/>
-            </w:r>
-            <w:r>
-              <w:rPr>
-                <w:noProof/>
-                <w:webHidden/>
-                <w:sz w:val="22"/>
-                <w:szCs w:val="22"/>
-              </w:rPr>
-              <w:instrText xml:space="preserve"> PAGEREF _Toc230447225 \h </w:instrText>
-            </w:r>
-            <w:r>
-              <w:rPr>
-                <w:noProof/>
-                <w:webHidden/>
-                <w:sz w:val="22"/>
-                <w:szCs w:val="22"/>
-              </w:rPr>
-            </w:r>
-            <w:r>
-              <w:rPr>
-                <w:noProof/>
-                <w:webHidden/>
-                <w:sz w:val="22"/>
-                <w:szCs w:val="22"/>
-              </w:rPr>
-              <w:fldChar w:fldCharType="separate"/>
-            </w:r>
-            <w:r>
-              <w:rPr>
-                <w:noProof/>
-                <w:webHidden/>
-                <w:sz w:val="22"/>
-                <w:szCs w:val="22"/>
-              </w:rPr>
-              <w:t>21</w:t>
-            </w:r>
-            <w:r>
-              <w:rPr>
-                <w:noProof/>
-                <w:webHidden/>
-                <w:sz w:val="22"/>
-                <w:szCs w:val="22"/>
-              </w:rPr>
-              <w:fldChar w:fldCharType="end"/>
-            </w:r>
-          </w:hyperlink>
-        </w:p>
-        <w:p>
-          <w:pPr>
-            <w:pStyle w:val="TOC2"/>
-            <w:tabs>
-              <w:tab w:val="right" w:leader="dot" w:pos="8494"/>
-            </w:tabs>
-            <w:rPr>
-              <w:rFonts w:asciiTheme="minorHAnsi" w:eastAsiaTheme="minorEastAsia" w:hAnsiTheme="minorHAnsi" w:cstheme="minorBidi"/>
-              <w:noProof/>
-              <w:kern w:val="2"/>
-              <w:sz w:val="22"/>
-              <w:szCs w:val="22"/>
-              <w:lang w:val="en-GB"/>
-              <w14:ligatures w14:val="standardContextual"/>
-            </w:rPr>
-          </w:pPr>
-          <w:hyperlink w:anchor="_Toc230447226" w:history="1">
-            <w:r>
-              <w:rPr>
-                <w:rStyle w:val="Hyperlink"/>
-                <w:rFonts w:ascii="Arial" w:hAnsi="Arial" w:cs="Arial"/>
-                <w:noProof/>
-                <w:sz w:val="22"/>
-                <w:szCs w:val="22"/>
-              </w:rPr>
-              <w:t>4.8. Izvještaj 4 – Player Roles</w:t>
-            </w:r>
-            <w:r>
-              <w:rPr>
-                <w:noProof/>
-                <w:webHidden/>
-                <w:sz w:val="22"/>
-                <w:szCs w:val="22"/>
-              </w:rPr>
-              <w:tab/>
-            </w:r>
-            <w:r>
-              <w:rPr>
-                <w:noProof/>
-                <w:webHidden/>
-                <w:sz w:val="22"/>
-                <w:szCs w:val="22"/>
-              </w:rPr>
-              <w:fldChar w:fldCharType="begin"/>
-            </w:r>
-            <w:r>
-              <w:rPr>
-                <w:noProof/>
-                <w:webHidden/>
-                <w:sz w:val="22"/>
-                <w:szCs w:val="22"/>
-              </w:rPr>
-              <w:instrText xml:space="preserve"> PAGEREF _Toc230447226 \h </w:instrText>
-            </w:r>
-            <w:r>
-              <w:rPr>
-                <w:noProof/>
-                <w:webHidden/>
-                <w:sz w:val="22"/>
-                <w:szCs w:val="22"/>
-              </w:rPr>
-            </w:r>
-            <w:r>
-              <w:rPr>
-                <w:noProof/>
-                <w:webHidden/>
-                <w:sz w:val="22"/>
-                <w:szCs w:val="22"/>
-              </w:rPr>
-              <w:fldChar w:fldCharType="separate"/>
-            </w:r>
-            <w:r>
-              <w:rPr>
-                <w:noProof/>
-                <w:webHidden/>
-                <w:sz w:val="22"/>
-                <w:szCs w:val="22"/>
-              </w:rPr>
-              <w:t>22</w:t>
-            </w:r>
-            <w:r>
-              <w:rPr>
-                <w:noProof/>
-                <w:webHidden/>
-                <w:sz w:val="22"/>
-                <w:szCs w:val="22"/>
-              </w:rPr>
-              <w:fldChar w:fldCharType="end"/>
-            </w:r>
-          </w:hyperlink>
-        </w:p>
-        <w:p>
-          <w:pPr>
-            <w:pStyle w:val="TOC2"/>
-            <w:tabs>
-              <w:tab w:val="right" w:leader="dot" w:pos="8494"/>
-            </w:tabs>
-            <w:rPr>
-              <w:rFonts w:asciiTheme="minorHAnsi" w:eastAsiaTheme="minorEastAsia" w:hAnsiTheme="minorHAnsi" w:cstheme="minorBidi"/>
-              <w:noProof/>
-              <w:kern w:val="2"/>
-              <w:sz w:val="22"/>
-              <w:szCs w:val="22"/>
-              <w:lang w:val="en-GB"/>
-              <w14:ligatures w14:val="standardContextual"/>
-            </w:rPr>
-          </w:pPr>
-          <w:hyperlink w:anchor="_Toc230447227" w:history="1">
-            <w:r>
-              <w:rPr>
-                <w:rStyle w:val="Hyperlink"/>
-                <w:rFonts w:ascii="Arial" w:hAnsi="Arial" w:cs="Arial"/>
-                <w:noProof/>
-                <w:sz w:val="22"/>
-                <w:szCs w:val="22"/>
-              </w:rPr>
-              <w:t>4.9. Izvještaj 5 – Map Performance</w:t>
-            </w:r>
-            <w:r>
-              <w:rPr>
-                <w:noProof/>
-                <w:webHidden/>
-                <w:sz w:val="22"/>
-                <w:szCs w:val="22"/>
-              </w:rPr>
-              <w:tab/>
-            </w:r>
-            <w:r>
-              <w:rPr>
-                <w:noProof/>
-                <w:webHidden/>
-                <w:sz w:val="22"/>
-                <w:szCs w:val="22"/>
-              </w:rPr>
-              <w:fldChar w:fldCharType="begin"/>
-            </w:r>
-            <w:r>
-              <w:rPr>
-                <w:noProof/>
-                <w:webHidden/>
-                <w:sz w:val="22"/>
-                <w:szCs w:val="22"/>
-              </w:rPr>
-              <w:instrText xml:space="preserve"> PAGEREF _Toc230447227 \h </w:instrText>
-            </w:r>
-            <w:r>
-              <w:rPr>
-                <w:noProof/>
-                <w:webHidden/>
-                <w:sz w:val="22"/>
-                <w:szCs w:val="22"/>
-              </w:rPr>
-            </w:r>
-            <w:r>
-              <w:rPr>
-                <w:noProof/>
-                <w:webHidden/>
-                <w:sz w:val="22"/>
-                <w:szCs w:val="22"/>
-              </w:rPr>
-              <w:fldChar w:fldCharType="separate"/>
-            </w:r>
-            <w:r>
-              <w:rPr>
-                <w:noProof/>
-                <w:webHidden/>
-                <w:sz w:val="22"/>
-                <w:szCs w:val="22"/>
-              </w:rPr>
-              <w:t>23</w:t>
-            </w:r>
-            <w:r>
-              <w:rPr>
-                <w:noProof/>
-                <w:webHidden/>
-                <w:sz w:val="22"/>
-                <w:szCs w:val="22"/>
-              </w:rPr>
-              <w:fldChar w:fldCharType="end"/>
-            </w:r>
-          </w:hyperlink>
-        </w:p>
-        <w:p>
-          <w:pPr>
-            <w:pStyle w:val="TOC2"/>
-            <w:tabs>
-              <w:tab w:val="right" w:leader="dot" w:pos="8494"/>
-            </w:tabs>
-            <w:rPr>
-              <w:rFonts w:asciiTheme="minorHAnsi" w:eastAsiaTheme="minorEastAsia" w:hAnsiTheme="minorHAnsi" w:cstheme="minorBidi"/>
-              <w:noProof/>
-              <w:kern w:val="2"/>
-              <w:sz w:val="22"/>
-              <w:szCs w:val="22"/>
-              <w:lang w:val="en-GB"/>
-              <w14:ligatures w14:val="standardContextual"/>
-            </w:rPr>
-          </w:pPr>
-          <w:hyperlink w:anchor="_Toc230447228" w:history="1">
-            <w:r>
-              <w:rPr>
-                <w:rStyle w:val="Hyperlink"/>
-                <w:rFonts w:ascii="Arial" w:hAnsi="Arial" w:cs="Arial"/>
-                <w:noProof/>
-                <w:sz w:val="22"/>
-                <w:szCs w:val="22"/>
-              </w:rPr>
-              <w:t>4.10. Izvještaj 6 – Player Reaction Time</w:t>
-            </w:r>
-            <w:r>
-              <w:rPr>
-                <w:noProof/>
-                <w:webHidden/>
-                <w:sz w:val="22"/>
-                <w:szCs w:val="22"/>
-              </w:rPr>
-              <w:tab/>
-            </w:r>
-            <w:r>
-              <w:rPr>
-                <w:noProof/>
-                <w:webHidden/>
-                <w:sz w:val="22"/>
-                <w:szCs w:val="22"/>
-              </w:rPr>
-              <w:fldChar w:fldCharType="begin"/>
-            </w:r>
-            <w:r>
-              <w:rPr>
-                <w:noProof/>
-                <w:webHidden/>
-                <w:sz w:val="22"/>
-                <w:szCs w:val="22"/>
-              </w:rPr>
-              <w:instrText xml:space="preserve"> PAGEREF _Toc230447228 \h </w:instrText>
-            </w:r>
-            <w:r>
-              <w:rPr>
-                <w:noProof/>
-                <w:webHidden/>
-                <w:sz w:val="22"/>
-                <w:szCs w:val="22"/>
-              </w:rPr>
-            </w:r>
-            <w:r>
-              <w:rPr>
-                <w:noProof/>
-                <w:webHidden/>
-                <w:sz w:val="22"/>
-                <w:szCs w:val="22"/>
-              </w:rPr>
-              <w:fldChar w:fldCharType="separate"/>
-            </w:r>
-            <w:r>
-              <w:rPr>
-                <w:noProof/>
-                <w:webHidden/>
-                <w:sz w:val="22"/>
-                <w:szCs w:val="22"/>
-              </w:rPr>
-              <w:t>24</w:t>
-            </w:r>
-            <w:r>
-              <w:rPr>
-                <w:noProof/>
-                <w:webHidden/>
-                <w:sz w:val="22"/>
-                <w:szCs w:val="22"/>
               </w:rPr>
               <w:fldChar w:fldCharType="end"/>
             </w:r>
@@ -4065,29 +3530,23 @@
               <w:rFonts w:asciiTheme="minorHAnsi" w:eastAsiaTheme="minorEastAsia" w:hAnsiTheme="minorHAnsi" w:cstheme="minorBidi"/>
               <w:noProof/>
               <w:kern w:val="2"/>
-              <w:sz w:val="22"/>
-              <w:szCs w:val="22"/>
               <w:lang w:val="en-GB"/>
               <w14:ligatures w14:val="standardContextual"/>
             </w:rPr>
           </w:pPr>
-          <w:hyperlink w:anchor="_Toc230447229" w:history="1">
+          <w:hyperlink w:anchor="_Toc230689628" w:history="1">
             <w:r>
               <w:rPr>
                 <w:rStyle w:val="Hyperlink"/>
                 <w:rFonts w:ascii="Arial" w:hAnsi="Arial" w:cs="Arial"/>
                 <w:noProof/>
-                <w:sz w:val="22"/>
-                <w:szCs w:val="22"/>
-              </w:rPr>
-              <w:t>5. Zaključak</w:t>
+              </w:rPr>
+              <w:t>Popis literature</w:t>
             </w:r>
             <w:r>
               <w:rPr>
                 <w:noProof/>
                 <w:webHidden/>
-                <w:sz w:val="22"/>
-                <w:szCs w:val="22"/>
               </w:rPr>
               <w:tab/>
             </w:r>
@@ -4095,8 +3554,6 @@
               <w:rPr>
                 <w:noProof/>
                 <w:webHidden/>
-                <w:sz w:val="22"/>
-                <w:szCs w:val="22"/>
               </w:rPr>
               <w:fldChar w:fldCharType="begin"/>
             </w:r>
@@ -4104,25 +3561,19 @@
               <w:rPr>
                 <w:noProof/>
                 <w:webHidden/>
-                <w:sz w:val="22"/>
-                <w:szCs w:val="22"/>
-              </w:rPr>
-              <w:instrText xml:space="preserve"> PAGEREF _Toc230447229 \h </w:instrText>
+              </w:rPr>
+              <w:instrText xml:space="preserve"> PAGEREF _Toc230689628 \h </w:instrText>
             </w:r>
             <w:r>
               <w:rPr>
                 <w:noProof/>
                 <w:webHidden/>
-                <w:sz w:val="22"/>
-                <w:szCs w:val="22"/>
               </w:rPr>
             </w:r>
             <w:r>
               <w:rPr>
                 <w:noProof/>
                 <w:webHidden/>
-                <w:sz w:val="22"/>
-                <w:szCs w:val="22"/>
               </w:rPr>
               <w:fldChar w:fldCharType="separate"/>
             </w:r>
@@ -4130,17 +3581,13 @@
               <w:rPr>
                 <w:noProof/>
                 <w:webHidden/>
-                <w:sz w:val="22"/>
-                <w:szCs w:val="22"/>
-              </w:rPr>
-              <w:t>26</w:t>
+              </w:rPr>
+              <w:t>28</w:t>
             </w:r>
             <w:r>
               <w:rPr>
                 <w:noProof/>
                 <w:webHidden/>
-                <w:sz w:val="22"/>
-                <w:szCs w:val="22"/>
               </w:rPr>
               <w:fldChar w:fldCharType="end"/>
             </w:r>
@@ -4156,29 +3603,23 @@
               <w:rFonts w:asciiTheme="minorHAnsi" w:eastAsiaTheme="minorEastAsia" w:hAnsiTheme="minorHAnsi" w:cstheme="minorBidi"/>
               <w:noProof/>
               <w:kern w:val="2"/>
-              <w:sz w:val="22"/>
-              <w:szCs w:val="22"/>
               <w:lang w:val="en-GB"/>
               <w14:ligatures w14:val="standardContextual"/>
             </w:rPr>
           </w:pPr>
-          <w:hyperlink w:anchor="_Toc230447230" w:history="1">
+          <w:hyperlink w:anchor="_Toc230689629" w:history="1">
             <w:r>
               <w:rPr>
                 <w:rStyle w:val="Hyperlink"/>
                 <w:rFonts w:ascii="Arial" w:hAnsi="Arial" w:cs="Arial"/>
                 <w:noProof/>
-                <w:sz w:val="22"/>
-                <w:szCs w:val="22"/>
-              </w:rPr>
-              <w:t>Popis literature</w:t>
+              </w:rPr>
+              <w:t>Popis slika</w:t>
             </w:r>
             <w:r>
               <w:rPr>
                 <w:noProof/>
                 <w:webHidden/>
-                <w:sz w:val="22"/>
-                <w:szCs w:val="22"/>
               </w:rPr>
               <w:tab/>
             </w:r>
@@ -4186,8 +3627,6 @@
               <w:rPr>
                 <w:noProof/>
                 <w:webHidden/>
-                <w:sz w:val="22"/>
-                <w:szCs w:val="22"/>
               </w:rPr>
               <w:fldChar w:fldCharType="begin"/>
             </w:r>
@@ -4195,25 +3634,19 @@
               <w:rPr>
                 <w:noProof/>
                 <w:webHidden/>
-                <w:sz w:val="22"/>
-                <w:szCs w:val="22"/>
-              </w:rPr>
-              <w:instrText xml:space="preserve"> PAGEREF _Toc230447230 \h </w:instrText>
+              </w:rPr>
+              <w:instrText xml:space="preserve"> PAGEREF _Toc230689629 \h </w:instrText>
             </w:r>
             <w:r>
               <w:rPr>
                 <w:noProof/>
                 <w:webHidden/>
-                <w:sz w:val="22"/>
-                <w:szCs w:val="22"/>
               </w:rPr>
             </w:r>
             <w:r>
               <w:rPr>
                 <w:noProof/>
                 <w:webHidden/>
-                <w:sz w:val="22"/>
-                <w:szCs w:val="22"/>
               </w:rPr>
               <w:fldChar w:fldCharType="separate"/>
             </w:r>
@@ -4221,17 +3654,13 @@
               <w:rPr>
                 <w:noProof/>
                 <w:webHidden/>
-                <w:sz w:val="22"/>
-                <w:szCs w:val="22"/>
-              </w:rPr>
-              <w:t>27</w:t>
+              </w:rPr>
+              <w:t>29</w:t>
             </w:r>
             <w:r>
               <w:rPr>
                 <w:noProof/>
                 <w:webHidden/>
-                <w:sz w:val="22"/>
-                <w:szCs w:val="22"/>
               </w:rPr>
               <w:fldChar w:fldCharType="end"/>
             </w:r>
@@ -4247,29 +3676,23 @@
               <w:rFonts w:asciiTheme="minorHAnsi" w:eastAsiaTheme="minorEastAsia" w:hAnsiTheme="minorHAnsi" w:cstheme="minorBidi"/>
               <w:noProof/>
               <w:kern w:val="2"/>
-              <w:sz w:val="22"/>
-              <w:szCs w:val="22"/>
               <w:lang w:val="en-GB"/>
               <w14:ligatures w14:val="standardContextual"/>
             </w:rPr>
           </w:pPr>
-          <w:hyperlink w:anchor="_Toc230447231" w:history="1">
+          <w:hyperlink w:anchor="_Toc230689630" w:history="1">
             <w:r>
               <w:rPr>
                 <w:rStyle w:val="Hyperlink"/>
                 <w:rFonts w:ascii="Arial" w:hAnsi="Arial" w:cs="Arial"/>
                 <w:noProof/>
-                <w:sz w:val="22"/>
-                <w:szCs w:val="22"/>
-              </w:rPr>
-              <w:t>Popis slika</w:t>
+              </w:rPr>
+              <w:t>Popis tablica</w:t>
             </w:r>
             <w:r>
               <w:rPr>
                 <w:noProof/>
                 <w:webHidden/>
-                <w:sz w:val="22"/>
-                <w:szCs w:val="22"/>
               </w:rPr>
               <w:tab/>
             </w:r>
@@ -4277,8 +3700,6 @@
               <w:rPr>
                 <w:noProof/>
                 <w:webHidden/>
-                <w:sz w:val="22"/>
-                <w:szCs w:val="22"/>
               </w:rPr>
               <w:fldChar w:fldCharType="begin"/>
             </w:r>
@@ -4286,25 +3707,19 @@
               <w:rPr>
                 <w:noProof/>
                 <w:webHidden/>
-                <w:sz w:val="22"/>
-                <w:szCs w:val="22"/>
-              </w:rPr>
-              <w:instrText xml:space="preserve"> PAGEREF _Toc230447231 \h </w:instrText>
+              </w:rPr>
+              <w:instrText xml:space="preserve"> PAGEREF _Toc230689630 \h </w:instrText>
             </w:r>
             <w:r>
               <w:rPr>
                 <w:noProof/>
                 <w:webHidden/>
-                <w:sz w:val="22"/>
-                <w:szCs w:val="22"/>
               </w:rPr>
             </w:r>
             <w:r>
               <w:rPr>
                 <w:noProof/>
                 <w:webHidden/>
-                <w:sz w:val="22"/>
-                <w:szCs w:val="22"/>
               </w:rPr>
               <w:fldChar w:fldCharType="separate"/>
             </w:r>
@@ -4312,108 +3727,13 @@
               <w:rPr>
                 <w:noProof/>
                 <w:webHidden/>
-                <w:sz w:val="22"/>
-                <w:szCs w:val="22"/>
-              </w:rPr>
-              <w:t>28</w:t>
+              </w:rPr>
+              <w:t>30</w:t>
             </w:r>
             <w:r>
               <w:rPr>
                 <w:noProof/>
                 <w:webHidden/>
-                <w:sz w:val="22"/>
-                <w:szCs w:val="22"/>
-              </w:rPr>
-              <w:fldChar w:fldCharType="end"/>
-            </w:r>
-          </w:hyperlink>
-        </w:p>
-        <w:p>
-          <w:pPr>
-            <w:pStyle w:val="TOC1"/>
-            <w:tabs>
-              <w:tab w:val="right" w:leader="dot" w:pos="8494"/>
-            </w:tabs>
-            <w:rPr>
-              <w:rFonts w:asciiTheme="minorHAnsi" w:eastAsiaTheme="minorEastAsia" w:hAnsiTheme="minorHAnsi" w:cstheme="minorBidi"/>
-              <w:noProof/>
-              <w:kern w:val="2"/>
-              <w:sz w:val="22"/>
-              <w:szCs w:val="22"/>
-              <w:lang w:val="en-GB"/>
-              <w14:ligatures w14:val="standardContextual"/>
-            </w:rPr>
-          </w:pPr>
-          <w:hyperlink w:anchor="_Toc230447232" w:history="1">
-            <w:r>
-              <w:rPr>
-                <w:rStyle w:val="Hyperlink"/>
-                <w:rFonts w:ascii="Arial" w:hAnsi="Arial" w:cs="Arial"/>
-                <w:noProof/>
-                <w:sz w:val="22"/>
-                <w:szCs w:val="22"/>
-              </w:rPr>
-              <w:t>Popis tablica</w:t>
-            </w:r>
-            <w:r>
-              <w:rPr>
-                <w:noProof/>
-                <w:webHidden/>
-                <w:sz w:val="22"/>
-                <w:szCs w:val="22"/>
-              </w:rPr>
-              <w:tab/>
-            </w:r>
-            <w:r>
-              <w:rPr>
-                <w:noProof/>
-                <w:webHidden/>
-                <w:sz w:val="22"/>
-                <w:szCs w:val="22"/>
-              </w:rPr>
-              <w:fldChar w:fldCharType="begin"/>
-            </w:r>
-            <w:r>
-              <w:rPr>
-                <w:noProof/>
-                <w:webHidden/>
-                <w:sz w:val="22"/>
-                <w:szCs w:val="22"/>
-              </w:rPr>
-              <w:instrText xml:space="preserve"> PAGEREF _Toc230447232 \h </w:instrText>
-            </w:r>
-            <w:r>
-              <w:rPr>
-                <w:noProof/>
-                <w:webHidden/>
-                <w:sz w:val="22"/>
-                <w:szCs w:val="22"/>
-              </w:rPr>
-            </w:r>
-            <w:r>
-              <w:rPr>
-                <w:noProof/>
-                <w:webHidden/>
-                <w:sz w:val="22"/>
-                <w:szCs w:val="22"/>
-              </w:rPr>
-              <w:fldChar w:fldCharType="separate"/>
-            </w:r>
-            <w:r>
-              <w:rPr>
-                <w:noProof/>
-                <w:webHidden/>
-                <w:sz w:val="22"/>
-                <w:szCs w:val="22"/>
-              </w:rPr>
-              <w:t>29</w:t>
-            </w:r>
-            <w:r>
-              <w:rPr>
-                <w:noProof/>
-                <w:webHidden/>
-                <w:sz w:val="22"/>
-                <w:szCs w:val="22"/>
               </w:rPr>
               <w:fldChar w:fldCharType="end"/>
             </w:r>
@@ -4441,7 +3761,7 @@
           <w:lang w:val="hr-HR"/>
         </w:rPr>
       </w:pPr>
-      <w:bookmarkStart w:id="1" w:name="_Toc230447201"/>
+      <w:bookmarkStart w:id="1" w:name="_Toc230689601"/>
       <w:r>
         <w:rPr>
           <w:rFonts w:ascii="Arial" w:hAnsi="Arial" w:cs="Arial"/>
@@ -4565,7 +3885,21 @@
         <w:rPr>
           <w:rFonts w:ascii="Arial" w:hAnsi="Arial" w:cs="Arial"/>
         </w:rPr>
-        <w:t xml:space="preserve">Tema ovog seminarskog rada je analiza rezultata esports natjecanja u </w:t>
+        <w:t xml:space="preserve">Tema ovog seminarskog rada je analiza rezultata </w:t>
+      </w:r>
+      <w:proofErr w:type="spellStart"/>
+      <w:r>
+        <w:rPr>
+          <w:rFonts w:ascii="Arial" w:hAnsi="Arial" w:cs="Arial"/>
+        </w:rPr>
+        <w:t>esports</w:t>
+      </w:r>
+      <w:proofErr w:type="spellEnd"/>
+      <w:r>
+        <w:rPr>
+          <w:rFonts w:ascii="Arial" w:hAnsi="Arial" w:cs="Arial"/>
+        </w:rPr>
+        <w:t xml:space="preserve"> natjecanja u </w:t>
       </w:r>
       <w:proofErr w:type="spellStart"/>
       <w:r>
@@ -4591,7 +3925,21 @@
         <w:rPr>
           <w:rFonts w:ascii="Arial" w:hAnsi="Arial" w:cs="Arial"/>
         </w:rPr>
-        <w:t xml:space="preserve"> od prikupljanja i obrade sirovih podataka s platforme Kaggle, kroz izgradnju skladišta podataka prema modelu zvijezde, do izrade interaktivnih poslovnih izvještaja u alatu Tableau </w:t>
+        <w:t xml:space="preserve"> od prikupljanja i obrade sirovih podataka s platforme Kaggle, kroz izgradnju skladišta podataka prema modelu zvijezde, do izrade interaktivnih poslovnih izvještaja u alatu </w:t>
+      </w:r>
+      <w:proofErr w:type="spellStart"/>
+      <w:r>
+        <w:rPr>
+          <w:rFonts w:ascii="Arial" w:hAnsi="Arial" w:cs="Arial"/>
+        </w:rPr>
+        <w:t>Tableau</w:t>
+      </w:r>
+      <w:proofErr w:type="spellEnd"/>
+      <w:r>
+        <w:rPr>
+          <w:rFonts w:ascii="Arial" w:hAnsi="Arial" w:cs="Arial"/>
+        </w:rPr>
+        <w:t xml:space="preserve"> </w:t>
       </w:r>
       <w:proofErr w:type="spellStart"/>
       <w:r>
@@ -4691,7 +4039,7 @@
           <w:lang w:val="hr-HR"/>
         </w:rPr>
       </w:pPr>
-      <w:bookmarkStart w:id="2" w:name="_Toc230447202"/>
+      <w:bookmarkStart w:id="2" w:name="_Toc230689602"/>
       <w:r>
         <w:rPr>
           <w:rFonts w:ascii="Arial" w:hAnsi="Arial" w:cs="Arial"/>
@@ -4780,7 +4128,7 @@
           <w:lang w:val="hr-HR"/>
         </w:rPr>
       </w:pPr>
-      <w:bookmarkStart w:id="3" w:name="_Toc230447203"/>
+      <w:bookmarkStart w:id="3" w:name="_Toc230689603"/>
       <w:r>
         <w:rPr>
           <w:rFonts w:ascii="Arial" w:hAnsi="Arial" w:cs="Arial"/>
@@ -4873,13 +4221,23 @@
           <w:rFonts w:ascii="Arial" w:hAnsi="Arial" w:cs="Arial"/>
         </w:rPr>
       </w:pPr>
+      <w:proofErr w:type="spellStart"/>
       <w:r>
         <w:rPr>
           <w:rFonts w:ascii="Arial" w:hAnsi="Arial" w:cs="Arial"/>
           <w:b/>
           <w:bCs/>
         </w:rPr>
-        <w:t xml:space="preserve">Tableau </w:t>
+        <w:t>Tableau</w:t>
+      </w:r>
+      <w:proofErr w:type="spellEnd"/>
+      <w:r>
+        <w:rPr>
+          <w:rFonts w:ascii="Arial" w:hAnsi="Arial" w:cs="Arial"/>
+          <w:b/>
+          <w:bCs/>
+        </w:rPr>
+        <w:t xml:space="preserve"> </w:t>
       </w:r>
       <w:proofErr w:type="spellStart"/>
       <w:r>
@@ -4960,24 +4318,6 @@
     </w:p>
     <w:p>
       <w:pPr>
-        <w:pStyle w:val="Heading2"/>
-        <w:rPr>
-          <w:rFonts w:ascii="Arial" w:hAnsi="Arial" w:cs="Arial"/>
-          <w:lang w:val="hr-HR"/>
-        </w:rPr>
-      </w:pPr>
-      <w:bookmarkStart w:id="4" w:name="_Toc230447204"/>
-      <w:r>
-        <w:rPr>
-          <w:rFonts w:ascii="Arial" w:hAnsi="Arial" w:cs="Arial"/>
-          <w:lang w:val="hr-HR"/>
-        </w:rPr>
-        <w:t>2.2. Metodološki pristup</w:t>
-      </w:r>
-      <w:bookmarkEnd w:id="4"/>
-    </w:p>
-    <w:p>
-      <w:pPr>
         <w:spacing w:after="160" w:line="360" w:lineRule="auto"/>
         <w:ind w:firstLine="720"/>
         <w:jc w:val="both"/>
@@ -4985,168 +4325,24 @@
           <w:rFonts w:ascii="Arial" w:hAnsi="Arial" w:cs="Arial"/>
         </w:rPr>
       </w:pPr>
-      <w:r>
-        <w:rPr>
-          <w:rFonts w:ascii="Arial" w:hAnsi="Arial" w:cs="Arial"/>
-        </w:rPr>
-        <w:t>Projekt slijedi standardni životni ciklus skladišta podataka:</w:t>
-      </w:r>
-    </w:p>
-    <w:p>
-      <w:pPr>
-        <w:pStyle w:val="ListParagraph"/>
-        <w:numPr>
-          <w:ilvl w:val="0"/>
-          <w:numId w:val="2"/>
-        </w:numPr>
-        <w:spacing w:after="80" w:line="360" w:lineRule="auto"/>
+    </w:p>
+    <w:p>
+      <w:pPr>
+        <w:pStyle w:val="Heading2"/>
         <w:rPr>
           <w:rFonts w:ascii="Arial" w:hAnsi="Arial" w:cs="Arial"/>
           <w:lang w:val="hr-HR"/>
         </w:rPr>
       </w:pPr>
+      <w:bookmarkStart w:id="4" w:name="_Toc230689604"/>
       <w:r>
         <w:rPr>
           <w:rFonts w:ascii="Arial" w:hAnsi="Arial" w:cs="Arial"/>
           <w:lang w:val="hr-HR"/>
         </w:rPr>
-        <w:t>Identifikacija poslovnog procesa i analitičkih zahtjeva</w:t>
-      </w:r>
-    </w:p>
-    <w:p>
-      <w:pPr>
-        <w:pStyle w:val="ListParagraph"/>
-        <w:numPr>
-          <w:ilvl w:val="0"/>
-          <w:numId w:val="2"/>
-        </w:numPr>
-        <w:spacing w:after="80" w:line="360" w:lineRule="auto"/>
-        <w:rPr>
-          <w:rFonts w:ascii="Arial" w:hAnsi="Arial" w:cs="Arial"/>
-          <w:lang w:val="hr-HR"/>
-        </w:rPr>
-      </w:pPr>
-      <w:r>
-        <w:rPr>
-          <w:rFonts w:ascii="Arial" w:hAnsi="Arial" w:cs="Arial"/>
-          <w:lang w:val="hr-HR"/>
-        </w:rPr>
-        <w:t>Prikupljanje i analiza izvora podataka</w:t>
-      </w:r>
-    </w:p>
-    <w:p>
-      <w:pPr>
-        <w:pStyle w:val="ListParagraph"/>
-        <w:numPr>
-          <w:ilvl w:val="0"/>
-          <w:numId w:val="2"/>
-        </w:numPr>
-        <w:spacing w:after="80" w:line="360" w:lineRule="auto"/>
-        <w:rPr>
-          <w:rFonts w:ascii="Arial" w:hAnsi="Arial" w:cs="Arial"/>
-          <w:lang w:val="hr-HR"/>
-        </w:rPr>
-      </w:pPr>
-      <w:r>
-        <w:rPr>
-          <w:rFonts w:ascii="Arial" w:hAnsi="Arial" w:cs="Arial"/>
-          <w:lang w:val="hr-HR"/>
-        </w:rPr>
-        <w:t>Dimenzijsko modeliranje – definiranje modela zvijezde</w:t>
-      </w:r>
-    </w:p>
-    <w:p>
-      <w:pPr>
-        <w:pStyle w:val="ListParagraph"/>
-        <w:numPr>
-          <w:ilvl w:val="0"/>
-          <w:numId w:val="2"/>
-        </w:numPr>
-        <w:spacing w:after="80" w:line="360" w:lineRule="auto"/>
-        <w:rPr>
-          <w:rFonts w:ascii="Arial" w:hAnsi="Arial" w:cs="Arial"/>
-          <w:lang w:val="hr-HR"/>
-        </w:rPr>
-      </w:pPr>
-      <w:r>
-        <w:rPr>
-          <w:rFonts w:ascii="Arial" w:hAnsi="Arial" w:cs="Arial"/>
-          <w:lang w:val="hr-HR"/>
-        </w:rPr>
-        <w:t>Provedba ETL procesa – ekstrakcija, transformacija i učitavanje</w:t>
-      </w:r>
-    </w:p>
-    <w:p>
-      <w:pPr>
-        <w:pStyle w:val="ListParagraph"/>
-        <w:numPr>
-          <w:ilvl w:val="0"/>
-          <w:numId w:val="2"/>
-        </w:numPr>
-        <w:spacing w:after="80" w:line="360" w:lineRule="auto"/>
-        <w:rPr>
-          <w:rFonts w:ascii="Arial" w:hAnsi="Arial" w:cs="Arial"/>
-          <w:lang w:val="hr-HR"/>
-        </w:rPr>
-      </w:pPr>
-      <w:r>
-        <w:rPr>
-          <w:rFonts w:ascii="Arial" w:hAnsi="Arial" w:cs="Arial"/>
-          <w:lang w:val="hr-HR"/>
-        </w:rPr>
-        <w:t xml:space="preserve">Izgradnja poslovnih izvještaja i </w:t>
-      </w:r>
-      <w:proofErr w:type="spellStart"/>
-      <w:r>
-        <w:rPr>
-          <w:rFonts w:ascii="Arial" w:hAnsi="Arial" w:cs="Arial"/>
-          <w:lang w:val="hr-HR"/>
-        </w:rPr>
-        <w:t>dashboarda</w:t>
-      </w:r>
-      <w:proofErr w:type="spellEnd"/>
-      <w:r>
-        <w:rPr>
-          <w:rFonts w:ascii="Arial" w:hAnsi="Arial" w:cs="Arial"/>
-          <w:lang w:val="hr-HR"/>
-        </w:rPr>
-        <w:t xml:space="preserve"> u BI alatu</w:t>
-      </w:r>
-    </w:p>
-    <w:p>
-      <w:pPr>
-        <w:spacing w:after="160" w:line="360" w:lineRule="auto"/>
-        <w:jc w:val="both"/>
-        <w:rPr>
-          <w:rFonts w:ascii="Arial" w:hAnsi="Arial" w:cs="Arial"/>
-        </w:rPr>
-      </w:pPr>
-      <w:r>
-        <w:rPr>
-          <w:rFonts w:ascii="Arial" w:hAnsi="Arial" w:cs="Arial"/>
-        </w:rPr>
-        <w:t>Za modeliranje je odabran model zvijezde koji je standardni pristup u izgradnji analitičkih skladišta podataka zbog jednostavnosti, preglednosti i pogodnosti za izvođenje analitičkih upita.</w:t>
-      </w:r>
-    </w:p>
-    <w:p>
-      <w:pPr>
-        <w:pStyle w:val="Heading1"/>
-        <w:pageBreakBefore/>
-        <w:rPr>
-          <w:rFonts w:ascii="Arial" w:hAnsi="Arial" w:cs="Arial"/>
-          <w:lang w:val="hr-HR"/>
-        </w:rPr>
-      </w:pPr>
-      <w:bookmarkStart w:id="5" w:name="_Toc230447205"/>
-      <w:r>
-        <w:rPr>
-          <w:rFonts w:ascii="Arial" w:hAnsi="Arial" w:cs="Arial"/>
-          <w:lang w:val="hr-HR"/>
-        </w:rPr>
-        <w:lastRenderedPageBreak/>
-        <w:t>3. Izgradnja skladišta podataka</w:t>
-      </w:r>
-      <w:bookmarkEnd w:id="5"/>
+        <w:t>2.2. Metodološki pristup</w:t>
+      </w:r>
+      <w:bookmarkEnd w:id="4"/>
     </w:p>
     <w:p>
       <w:pPr>
@@ -5161,26 +4357,40 @@
         <w:rPr>
           <w:rFonts w:ascii="Arial" w:hAnsi="Arial" w:cs="Arial"/>
         </w:rPr>
-        <w:t>Ovaj dio rada opisuje izgradnju analitičkog skladišta podataka za CS esports domenu, uključujući opis domene, izvore podataka, model zvijezde i ETL proces.</w:t>
-      </w:r>
-    </w:p>
-    <w:p>
-      <w:pPr>
-        <w:pStyle w:val="Heading2"/>
+        <w:t>Projekt slijedi standardni životni ciklus skladišta podataka</w:t>
+      </w:r>
+      <w:r>
+        <w:rPr>
+          <w:rFonts w:ascii="Arial" w:hAnsi="Arial" w:cs="Arial"/>
+        </w:rPr>
+        <w:t xml:space="preserve">. </w:t>
+      </w:r>
+      <w:r>
+        <w:rPr>
+          <w:rFonts w:ascii="Arial" w:hAnsi="Arial" w:cs="Arial"/>
+        </w:rPr>
+        <w:t>Za modeliranje je odabran model zvijezde koji je standardni pristup u izgradnji analitičkih skladišta podataka zbog jednostavnosti, preglednosti i pogodnosti za izvođenje analitičkih upita.</w:t>
+      </w:r>
+    </w:p>
+    <w:p>
+      <w:pPr>
+        <w:pStyle w:val="Heading1"/>
+        <w:pageBreakBefore/>
         <w:rPr>
           <w:rFonts w:ascii="Arial" w:hAnsi="Arial" w:cs="Arial"/>
           <w:lang w:val="hr-HR"/>
         </w:rPr>
       </w:pPr>
-      <w:bookmarkStart w:id="6" w:name="_Toc230447206"/>
+      <w:bookmarkStart w:id="5" w:name="_Toc230689605"/>
       <w:r>
         <w:rPr>
           <w:rFonts w:ascii="Arial" w:hAnsi="Arial" w:cs="Arial"/>
           <w:lang w:val="hr-HR"/>
         </w:rPr>
-        <w:t>3.1. Opis domene i svrha skladišta podataka</w:t>
-      </w:r>
-      <w:bookmarkEnd w:id="6"/>
+        <w:lastRenderedPageBreak/>
+        <w:t>3. Izgradnja skladišta podataka</w:t>
+      </w:r>
+      <w:bookmarkEnd w:id="5"/>
     </w:p>
     <w:p>
       <w:pPr>
@@ -5191,132 +4401,30 @@
           <w:rFonts w:ascii="Arial" w:hAnsi="Arial" w:cs="Arial"/>
         </w:rPr>
       </w:pPr>
-      <w:proofErr w:type="spellStart"/>
-      <w:r>
-        <w:rPr>
-          <w:rFonts w:ascii="Arial" w:hAnsi="Arial" w:cs="Arial"/>
-        </w:rPr>
-        <w:t>Counter</w:t>
-      </w:r>
-      <w:proofErr w:type="spellEnd"/>
-      <w:r>
-        <w:rPr>
-          <w:rFonts w:ascii="Arial" w:hAnsi="Arial" w:cs="Arial"/>
-        </w:rPr>
-        <w:t>-Strike esports scena organizirana je oko profesionalnih turnira koji se odvijaju na globalnoj razini. Profesionalni igrači organizirani su u timove koji se natječu u fazama turnira: kvalifikacijama (</w:t>
-      </w:r>
-      <w:proofErr w:type="spellStart"/>
-      <w:r>
-        <w:rPr>
-          <w:rFonts w:ascii="Arial" w:hAnsi="Arial" w:cs="Arial"/>
-        </w:rPr>
-        <w:t>Qualifier</w:t>
-      </w:r>
-      <w:proofErr w:type="spellEnd"/>
-      <w:r>
-        <w:rPr>
-          <w:rFonts w:ascii="Arial" w:hAnsi="Arial" w:cs="Arial"/>
-        </w:rPr>
-        <w:t xml:space="preserve">), grupnoj fazi (Group </w:t>
-      </w:r>
-      <w:proofErr w:type="spellStart"/>
-      <w:r>
-        <w:rPr>
-          <w:rFonts w:ascii="Arial" w:hAnsi="Arial" w:cs="Arial"/>
-        </w:rPr>
-        <w:t>Stage</w:t>
-      </w:r>
-      <w:proofErr w:type="spellEnd"/>
-      <w:r>
-        <w:rPr>
-          <w:rFonts w:ascii="Arial" w:hAnsi="Arial" w:cs="Arial"/>
-        </w:rPr>
-        <w:t>), polufinalu (</w:t>
-      </w:r>
-      <w:proofErr w:type="spellStart"/>
-      <w:r>
-        <w:rPr>
-          <w:rFonts w:ascii="Arial" w:hAnsi="Arial" w:cs="Arial"/>
-        </w:rPr>
-        <w:t>Semi-Final</w:t>
-      </w:r>
-      <w:proofErr w:type="spellEnd"/>
-      <w:r>
-        <w:rPr>
-          <w:rFonts w:ascii="Arial" w:hAnsi="Arial" w:cs="Arial"/>
-        </w:rPr>
-        <w:t>), doigravanju (</w:t>
-      </w:r>
-      <w:proofErr w:type="spellStart"/>
-      <w:r>
-        <w:rPr>
-          <w:rFonts w:ascii="Arial" w:hAnsi="Arial" w:cs="Arial"/>
-        </w:rPr>
-        <w:t>Playoff</w:t>
-      </w:r>
-      <w:proofErr w:type="spellEnd"/>
-      <w:r>
-        <w:rPr>
-          <w:rFonts w:ascii="Arial" w:hAnsi="Arial" w:cs="Arial"/>
-        </w:rPr>
-        <w:t>) i finalu (</w:t>
-      </w:r>
-      <w:proofErr w:type="spellStart"/>
-      <w:r>
-        <w:rPr>
-          <w:rFonts w:ascii="Arial" w:hAnsi="Arial" w:cs="Arial"/>
-        </w:rPr>
-        <w:t>Final</w:t>
-      </w:r>
-      <w:proofErr w:type="spellEnd"/>
-      <w:r>
-        <w:rPr>
-          <w:rFonts w:ascii="Arial" w:hAnsi="Arial" w:cs="Arial"/>
-        </w:rPr>
-        <w:t xml:space="preserve">). Svaka faza razlikuje se po formatu meča: Best </w:t>
-      </w:r>
-      <w:proofErr w:type="spellStart"/>
-      <w:r>
-        <w:rPr>
-          <w:rFonts w:ascii="Arial" w:hAnsi="Arial" w:cs="Arial"/>
-        </w:rPr>
-        <w:t>of</w:t>
-      </w:r>
-      <w:proofErr w:type="spellEnd"/>
-      <w:r>
-        <w:rPr>
-          <w:rFonts w:ascii="Arial" w:hAnsi="Arial" w:cs="Arial"/>
-        </w:rPr>
-        <w:t xml:space="preserve"> 1 (BO1), Best </w:t>
-      </w:r>
-      <w:proofErr w:type="spellStart"/>
-      <w:r>
-        <w:rPr>
-          <w:rFonts w:ascii="Arial" w:hAnsi="Arial" w:cs="Arial"/>
-        </w:rPr>
-        <w:t>of</w:t>
-      </w:r>
-      <w:proofErr w:type="spellEnd"/>
-      <w:r>
-        <w:rPr>
-          <w:rFonts w:ascii="Arial" w:hAnsi="Arial" w:cs="Arial"/>
-        </w:rPr>
-        <w:t xml:space="preserve"> 3 (BO3) ili Best </w:t>
-      </w:r>
-      <w:proofErr w:type="spellStart"/>
-      <w:r>
-        <w:rPr>
-          <w:rFonts w:ascii="Arial" w:hAnsi="Arial" w:cs="Arial"/>
-        </w:rPr>
-        <w:t>of</w:t>
-      </w:r>
-      <w:proofErr w:type="spellEnd"/>
-      <w:r>
-        <w:rPr>
-          <w:rFonts w:ascii="Arial" w:hAnsi="Arial" w:cs="Arial"/>
-        </w:rPr>
-        <w:t xml:space="preserve"> 5 (BO5).</w:t>
-      </w:r>
+      <w:r>
+        <w:rPr>
+          <w:rFonts w:ascii="Arial" w:hAnsi="Arial" w:cs="Arial"/>
+        </w:rPr>
+        <w:t>Ovaj dio rada opisuje izgradnju analitičkog skladišta podataka za CS esports domenu, uključujući opis domene, izvore podataka, model zvijezde i ETL proces.</w:t>
+      </w:r>
+    </w:p>
+    <w:p>
+      <w:pPr>
+        <w:pStyle w:val="Heading2"/>
+        <w:rPr>
+          <w:rFonts w:ascii="Arial" w:hAnsi="Arial" w:cs="Arial"/>
+          <w:lang w:val="hr-HR"/>
+        </w:rPr>
+      </w:pPr>
+      <w:bookmarkStart w:id="6" w:name="_Toc230689606"/>
+      <w:r>
+        <w:rPr>
+          <w:rFonts w:ascii="Arial" w:hAnsi="Arial" w:cs="Arial"/>
+          <w:lang w:val="hr-HR"/>
+        </w:rPr>
+        <w:t>3.1. Opis domene i svrha skladišta podataka</w:t>
+      </w:r>
+      <w:bookmarkEnd w:id="6"/>
     </w:p>
     <w:p>
       <w:pPr>
@@ -5327,171 +4435,145 @@
           <w:rFonts w:ascii="Arial" w:hAnsi="Arial" w:cs="Arial"/>
         </w:rPr>
       </w:pPr>
-      <w:r>
-        <w:rPr>
-          <w:rFonts w:ascii="Arial" w:hAnsi="Arial" w:cs="Arial"/>
-        </w:rPr>
-        <w:t>Ključne metrike koje se prate uključuju: broj ubojstava (</w:t>
-      </w:r>
-      <w:proofErr w:type="spellStart"/>
-      <w:r>
-        <w:rPr>
-          <w:rFonts w:ascii="Arial" w:hAnsi="Arial" w:cs="Arial"/>
-        </w:rPr>
-        <w:t>kills</w:t>
-      </w:r>
-      <w:proofErr w:type="spellEnd"/>
-      <w:r>
-        <w:rPr>
-          <w:rFonts w:ascii="Arial" w:hAnsi="Arial" w:cs="Arial"/>
-        </w:rPr>
-        <w:t>), asistencija (</w:t>
-      </w:r>
-      <w:proofErr w:type="spellStart"/>
-      <w:r>
-        <w:rPr>
-          <w:rFonts w:ascii="Arial" w:hAnsi="Arial" w:cs="Arial"/>
-        </w:rPr>
-        <w:t>assists</w:t>
-      </w:r>
-      <w:proofErr w:type="spellEnd"/>
-      <w:r>
-        <w:rPr>
-          <w:rFonts w:ascii="Arial" w:hAnsi="Arial" w:cs="Arial"/>
-        </w:rPr>
-        <w:t>) i smrti (</w:t>
-      </w:r>
-      <w:proofErr w:type="spellStart"/>
-      <w:r>
-        <w:rPr>
-          <w:rFonts w:ascii="Arial" w:hAnsi="Arial" w:cs="Arial"/>
-        </w:rPr>
-        <w:t>deaths</w:t>
-      </w:r>
-      <w:proofErr w:type="spellEnd"/>
-      <w:r>
-        <w:rPr>
-          <w:rFonts w:ascii="Arial" w:hAnsi="Arial" w:cs="Arial"/>
-        </w:rPr>
-        <w:t>), K/D omjer, HLTV rating, točnost pucanja (</w:t>
-      </w:r>
-      <w:proofErr w:type="spellStart"/>
-      <w:r>
-        <w:rPr>
-          <w:rFonts w:ascii="Arial" w:hAnsi="Arial" w:cs="Arial"/>
-        </w:rPr>
-        <w:t>accuracy</w:t>
-      </w:r>
-      <w:proofErr w:type="spellEnd"/>
-      <w:r>
-        <w:rPr>
-          <w:rFonts w:ascii="Arial" w:hAnsi="Arial" w:cs="Arial"/>
-        </w:rPr>
-        <w:t>), indeks umora</w:t>
-      </w:r>
-      <w:r>
-        <w:rPr>
-          <w:rFonts w:ascii="Arial" w:hAnsi="Arial" w:cs="Arial"/>
-        </w:rPr>
-        <w:t xml:space="preserve"> igrača</w:t>
-      </w:r>
-      <w:r>
-        <w:rPr>
-          <w:rFonts w:ascii="Arial" w:hAnsi="Arial" w:cs="Arial"/>
-        </w:rPr>
-        <w:t xml:space="preserve"> (</w:t>
-      </w:r>
-      <w:proofErr w:type="spellStart"/>
-      <w:r>
-        <w:rPr>
-          <w:rFonts w:ascii="Arial" w:hAnsi="Arial" w:cs="Arial"/>
-        </w:rPr>
-        <w:t>fatigue</w:t>
-      </w:r>
-      <w:proofErr w:type="spellEnd"/>
-      <w:r>
-        <w:rPr>
-          <w:rFonts w:ascii="Arial" w:hAnsi="Arial" w:cs="Arial"/>
-        </w:rPr>
-        <w:t xml:space="preserve"> index), vrijeme reakcije</w:t>
-      </w:r>
-      <w:r>
-        <w:rPr>
-          <w:rFonts w:ascii="Arial" w:hAnsi="Arial" w:cs="Arial"/>
-        </w:rPr>
-        <w:t xml:space="preserve"> ig</w:t>
-      </w:r>
-      <w:r>
-        <w:rPr>
-          <w:rFonts w:ascii="Arial" w:hAnsi="Arial" w:cs="Arial"/>
-        </w:rPr>
-        <w:t>r</w:t>
-      </w:r>
-      <w:r>
-        <w:rPr>
-          <w:rFonts w:ascii="Arial" w:hAnsi="Arial" w:cs="Arial"/>
-        </w:rPr>
-        <w:t>ača</w:t>
-      </w:r>
-      <w:r>
-        <w:rPr>
-          <w:rFonts w:ascii="Arial" w:hAnsi="Arial" w:cs="Arial"/>
-        </w:rPr>
-        <w:t xml:space="preserve"> (</w:t>
-      </w:r>
-      <w:proofErr w:type="spellStart"/>
-      <w:r>
-        <w:rPr>
-          <w:rFonts w:ascii="Arial" w:hAnsi="Arial" w:cs="Arial"/>
-        </w:rPr>
-        <w:t>reaction</w:t>
-      </w:r>
-      <w:proofErr w:type="spellEnd"/>
-      <w:r>
-        <w:rPr>
-          <w:rFonts w:ascii="Arial" w:hAnsi="Arial" w:cs="Arial"/>
-        </w:rPr>
-        <w:t xml:space="preserve"> time) te ukupni rezultat </w:t>
-      </w:r>
-      <w:r>
-        <w:rPr>
-          <w:rFonts w:ascii="Arial" w:hAnsi="Arial" w:cs="Arial"/>
-        </w:rPr>
-        <w:t xml:space="preserve">igrača </w:t>
-      </w:r>
-      <w:r>
-        <w:rPr>
-          <w:rFonts w:ascii="Arial" w:hAnsi="Arial" w:cs="Arial"/>
-        </w:rPr>
-        <w:t>(</w:t>
-      </w:r>
-      <w:proofErr w:type="spellStart"/>
-      <w:r>
-        <w:rPr>
-          <w:rFonts w:ascii="Arial" w:hAnsi="Arial" w:cs="Arial"/>
-        </w:rPr>
-        <w:t>performance</w:t>
-      </w:r>
-      <w:proofErr w:type="spellEnd"/>
-      <w:r>
-        <w:rPr>
-          <w:rFonts w:ascii="Arial" w:hAnsi="Arial" w:cs="Arial"/>
-        </w:rPr>
-        <w:t xml:space="preserve"> </w:t>
-      </w:r>
-      <w:proofErr w:type="spellStart"/>
-      <w:r>
-        <w:rPr>
-          <w:rFonts w:ascii="Arial" w:hAnsi="Arial" w:cs="Arial"/>
-        </w:rPr>
-        <w:t>score</w:t>
-      </w:r>
-      <w:proofErr w:type="spellEnd"/>
-      <w:r>
-        <w:rPr>
-          <w:rFonts w:ascii="Arial" w:hAnsi="Arial" w:cs="Arial"/>
-        </w:rPr>
-        <w:t>).</w:t>
+      <w:proofErr w:type="spellStart"/>
+      <w:r>
+        <w:rPr>
+          <w:rFonts w:ascii="Arial" w:hAnsi="Arial" w:cs="Arial"/>
+        </w:rPr>
+        <w:t>Counter</w:t>
+      </w:r>
+      <w:proofErr w:type="spellEnd"/>
+      <w:r>
+        <w:rPr>
+          <w:rFonts w:ascii="Arial" w:hAnsi="Arial" w:cs="Arial"/>
+        </w:rPr>
+        <w:t xml:space="preserve">-Strike </w:t>
+      </w:r>
+      <w:proofErr w:type="spellStart"/>
+      <w:r>
+        <w:rPr>
+          <w:rFonts w:ascii="Arial" w:hAnsi="Arial" w:cs="Arial"/>
+        </w:rPr>
+        <w:t>esports</w:t>
+      </w:r>
+      <w:proofErr w:type="spellEnd"/>
+      <w:r>
+        <w:rPr>
+          <w:rFonts w:ascii="Arial" w:hAnsi="Arial" w:cs="Arial"/>
+        </w:rPr>
+        <w:t xml:space="preserve"> scena organizirana je oko profesionalnih turnira koji se odvijaju na globalnoj razini. Profesionalni igrači organizirani su u timove koji se natječu u fazama turnira: kvalifikacijama (</w:t>
+      </w:r>
+      <w:proofErr w:type="spellStart"/>
+      <w:r>
+        <w:rPr>
+          <w:rFonts w:ascii="Arial" w:hAnsi="Arial" w:cs="Arial"/>
+        </w:rPr>
+        <w:t>Qualifier</w:t>
+      </w:r>
+      <w:proofErr w:type="spellEnd"/>
+      <w:r>
+        <w:rPr>
+          <w:rFonts w:ascii="Arial" w:hAnsi="Arial" w:cs="Arial"/>
+        </w:rPr>
+        <w:t xml:space="preserve">), grupnoj fazi (Group </w:t>
+      </w:r>
+      <w:proofErr w:type="spellStart"/>
+      <w:r>
+        <w:rPr>
+          <w:rFonts w:ascii="Arial" w:hAnsi="Arial" w:cs="Arial"/>
+        </w:rPr>
+        <w:t>Stage</w:t>
+      </w:r>
+      <w:proofErr w:type="spellEnd"/>
+      <w:r>
+        <w:rPr>
+          <w:rFonts w:ascii="Arial" w:hAnsi="Arial" w:cs="Arial"/>
+        </w:rPr>
+        <w:t>), polufinalu (</w:t>
+      </w:r>
+      <w:proofErr w:type="spellStart"/>
+      <w:r>
+        <w:rPr>
+          <w:rFonts w:ascii="Arial" w:hAnsi="Arial" w:cs="Arial"/>
+        </w:rPr>
+        <w:t>Semi-Final</w:t>
+      </w:r>
+      <w:proofErr w:type="spellEnd"/>
+      <w:r>
+        <w:rPr>
+          <w:rFonts w:ascii="Arial" w:hAnsi="Arial" w:cs="Arial"/>
+        </w:rPr>
+        <w:t>), doigravanju (</w:t>
+      </w:r>
+      <w:proofErr w:type="spellStart"/>
+      <w:r>
+        <w:rPr>
+          <w:rFonts w:ascii="Arial" w:hAnsi="Arial" w:cs="Arial"/>
+        </w:rPr>
+        <w:t>Playoff</w:t>
+      </w:r>
+      <w:proofErr w:type="spellEnd"/>
+      <w:r>
+        <w:rPr>
+          <w:rFonts w:ascii="Arial" w:hAnsi="Arial" w:cs="Arial"/>
+        </w:rPr>
+        <w:t>) i finalu (</w:t>
+      </w:r>
+      <w:proofErr w:type="spellStart"/>
+      <w:r>
+        <w:rPr>
+          <w:rFonts w:ascii="Arial" w:hAnsi="Arial" w:cs="Arial"/>
+        </w:rPr>
+        <w:t>Final</w:t>
+      </w:r>
+      <w:proofErr w:type="spellEnd"/>
+      <w:r>
+        <w:rPr>
+          <w:rFonts w:ascii="Arial" w:hAnsi="Arial" w:cs="Arial"/>
+        </w:rPr>
+        <w:t xml:space="preserve">). Svaka faza razlikuje se po formatu meča: Best </w:t>
+      </w:r>
+      <w:proofErr w:type="spellStart"/>
+      <w:r>
+        <w:rPr>
+          <w:rFonts w:ascii="Arial" w:hAnsi="Arial" w:cs="Arial"/>
+        </w:rPr>
+        <w:t>of</w:t>
+      </w:r>
+      <w:proofErr w:type="spellEnd"/>
+      <w:r>
+        <w:rPr>
+          <w:rFonts w:ascii="Arial" w:hAnsi="Arial" w:cs="Arial"/>
+        </w:rPr>
+        <w:t xml:space="preserve"> 1 (BO1), Best </w:t>
+      </w:r>
+      <w:proofErr w:type="spellStart"/>
+      <w:r>
+        <w:rPr>
+          <w:rFonts w:ascii="Arial" w:hAnsi="Arial" w:cs="Arial"/>
+        </w:rPr>
+        <w:t>of</w:t>
+      </w:r>
+      <w:proofErr w:type="spellEnd"/>
+      <w:r>
+        <w:rPr>
+          <w:rFonts w:ascii="Arial" w:hAnsi="Arial" w:cs="Arial"/>
+        </w:rPr>
+        <w:t xml:space="preserve"> 3 (BO3) ili Best </w:t>
+      </w:r>
+      <w:proofErr w:type="spellStart"/>
+      <w:r>
+        <w:rPr>
+          <w:rFonts w:ascii="Arial" w:hAnsi="Arial" w:cs="Arial"/>
+        </w:rPr>
+        <w:t>of</w:t>
+      </w:r>
+      <w:proofErr w:type="spellEnd"/>
+      <w:r>
+        <w:rPr>
+          <w:rFonts w:ascii="Arial" w:hAnsi="Arial" w:cs="Arial"/>
+        </w:rPr>
+        <w:t xml:space="preserve"> 5 (BO5).</w:t>
       </w:r>
     </w:p>
     <w:p>
@@ -5507,7 +4589,167 @@
         <w:rPr>
           <w:rFonts w:ascii="Arial" w:hAnsi="Arial" w:cs="Arial"/>
         </w:rPr>
-        <w:t>Svrha izrađenog skladišta podataka je centralizirati sve te podatke i omogućiti višedimenzionalnu analizu kojom se mogu dobiti odgovori na pitanja poput: koji igrači i timovi su najefikasniji, na kojim mapama se postižu najbolji rezultati, kako se performanse mijenjaju kroz različite faze turnira i kroz vrijeme, te iz kojih zemalja dolaze najuspješniji profesionalni igrači.</w:t>
+        <w:t>Ključne metrike koje se prate uključuju: broj ubojstava (</w:t>
+      </w:r>
+      <w:proofErr w:type="spellStart"/>
+      <w:r>
+        <w:rPr>
+          <w:rFonts w:ascii="Arial" w:hAnsi="Arial" w:cs="Arial"/>
+        </w:rPr>
+        <w:t>kills</w:t>
+      </w:r>
+      <w:proofErr w:type="spellEnd"/>
+      <w:r>
+        <w:rPr>
+          <w:rFonts w:ascii="Arial" w:hAnsi="Arial" w:cs="Arial"/>
+        </w:rPr>
+        <w:t>), asistencija (</w:t>
+      </w:r>
+      <w:proofErr w:type="spellStart"/>
+      <w:r>
+        <w:rPr>
+          <w:rFonts w:ascii="Arial" w:hAnsi="Arial" w:cs="Arial"/>
+        </w:rPr>
+        <w:t>assists</w:t>
+      </w:r>
+      <w:proofErr w:type="spellEnd"/>
+      <w:r>
+        <w:rPr>
+          <w:rFonts w:ascii="Arial" w:hAnsi="Arial" w:cs="Arial"/>
+        </w:rPr>
+        <w:t>) i smrti (</w:t>
+      </w:r>
+      <w:proofErr w:type="spellStart"/>
+      <w:r>
+        <w:rPr>
+          <w:rFonts w:ascii="Arial" w:hAnsi="Arial" w:cs="Arial"/>
+        </w:rPr>
+        <w:t>deaths</w:t>
+      </w:r>
+      <w:proofErr w:type="spellEnd"/>
+      <w:r>
+        <w:rPr>
+          <w:rFonts w:ascii="Arial" w:hAnsi="Arial" w:cs="Arial"/>
+        </w:rPr>
+        <w:t>), K/D omjer, HLTV rating, točnost pucanja (</w:t>
+      </w:r>
+      <w:proofErr w:type="spellStart"/>
+      <w:r>
+        <w:rPr>
+          <w:rFonts w:ascii="Arial" w:hAnsi="Arial" w:cs="Arial"/>
+        </w:rPr>
+        <w:t>accuracy</w:t>
+      </w:r>
+      <w:proofErr w:type="spellEnd"/>
+      <w:r>
+        <w:rPr>
+          <w:rFonts w:ascii="Arial" w:hAnsi="Arial" w:cs="Arial"/>
+        </w:rPr>
+        <w:t>), indeks umora</w:t>
+      </w:r>
+      <w:r>
+        <w:rPr>
+          <w:rFonts w:ascii="Arial" w:hAnsi="Arial" w:cs="Arial"/>
+        </w:rPr>
+        <w:t xml:space="preserve"> igrača</w:t>
+      </w:r>
+      <w:r>
+        <w:rPr>
+          <w:rFonts w:ascii="Arial" w:hAnsi="Arial" w:cs="Arial"/>
+        </w:rPr>
+        <w:t xml:space="preserve"> (</w:t>
+      </w:r>
+      <w:proofErr w:type="spellStart"/>
+      <w:r>
+        <w:rPr>
+          <w:rFonts w:ascii="Arial" w:hAnsi="Arial" w:cs="Arial"/>
+        </w:rPr>
+        <w:t>fatigue</w:t>
+      </w:r>
+      <w:proofErr w:type="spellEnd"/>
+      <w:r>
+        <w:rPr>
+          <w:rFonts w:ascii="Arial" w:hAnsi="Arial" w:cs="Arial"/>
+        </w:rPr>
+        <w:t xml:space="preserve"> index), vrijeme reakcije</w:t>
+      </w:r>
+      <w:r>
+        <w:rPr>
+          <w:rFonts w:ascii="Arial" w:hAnsi="Arial" w:cs="Arial"/>
+        </w:rPr>
+        <w:t xml:space="preserve"> ig</w:t>
+      </w:r>
+      <w:r>
+        <w:rPr>
+          <w:rFonts w:ascii="Arial" w:hAnsi="Arial" w:cs="Arial"/>
+        </w:rPr>
+        <w:t>r</w:t>
+      </w:r>
+      <w:r>
+        <w:rPr>
+          <w:rFonts w:ascii="Arial" w:hAnsi="Arial" w:cs="Arial"/>
+        </w:rPr>
+        <w:t>ača</w:t>
+      </w:r>
+      <w:r>
+        <w:rPr>
+          <w:rFonts w:ascii="Arial" w:hAnsi="Arial" w:cs="Arial"/>
+        </w:rPr>
+        <w:t xml:space="preserve"> (</w:t>
+      </w:r>
+      <w:proofErr w:type="spellStart"/>
+      <w:r>
+        <w:rPr>
+          <w:rFonts w:ascii="Arial" w:hAnsi="Arial" w:cs="Arial"/>
+        </w:rPr>
+        <w:t>reaction</w:t>
+      </w:r>
+      <w:proofErr w:type="spellEnd"/>
+      <w:r>
+        <w:rPr>
+          <w:rFonts w:ascii="Arial" w:hAnsi="Arial" w:cs="Arial"/>
+        </w:rPr>
+        <w:t xml:space="preserve"> time) te ukupni rezultat </w:t>
+      </w:r>
+      <w:r>
+        <w:rPr>
+          <w:rFonts w:ascii="Arial" w:hAnsi="Arial" w:cs="Arial"/>
+        </w:rPr>
+        <w:t xml:space="preserve">igrača </w:t>
+      </w:r>
+      <w:r>
+        <w:rPr>
+          <w:rFonts w:ascii="Arial" w:hAnsi="Arial" w:cs="Arial"/>
+        </w:rPr>
+        <w:t>(</w:t>
+      </w:r>
+      <w:proofErr w:type="spellStart"/>
+      <w:r>
+        <w:rPr>
+          <w:rFonts w:ascii="Arial" w:hAnsi="Arial" w:cs="Arial"/>
+        </w:rPr>
+        <w:t>performance</w:t>
+      </w:r>
+      <w:proofErr w:type="spellEnd"/>
+      <w:r>
+        <w:rPr>
+          <w:rFonts w:ascii="Arial" w:hAnsi="Arial" w:cs="Arial"/>
+        </w:rPr>
+        <w:t xml:space="preserve"> </w:t>
+      </w:r>
+      <w:proofErr w:type="spellStart"/>
+      <w:r>
+        <w:rPr>
+          <w:rFonts w:ascii="Arial" w:hAnsi="Arial" w:cs="Arial"/>
+        </w:rPr>
+        <w:t>score</w:t>
+      </w:r>
+      <w:proofErr w:type="spellEnd"/>
+      <w:r>
+        <w:rPr>
+          <w:rFonts w:ascii="Arial" w:hAnsi="Arial" w:cs="Arial"/>
+        </w:rPr>
+        <w:t>).</w:t>
       </w:r>
     </w:p>
     <w:p>
@@ -5519,42 +4761,12 @@
           <w:rFonts w:ascii="Arial" w:hAnsi="Arial" w:cs="Arial"/>
         </w:rPr>
       </w:pPr>
-    </w:p>
-    <w:p>
-      <w:pPr>
-        <w:pStyle w:val="Heading2"/>
-        <w:rPr>
-          <w:rFonts w:ascii="Arial" w:hAnsi="Arial" w:cs="Arial"/>
-          <w:lang w:val="hr-HR"/>
-        </w:rPr>
-      </w:pPr>
-      <w:bookmarkStart w:id="7" w:name="_Toc230447207"/>
-      <w:r>
-        <w:rPr>
-          <w:rFonts w:ascii="Arial" w:hAnsi="Arial" w:cs="Arial"/>
-          <w:lang w:val="hr-HR"/>
-        </w:rPr>
-        <w:t>3.2. Opis korištenog skupa podataka</w:t>
-      </w:r>
-      <w:bookmarkEnd w:id="7"/>
-    </w:p>
-    <w:p>
-      <w:pPr>
-        <w:pStyle w:val="Heading3"/>
-        <w:rPr>
-          <w:rFonts w:ascii="Arial" w:hAnsi="Arial" w:cs="Arial"/>
-          <w:lang w:val="hr-HR"/>
-        </w:rPr>
-      </w:pPr>
-      <w:bookmarkStart w:id="8" w:name="_Toc230447208"/>
-      <w:r>
-        <w:rPr>
-          <w:rFonts w:ascii="Arial" w:hAnsi="Arial" w:cs="Arial"/>
-          <w:lang w:val="hr-HR"/>
-        </w:rPr>
-        <w:t>3.2.1. Izvor podataka</w:t>
-      </w:r>
-      <w:bookmarkEnd w:id="8"/>
+      <w:r>
+        <w:rPr>
+          <w:rFonts w:ascii="Arial" w:hAnsi="Arial" w:cs="Arial"/>
+        </w:rPr>
+        <w:t>Svrha izrađenog skladišta podataka je centralizirati sve te podatke i omogućiti višedimenzionalnu analizu kojom se mogu dobiti odgovori na pitanja poput: koji igrači i timovi su najefikasniji, na kojim mapama se postižu najbolji rezultati, kako se performanse mijenjaju kroz različite faze turnira i kroz vrijeme, te iz kojih zemalja dolaze najuspješniji profesionalni igrači.</w:t>
+      </w:r>
     </w:p>
     <w:p>
       <w:pPr>
@@ -5565,12 +4777,24 @@
           <w:rFonts w:ascii="Arial" w:hAnsi="Arial" w:cs="Arial"/>
         </w:rPr>
       </w:pPr>
-      <w:r>
-        <w:rPr>
-          <w:rFonts w:ascii="Arial" w:hAnsi="Arial" w:cs="Arial"/>
-        </w:rPr>
-        <w:t>Za projekt su korištena četiri javno dostupna skupa podataka preuzeta s platforme Kaggle (www.kaggle.com). Kaggle je odabran jer nudi besplatan pristup strukturiranim skupovima podataka iz esports domene koji su verificirani od strane zajednice. Podaci su preuzeti u CSV formatu.</w:t>
-      </w:r>
+    </w:p>
+    <w:p>
+      <w:pPr>
+        <w:pStyle w:val="Heading2"/>
+        <w:rPr>
+          <w:rFonts w:ascii="Arial" w:hAnsi="Arial" w:cs="Arial"/>
+          <w:lang w:val="hr-HR"/>
+        </w:rPr>
+      </w:pPr>
+      <w:bookmarkStart w:id="7" w:name="_Toc230689607"/>
+      <w:r>
+        <w:rPr>
+          <w:rFonts w:ascii="Arial" w:hAnsi="Arial" w:cs="Arial"/>
+          <w:lang w:val="hr-HR"/>
+        </w:rPr>
+        <w:t>3.2. Opis korištenog skupa podataka</w:t>
+      </w:r>
+      <w:bookmarkEnd w:id="7"/>
     </w:p>
     <w:p>
       <w:pPr>
@@ -5581,6 +4805,12 @@
           <w:rFonts w:ascii="Arial" w:hAnsi="Arial" w:cs="Arial"/>
         </w:rPr>
       </w:pPr>
+      <w:r>
+        <w:rPr>
+          <w:rFonts w:ascii="Arial" w:hAnsi="Arial" w:cs="Arial"/>
+        </w:rPr>
+        <w:t>Za projekt su korištena četiri javno dostupna skupa podataka preuzeta s platforme Kaggle (www.kaggle.com). Kaggle je odabran jer nudi besplatan pristup strukturiranim skupovima podataka iz esports domene koji su verificirani od strane zajednice. Podaci su preuzeti u CSV formatu.</w:t>
+      </w:r>
     </w:p>
     <w:p>
       <w:pPr>
@@ -5593,62 +4823,36 @@
     </w:p>
     <w:p>
       <w:pPr>
-        <w:pStyle w:val="Heading3"/>
-        <w:rPr>
-          <w:rFonts w:ascii="Arial" w:hAnsi="Arial" w:cs="Arial"/>
-          <w:lang w:val="hr-HR"/>
-        </w:rPr>
-      </w:pPr>
-      <w:bookmarkStart w:id="9" w:name="_Toc230447209"/>
-      <w:r>
-        <w:rPr>
-          <w:rFonts w:ascii="Arial" w:hAnsi="Arial" w:cs="Arial"/>
-          <w:lang w:val="hr-HR"/>
+        <w:spacing w:after="160" w:line="360" w:lineRule="auto"/>
+        <w:jc w:val="both"/>
+        <w:rPr>
+          <w:rFonts w:ascii="Arial" w:hAnsi="Arial" w:cs="Arial"/>
+        </w:rPr>
+      </w:pPr>
+    </w:p>
+    <w:p>
+      <w:pPr>
+        <w:spacing w:after="160" w:line="360" w:lineRule="auto"/>
+        <w:jc w:val="both"/>
+        <w:rPr>
+          <w:rFonts w:ascii="Arial" w:hAnsi="Arial" w:cs="Arial"/>
+        </w:rPr>
+      </w:pPr>
+    </w:p>
+    <w:p>
+      <w:pPr>
+        <w:spacing w:after="160" w:line="360" w:lineRule="auto"/>
+        <w:jc w:val="both"/>
+        <w:rPr>
+          <w:rFonts w:ascii="Arial" w:hAnsi="Arial" w:cs="Arial"/>
+        </w:rPr>
+      </w:pPr>
+      <w:r>
+        <w:rPr>
+          <w:rFonts w:ascii="Arial" w:hAnsi="Arial" w:cs="Arial"/>
         </w:rPr>
         <w:lastRenderedPageBreak/>
-        <w:t>3.2.2. Struktura izvornih skupova podataka</w:t>
-      </w:r>
-      <w:bookmarkEnd w:id="9"/>
-    </w:p>
-    <w:p>
-      <w:pPr>
-        <w:spacing w:after="160" w:line="360" w:lineRule="auto"/>
-        <w:ind w:firstLine="720"/>
-        <w:jc w:val="both"/>
-        <w:rPr>
-          <w:rFonts w:ascii="Arial" w:hAnsi="Arial" w:cs="Arial"/>
-        </w:rPr>
-      </w:pPr>
-      <w:r>
-        <w:rPr>
-          <w:rFonts w:ascii="Arial" w:hAnsi="Arial" w:cs="Arial"/>
-        </w:rPr>
         <w:t>U nastavku je prikazana struktura svakog od četiri korištena skupa podataka.</w:t>
-      </w:r>
-    </w:p>
-    <w:p>
-      <w:pPr>
-        <w:spacing w:after="120"/>
-        <w:rPr>
-          <w:rFonts w:ascii="Arial" w:hAnsi="Arial" w:cs="Arial"/>
-        </w:rPr>
-      </w:pPr>
-    </w:p>
-    <w:p>
-      <w:pPr>
-        <w:spacing w:before="60" w:after="200"/>
-        <w:jc w:val="center"/>
-        <w:rPr>
-          <w:rFonts w:ascii="Arial" w:hAnsi="Arial" w:cs="Arial"/>
-        </w:rPr>
-      </w:pPr>
-      <w:r>
-        <w:rPr>
-          <w:rFonts w:ascii="Arial" w:hAnsi="Arial" w:cs="Arial"/>
-          <w:sz w:val="20"/>
-          <w:szCs w:val="20"/>
-        </w:rPr>
-        <w:t>Tablica 1: Skup podataka esports_player_performance_tournament_analytics.csv (2.800 zapisa)</w:t>
       </w:r>
     </w:p>
     <w:tbl>
@@ -5674,12 +4878,6 @@
         <w:gridCol w:w="4804"/>
       </w:tblGrid>
       <w:tr>
-        <w:tblPrEx>
-          <w:tblCellMar>
-            <w:top w:w="0" w:type="dxa"/>
-            <w:bottom w:w="0" w:type="dxa"/>
-          </w:tblCellMar>
-        </w:tblPrEx>
         <w:tc>
           <w:tcPr>
             <w:tcW w:w="2200" w:type="dxa"/>
@@ -5793,12 +4991,6 @@
         </w:tc>
       </w:tr>
       <w:tr>
-        <w:tblPrEx>
-          <w:tblCellMar>
-            <w:top w:w="0" w:type="dxa"/>
-            <w:bottom w:w="0" w:type="dxa"/>
-          </w:tblCellMar>
-        </w:tblPrEx>
         <w:tc>
           <w:tcPr>
             <w:tcW w:w="2200" w:type="dxa"/>
@@ -5902,12 +5094,6 @@
         </w:tc>
       </w:tr>
       <w:tr>
-        <w:tblPrEx>
-          <w:tblCellMar>
-            <w:top w:w="0" w:type="dxa"/>
-            <w:bottom w:w="0" w:type="dxa"/>
-          </w:tblCellMar>
-        </w:tblPrEx>
         <w:tc>
           <w:tcPr>
             <w:tcW w:w="2200" w:type="dxa"/>
@@ -6009,12 +5195,6 @@
         </w:tc>
       </w:tr>
       <w:tr>
-        <w:tblPrEx>
-          <w:tblCellMar>
-            <w:top w:w="0" w:type="dxa"/>
-            <w:bottom w:w="0" w:type="dxa"/>
-          </w:tblCellMar>
-        </w:tblPrEx>
         <w:tc>
           <w:tcPr>
             <w:tcW w:w="2200" w:type="dxa"/>
@@ -6118,12 +5298,6 @@
         </w:tc>
       </w:tr>
       <w:tr>
-        <w:tblPrEx>
-          <w:tblCellMar>
-            <w:top w:w="0" w:type="dxa"/>
-            <w:bottom w:w="0" w:type="dxa"/>
-          </w:tblCellMar>
-        </w:tblPrEx>
         <w:tc>
           <w:tcPr>
             <w:tcW w:w="2200" w:type="dxa"/>
@@ -6315,12 +5489,6 @@
         </w:tc>
       </w:tr>
       <w:tr>
-        <w:tblPrEx>
-          <w:tblCellMar>
-            <w:top w:w="0" w:type="dxa"/>
-            <w:bottom w:w="0" w:type="dxa"/>
-          </w:tblCellMar>
-        </w:tblPrEx>
         <w:tc>
           <w:tcPr>
             <w:tcW w:w="2200" w:type="dxa"/>
@@ -6424,12 +5592,6 @@
         </w:tc>
       </w:tr>
       <w:tr>
-        <w:tblPrEx>
-          <w:tblCellMar>
-            <w:top w:w="0" w:type="dxa"/>
-            <w:bottom w:w="0" w:type="dxa"/>
-          </w:tblCellMar>
-        </w:tblPrEx>
         <w:tc>
           <w:tcPr>
             <w:tcW w:w="2200" w:type="dxa"/>
@@ -6623,12 +5785,6 @@
         </w:tc>
       </w:tr>
       <w:tr>
-        <w:tblPrEx>
-          <w:tblCellMar>
-            <w:top w:w="0" w:type="dxa"/>
-            <w:bottom w:w="0" w:type="dxa"/>
-          </w:tblCellMar>
-        </w:tblPrEx>
         <w:tc>
           <w:tcPr>
             <w:tcW w:w="2200" w:type="dxa"/>
@@ -6732,12 +5888,6 @@
         </w:tc>
       </w:tr>
       <w:tr>
-        <w:tblPrEx>
-          <w:tblCellMar>
-            <w:top w:w="0" w:type="dxa"/>
-            <w:bottom w:w="0" w:type="dxa"/>
-          </w:tblCellMar>
-        </w:tblPrEx>
         <w:tc>
           <w:tcPr>
             <w:tcW w:w="2200" w:type="dxa"/>
@@ -6841,12 +5991,6 @@
         </w:tc>
       </w:tr>
       <w:tr>
-        <w:tblPrEx>
-          <w:tblCellMar>
-            <w:top w:w="0" w:type="dxa"/>
-            <w:bottom w:w="0" w:type="dxa"/>
-          </w:tblCellMar>
-        </w:tblPrEx>
         <w:tc>
           <w:tcPr>
             <w:tcW w:w="2200" w:type="dxa"/>
@@ -6950,12 +6094,6 @@
         </w:tc>
       </w:tr>
       <w:tr>
-        <w:tblPrEx>
-          <w:tblCellMar>
-            <w:top w:w="0" w:type="dxa"/>
-            <w:bottom w:w="0" w:type="dxa"/>
-          </w:tblCellMar>
-        </w:tblPrEx>
         <w:tc>
           <w:tcPr>
             <w:tcW w:w="2200" w:type="dxa"/>
@@ -7059,12 +6197,6 @@
         </w:tc>
       </w:tr>
       <w:tr>
-        <w:tblPrEx>
-          <w:tblCellMar>
-            <w:top w:w="0" w:type="dxa"/>
-            <w:bottom w:w="0" w:type="dxa"/>
-          </w:tblCellMar>
-        </w:tblPrEx>
         <w:tc>
           <w:tcPr>
             <w:tcW w:w="2200" w:type="dxa"/>
@@ -7168,12 +6300,6 @@
         </w:tc>
       </w:tr>
       <w:tr>
-        <w:tblPrEx>
-          <w:tblCellMar>
-            <w:top w:w="0" w:type="dxa"/>
-            <w:bottom w:w="0" w:type="dxa"/>
-          </w:tblCellMar>
-        </w:tblPrEx>
         <w:tc>
           <w:tcPr>
             <w:tcW w:w="2200" w:type="dxa"/>
@@ -7277,12 +6403,6 @@
         </w:tc>
       </w:tr>
       <w:tr>
-        <w:tblPrEx>
-          <w:tblCellMar>
-            <w:top w:w="0" w:type="dxa"/>
-            <w:bottom w:w="0" w:type="dxa"/>
-          </w:tblCellMar>
-        </w:tblPrEx>
         <w:tc>
           <w:tcPr>
             <w:tcW w:w="2200" w:type="dxa"/>
@@ -7386,12 +6506,6 @@
         </w:tc>
       </w:tr>
       <w:tr>
-        <w:tblPrEx>
-          <w:tblCellMar>
-            <w:top w:w="0" w:type="dxa"/>
-            <w:bottom w:w="0" w:type="dxa"/>
-          </w:tblCellMar>
-        </w:tblPrEx>
         <w:tc>
           <w:tcPr>
             <w:tcW w:w="2200" w:type="dxa"/>
@@ -7495,12 +6609,6 @@
         </w:tc>
       </w:tr>
       <w:tr>
-        <w:tblPrEx>
-          <w:tblCellMar>
-            <w:top w:w="0" w:type="dxa"/>
-            <w:bottom w:w="0" w:type="dxa"/>
-          </w:tblCellMar>
-        </w:tblPrEx>
         <w:tc>
           <w:tcPr>
             <w:tcW w:w="2200" w:type="dxa"/>
@@ -7640,12 +6748,6 @@
         </w:tc>
       </w:tr>
       <w:tr>
-        <w:tblPrEx>
-          <w:tblCellMar>
-            <w:top w:w="0" w:type="dxa"/>
-            <w:bottom w:w="0" w:type="dxa"/>
-          </w:tblCellMar>
-        </w:tblPrEx>
         <w:tc>
           <w:tcPr>
             <w:tcW w:w="2200" w:type="dxa"/>
@@ -7785,23 +6887,22 @@
           <w:szCs w:val="20"/>
         </w:rPr>
       </w:pPr>
-    </w:p>
-    <w:p>
-      <w:pPr>
-        <w:spacing w:before="60" w:after="200"/>
-        <w:jc w:val="center"/>
-        <w:rPr>
-          <w:rFonts w:ascii="Arial" w:hAnsi="Arial" w:cs="Arial"/>
-        </w:rPr>
-      </w:pPr>
       <w:r>
         <w:rPr>
           <w:rFonts w:ascii="Arial" w:hAnsi="Arial" w:cs="Arial"/>
           <w:sz w:val="20"/>
           <w:szCs w:val="20"/>
         </w:rPr>
-        <w:t>Tablica 2: Skup podataka player_stats.csv (1.869 zapisa – HLTV profesionalni igrači)</w:t>
-      </w:r>
+        <w:t>Tablica 1: Skup podataka esports_player_performance_tournament_analytics.csv (2.800 zapisa)</w:t>
+      </w:r>
+    </w:p>
+    <w:p>
+      <w:pPr>
+        <w:spacing w:before="60" w:after="200"/>
+        <w:rPr>
+          <w:rFonts w:ascii="Arial" w:hAnsi="Arial" w:cs="Arial"/>
+        </w:rPr>
+      </w:pPr>
     </w:p>
     <w:tbl>
       <w:tblPr>
@@ -7826,12 +6927,6 @@
         <w:gridCol w:w="4804"/>
       </w:tblGrid>
       <w:tr>
-        <w:tblPrEx>
-          <w:tblCellMar>
-            <w:top w:w="0" w:type="dxa"/>
-            <w:bottom w:w="0" w:type="dxa"/>
-          </w:tblCellMar>
-        </w:tblPrEx>
         <w:tc>
           <w:tcPr>
             <w:tcW w:w="2200" w:type="dxa"/>
@@ -7945,12 +7040,6 @@
         </w:tc>
       </w:tr>
       <w:tr>
-        <w:tblPrEx>
-          <w:tblCellMar>
-            <w:top w:w="0" w:type="dxa"/>
-            <w:bottom w:w="0" w:type="dxa"/>
-          </w:tblCellMar>
-        </w:tblPrEx>
         <w:tc>
           <w:tcPr>
             <w:tcW w:w="2200" w:type="dxa"/>
@@ -8054,12 +7143,6 @@
         </w:tc>
       </w:tr>
       <w:tr>
-        <w:tblPrEx>
-          <w:tblCellMar>
-            <w:top w:w="0" w:type="dxa"/>
-            <w:bottom w:w="0" w:type="dxa"/>
-          </w:tblCellMar>
-        </w:tblPrEx>
         <w:tc>
           <w:tcPr>
             <w:tcW w:w="2200" w:type="dxa"/>
@@ -8163,12 +7246,6 @@
         </w:tc>
       </w:tr>
       <w:tr>
-        <w:tblPrEx>
-          <w:tblCellMar>
-            <w:top w:w="0" w:type="dxa"/>
-            <w:bottom w:w="0" w:type="dxa"/>
-          </w:tblCellMar>
-        </w:tblPrEx>
         <w:tc>
           <w:tcPr>
             <w:tcW w:w="2200" w:type="dxa"/>
@@ -8272,12 +7349,6 @@
         </w:tc>
       </w:tr>
       <w:tr>
-        <w:tblPrEx>
-          <w:tblCellMar>
-            <w:top w:w="0" w:type="dxa"/>
-            <w:bottom w:w="0" w:type="dxa"/>
-          </w:tblCellMar>
-        </w:tblPrEx>
         <w:tc>
           <w:tcPr>
             <w:tcW w:w="2200" w:type="dxa"/>
@@ -8381,12 +7452,6 @@
         </w:tc>
       </w:tr>
       <w:tr>
-        <w:tblPrEx>
-          <w:tblCellMar>
-            <w:top w:w="0" w:type="dxa"/>
-            <w:bottom w:w="0" w:type="dxa"/>
-          </w:tblCellMar>
-        </w:tblPrEx>
         <w:tc>
           <w:tcPr>
             <w:tcW w:w="2200" w:type="dxa"/>
@@ -8490,12 +7555,6 @@
         </w:tc>
       </w:tr>
       <w:tr>
-        <w:tblPrEx>
-          <w:tblCellMar>
-            <w:top w:w="0" w:type="dxa"/>
-            <w:bottom w:w="0" w:type="dxa"/>
-          </w:tblCellMar>
-        </w:tblPrEx>
         <w:tc>
           <w:tcPr>
             <w:tcW w:w="2200" w:type="dxa"/>
@@ -8635,12 +7694,6 @@
         </w:tc>
       </w:tr>
       <w:tr>
-        <w:tblPrEx>
-          <w:tblCellMar>
-            <w:top w:w="0" w:type="dxa"/>
-            <w:bottom w:w="0" w:type="dxa"/>
-          </w:tblCellMar>
-        </w:tblPrEx>
         <w:tc>
           <w:tcPr>
             <w:tcW w:w="2200" w:type="dxa"/>
@@ -8758,16 +7811,38 @@
         <w:jc w:val="center"/>
         <w:rPr>
           <w:rFonts w:ascii="Arial" w:hAnsi="Arial" w:cs="Arial"/>
-        </w:rPr>
-      </w:pPr>
-      <w:r>
-        <w:rPr>
-          <w:rFonts w:ascii="Arial" w:hAnsi="Arial" w:cs="Arial"/>
           <w:sz w:val="20"/>
           <w:szCs w:val="20"/>
         </w:rPr>
-        <w:t>Tablica 3: Skup podataka team_stats.csv (361 zapis – HLTV profesionalni timovi)</w:t>
-      </w:r>
+      </w:pPr>
+      <w:r>
+        <w:rPr>
+          <w:rFonts w:ascii="Arial" w:hAnsi="Arial" w:cs="Arial"/>
+          <w:sz w:val="20"/>
+          <w:szCs w:val="20"/>
+        </w:rPr>
+        <w:t>Tablica 2: Skup podataka player_stats.csv (1.869 zapisa – HLTV profesionalni igrači)</w:t>
+      </w:r>
+    </w:p>
+    <w:p>
+      <w:pPr>
+        <w:spacing w:before="60" w:after="200"/>
+        <w:rPr>
+          <w:rFonts w:ascii="Arial" w:hAnsi="Arial" w:cs="Arial"/>
+          <w:sz w:val="20"/>
+          <w:szCs w:val="20"/>
+        </w:rPr>
+      </w:pPr>
+    </w:p>
+    <w:p>
+      <w:pPr>
+        <w:spacing w:before="60" w:after="200"/>
+        <w:rPr>
+          <w:rFonts w:ascii="Arial" w:hAnsi="Arial" w:cs="Arial"/>
+          <w:sz w:val="20"/>
+          <w:szCs w:val="20"/>
+        </w:rPr>
+      </w:pPr>
     </w:p>
     <w:tbl>
       <w:tblPr>
@@ -8792,12 +7867,6 @@
         <w:gridCol w:w="4804"/>
       </w:tblGrid>
       <w:tr>
-        <w:tblPrEx>
-          <w:tblCellMar>
-            <w:top w:w="0" w:type="dxa"/>
-            <w:bottom w:w="0" w:type="dxa"/>
-          </w:tblCellMar>
-        </w:tblPrEx>
         <w:tc>
           <w:tcPr>
             <w:tcW w:w="2200" w:type="dxa"/>
@@ -8831,6 +7900,7 @@
                 <w:sz w:val="20"/>
                 <w:szCs w:val="20"/>
               </w:rPr>
+              <w:lastRenderedPageBreak/>
               <w:t>Atribut</w:t>
             </w:r>
           </w:p>
@@ -8911,12 +7981,6 @@
         </w:tc>
       </w:tr>
       <w:tr>
-        <w:tblPrEx>
-          <w:tblCellMar>
-            <w:top w:w="0" w:type="dxa"/>
-            <w:bottom w:w="0" w:type="dxa"/>
-          </w:tblCellMar>
-        </w:tblPrEx>
         <w:tc>
           <w:tcPr>
             <w:tcW w:w="2200" w:type="dxa"/>
@@ -9020,12 +8084,6 @@
         </w:tc>
       </w:tr>
       <w:tr>
-        <w:tblPrEx>
-          <w:tblCellMar>
-            <w:top w:w="0" w:type="dxa"/>
-            <w:bottom w:w="0" w:type="dxa"/>
-          </w:tblCellMar>
-        </w:tblPrEx>
         <w:tc>
           <w:tcPr>
             <w:tcW w:w="2200" w:type="dxa"/>
@@ -9129,12 +8187,6 @@
         </w:tc>
       </w:tr>
       <w:tr>
-        <w:tblPrEx>
-          <w:tblCellMar>
-            <w:top w:w="0" w:type="dxa"/>
-            <w:bottom w:w="0" w:type="dxa"/>
-          </w:tblCellMar>
-        </w:tblPrEx>
         <w:tc>
           <w:tcPr>
             <w:tcW w:w="2200" w:type="dxa"/>
@@ -9238,12 +8290,6 @@
         </w:tc>
       </w:tr>
       <w:tr>
-        <w:tblPrEx>
-          <w:tblCellMar>
-            <w:top w:w="0" w:type="dxa"/>
-            <w:bottom w:w="0" w:type="dxa"/>
-          </w:tblCellMar>
-        </w:tblPrEx>
         <w:tc>
           <w:tcPr>
             <w:tcW w:w="2200" w:type="dxa"/>
@@ -9347,12 +8393,6 @@
         </w:tc>
       </w:tr>
       <w:tr>
-        <w:tblPrEx>
-          <w:tblCellMar>
-            <w:top w:w="0" w:type="dxa"/>
-            <w:bottom w:w="0" w:type="dxa"/>
-          </w:tblCellMar>
-        </w:tblPrEx>
         <w:tc>
           <w:tcPr>
             <w:tcW w:w="2200" w:type="dxa"/>
@@ -9456,12 +8496,6 @@
         </w:tc>
       </w:tr>
       <w:tr>
-        <w:tblPrEx>
-          <w:tblCellMar>
-            <w:top w:w="0" w:type="dxa"/>
-            <w:bottom w:w="0" w:type="dxa"/>
-          </w:tblCellMar>
-        </w:tblPrEx>
         <w:tc>
           <w:tcPr>
             <w:tcW w:w="2200" w:type="dxa"/>
@@ -9566,14 +8600,34 @@
     <w:p>
       <w:pPr>
         <w:spacing w:after="120"/>
-        <w:rPr>
-          <w:rFonts w:ascii="Arial" w:hAnsi="Arial" w:cs="Arial"/>
+        <w:jc w:val="center"/>
+        <w:rPr>
+          <w:rFonts w:ascii="Arial" w:hAnsi="Arial" w:cs="Arial"/>
+          <w:sz w:val="20"/>
+          <w:szCs w:val="20"/>
         </w:rPr>
       </w:pPr>
     </w:p>
     <w:p>
       <w:pPr>
         <w:spacing w:after="120"/>
+        <w:jc w:val="center"/>
+        <w:rPr>
+          <w:rFonts w:ascii="Arial" w:hAnsi="Arial" w:cs="Arial"/>
+        </w:rPr>
+      </w:pPr>
+      <w:r>
+        <w:rPr>
+          <w:rFonts w:ascii="Arial" w:hAnsi="Arial" w:cs="Arial"/>
+          <w:sz w:val="20"/>
+          <w:szCs w:val="20"/>
+        </w:rPr>
+        <w:t>Tablica 3: Skup podataka team_stats.csv (361 zapis – HLTV profesionalni timovi)</w:t>
+      </w:r>
+    </w:p>
+    <w:p>
+      <w:pPr>
+        <w:spacing w:after="120"/>
         <w:rPr>
           <w:rFonts w:ascii="Arial" w:hAnsi="Arial" w:cs="Arial"/>
         </w:rPr>
@@ -9587,7 +8641,7 @@
           <w:lang w:val="hr-HR"/>
         </w:rPr>
       </w:pPr>
-      <w:bookmarkStart w:id="10" w:name="_Toc230447210"/>
+      <w:bookmarkStart w:id="8" w:name="_Toc230689608"/>
       <w:r>
         <w:rPr>
           <w:rFonts w:ascii="Arial" w:hAnsi="Arial" w:cs="Arial"/>
@@ -9595,7 +8649,7 @@
         </w:rPr>
         <w:t>3.3. Model skladišta podataka</w:t>
       </w:r>
-      <w:bookmarkEnd w:id="10"/>
+      <w:bookmarkEnd w:id="8"/>
     </w:p>
     <w:p>
       <w:pPr>
@@ -9682,7 +8736,21 @@
         <w:rPr>
           <w:rFonts w:ascii="Arial" w:hAnsi="Arial" w:cs="Arial"/>
         </w:rPr>
-        <w:t xml:space="preserve"> kao tim igrača (team_id) i kao tim protivnika (opponent_team_id).</w:t>
+        <w:t xml:space="preserve"> kao tim igrača (team_id) i kao tim protivnika (</w:t>
+      </w:r>
+      <w:proofErr w:type="spellStart"/>
+      <w:r>
+        <w:rPr>
+          <w:rFonts w:ascii="Arial" w:hAnsi="Arial" w:cs="Arial"/>
+        </w:rPr>
+        <w:t>opponent_team_id</w:t>
+      </w:r>
+      <w:proofErr w:type="spellEnd"/>
+      <w:r>
+        <w:rPr>
+          <w:rFonts w:ascii="Arial" w:hAnsi="Arial" w:cs="Arial"/>
+        </w:rPr>
+        <w:t>).</w:t>
       </w:r>
     </w:p>
     <w:p>
@@ -9767,25 +8835,6 @@
     </w:p>
     <w:p>
       <w:pPr>
-        <w:pStyle w:val="Heading3"/>
-        <w:rPr>
-          <w:rFonts w:ascii="Arial" w:hAnsi="Arial" w:cs="Arial"/>
-          <w:lang w:val="hr-HR"/>
-        </w:rPr>
-      </w:pPr>
-      <w:bookmarkStart w:id="11" w:name="_Toc230447211"/>
-      <w:r>
-        <w:rPr>
-          <w:rFonts w:ascii="Arial" w:hAnsi="Arial" w:cs="Arial"/>
-          <w:lang w:val="hr-HR"/>
-        </w:rPr>
-        <w:lastRenderedPageBreak/>
-        <w:t>3.3.1. Tablica činjenica – fact_match_performance</w:t>
-      </w:r>
-      <w:bookmarkEnd w:id="11"/>
-    </w:p>
-    <w:p>
-      <w:pPr>
         <w:spacing w:after="160" w:line="360" w:lineRule="auto"/>
         <w:ind w:firstLine="720"/>
         <w:jc w:val="both"/>
@@ -9793,12 +8842,25 @@
           <w:rFonts w:ascii="Arial" w:hAnsi="Arial" w:cs="Arial"/>
         </w:rPr>
       </w:pPr>
-      <w:r>
-        <w:rPr>
-          <w:rFonts w:ascii="Arial" w:hAnsi="Arial" w:cs="Arial"/>
-        </w:rPr>
-        <w:t>Tablica činjenica fact_match_performance sadrži 2.800 zapisa gdje svaki zapis predstavlja jedan individualni nastup igrača u jednom meču. Sadrži šest stranih ključeva koji je povezuju s dimenzijskim tablicama te sedam mjera.</w:t>
-      </w:r>
+    </w:p>
+    <w:p>
+      <w:pPr>
+        <w:pStyle w:val="Heading3"/>
+        <w:rPr>
+          <w:rFonts w:ascii="Arial" w:hAnsi="Arial" w:cs="Arial"/>
+          <w:lang w:val="hr-HR"/>
+        </w:rPr>
+      </w:pPr>
+      <w:bookmarkStart w:id="9" w:name="_Toc230689609"/>
+      <w:r>
+        <w:rPr>
+          <w:rFonts w:ascii="Arial" w:hAnsi="Arial" w:cs="Arial"/>
+          <w:lang w:val="hr-HR"/>
+        </w:rPr>
+        <w:lastRenderedPageBreak/>
+        <w:t>3.3.1. Tablica činjenica – fact_match_performance</w:t>
+      </w:r>
+      <w:bookmarkEnd w:id="9"/>
     </w:p>
     <w:p>
       <w:pPr>
@@ -9809,38 +8871,11 @@
           <w:rFonts w:ascii="Arial" w:hAnsi="Arial" w:cs="Arial"/>
         </w:rPr>
       </w:pPr>
-    </w:p>
-    <w:p>
-      <w:pPr>
-        <w:spacing w:before="60" w:after="200"/>
-        <w:jc w:val="center"/>
-        <w:rPr>
-          <w:rFonts w:ascii="Arial" w:hAnsi="Arial" w:cs="Arial"/>
-        </w:rPr>
-      </w:pPr>
-      <w:r>
-        <w:rPr>
-          <w:rFonts w:ascii="Arial" w:hAnsi="Arial" w:cs="Arial"/>
-          <w:sz w:val="20"/>
-          <w:szCs w:val="20"/>
-        </w:rPr>
-        <w:t>Tablica 5: Struktura tablice činjenica fact_match_performance</w:t>
-      </w:r>
-      <w:r>
-        <w:rPr>
-          <w:rFonts w:ascii="Arial" w:hAnsi="Arial" w:cs="Arial"/>
-          <w:sz w:val="20"/>
-          <w:szCs w:val="20"/>
-        </w:rPr>
-        <w:t xml:space="preserve"> </w:t>
-      </w:r>
-      <w:r>
-        <w:rPr>
-          <w:rFonts w:ascii="Arial" w:hAnsi="Arial" w:cs="Arial"/>
-          <w:sz w:val="20"/>
-          <w:szCs w:val="20"/>
-        </w:rPr>
-        <w:t>(vlastiti uradak)</w:t>
+      <w:r>
+        <w:rPr>
+          <w:rFonts w:ascii="Arial" w:hAnsi="Arial" w:cs="Arial"/>
+        </w:rPr>
+        <w:t>Tablica činjenica fact_match_performance sadrži 2.800 zapisa gdje svaki zapis predstavlja jedan individualni nastup igrača u jednom meču. Sadrži šest stranih ključeva koji je povezuju s dimenzijskim tablicama te sedam mjera.</w:t>
       </w:r>
     </w:p>
     <w:tbl>
@@ -9867,12 +8902,6 @@
         <w:gridCol w:w="2524"/>
       </w:tblGrid>
       <w:tr>
-        <w:tblPrEx>
-          <w:tblCellMar>
-            <w:top w:w="0" w:type="dxa"/>
-            <w:bottom w:w="0" w:type="dxa"/>
-          </w:tblCellMar>
-        </w:tblPrEx>
         <w:tc>
           <w:tcPr>
             <w:tcW w:w="2322" w:type="dxa"/>
@@ -10023,12 +9052,6 @@
         </w:tc>
       </w:tr>
       <w:tr>
-        <w:tblPrEx>
-          <w:tblCellMar>
-            <w:top w:w="0" w:type="dxa"/>
-            <w:bottom w:w="0" w:type="dxa"/>
-          </w:tblCellMar>
-        </w:tblPrEx>
         <w:tc>
           <w:tcPr>
             <w:tcW w:w="2322" w:type="dxa"/>
@@ -10165,12 +9188,6 @@
         </w:tc>
       </w:tr>
       <w:tr>
-        <w:tblPrEx>
-          <w:tblCellMar>
-            <w:top w:w="0" w:type="dxa"/>
-            <w:bottom w:w="0" w:type="dxa"/>
-          </w:tblCellMar>
-        </w:tblPrEx>
         <w:tc>
           <w:tcPr>
             <w:tcW w:w="2322" w:type="dxa"/>
@@ -10305,12 +9322,6 @@
         </w:tc>
       </w:tr>
       <w:tr>
-        <w:tblPrEx>
-          <w:tblCellMar>
-            <w:top w:w="0" w:type="dxa"/>
-            <w:bottom w:w="0" w:type="dxa"/>
-          </w:tblCellMar>
-        </w:tblPrEx>
         <w:tc>
           <w:tcPr>
             <w:tcW w:w="2322" w:type="dxa"/>
@@ -10445,12 +9456,6 @@
         </w:tc>
       </w:tr>
       <w:tr>
-        <w:tblPrEx>
-          <w:tblCellMar>
-            <w:top w:w="0" w:type="dxa"/>
-            <w:bottom w:w="0" w:type="dxa"/>
-          </w:tblCellMar>
-        </w:tblPrEx>
         <w:tc>
           <w:tcPr>
             <w:tcW w:w="2322" w:type="dxa"/>
@@ -10585,12 +9590,6 @@
         </w:tc>
       </w:tr>
       <w:tr>
-        <w:tblPrEx>
-          <w:tblCellMar>
-            <w:top w:w="0" w:type="dxa"/>
-            <w:bottom w:w="0" w:type="dxa"/>
-          </w:tblCellMar>
-        </w:tblPrEx>
         <w:tc>
           <w:tcPr>
             <w:tcW w:w="2322" w:type="dxa"/>
@@ -10727,12 +9726,6 @@
         </w:tc>
       </w:tr>
       <w:tr>
-        <w:tblPrEx>
-          <w:tblCellMar>
-            <w:top w:w="0" w:type="dxa"/>
-            <w:bottom w:w="0" w:type="dxa"/>
-          </w:tblCellMar>
-        </w:tblPrEx>
         <w:tc>
           <w:tcPr>
             <w:tcW w:w="2322" w:type="dxa"/>
@@ -10869,12 +9862,6 @@
         </w:tc>
       </w:tr>
       <w:tr>
-        <w:tblPrEx>
-          <w:tblCellMar>
-            <w:top w:w="0" w:type="dxa"/>
-            <w:bottom w:w="0" w:type="dxa"/>
-          </w:tblCellMar>
-        </w:tblPrEx>
         <w:tc>
           <w:tcPr>
             <w:tcW w:w="2322" w:type="dxa"/>
@@ -11011,12 +9998,6 @@
         </w:tc>
       </w:tr>
       <w:tr>
-        <w:tblPrEx>
-          <w:tblCellMar>
-            <w:top w:w="0" w:type="dxa"/>
-            <w:bottom w:w="0" w:type="dxa"/>
-          </w:tblCellMar>
-        </w:tblPrEx>
         <w:tc>
           <w:tcPr>
             <w:tcW w:w="2322" w:type="dxa"/>
@@ -11153,12 +10134,6 @@
         </w:tc>
       </w:tr>
       <w:tr>
-        <w:tblPrEx>
-          <w:tblCellMar>
-            <w:top w:w="0" w:type="dxa"/>
-            <w:bottom w:w="0" w:type="dxa"/>
-          </w:tblCellMar>
-        </w:tblPrEx>
         <w:tc>
           <w:tcPr>
             <w:tcW w:w="2322" w:type="dxa"/>
@@ -11295,12 +10270,6 @@
         </w:tc>
       </w:tr>
       <w:tr>
-        <w:tblPrEx>
-          <w:tblCellMar>
-            <w:top w:w="0" w:type="dxa"/>
-            <w:bottom w:w="0" w:type="dxa"/>
-          </w:tblCellMar>
-        </w:tblPrEx>
         <w:tc>
           <w:tcPr>
             <w:tcW w:w="2322" w:type="dxa"/>
@@ -11437,12 +10406,6 @@
         </w:tc>
       </w:tr>
       <w:tr>
-        <w:tblPrEx>
-          <w:tblCellMar>
-            <w:top w:w="0" w:type="dxa"/>
-            <w:bottom w:w="0" w:type="dxa"/>
-          </w:tblCellMar>
-        </w:tblPrEx>
         <w:tc>
           <w:tcPr>
             <w:tcW w:w="2322" w:type="dxa"/>
@@ -11579,12 +10542,6 @@
         </w:tc>
       </w:tr>
       <w:tr>
-        <w:tblPrEx>
-          <w:tblCellMar>
-            <w:top w:w="0" w:type="dxa"/>
-            <w:bottom w:w="0" w:type="dxa"/>
-          </w:tblCellMar>
-        </w:tblPrEx>
         <w:tc>
           <w:tcPr>
             <w:tcW w:w="2322" w:type="dxa"/>
@@ -11721,12 +10678,6 @@
         </w:tc>
       </w:tr>
       <w:tr>
-        <w:tblPrEx>
-          <w:tblCellMar>
-            <w:top w:w="0" w:type="dxa"/>
-            <w:bottom w:w="0" w:type="dxa"/>
-          </w:tblCellMar>
-        </w:tblPrEx>
         <w:tc>
           <w:tcPr>
             <w:tcW w:w="2322" w:type="dxa"/>
@@ -11863,12 +10814,6 @@
         </w:tc>
       </w:tr>
       <w:tr>
-        <w:tblPrEx>
-          <w:tblCellMar>
-            <w:top w:w="0" w:type="dxa"/>
-            <w:bottom w:w="0" w:type="dxa"/>
-          </w:tblCellMar>
-        </w:tblPrEx>
         <w:tc>
           <w:tcPr>
             <w:tcW w:w="2322" w:type="dxa"/>
@@ -12040,10 +10985,37 @@
     <w:p>
       <w:pPr>
         <w:spacing w:after="120"/>
-        <w:rPr>
-          <w:rFonts w:ascii="Arial" w:hAnsi="Arial" w:cs="Arial"/>
-        </w:rPr>
-      </w:pPr>
+        <w:jc w:val="center"/>
+        <w:rPr>
+          <w:rFonts w:ascii="Arial" w:hAnsi="Arial" w:cs="Arial"/>
+        </w:rPr>
+      </w:pPr>
+      <w:r>
+        <w:rPr>
+          <w:rFonts w:ascii="Arial" w:hAnsi="Arial" w:cs="Arial"/>
+          <w:sz w:val="20"/>
+          <w:szCs w:val="20"/>
+        </w:rPr>
+        <w:t xml:space="preserve">Tablica 5: Struktura tablice činjenica </w:t>
+      </w:r>
+      <w:proofErr w:type="spellStart"/>
+      <w:r>
+        <w:rPr>
+          <w:rFonts w:ascii="Arial" w:hAnsi="Arial" w:cs="Arial"/>
+          <w:sz w:val="20"/>
+          <w:szCs w:val="20"/>
+        </w:rPr>
+        <w:t>fact_match_performance</w:t>
+      </w:r>
+      <w:proofErr w:type="spellEnd"/>
+      <w:r>
+        <w:rPr>
+          <w:rFonts w:ascii="Arial" w:hAnsi="Arial" w:cs="Arial"/>
+          <w:sz w:val="20"/>
+          <w:szCs w:val="20"/>
+        </w:rPr>
+        <w:t xml:space="preserve"> (vlastiti uradak)</w:t>
+      </w:r>
     </w:p>
     <w:p>
       <w:pPr>
@@ -12103,13 +11075,29 @@
     </w:p>
     <w:p>
       <w:pPr>
+        <w:spacing w:after="120"/>
+        <w:rPr>
+          <w:rFonts w:ascii="Arial" w:hAnsi="Arial" w:cs="Arial"/>
+        </w:rPr>
+      </w:pPr>
+    </w:p>
+    <w:p>
+      <w:pPr>
+        <w:spacing w:after="120"/>
+        <w:rPr>
+          <w:rFonts w:ascii="Arial" w:hAnsi="Arial" w:cs="Arial"/>
+        </w:rPr>
+      </w:pPr>
+    </w:p>
+    <w:p>
+      <w:pPr>
         <w:pStyle w:val="Heading3"/>
         <w:rPr>
           <w:rFonts w:ascii="Arial" w:hAnsi="Arial" w:cs="Arial"/>
           <w:lang w:val="hr-HR"/>
         </w:rPr>
       </w:pPr>
-      <w:bookmarkStart w:id="12" w:name="_Toc230447212"/>
+      <w:bookmarkStart w:id="10" w:name="_Toc230689610"/>
       <w:r>
         <w:rPr>
           <w:rFonts w:ascii="Arial" w:hAnsi="Arial" w:cs="Arial"/>
@@ -12118,7 +11106,7 @@
         <w:lastRenderedPageBreak/>
         <w:t>3.3.2. Dimenzijske tablice</w:t>
       </w:r>
-      <w:bookmarkEnd w:id="12"/>
+      <w:bookmarkEnd w:id="10"/>
     </w:p>
     <w:p>
       <w:pPr>
@@ -12134,39 +11122,6 @@
           <w:rFonts w:ascii="Arial" w:hAnsi="Arial" w:cs="Arial"/>
         </w:rPr>
         <w:t>Model sadrži pet dimenzijskih tablica čija je struktura opisana u nastavku.</w:t>
-      </w:r>
-    </w:p>
-    <w:p>
-      <w:pPr>
-        <w:spacing w:after="120"/>
-        <w:rPr>
-          <w:rFonts w:ascii="Arial" w:hAnsi="Arial" w:cs="Arial"/>
-        </w:rPr>
-      </w:pPr>
-    </w:p>
-    <w:p>
-      <w:pPr>
-        <w:spacing w:before="60" w:after="200"/>
-        <w:jc w:val="center"/>
-        <w:rPr>
-          <w:rFonts w:ascii="Arial" w:hAnsi="Arial" w:cs="Arial"/>
-        </w:rPr>
-      </w:pPr>
-      <w:r>
-        <w:rPr>
-          <w:rFonts w:ascii="Arial" w:hAnsi="Arial" w:cs="Arial"/>
-          <w:sz w:val="20"/>
-          <w:szCs w:val="20"/>
-        </w:rPr>
-        <w:t xml:space="preserve">Tablica 6: Dimenzijska tablica dim_player </w:t>
-      </w:r>
-      <w:r>
-        <w:rPr>
-          <w:rFonts w:ascii="Arial" w:hAnsi="Arial" w:cs="Arial"/>
-          <w:sz w:val="20"/>
-          <w:szCs w:val="20"/>
-        </w:rPr>
-        <w:t>(vlastiti uradak)</w:t>
       </w:r>
     </w:p>
     <w:tbl>
@@ -12192,15 +11147,9 @@
         <w:gridCol w:w="4240"/>
       </w:tblGrid>
       <w:tr>
-        <w:tblPrEx>
-          <w:tblCellMar>
-            <w:top w:w="0" w:type="dxa"/>
-            <w:bottom w:w="0" w:type="dxa"/>
-          </w:tblCellMar>
-        </w:tblPrEx>
-        <w:tc>
-          <w:tcPr>
-            <w:tcW w:w="2400" w:type="dxa"/>
+        <w:tc>
+          <w:tcPr>
+            <w:tcW w:w="2802" w:type="dxa"/>
             <w:tcBorders>
               <w:top w:val="single" w:sz="4" w:space="0" w:color="1F4E79"/>
               <w:left w:val="single" w:sz="4" w:space="0" w:color="1F4E79"/>
@@ -12237,7 +11186,7 @@
         </w:tc>
         <w:tc>
           <w:tcPr>
-            <w:tcW w:w="1500" w:type="dxa"/>
+            <w:tcW w:w="1462" w:type="dxa"/>
             <w:tcBorders>
               <w:top w:val="single" w:sz="4" w:space="0" w:color="1F4E79"/>
               <w:left w:val="single" w:sz="4" w:space="0" w:color="1F4E79"/>
@@ -12274,7 +11223,7 @@
         </w:tc>
         <w:tc>
           <w:tcPr>
-            <w:tcW w:w="4604" w:type="dxa"/>
+            <w:tcW w:w="4240" w:type="dxa"/>
             <w:tcBorders>
               <w:top w:val="single" w:sz="4" w:space="0" w:color="1F4E79"/>
               <w:left w:val="single" w:sz="4" w:space="0" w:color="1F4E79"/>
@@ -12311,15 +11260,9 @@
         </w:tc>
       </w:tr>
       <w:tr>
-        <w:tblPrEx>
-          <w:tblCellMar>
-            <w:top w:w="0" w:type="dxa"/>
-            <w:bottom w:w="0" w:type="dxa"/>
-          </w:tblCellMar>
-        </w:tblPrEx>
-        <w:tc>
-          <w:tcPr>
-            <w:tcW w:w="2400" w:type="dxa"/>
+        <w:tc>
+          <w:tcPr>
+            <w:tcW w:w="2802" w:type="dxa"/>
             <w:tcBorders>
               <w:top w:val="single" w:sz="4" w:space="0" w:color="AAAAAA"/>
               <w:left w:val="single" w:sz="4" w:space="0" w:color="AAAAAA"/>
@@ -12352,7 +11295,7 @@
         </w:tc>
         <w:tc>
           <w:tcPr>
-            <w:tcW w:w="1500" w:type="dxa"/>
+            <w:tcW w:w="1462" w:type="dxa"/>
             <w:tcBorders>
               <w:top w:val="single" w:sz="4" w:space="0" w:color="AAAAAA"/>
               <w:left w:val="single" w:sz="4" w:space="0" w:color="AAAAAA"/>
@@ -12385,7 +11328,7 @@
         </w:tc>
         <w:tc>
           <w:tcPr>
-            <w:tcW w:w="4604" w:type="dxa"/>
+            <w:tcW w:w="4240" w:type="dxa"/>
             <w:tcBorders>
               <w:top w:val="single" w:sz="4" w:space="0" w:color="AAAAAA"/>
               <w:left w:val="single" w:sz="4" w:space="0" w:color="AAAAAA"/>
@@ -12418,15 +11361,9 @@
         </w:tc>
       </w:tr>
       <w:tr>
-        <w:tblPrEx>
-          <w:tblCellMar>
-            <w:top w:w="0" w:type="dxa"/>
-            <w:bottom w:w="0" w:type="dxa"/>
-          </w:tblCellMar>
-        </w:tblPrEx>
-        <w:tc>
-          <w:tcPr>
-            <w:tcW w:w="2400" w:type="dxa"/>
+        <w:tc>
+          <w:tcPr>
+            <w:tcW w:w="2802" w:type="dxa"/>
             <w:tcBorders>
               <w:top w:val="single" w:sz="4" w:space="0" w:color="AAAAAA"/>
               <w:left w:val="single" w:sz="4" w:space="0" w:color="AAAAAA"/>
@@ -12459,7 +11396,7 @@
         </w:tc>
         <w:tc>
           <w:tcPr>
-            <w:tcW w:w="1500" w:type="dxa"/>
+            <w:tcW w:w="1462" w:type="dxa"/>
             <w:tcBorders>
               <w:top w:val="single" w:sz="4" w:space="0" w:color="AAAAAA"/>
               <w:left w:val="single" w:sz="4" w:space="0" w:color="AAAAAA"/>
@@ -12492,7 +11429,7 @@
         </w:tc>
         <w:tc>
           <w:tcPr>
-            <w:tcW w:w="4604" w:type="dxa"/>
+            <w:tcW w:w="4240" w:type="dxa"/>
             <w:tcBorders>
               <w:top w:val="single" w:sz="4" w:space="0" w:color="AAAAAA"/>
               <w:left w:val="single" w:sz="4" w:space="0" w:color="AAAAAA"/>
@@ -12525,15 +11462,9 @@
         </w:tc>
       </w:tr>
       <w:tr>
-        <w:tblPrEx>
-          <w:tblCellMar>
-            <w:top w:w="0" w:type="dxa"/>
-            <w:bottom w:w="0" w:type="dxa"/>
-          </w:tblCellMar>
-        </w:tblPrEx>
-        <w:tc>
-          <w:tcPr>
-            <w:tcW w:w="2400" w:type="dxa"/>
+        <w:tc>
+          <w:tcPr>
+            <w:tcW w:w="2802" w:type="dxa"/>
             <w:tcBorders>
               <w:top w:val="single" w:sz="4" w:space="0" w:color="AAAAAA"/>
               <w:left w:val="single" w:sz="4" w:space="0" w:color="AAAAAA"/>
@@ -12566,7 +11497,7 @@
         </w:tc>
         <w:tc>
           <w:tcPr>
-            <w:tcW w:w="1500" w:type="dxa"/>
+            <w:tcW w:w="1462" w:type="dxa"/>
             <w:tcBorders>
               <w:top w:val="single" w:sz="4" w:space="0" w:color="AAAAAA"/>
               <w:left w:val="single" w:sz="4" w:space="0" w:color="AAAAAA"/>
@@ -12599,7 +11530,7 @@
         </w:tc>
         <w:tc>
           <w:tcPr>
-            <w:tcW w:w="4604" w:type="dxa"/>
+            <w:tcW w:w="4240" w:type="dxa"/>
             <w:tcBorders>
               <w:top w:val="single" w:sz="4" w:space="0" w:color="AAAAAA"/>
               <w:left w:val="single" w:sz="4" w:space="0" w:color="AAAAAA"/>
@@ -12632,15 +11563,9 @@
         </w:tc>
       </w:tr>
       <w:tr>
-        <w:tblPrEx>
-          <w:tblCellMar>
-            <w:top w:w="0" w:type="dxa"/>
-            <w:bottom w:w="0" w:type="dxa"/>
-          </w:tblCellMar>
-        </w:tblPrEx>
-        <w:tc>
-          <w:tcPr>
-            <w:tcW w:w="2400" w:type="dxa"/>
+        <w:tc>
+          <w:tcPr>
+            <w:tcW w:w="2802" w:type="dxa"/>
             <w:tcBorders>
               <w:top w:val="single" w:sz="4" w:space="0" w:color="AAAAAA"/>
               <w:left w:val="single" w:sz="4" w:space="0" w:color="AAAAAA"/>
@@ -12673,7 +11598,7 @@
         </w:tc>
         <w:tc>
           <w:tcPr>
-            <w:tcW w:w="1500" w:type="dxa"/>
+            <w:tcW w:w="1462" w:type="dxa"/>
             <w:tcBorders>
               <w:top w:val="single" w:sz="4" w:space="0" w:color="AAAAAA"/>
               <w:left w:val="single" w:sz="4" w:space="0" w:color="AAAAAA"/>
@@ -12706,7 +11631,7 @@
         </w:tc>
         <w:tc>
           <w:tcPr>
-            <w:tcW w:w="4604" w:type="dxa"/>
+            <w:tcW w:w="4240" w:type="dxa"/>
             <w:tcBorders>
               <w:top w:val="single" w:sz="4" w:space="0" w:color="AAAAAA"/>
               <w:left w:val="single" w:sz="4" w:space="0" w:color="AAAAAA"/>
@@ -12739,15 +11664,9 @@
         </w:tc>
       </w:tr>
       <w:tr>
-        <w:tblPrEx>
-          <w:tblCellMar>
-            <w:top w:w="0" w:type="dxa"/>
-            <w:bottom w:w="0" w:type="dxa"/>
-          </w:tblCellMar>
-        </w:tblPrEx>
-        <w:tc>
-          <w:tcPr>
-            <w:tcW w:w="2400" w:type="dxa"/>
+        <w:tc>
+          <w:tcPr>
+            <w:tcW w:w="2802" w:type="dxa"/>
             <w:tcBorders>
               <w:top w:val="single" w:sz="4" w:space="0" w:color="AAAAAA"/>
               <w:left w:val="single" w:sz="4" w:space="0" w:color="AAAAAA"/>
@@ -12780,7 +11699,7 @@
         </w:tc>
         <w:tc>
           <w:tcPr>
-            <w:tcW w:w="1500" w:type="dxa"/>
+            <w:tcW w:w="1462" w:type="dxa"/>
             <w:tcBorders>
               <w:top w:val="single" w:sz="4" w:space="0" w:color="AAAAAA"/>
               <w:left w:val="single" w:sz="4" w:space="0" w:color="AAAAAA"/>
@@ -12813,7 +11732,7 @@
         </w:tc>
         <w:tc>
           <w:tcPr>
-            <w:tcW w:w="4604" w:type="dxa"/>
+            <w:tcW w:w="4240" w:type="dxa"/>
             <w:tcBorders>
               <w:top w:val="single" w:sz="4" w:space="0" w:color="AAAAAA"/>
               <w:left w:val="single" w:sz="4" w:space="0" w:color="AAAAAA"/>
@@ -12936,15 +11855,9 @@
         </w:tc>
       </w:tr>
       <w:tr>
-        <w:tblPrEx>
-          <w:tblCellMar>
-            <w:top w:w="0" w:type="dxa"/>
-            <w:bottom w:w="0" w:type="dxa"/>
-          </w:tblCellMar>
-        </w:tblPrEx>
-        <w:tc>
-          <w:tcPr>
-            <w:tcW w:w="2400" w:type="dxa"/>
+        <w:tc>
+          <w:tcPr>
+            <w:tcW w:w="2802" w:type="dxa"/>
             <w:tcBorders>
               <w:top w:val="single" w:sz="4" w:space="0" w:color="AAAAAA"/>
               <w:left w:val="single" w:sz="4" w:space="0" w:color="AAAAAA"/>
@@ -12977,7 +11890,7 @@
         </w:tc>
         <w:tc>
           <w:tcPr>
-            <w:tcW w:w="1500" w:type="dxa"/>
+            <w:tcW w:w="1462" w:type="dxa"/>
             <w:tcBorders>
               <w:top w:val="single" w:sz="4" w:space="0" w:color="AAAAAA"/>
               <w:left w:val="single" w:sz="4" w:space="0" w:color="AAAAAA"/>
@@ -13010,7 +11923,7 @@
         </w:tc>
         <w:tc>
           <w:tcPr>
-            <w:tcW w:w="4604" w:type="dxa"/>
+            <w:tcW w:w="4240" w:type="dxa"/>
             <w:tcBorders>
               <w:top w:val="single" w:sz="4" w:space="0" w:color="AAAAAA"/>
               <w:left w:val="single" w:sz="4" w:space="0" w:color="AAAAAA"/>
@@ -13043,15 +11956,9 @@
         </w:tc>
       </w:tr>
       <w:tr>
-        <w:tblPrEx>
-          <w:tblCellMar>
-            <w:top w:w="0" w:type="dxa"/>
-            <w:bottom w:w="0" w:type="dxa"/>
-          </w:tblCellMar>
-        </w:tblPrEx>
-        <w:tc>
-          <w:tcPr>
-            <w:tcW w:w="2400" w:type="dxa"/>
+        <w:tc>
+          <w:tcPr>
+            <w:tcW w:w="2802" w:type="dxa"/>
             <w:tcBorders>
               <w:top w:val="single" w:sz="4" w:space="0" w:color="AAAAAA"/>
               <w:left w:val="single" w:sz="4" w:space="0" w:color="AAAAAA"/>
@@ -13084,7 +11991,7 @@
         </w:tc>
         <w:tc>
           <w:tcPr>
-            <w:tcW w:w="1500" w:type="dxa"/>
+            <w:tcW w:w="1462" w:type="dxa"/>
             <w:tcBorders>
               <w:top w:val="single" w:sz="4" w:space="0" w:color="AAAAAA"/>
               <w:left w:val="single" w:sz="4" w:space="0" w:color="AAAAAA"/>
@@ -13117,7 +12024,7 @@
         </w:tc>
         <w:tc>
           <w:tcPr>
-            <w:tcW w:w="4604" w:type="dxa"/>
+            <w:tcW w:w="4240" w:type="dxa"/>
             <w:tcBorders>
               <w:top w:val="single" w:sz="4" w:space="0" w:color="AAAAAA"/>
               <w:left w:val="single" w:sz="4" w:space="0" w:color="AAAAAA"/>
@@ -13150,15 +12057,9 @@
         </w:tc>
       </w:tr>
       <w:tr>
-        <w:tblPrEx>
-          <w:tblCellMar>
-            <w:top w:w="0" w:type="dxa"/>
-            <w:bottom w:w="0" w:type="dxa"/>
-          </w:tblCellMar>
-        </w:tblPrEx>
-        <w:tc>
-          <w:tcPr>
-            <w:tcW w:w="2400" w:type="dxa"/>
+        <w:tc>
+          <w:tcPr>
+            <w:tcW w:w="2802" w:type="dxa"/>
             <w:tcBorders>
               <w:top w:val="single" w:sz="4" w:space="0" w:color="AAAAAA"/>
               <w:left w:val="single" w:sz="4" w:space="0" w:color="AAAAAA"/>
@@ -13191,7 +12092,7 @@
         </w:tc>
         <w:tc>
           <w:tcPr>
-            <w:tcW w:w="1500" w:type="dxa"/>
+            <w:tcW w:w="1462" w:type="dxa"/>
             <w:tcBorders>
               <w:top w:val="single" w:sz="4" w:space="0" w:color="AAAAAA"/>
               <w:left w:val="single" w:sz="4" w:space="0" w:color="AAAAAA"/>
@@ -13224,7 +12125,7 @@
         </w:tc>
         <w:tc>
           <w:tcPr>
-            <w:tcW w:w="4604" w:type="dxa"/>
+            <w:tcW w:w="4240" w:type="dxa"/>
             <w:tcBorders>
               <w:top w:val="single" w:sz="4" w:space="0" w:color="AAAAAA"/>
               <w:left w:val="single" w:sz="4" w:space="0" w:color="AAAAAA"/>
@@ -13257,15 +12158,9 @@
         </w:tc>
       </w:tr>
       <w:tr>
-        <w:tblPrEx>
-          <w:tblCellMar>
-            <w:top w:w="0" w:type="dxa"/>
-            <w:bottom w:w="0" w:type="dxa"/>
-          </w:tblCellMar>
-        </w:tblPrEx>
-        <w:tc>
-          <w:tcPr>
-            <w:tcW w:w="2400" w:type="dxa"/>
+        <w:tc>
+          <w:tcPr>
+            <w:tcW w:w="2802" w:type="dxa"/>
             <w:tcBorders>
               <w:top w:val="single" w:sz="4" w:space="0" w:color="AAAAAA"/>
               <w:left w:val="single" w:sz="4" w:space="0" w:color="AAAAAA"/>
@@ -13298,7 +12193,7 @@
         </w:tc>
         <w:tc>
           <w:tcPr>
-            <w:tcW w:w="1500" w:type="dxa"/>
+            <w:tcW w:w="1462" w:type="dxa"/>
             <w:tcBorders>
               <w:top w:val="single" w:sz="4" w:space="0" w:color="AAAAAA"/>
               <w:left w:val="single" w:sz="4" w:space="0" w:color="AAAAAA"/>
@@ -13331,7 +12226,7 @@
         </w:tc>
         <w:tc>
           <w:tcPr>
-            <w:tcW w:w="4604" w:type="dxa"/>
+            <w:tcW w:w="4240" w:type="dxa"/>
             <w:tcBorders>
               <w:top w:val="single" w:sz="4" w:space="0" w:color="AAAAAA"/>
               <w:left w:val="single" w:sz="4" w:space="0" w:color="AAAAAA"/>
@@ -13364,15 +12259,9 @@
         </w:tc>
       </w:tr>
       <w:tr>
-        <w:tblPrEx>
-          <w:tblCellMar>
-            <w:top w:w="0" w:type="dxa"/>
-            <w:bottom w:w="0" w:type="dxa"/>
-          </w:tblCellMar>
-        </w:tblPrEx>
-        <w:tc>
-          <w:tcPr>
-            <w:tcW w:w="2400" w:type="dxa"/>
+        <w:tc>
+          <w:tcPr>
+            <w:tcW w:w="2802" w:type="dxa"/>
             <w:tcBorders>
               <w:top w:val="single" w:sz="4" w:space="0" w:color="AAAAAA"/>
               <w:left w:val="single" w:sz="4" w:space="0" w:color="AAAAAA"/>
@@ -13405,7 +12294,7 @@
         </w:tc>
         <w:tc>
           <w:tcPr>
-            <w:tcW w:w="1500" w:type="dxa"/>
+            <w:tcW w:w="1462" w:type="dxa"/>
             <w:tcBorders>
               <w:top w:val="single" w:sz="4" w:space="0" w:color="AAAAAA"/>
               <w:left w:val="single" w:sz="4" w:space="0" w:color="AAAAAA"/>
@@ -13438,7 +12327,7 @@
         </w:tc>
         <w:tc>
           <w:tcPr>
-            <w:tcW w:w="4604" w:type="dxa"/>
+            <w:tcW w:w="4240" w:type="dxa"/>
             <w:tcBorders>
               <w:top w:val="single" w:sz="4" w:space="0" w:color="AAAAAA"/>
               <w:left w:val="single" w:sz="4" w:space="0" w:color="AAAAAA"/>
@@ -13471,15 +12360,9 @@
         </w:tc>
       </w:tr>
       <w:tr>
-        <w:tblPrEx>
-          <w:tblCellMar>
-            <w:top w:w="0" w:type="dxa"/>
-            <w:bottom w:w="0" w:type="dxa"/>
-          </w:tblCellMar>
-        </w:tblPrEx>
-        <w:tc>
-          <w:tcPr>
-            <w:tcW w:w="2400" w:type="dxa"/>
+        <w:tc>
+          <w:tcPr>
+            <w:tcW w:w="2802" w:type="dxa"/>
             <w:tcBorders>
               <w:top w:val="single" w:sz="4" w:space="0" w:color="AAAAAA"/>
               <w:left w:val="single" w:sz="4" w:space="0" w:color="AAAAAA"/>
@@ -13512,7 +12395,7 @@
         </w:tc>
         <w:tc>
           <w:tcPr>
-            <w:tcW w:w="1500" w:type="dxa"/>
+            <w:tcW w:w="1462" w:type="dxa"/>
             <w:tcBorders>
               <w:top w:val="single" w:sz="4" w:space="0" w:color="AAAAAA"/>
               <w:left w:val="single" w:sz="4" w:space="0" w:color="AAAAAA"/>
@@ -13545,7 +12428,7 @@
         </w:tc>
         <w:tc>
           <w:tcPr>
-            <w:tcW w:w="4604" w:type="dxa"/>
+            <w:tcW w:w="4240" w:type="dxa"/>
             <w:tcBorders>
               <w:top w:val="single" w:sz="4" w:space="0" w:color="AAAAAA"/>
               <w:left w:val="single" w:sz="4" w:space="0" w:color="AAAAAA"/>
@@ -13578,15 +12461,9 @@
         </w:tc>
       </w:tr>
       <w:tr>
-        <w:tblPrEx>
-          <w:tblCellMar>
-            <w:top w:w="0" w:type="dxa"/>
-            <w:bottom w:w="0" w:type="dxa"/>
-          </w:tblCellMar>
-        </w:tblPrEx>
-        <w:tc>
-          <w:tcPr>
-            <w:tcW w:w="2400" w:type="dxa"/>
+        <w:tc>
+          <w:tcPr>
+            <w:tcW w:w="2802" w:type="dxa"/>
             <w:tcBorders>
               <w:top w:val="single" w:sz="4" w:space="0" w:color="AAAAAA"/>
               <w:left w:val="single" w:sz="4" w:space="0" w:color="AAAAAA"/>
@@ -13619,7 +12496,7 @@
         </w:tc>
         <w:tc>
           <w:tcPr>
-            <w:tcW w:w="1500" w:type="dxa"/>
+            <w:tcW w:w="1462" w:type="dxa"/>
             <w:tcBorders>
               <w:top w:val="single" w:sz="4" w:space="0" w:color="AAAAAA"/>
               <w:left w:val="single" w:sz="4" w:space="0" w:color="AAAAAA"/>
@@ -13652,7 +12529,7 @@
         </w:tc>
         <w:tc>
           <w:tcPr>
-            <w:tcW w:w="4604" w:type="dxa"/>
+            <w:tcW w:w="4240" w:type="dxa"/>
             <w:tcBorders>
               <w:top w:val="single" w:sz="4" w:space="0" w:color="AAAAAA"/>
               <w:left w:val="single" w:sz="4" w:space="0" w:color="AAAAAA"/>
@@ -13703,15 +12580,9 @@
         </w:tc>
       </w:tr>
       <w:tr>
-        <w:tblPrEx>
-          <w:tblCellMar>
-            <w:top w:w="0" w:type="dxa"/>
-            <w:bottom w:w="0" w:type="dxa"/>
-          </w:tblCellMar>
-        </w:tblPrEx>
-        <w:tc>
-          <w:tcPr>
-            <w:tcW w:w="2400" w:type="dxa"/>
+        <w:tc>
+          <w:tcPr>
+            <w:tcW w:w="2802" w:type="dxa"/>
             <w:tcBorders>
               <w:top w:val="single" w:sz="4" w:space="0" w:color="AAAAAA"/>
               <w:left w:val="single" w:sz="4" w:space="0" w:color="AAAAAA"/>
@@ -13744,7 +12615,7 @@
         </w:tc>
         <w:tc>
           <w:tcPr>
-            <w:tcW w:w="1500" w:type="dxa"/>
+            <w:tcW w:w="1462" w:type="dxa"/>
             <w:tcBorders>
               <w:top w:val="single" w:sz="4" w:space="0" w:color="AAAAAA"/>
               <w:left w:val="single" w:sz="4" w:space="0" w:color="AAAAAA"/>
@@ -13777,7 +12648,7 @@
         </w:tc>
         <w:tc>
           <w:tcPr>
-            <w:tcW w:w="4604" w:type="dxa"/>
+            <w:tcW w:w="4240" w:type="dxa"/>
             <w:tcBorders>
               <w:top w:val="single" w:sz="4" w:space="0" w:color="AAAAAA"/>
               <w:left w:val="single" w:sz="4" w:space="0" w:color="AAAAAA"/>
@@ -13827,24 +12698,52 @@
         <w:jc w:val="center"/>
         <w:rPr>
           <w:rFonts w:ascii="Arial" w:hAnsi="Arial" w:cs="Arial"/>
-        </w:rPr>
-      </w:pPr>
-      <w:r>
-        <w:rPr>
-          <w:rFonts w:ascii="Arial" w:hAnsi="Arial" w:cs="Arial"/>
           <w:sz w:val="20"/>
           <w:szCs w:val="20"/>
         </w:rPr>
-        <w:t xml:space="preserve">Tablica 7: Dimenzijska tablica dim_team </w:t>
-      </w:r>
+      </w:pPr>
       <w:r>
         <w:rPr>
           <w:rFonts w:ascii="Arial" w:hAnsi="Arial" w:cs="Arial"/>
           <w:sz w:val="20"/>
           <w:szCs w:val="20"/>
         </w:rPr>
+        <w:t xml:space="preserve">Tablica 6: Dimenzijska tablica </w:t>
+      </w:r>
+      <w:proofErr w:type="spellStart"/>
+      <w:r>
+        <w:rPr>
+          <w:rFonts w:ascii="Arial" w:hAnsi="Arial" w:cs="Arial"/>
+          <w:sz w:val="20"/>
+          <w:szCs w:val="20"/>
+        </w:rPr>
+        <w:t>dim_player</w:t>
+      </w:r>
+      <w:proofErr w:type="spellEnd"/>
+      <w:r>
+        <w:rPr>
+          <w:rFonts w:ascii="Arial" w:hAnsi="Arial" w:cs="Arial"/>
+          <w:sz w:val="20"/>
+          <w:szCs w:val="20"/>
+        </w:rPr>
+        <w:t xml:space="preserve"> </w:t>
+      </w:r>
+      <w:r>
+        <w:rPr>
+          <w:rFonts w:ascii="Arial" w:hAnsi="Arial" w:cs="Arial"/>
+          <w:sz w:val="20"/>
+          <w:szCs w:val="20"/>
+        </w:rPr>
         <w:t>(vlastiti uradak)</w:t>
       </w:r>
+    </w:p>
+    <w:p>
+      <w:pPr>
+        <w:spacing w:before="60" w:after="200"/>
+        <w:rPr>
+          <w:rFonts w:ascii="Arial" w:hAnsi="Arial" w:cs="Arial"/>
+        </w:rPr>
+      </w:pPr>
     </w:p>
     <w:tbl>
       <w:tblPr>
@@ -13869,15 +12768,9 @@
         <w:gridCol w:w="4330"/>
       </w:tblGrid>
       <w:tr>
-        <w:tblPrEx>
-          <w:tblCellMar>
-            <w:top w:w="0" w:type="dxa"/>
-            <w:bottom w:w="0" w:type="dxa"/>
-          </w:tblCellMar>
-        </w:tblPrEx>
-        <w:tc>
-          <w:tcPr>
-            <w:tcW w:w="2400" w:type="dxa"/>
+        <w:tc>
+          <w:tcPr>
+            <w:tcW w:w="2702" w:type="dxa"/>
             <w:tcBorders>
               <w:top w:val="single" w:sz="4" w:space="0" w:color="1F4E79"/>
               <w:left w:val="single" w:sz="4" w:space="0" w:color="1F4E79"/>
@@ -13914,7 +12807,7 @@
         </w:tc>
         <w:tc>
           <w:tcPr>
-            <w:tcW w:w="1500" w:type="dxa"/>
+            <w:tcW w:w="1472" w:type="dxa"/>
             <w:tcBorders>
               <w:top w:val="single" w:sz="4" w:space="0" w:color="1F4E79"/>
               <w:left w:val="single" w:sz="4" w:space="0" w:color="1F4E79"/>
@@ -13951,7 +12844,7 @@
         </w:tc>
         <w:tc>
           <w:tcPr>
-            <w:tcW w:w="4604" w:type="dxa"/>
+            <w:tcW w:w="4330" w:type="dxa"/>
             <w:tcBorders>
               <w:top w:val="single" w:sz="4" w:space="0" w:color="1F4E79"/>
               <w:left w:val="single" w:sz="4" w:space="0" w:color="1F4E79"/>
@@ -13988,15 +12881,9 @@
         </w:tc>
       </w:tr>
       <w:tr>
-        <w:tblPrEx>
-          <w:tblCellMar>
-            <w:top w:w="0" w:type="dxa"/>
-            <w:bottom w:w="0" w:type="dxa"/>
-          </w:tblCellMar>
-        </w:tblPrEx>
-        <w:tc>
-          <w:tcPr>
-            <w:tcW w:w="2400" w:type="dxa"/>
+        <w:tc>
+          <w:tcPr>
+            <w:tcW w:w="2702" w:type="dxa"/>
             <w:tcBorders>
               <w:top w:val="single" w:sz="4" w:space="0" w:color="AAAAAA"/>
               <w:left w:val="single" w:sz="4" w:space="0" w:color="AAAAAA"/>
@@ -14029,7 +12916,7 @@
         </w:tc>
         <w:tc>
           <w:tcPr>
-            <w:tcW w:w="1500" w:type="dxa"/>
+            <w:tcW w:w="1472" w:type="dxa"/>
             <w:tcBorders>
               <w:top w:val="single" w:sz="4" w:space="0" w:color="AAAAAA"/>
               <w:left w:val="single" w:sz="4" w:space="0" w:color="AAAAAA"/>
@@ -14062,7 +12949,7 @@
         </w:tc>
         <w:tc>
           <w:tcPr>
-            <w:tcW w:w="4604" w:type="dxa"/>
+            <w:tcW w:w="4330" w:type="dxa"/>
             <w:tcBorders>
               <w:top w:val="single" w:sz="4" w:space="0" w:color="AAAAAA"/>
               <w:left w:val="single" w:sz="4" w:space="0" w:color="AAAAAA"/>
@@ -14095,15 +12982,9 @@
         </w:tc>
       </w:tr>
       <w:tr>
-        <w:tblPrEx>
-          <w:tblCellMar>
-            <w:top w:w="0" w:type="dxa"/>
-            <w:bottom w:w="0" w:type="dxa"/>
-          </w:tblCellMar>
-        </w:tblPrEx>
-        <w:tc>
-          <w:tcPr>
-            <w:tcW w:w="2400" w:type="dxa"/>
+        <w:tc>
+          <w:tcPr>
+            <w:tcW w:w="2702" w:type="dxa"/>
             <w:tcBorders>
               <w:top w:val="single" w:sz="4" w:space="0" w:color="AAAAAA"/>
               <w:left w:val="single" w:sz="4" w:space="0" w:color="AAAAAA"/>
@@ -14138,7 +13019,7 @@
         </w:tc>
         <w:tc>
           <w:tcPr>
-            <w:tcW w:w="1500" w:type="dxa"/>
+            <w:tcW w:w="1472" w:type="dxa"/>
             <w:tcBorders>
               <w:top w:val="single" w:sz="4" w:space="0" w:color="AAAAAA"/>
               <w:left w:val="single" w:sz="4" w:space="0" w:color="AAAAAA"/>
@@ -14171,7 +13052,7 @@
         </w:tc>
         <w:tc>
           <w:tcPr>
-            <w:tcW w:w="4604" w:type="dxa"/>
+            <w:tcW w:w="4330" w:type="dxa"/>
             <w:tcBorders>
               <w:top w:val="single" w:sz="4" w:space="0" w:color="AAAAAA"/>
               <w:left w:val="single" w:sz="4" w:space="0" w:color="AAAAAA"/>
@@ -14204,15 +13085,9 @@
         </w:tc>
       </w:tr>
       <w:tr>
-        <w:tblPrEx>
-          <w:tblCellMar>
-            <w:top w:w="0" w:type="dxa"/>
-            <w:bottom w:w="0" w:type="dxa"/>
-          </w:tblCellMar>
-        </w:tblPrEx>
-        <w:tc>
-          <w:tcPr>
-            <w:tcW w:w="2400" w:type="dxa"/>
+        <w:tc>
+          <w:tcPr>
+            <w:tcW w:w="2702" w:type="dxa"/>
             <w:tcBorders>
               <w:top w:val="single" w:sz="4" w:space="0" w:color="AAAAAA"/>
               <w:left w:val="single" w:sz="4" w:space="0" w:color="AAAAAA"/>
@@ -14247,7 +13122,7 @@
         </w:tc>
         <w:tc>
           <w:tcPr>
-            <w:tcW w:w="1500" w:type="dxa"/>
+            <w:tcW w:w="1472" w:type="dxa"/>
             <w:tcBorders>
               <w:top w:val="single" w:sz="4" w:space="0" w:color="AAAAAA"/>
               <w:left w:val="single" w:sz="4" w:space="0" w:color="AAAAAA"/>
@@ -14280,7 +13155,7 @@
         </w:tc>
         <w:tc>
           <w:tcPr>
-            <w:tcW w:w="4604" w:type="dxa"/>
+            <w:tcW w:w="4330" w:type="dxa"/>
             <w:tcBorders>
               <w:top w:val="single" w:sz="4" w:space="0" w:color="AAAAAA"/>
               <w:left w:val="single" w:sz="4" w:space="0" w:color="AAAAAA"/>
@@ -14313,15 +13188,9 @@
         </w:tc>
       </w:tr>
       <w:tr>
-        <w:tblPrEx>
-          <w:tblCellMar>
-            <w:top w:w="0" w:type="dxa"/>
-            <w:bottom w:w="0" w:type="dxa"/>
-          </w:tblCellMar>
-        </w:tblPrEx>
-        <w:tc>
-          <w:tcPr>
-            <w:tcW w:w="2400" w:type="dxa"/>
+        <w:tc>
+          <w:tcPr>
+            <w:tcW w:w="2702" w:type="dxa"/>
             <w:tcBorders>
               <w:top w:val="single" w:sz="4" w:space="0" w:color="AAAAAA"/>
               <w:left w:val="single" w:sz="4" w:space="0" w:color="AAAAAA"/>
@@ -14356,7 +13225,7 @@
         </w:tc>
         <w:tc>
           <w:tcPr>
-            <w:tcW w:w="1500" w:type="dxa"/>
+            <w:tcW w:w="1472" w:type="dxa"/>
             <w:tcBorders>
               <w:top w:val="single" w:sz="4" w:space="0" w:color="AAAAAA"/>
               <w:left w:val="single" w:sz="4" w:space="0" w:color="AAAAAA"/>
@@ -14389,7 +13258,7 @@
         </w:tc>
         <w:tc>
           <w:tcPr>
-            <w:tcW w:w="4604" w:type="dxa"/>
+            <w:tcW w:w="4330" w:type="dxa"/>
             <w:tcBorders>
               <w:top w:val="single" w:sz="4" w:space="0" w:color="AAAAAA"/>
               <w:left w:val="single" w:sz="4" w:space="0" w:color="AAAAAA"/>
@@ -14422,15 +13291,9 @@
         </w:tc>
       </w:tr>
       <w:tr>
-        <w:tblPrEx>
-          <w:tblCellMar>
-            <w:top w:w="0" w:type="dxa"/>
-            <w:bottom w:w="0" w:type="dxa"/>
-          </w:tblCellMar>
-        </w:tblPrEx>
-        <w:tc>
-          <w:tcPr>
-            <w:tcW w:w="2400" w:type="dxa"/>
+        <w:tc>
+          <w:tcPr>
+            <w:tcW w:w="2702" w:type="dxa"/>
             <w:tcBorders>
               <w:top w:val="single" w:sz="4" w:space="0" w:color="AAAAAA"/>
               <w:left w:val="single" w:sz="4" w:space="0" w:color="AAAAAA"/>
@@ -14465,7 +13328,7 @@
         </w:tc>
         <w:tc>
           <w:tcPr>
-            <w:tcW w:w="1500" w:type="dxa"/>
+            <w:tcW w:w="1472" w:type="dxa"/>
             <w:tcBorders>
               <w:top w:val="single" w:sz="4" w:space="0" w:color="AAAAAA"/>
               <w:left w:val="single" w:sz="4" w:space="0" w:color="AAAAAA"/>
@@ -14498,7 +13361,7 @@
         </w:tc>
         <w:tc>
           <w:tcPr>
-            <w:tcW w:w="4604" w:type="dxa"/>
+            <w:tcW w:w="4330" w:type="dxa"/>
             <w:tcBorders>
               <w:top w:val="single" w:sz="4" w:space="0" w:color="AAAAAA"/>
               <w:left w:val="single" w:sz="4" w:space="0" w:color="AAAAAA"/>
@@ -14531,15 +13394,9 @@
         </w:tc>
       </w:tr>
       <w:tr>
-        <w:tblPrEx>
-          <w:tblCellMar>
-            <w:top w:w="0" w:type="dxa"/>
-            <w:bottom w:w="0" w:type="dxa"/>
-          </w:tblCellMar>
-        </w:tblPrEx>
-        <w:tc>
-          <w:tcPr>
-            <w:tcW w:w="2400" w:type="dxa"/>
+        <w:tc>
+          <w:tcPr>
+            <w:tcW w:w="2702" w:type="dxa"/>
             <w:tcBorders>
               <w:top w:val="single" w:sz="4" w:space="0" w:color="AAAAAA"/>
               <w:left w:val="single" w:sz="4" w:space="0" w:color="AAAAAA"/>
@@ -14574,7 +13431,7 @@
         </w:tc>
         <w:tc>
           <w:tcPr>
-            <w:tcW w:w="1500" w:type="dxa"/>
+            <w:tcW w:w="1472" w:type="dxa"/>
             <w:tcBorders>
               <w:top w:val="single" w:sz="4" w:space="0" w:color="AAAAAA"/>
               <w:left w:val="single" w:sz="4" w:space="0" w:color="AAAAAA"/>
@@ -14607,7 +13464,7 @@
         </w:tc>
         <w:tc>
           <w:tcPr>
-            <w:tcW w:w="4604" w:type="dxa"/>
+            <w:tcW w:w="4330" w:type="dxa"/>
             <w:tcBorders>
               <w:top w:val="single" w:sz="4" w:space="0" w:color="AAAAAA"/>
               <w:left w:val="single" w:sz="4" w:space="0" w:color="AAAAAA"/>
@@ -14664,15 +13521,9 @@
         </w:tc>
       </w:tr>
       <w:tr>
-        <w:tblPrEx>
-          <w:tblCellMar>
-            <w:top w:w="0" w:type="dxa"/>
-            <w:bottom w:w="0" w:type="dxa"/>
-          </w:tblCellMar>
-        </w:tblPrEx>
-        <w:tc>
-          <w:tcPr>
-            <w:tcW w:w="2400" w:type="dxa"/>
+        <w:tc>
+          <w:tcPr>
+            <w:tcW w:w="2702" w:type="dxa"/>
             <w:tcBorders>
               <w:top w:val="single" w:sz="4" w:space="0" w:color="AAAAAA"/>
               <w:left w:val="single" w:sz="4" w:space="0" w:color="AAAAAA"/>
@@ -14707,7 +13558,7 @@
         </w:tc>
         <w:tc>
           <w:tcPr>
-            <w:tcW w:w="1500" w:type="dxa"/>
+            <w:tcW w:w="1472" w:type="dxa"/>
             <w:tcBorders>
               <w:top w:val="single" w:sz="4" w:space="0" w:color="AAAAAA"/>
               <w:left w:val="single" w:sz="4" w:space="0" w:color="AAAAAA"/>
@@ -14740,7 +13591,7 @@
         </w:tc>
         <w:tc>
           <w:tcPr>
-            <w:tcW w:w="4604" w:type="dxa"/>
+            <w:tcW w:w="4330" w:type="dxa"/>
             <w:tcBorders>
               <w:top w:val="single" w:sz="4" w:space="0" w:color="AAAAAA"/>
               <w:left w:val="single" w:sz="4" w:space="0" w:color="AAAAAA"/>
@@ -14773,15 +13624,9 @@
         </w:tc>
       </w:tr>
       <w:tr>
-        <w:tblPrEx>
-          <w:tblCellMar>
-            <w:top w:w="0" w:type="dxa"/>
-            <w:bottom w:w="0" w:type="dxa"/>
-          </w:tblCellMar>
-        </w:tblPrEx>
-        <w:tc>
-          <w:tcPr>
-            <w:tcW w:w="2400" w:type="dxa"/>
+        <w:tc>
+          <w:tcPr>
+            <w:tcW w:w="2702" w:type="dxa"/>
             <w:tcBorders>
               <w:top w:val="single" w:sz="4" w:space="0" w:color="AAAAAA"/>
               <w:left w:val="single" w:sz="4" w:space="0" w:color="AAAAAA"/>
@@ -14816,7 +13661,7 @@
         </w:tc>
         <w:tc>
           <w:tcPr>
-            <w:tcW w:w="1500" w:type="dxa"/>
+            <w:tcW w:w="1472" w:type="dxa"/>
             <w:tcBorders>
               <w:top w:val="single" w:sz="4" w:space="0" w:color="AAAAAA"/>
               <w:left w:val="single" w:sz="4" w:space="0" w:color="AAAAAA"/>
@@ -14849,7 +13694,7 @@
         </w:tc>
         <w:tc>
           <w:tcPr>
-            <w:tcW w:w="4604" w:type="dxa"/>
+            <w:tcW w:w="4330" w:type="dxa"/>
             <w:tcBorders>
               <w:top w:val="single" w:sz="4" w:space="0" w:color="AAAAAA"/>
               <w:left w:val="single" w:sz="4" w:space="0" w:color="AAAAAA"/>
@@ -14882,15 +13727,9 @@
         </w:tc>
       </w:tr>
       <w:tr>
-        <w:tblPrEx>
-          <w:tblCellMar>
-            <w:top w:w="0" w:type="dxa"/>
-            <w:bottom w:w="0" w:type="dxa"/>
-          </w:tblCellMar>
-        </w:tblPrEx>
-        <w:tc>
-          <w:tcPr>
-            <w:tcW w:w="2400" w:type="dxa"/>
+        <w:tc>
+          <w:tcPr>
+            <w:tcW w:w="2702" w:type="dxa"/>
             <w:tcBorders>
               <w:top w:val="single" w:sz="4" w:space="0" w:color="AAAAAA"/>
               <w:left w:val="single" w:sz="4" w:space="0" w:color="AAAAAA"/>
@@ -14925,7 +13764,7 @@
         </w:tc>
         <w:tc>
           <w:tcPr>
-            <w:tcW w:w="1500" w:type="dxa"/>
+            <w:tcW w:w="1472" w:type="dxa"/>
             <w:tcBorders>
               <w:top w:val="single" w:sz="4" w:space="0" w:color="AAAAAA"/>
               <w:left w:val="single" w:sz="4" w:space="0" w:color="AAAAAA"/>
@@ -14958,7 +13797,7 @@
         </w:tc>
         <w:tc>
           <w:tcPr>
-            <w:tcW w:w="4604" w:type="dxa"/>
+            <w:tcW w:w="4330" w:type="dxa"/>
             <w:tcBorders>
               <w:top w:val="single" w:sz="4" w:space="0" w:color="AAAAAA"/>
               <w:left w:val="single" w:sz="4" w:space="0" w:color="AAAAAA"/>
@@ -14994,10 +13833,56 @@
     <w:p>
       <w:pPr>
         <w:spacing w:after="120"/>
-        <w:rPr>
-          <w:rFonts w:ascii="Arial" w:hAnsi="Arial" w:cs="Arial"/>
-        </w:rPr>
-      </w:pPr>
+        <w:jc w:val="center"/>
+        <w:rPr>
+          <w:rFonts w:ascii="Arial" w:hAnsi="Arial" w:cs="Arial"/>
+          <w:sz w:val="20"/>
+          <w:szCs w:val="20"/>
+        </w:rPr>
+      </w:pPr>
+    </w:p>
+    <w:p>
+      <w:pPr>
+        <w:spacing w:after="120"/>
+        <w:jc w:val="center"/>
+        <w:rPr>
+          <w:rFonts w:ascii="Arial" w:hAnsi="Arial" w:cs="Arial"/>
+        </w:rPr>
+      </w:pPr>
+      <w:r>
+        <w:rPr>
+          <w:rFonts w:ascii="Arial" w:hAnsi="Arial" w:cs="Arial"/>
+          <w:sz w:val="20"/>
+          <w:szCs w:val="20"/>
+        </w:rPr>
+        <w:t xml:space="preserve">Tablica 7: Dimenzijska tablica </w:t>
+      </w:r>
+      <w:proofErr w:type="spellStart"/>
+      <w:r>
+        <w:rPr>
+          <w:rFonts w:ascii="Arial" w:hAnsi="Arial" w:cs="Arial"/>
+          <w:sz w:val="20"/>
+          <w:szCs w:val="20"/>
+        </w:rPr>
+        <w:t>dim_team</w:t>
+      </w:r>
+      <w:proofErr w:type="spellEnd"/>
+      <w:r>
+        <w:rPr>
+          <w:rFonts w:ascii="Arial" w:hAnsi="Arial" w:cs="Arial"/>
+          <w:sz w:val="20"/>
+          <w:szCs w:val="20"/>
+        </w:rPr>
+        <w:t xml:space="preserve"> </w:t>
+      </w:r>
+      <w:r>
+        <w:rPr>
+          <w:rFonts w:ascii="Arial" w:hAnsi="Arial" w:cs="Arial"/>
+          <w:sz w:val="20"/>
+          <w:szCs w:val="20"/>
+        </w:rPr>
+        <w:t>(vlastiti uradak)</w:t>
+      </w:r>
     </w:p>
     <w:p>
       <w:pPr>
@@ -15024,39 +13909,10 @@
     <w:p>
       <w:pPr>
         <w:spacing w:before="60" w:after="200"/>
-        <w:jc w:val="center"/>
-        <w:rPr>
-          <w:rFonts w:ascii="Arial" w:hAnsi="Arial" w:cs="Arial"/>
-          <w:sz w:val="20"/>
-          <w:szCs w:val="20"/>
-        </w:rPr>
-      </w:pPr>
-    </w:p>
-    <w:p>
-      <w:pPr>
-        <w:spacing w:before="60" w:after="200"/>
-        <w:jc w:val="center"/>
-        <w:rPr>
-          <w:rFonts w:ascii="Arial" w:hAnsi="Arial" w:cs="Arial"/>
-        </w:rPr>
-      </w:pPr>
-      <w:r>
-        <w:rPr>
-          <w:rFonts w:ascii="Arial" w:hAnsi="Arial" w:cs="Arial"/>
-          <w:sz w:val="20"/>
-          <w:szCs w:val="20"/>
-        </w:rPr>
-        <w:lastRenderedPageBreak/>
-        <w:t xml:space="preserve">Tablica 8: Dimenzijska tablica dim_map </w:t>
-      </w:r>
-      <w:r>
-        <w:rPr>
-          <w:rFonts w:ascii="Arial" w:hAnsi="Arial" w:cs="Arial"/>
-          <w:sz w:val="20"/>
-          <w:szCs w:val="20"/>
-        </w:rPr>
-        <w:t>(vlastiti uradak)</w:t>
-      </w:r>
+        <w:rPr>
+          <w:rFonts w:ascii="Arial" w:hAnsi="Arial" w:cs="Arial"/>
+        </w:rPr>
+      </w:pPr>
     </w:p>
     <w:tbl>
       <w:tblPr>
@@ -15081,12 +13937,6 @@
         <w:gridCol w:w="4604"/>
       </w:tblGrid>
       <w:tr>
-        <w:tblPrEx>
-          <w:tblCellMar>
-            <w:top w:w="0" w:type="dxa"/>
-            <w:bottom w:w="0" w:type="dxa"/>
-          </w:tblCellMar>
-        </w:tblPrEx>
         <w:tc>
           <w:tcPr>
             <w:tcW w:w="2400" w:type="dxa"/>
@@ -15120,6 +13970,7 @@
                 <w:sz w:val="20"/>
                 <w:szCs w:val="20"/>
               </w:rPr>
+              <w:lastRenderedPageBreak/>
               <w:t>Atribut</w:t>
             </w:r>
           </w:p>
@@ -15200,12 +14051,6 @@
         </w:tc>
       </w:tr>
       <w:tr>
-        <w:tblPrEx>
-          <w:tblCellMar>
-            <w:top w:w="0" w:type="dxa"/>
-            <w:bottom w:w="0" w:type="dxa"/>
-          </w:tblCellMar>
-        </w:tblPrEx>
         <w:tc>
           <w:tcPr>
             <w:tcW w:w="2400" w:type="dxa"/>
@@ -15317,12 +14162,6 @@
         </w:tc>
       </w:tr>
       <w:tr>
-        <w:tblPrEx>
-          <w:tblCellMar>
-            <w:top w:w="0" w:type="dxa"/>
-            <w:bottom w:w="0" w:type="dxa"/>
-          </w:tblCellMar>
-        </w:tblPrEx>
         <w:tc>
           <w:tcPr>
             <w:tcW w:w="2400" w:type="dxa"/>
@@ -15498,12 +14337,6 @@
         </w:tc>
       </w:tr>
       <w:tr>
-        <w:tblPrEx>
-          <w:tblCellMar>
-            <w:top w:w="0" w:type="dxa"/>
-            <w:bottom w:w="0" w:type="dxa"/>
-          </w:tblCellMar>
-        </w:tblPrEx>
         <w:tc>
           <w:tcPr>
             <w:tcW w:w="2400" w:type="dxa"/>
@@ -15626,35 +14459,66 @@
     <w:p>
       <w:pPr>
         <w:spacing w:after="120"/>
-        <w:rPr>
-          <w:rFonts w:ascii="Arial" w:hAnsi="Arial" w:cs="Arial"/>
-        </w:rPr>
-      </w:pPr>
-    </w:p>
-    <w:p>
-      <w:pPr>
-        <w:spacing w:before="60" w:after="200"/>
         <w:jc w:val="center"/>
-        <w:rPr>
-          <w:rFonts w:ascii="Arial" w:hAnsi="Arial" w:cs="Arial"/>
-        </w:rPr>
-      </w:pPr>
-      <w:r>
         <w:rPr>
           <w:rFonts w:ascii="Arial" w:hAnsi="Arial" w:cs="Arial"/>
           <w:sz w:val="20"/>
           <w:szCs w:val="20"/>
         </w:rPr>
-        <w:t xml:space="preserve">Tablica 9: Dimenzijska tablica dim_match_type </w:t>
-      </w:r>
-      <w:r>
+      </w:pPr>
+    </w:p>
+    <w:p>
+      <w:pPr>
+        <w:spacing w:after="120"/>
+        <w:jc w:val="center"/>
         <w:rPr>
           <w:rFonts w:ascii="Arial" w:hAnsi="Arial" w:cs="Arial"/>
           <w:sz w:val="20"/>
           <w:szCs w:val="20"/>
         </w:rPr>
+      </w:pPr>
+      <w:r>
+        <w:rPr>
+          <w:rFonts w:ascii="Arial" w:hAnsi="Arial" w:cs="Arial"/>
+          <w:sz w:val="20"/>
+          <w:szCs w:val="20"/>
+        </w:rPr>
+        <w:t xml:space="preserve">Tablica 8: Dimenzijska tablica </w:t>
+      </w:r>
+      <w:proofErr w:type="spellStart"/>
+      <w:r>
+        <w:rPr>
+          <w:rFonts w:ascii="Arial" w:hAnsi="Arial" w:cs="Arial"/>
+          <w:sz w:val="20"/>
+          <w:szCs w:val="20"/>
+        </w:rPr>
+        <w:t>dim_map</w:t>
+      </w:r>
+      <w:proofErr w:type="spellEnd"/>
+      <w:r>
+        <w:rPr>
+          <w:rFonts w:ascii="Arial" w:hAnsi="Arial" w:cs="Arial"/>
+          <w:sz w:val="20"/>
+          <w:szCs w:val="20"/>
+        </w:rPr>
+        <w:t xml:space="preserve"> </w:t>
+      </w:r>
+      <w:r>
+        <w:rPr>
+          <w:rFonts w:ascii="Arial" w:hAnsi="Arial" w:cs="Arial"/>
+          <w:sz w:val="20"/>
+          <w:szCs w:val="20"/>
+        </w:rPr>
         <w:t>(vlastiti uradak)</w:t>
       </w:r>
+    </w:p>
+    <w:p>
+      <w:pPr>
+        <w:spacing w:before="60" w:after="200"/>
+        <w:rPr>
+          <w:rFonts w:ascii="Arial" w:hAnsi="Arial" w:cs="Arial"/>
+        </w:rPr>
+      </w:pPr>
     </w:p>
     <w:tbl>
       <w:tblPr>
@@ -15679,12 +14543,6 @@
         <w:gridCol w:w="4604"/>
       </w:tblGrid>
       <w:tr>
-        <w:tblPrEx>
-          <w:tblCellMar>
-            <w:top w:w="0" w:type="dxa"/>
-            <w:bottom w:w="0" w:type="dxa"/>
-          </w:tblCellMar>
-        </w:tblPrEx>
         <w:tc>
           <w:tcPr>
             <w:tcW w:w="2400" w:type="dxa"/>
@@ -15798,12 +14656,6 @@
         </w:tc>
       </w:tr>
       <w:tr>
-        <w:tblPrEx>
-          <w:tblCellMar>
-            <w:top w:w="0" w:type="dxa"/>
-            <w:bottom w:w="0" w:type="dxa"/>
-          </w:tblCellMar>
-        </w:tblPrEx>
         <w:tc>
           <w:tcPr>
             <w:tcW w:w="2400" w:type="dxa"/>
@@ -15915,12 +14767,6 @@
         </w:tc>
       </w:tr>
       <w:tr>
-        <w:tblPrEx>
-          <w:tblCellMar>
-            <w:top w:w="0" w:type="dxa"/>
-            <w:bottom w:w="0" w:type="dxa"/>
-          </w:tblCellMar>
-        </w:tblPrEx>
         <w:tc>
           <w:tcPr>
             <w:tcW w:w="2400" w:type="dxa"/>
@@ -16114,12 +14960,6 @@
         </w:tc>
       </w:tr>
       <w:tr>
-        <w:tblPrEx>
-          <w:tblCellMar>
-            <w:top w:w="0" w:type="dxa"/>
-            <w:bottom w:w="0" w:type="dxa"/>
-          </w:tblCellMar>
-        </w:tblPrEx>
         <w:tc>
           <w:tcPr>
             <w:tcW w:w="2400" w:type="dxa"/>
@@ -16233,7 +15073,7 @@
     </w:p>
     <w:p>
       <w:pPr>
-        <w:spacing w:before="60" w:after="200"/>
+        <w:spacing w:after="120"/>
         <w:jc w:val="center"/>
         <w:rPr>
           <w:rFonts w:ascii="Arial" w:hAnsi="Arial" w:cs="Arial"/>
@@ -16245,16 +15085,42 @@
           <w:sz w:val="20"/>
           <w:szCs w:val="20"/>
         </w:rPr>
-        <w:t xml:space="preserve">Tablica 10: Dimenzijska tablica dim_date </w:t>
-      </w:r>
+        <w:t xml:space="preserve">Tablica 9: Dimenzijska tablica </w:t>
+      </w:r>
+      <w:proofErr w:type="spellStart"/>
       <w:r>
         <w:rPr>
           <w:rFonts w:ascii="Arial" w:hAnsi="Arial" w:cs="Arial"/>
           <w:sz w:val="20"/>
           <w:szCs w:val="20"/>
         </w:rPr>
+        <w:t>dim_match_type</w:t>
+      </w:r>
+      <w:proofErr w:type="spellEnd"/>
+      <w:r>
+        <w:rPr>
+          <w:rFonts w:ascii="Arial" w:hAnsi="Arial" w:cs="Arial"/>
+          <w:sz w:val="20"/>
+          <w:szCs w:val="20"/>
+        </w:rPr>
+        <w:t xml:space="preserve"> </w:t>
+      </w:r>
+      <w:r>
+        <w:rPr>
+          <w:rFonts w:ascii="Arial" w:hAnsi="Arial" w:cs="Arial"/>
+          <w:sz w:val="20"/>
+          <w:szCs w:val="20"/>
+        </w:rPr>
         <w:t>(vlastiti uradak)</w:t>
       </w:r>
+    </w:p>
+    <w:p>
+      <w:pPr>
+        <w:spacing w:before="60" w:after="200"/>
+        <w:rPr>
+          <w:rFonts w:ascii="Arial" w:hAnsi="Arial" w:cs="Arial"/>
+        </w:rPr>
+      </w:pPr>
     </w:p>
     <w:tbl>
       <w:tblPr>
@@ -16279,12 +15145,6 @@
         <w:gridCol w:w="4604"/>
       </w:tblGrid>
       <w:tr>
-        <w:tblPrEx>
-          <w:tblCellMar>
-            <w:top w:w="0" w:type="dxa"/>
-            <w:bottom w:w="0" w:type="dxa"/>
-          </w:tblCellMar>
-        </w:tblPrEx>
         <w:tc>
           <w:tcPr>
             <w:tcW w:w="2400" w:type="dxa"/>
@@ -16398,12 +15258,6 @@
         </w:tc>
       </w:tr>
       <w:tr>
-        <w:tblPrEx>
-          <w:tblCellMar>
-            <w:top w:w="0" w:type="dxa"/>
-            <w:bottom w:w="0" w:type="dxa"/>
-          </w:tblCellMar>
-        </w:tblPrEx>
         <w:tc>
           <w:tcPr>
             <w:tcW w:w="2400" w:type="dxa"/>
@@ -16515,12 +15369,6 @@
         </w:tc>
       </w:tr>
       <w:tr>
-        <w:tblPrEx>
-          <w:tblCellMar>
-            <w:top w:w="0" w:type="dxa"/>
-            <w:bottom w:w="0" w:type="dxa"/>
-          </w:tblCellMar>
-        </w:tblPrEx>
         <w:tc>
           <w:tcPr>
             <w:tcW w:w="2400" w:type="dxa"/>
@@ -16624,12 +15472,6 @@
         </w:tc>
       </w:tr>
       <w:tr>
-        <w:tblPrEx>
-          <w:tblCellMar>
-            <w:top w:w="0" w:type="dxa"/>
-            <w:bottom w:w="0" w:type="dxa"/>
-          </w:tblCellMar>
-        </w:tblPrEx>
         <w:tc>
           <w:tcPr>
             <w:tcW w:w="2400" w:type="dxa"/>
@@ -16733,12 +15575,6 @@
         </w:tc>
       </w:tr>
       <w:tr>
-        <w:tblPrEx>
-          <w:tblCellMar>
-            <w:top w:w="0" w:type="dxa"/>
-            <w:bottom w:w="0" w:type="dxa"/>
-          </w:tblCellMar>
-        </w:tblPrEx>
         <w:tc>
           <w:tcPr>
             <w:tcW w:w="2400" w:type="dxa"/>
@@ -16842,12 +15678,6 @@
         </w:tc>
       </w:tr>
       <w:tr>
-        <w:tblPrEx>
-          <w:tblCellMar>
-            <w:top w:w="0" w:type="dxa"/>
-            <w:bottom w:w="0" w:type="dxa"/>
-          </w:tblCellMar>
-        </w:tblPrEx>
         <w:tc>
           <w:tcPr>
             <w:tcW w:w="2400" w:type="dxa"/>
@@ -16951,12 +15781,6 @@
         </w:tc>
       </w:tr>
       <w:tr>
-        <w:tblPrEx>
-          <w:tblCellMar>
-            <w:top w:w="0" w:type="dxa"/>
-            <w:bottom w:w="0" w:type="dxa"/>
-          </w:tblCellMar>
-        </w:tblPrEx>
         <w:tc>
           <w:tcPr>
             <w:tcW w:w="2400" w:type="dxa"/>
@@ -17107,10 +15931,45 @@
     <w:p>
       <w:pPr>
         <w:spacing w:after="120"/>
-        <w:rPr>
-          <w:rFonts w:ascii="Arial" w:hAnsi="Arial" w:cs="Arial"/>
-        </w:rPr>
-      </w:pPr>
+        <w:jc w:val="center"/>
+        <w:rPr>
+          <w:rFonts w:ascii="Arial" w:hAnsi="Arial" w:cs="Arial"/>
+        </w:rPr>
+      </w:pPr>
+      <w:r>
+        <w:rPr>
+          <w:rFonts w:ascii="Arial" w:hAnsi="Arial" w:cs="Arial"/>
+          <w:sz w:val="20"/>
+          <w:szCs w:val="20"/>
+        </w:rPr>
+        <w:t xml:space="preserve">Tablica 10: Dimenzijska tablica </w:t>
+      </w:r>
+      <w:proofErr w:type="spellStart"/>
+      <w:r>
+        <w:rPr>
+          <w:rFonts w:ascii="Arial" w:hAnsi="Arial" w:cs="Arial"/>
+          <w:sz w:val="20"/>
+          <w:szCs w:val="20"/>
+        </w:rPr>
+        <w:t>dim_date</w:t>
+      </w:r>
+      <w:proofErr w:type="spellEnd"/>
+      <w:r>
+        <w:rPr>
+          <w:rFonts w:ascii="Arial" w:hAnsi="Arial" w:cs="Arial"/>
+          <w:sz w:val="20"/>
+          <w:szCs w:val="20"/>
+        </w:rPr>
+        <w:t xml:space="preserve"> </w:t>
+      </w:r>
+      <w:r>
+        <w:rPr>
+          <w:rFonts w:ascii="Arial" w:hAnsi="Arial" w:cs="Arial"/>
+          <w:sz w:val="20"/>
+          <w:szCs w:val="20"/>
+        </w:rPr>
+        <w:t>(vlastiti uradak)</w:t>
+      </w:r>
     </w:p>
     <w:p>
       <w:pPr>
@@ -17208,7 +16067,7 @@
           <w:lang w:val="hr-HR"/>
         </w:rPr>
       </w:pPr>
-      <w:bookmarkStart w:id="13" w:name="_Toc230447213"/>
+      <w:bookmarkStart w:id="11" w:name="_Toc230689611"/>
       <w:r>
         <w:rPr>
           <w:rFonts w:ascii="Arial" w:hAnsi="Arial" w:cs="Arial"/>
@@ -17217,7 +16076,7 @@
         <w:lastRenderedPageBreak/>
         <w:t>3.3.3. Dijagram modela zvijezde</w:t>
       </w:r>
-      <w:bookmarkEnd w:id="13"/>
+      <w:bookmarkEnd w:id="11"/>
     </w:p>
     <w:p>
       <w:pPr>
@@ -17246,7 +16105,21 @@
         <w:rPr>
           <w:rFonts w:ascii="Arial" w:hAnsi="Arial" w:cs="Arial"/>
         </w:rPr>
-        <w:t xml:space="preserve"> 1:M (jedna dimenzija – mnogo zapisa u tablici činjenica). Dimenzija dim_team pojavljuje se u dvije uloge – playing </w:t>
+        <w:t xml:space="preserve"> 1:M (jedna dimenzija – mnogo zapisa u tablici činjenica). Dimenzija dim_team pojavljuje se u dvije uloge – </w:t>
+      </w:r>
+      <w:proofErr w:type="spellStart"/>
+      <w:r>
+        <w:rPr>
+          <w:rFonts w:ascii="Arial" w:hAnsi="Arial" w:cs="Arial"/>
+        </w:rPr>
+        <w:t>playing</w:t>
+      </w:r>
+      <w:proofErr w:type="spellEnd"/>
+      <w:r>
+        <w:rPr>
+          <w:rFonts w:ascii="Arial" w:hAnsi="Arial" w:cs="Arial"/>
+        </w:rPr>
+        <w:t xml:space="preserve"> </w:t>
       </w:r>
       <w:proofErr w:type="spellStart"/>
       <w:r>
@@ -17468,7 +16341,7 @@
           <w:lang w:val="hr-HR"/>
         </w:rPr>
       </w:pPr>
-      <w:bookmarkStart w:id="14" w:name="_Toc230447214"/>
+      <w:bookmarkStart w:id="12" w:name="_Toc230689612"/>
       <w:r>
         <w:rPr>
           <w:rFonts w:ascii="Arial" w:hAnsi="Arial" w:cs="Arial"/>
@@ -17477,7 +16350,7 @@
         <w:lastRenderedPageBreak/>
         <w:t>3.4. ETL proces</w:t>
       </w:r>
-      <w:bookmarkEnd w:id="14"/>
+      <w:bookmarkEnd w:id="12"/>
     </w:p>
     <w:p>
       <w:pPr>
@@ -17545,7 +16418,7 @@
           <w:lang w:val="hr-HR"/>
         </w:rPr>
       </w:pPr>
-      <w:bookmarkStart w:id="15" w:name="_Toc230447215"/>
+      <w:bookmarkStart w:id="13" w:name="_Toc230689613"/>
       <w:r>
         <w:rPr>
           <w:rFonts w:ascii="Arial" w:hAnsi="Arial" w:cs="Arial"/>
@@ -17553,7 +16426,7 @@
         </w:rPr>
         <w:t>3.4.1. Ekstrakcija podataka</w:t>
       </w:r>
-      <w:bookmarkEnd w:id="15"/>
+      <w:bookmarkEnd w:id="13"/>
     </w:p>
     <w:p>
       <w:pPr>
@@ -17700,7 +16573,7 @@
           <w:lang w:val="hr-HR"/>
         </w:rPr>
       </w:pPr>
-      <w:bookmarkStart w:id="16" w:name="_Toc230447216"/>
+      <w:bookmarkStart w:id="14" w:name="_Toc230689614"/>
       <w:r>
         <w:rPr>
           <w:rFonts w:ascii="Arial" w:hAnsi="Arial" w:cs="Arial"/>
@@ -17708,7 +16581,7 @@
         </w:rPr>
         <w:t>3.4.2. Transformacija podataka</w:t>
       </w:r>
-      <w:bookmarkEnd w:id="16"/>
+      <w:bookmarkEnd w:id="14"/>
     </w:p>
     <w:p>
       <w:pPr>
@@ -18231,7 +17104,39 @@
           <w:rFonts w:ascii="Arial" w:hAnsi="Arial" w:cs="Arial"/>
           <w:lang w:val="hr-HR"/>
         </w:rPr>
-        <w:t xml:space="preserve">Svaka dimenzija dobila je vlastiti primarni ključ (player_id, team_id, </w:t>
+        <w:t>Svaka dimenzija dobila je vlastiti primarni ključ (</w:t>
+      </w:r>
+      <w:proofErr w:type="spellStart"/>
+      <w:r>
+        <w:rPr>
+          <w:rFonts w:ascii="Arial" w:hAnsi="Arial" w:cs="Arial"/>
+          <w:lang w:val="hr-HR"/>
+        </w:rPr>
+        <w:t>player_id</w:t>
+      </w:r>
+      <w:proofErr w:type="spellEnd"/>
+      <w:r>
+        <w:rPr>
+          <w:rFonts w:ascii="Arial" w:hAnsi="Arial" w:cs="Arial"/>
+          <w:lang w:val="hr-HR"/>
+        </w:rPr>
+        <w:t xml:space="preserve">, </w:t>
+      </w:r>
+      <w:proofErr w:type="spellStart"/>
+      <w:r>
+        <w:rPr>
+          <w:rFonts w:ascii="Arial" w:hAnsi="Arial" w:cs="Arial"/>
+          <w:lang w:val="hr-HR"/>
+        </w:rPr>
+        <w:t>team_id</w:t>
+      </w:r>
+      <w:proofErr w:type="spellEnd"/>
+      <w:r>
+        <w:rPr>
+          <w:rFonts w:ascii="Arial" w:hAnsi="Arial" w:cs="Arial"/>
+          <w:lang w:val="hr-HR"/>
+        </w:rPr>
+        <w:t xml:space="preserve">, </w:t>
       </w:r>
       <w:proofErr w:type="spellStart"/>
       <w:r>
@@ -18643,12 +17548,6 @@
         <w:gridCol w:w="8504"/>
       </w:tblGrid>
       <w:tr>
-        <w:tblPrEx>
-          <w:tblCellMar>
-            <w:top w:w="0" w:type="dxa"/>
-            <w:bottom w:w="0" w:type="dxa"/>
-          </w:tblCellMar>
-        </w:tblPrEx>
         <w:tc>
           <w:tcPr>
             <w:tcW w:w="8504" w:type="dxa"/>
@@ -18743,15 +17642,7 @@
           <w:sz w:val="20"/>
           <w:szCs w:val="20"/>
         </w:rPr>
-        <w:t xml:space="preserve"> </w:t>
-      </w:r>
-      <w:r>
-        <w:rPr>
-          <w:rFonts w:ascii="Arial" w:hAnsi="Arial" w:cs="Arial"/>
-          <w:sz w:val="20"/>
-          <w:szCs w:val="20"/>
-        </w:rPr>
-        <w:t>(vlastiti uradak)</w:t>
+        <w:t xml:space="preserve"> (vlastiti uradak)</w:t>
       </w:r>
     </w:p>
     <w:p>
@@ -18866,7 +17757,7 @@
           <w:lang w:val="hr-HR"/>
         </w:rPr>
       </w:pPr>
-      <w:bookmarkStart w:id="17" w:name="_Toc230447217"/>
+      <w:bookmarkStart w:id="15" w:name="_Toc230689615"/>
       <w:r>
         <w:rPr>
           <w:rFonts w:ascii="Arial" w:hAnsi="Arial" w:cs="Arial"/>
@@ -18875,7 +17766,7 @@
         <w:lastRenderedPageBreak/>
         <w:t>3.4.3. Učitavanje podataka</w:t>
       </w:r>
-      <w:bookmarkEnd w:id="17"/>
+      <w:bookmarkEnd w:id="15"/>
     </w:p>
     <w:p>
       <w:pPr>
@@ -18904,7 +17795,21 @@
         <w:rPr>
           <w:rFonts w:ascii="Arial" w:hAnsi="Arial" w:cs="Arial"/>
         </w:rPr>
-        <w:t xml:space="preserve">) datoteka koje odgovaraju tablicama modela zvijezde: fact_match_performance.xlsx, dim_player.xlsx, dim_team.xlsx, dim_map.xlsx, dim_match_type.xlsx i dim_date.xlsx. Sve datoteke učitane su u Tableau </w:t>
+        <w:t xml:space="preserve">) datoteka koje odgovaraju tablicama modela zvijezde: fact_match_performance.xlsx, dim_player.xlsx, dim_team.xlsx, dim_map.xlsx, dim_match_type.xlsx i dim_date.xlsx. Sve datoteke učitane su u </w:t>
+      </w:r>
+      <w:proofErr w:type="spellStart"/>
+      <w:r>
+        <w:rPr>
+          <w:rFonts w:ascii="Arial" w:hAnsi="Arial" w:cs="Arial"/>
+        </w:rPr>
+        <w:t>Tableau</w:t>
+      </w:r>
+      <w:proofErr w:type="spellEnd"/>
+      <w:r>
+        <w:rPr>
+          <w:rFonts w:ascii="Arial" w:hAnsi="Arial" w:cs="Arial"/>
+        </w:rPr>
+        <w:t xml:space="preserve"> </w:t>
       </w:r>
       <w:proofErr w:type="spellStart"/>
       <w:r>
@@ -19038,7 +17943,7 @@
           <w:sz w:val="20"/>
           <w:szCs w:val="20"/>
         </w:rPr>
-        <w:t xml:space="preserve">: Prikaz učitanih tablica i veza u Tableau Data </w:t>
+        <w:t xml:space="preserve">: Prikaz učitanih tablica i veza u </w:t>
       </w:r>
       <w:proofErr w:type="spellStart"/>
       <w:r>
@@ -19047,7 +17952,7 @@
           <w:sz w:val="20"/>
           <w:szCs w:val="20"/>
         </w:rPr>
-        <w:t>Source</w:t>
+        <w:t>Tableau</w:t>
       </w:r>
       <w:proofErr w:type="spellEnd"/>
       <w:r>
@@ -19056,23 +17961,33 @@
           <w:sz w:val="20"/>
           <w:szCs w:val="20"/>
         </w:rPr>
-        <w:t xml:space="preserve"> ekranu</w:t>
-      </w:r>
+        <w:t xml:space="preserve"> Data </w:t>
+      </w:r>
+      <w:proofErr w:type="spellStart"/>
       <w:r>
         <w:rPr>
           <w:rFonts w:ascii="Arial" w:hAnsi="Arial" w:cs="Arial"/>
           <w:sz w:val="20"/>
           <w:szCs w:val="20"/>
         </w:rPr>
-        <w:t xml:space="preserve"> </w:t>
-      </w:r>
+        <w:t>Source</w:t>
+      </w:r>
+      <w:proofErr w:type="spellEnd"/>
       <w:r>
         <w:rPr>
           <w:rFonts w:ascii="Arial" w:hAnsi="Arial" w:cs="Arial"/>
           <w:sz w:val="20"/>
           <w:szCs w:val="20"/>
         </w:rPr>
-        <w:t>(vlastiti uradak)</w:t>
+        <w:t xml:space="preserve"> ekranu</w:t>
+      </w:r>
+      <w:r>
+        <w:rPr>
+          <w:rFonts w:ascii="Arial" w:hAnsi="Arial" w:cs="Arial"/>
+          <w:sz w:val="20"/>
+          <w:szCs w:val="20"/>
+        </w:rPr>
+        <w:t xml:space="preserve"> (vlastiti uradak)</w:t>
       </w:r>
     </w:p>
     <w:p>
@@ -19092,7 +18007,7 @@
           <w:lang w:val="hr-HR"/>
         </w:rPr>
       </w:pPr>
-      <w:bookmarkStart w:id="18" w:name="_Toc230447218"/>
+      <w:bookmarkStart w:id="16" w:name="_Toc230689616"/>
       <w:r>
         <w:rPr>
           <w:rFonts w:ascii="Arial" w:hAnsi="Arial" w:cs="Arial"/>
@@ -19101,7 +18016,7 @@
         <w:lastRenderedPageBreak/>
         <w:t>4. Poslovni izvještaji</w:t>
       </w:r>
-      <w:bookmarkEnd w:id="18"/>
+      <w:bookmarkEnd w:id="16"/>
       <w:r>
         <w:rPr>
           <w:rFonts w:ascii="Arial" w:hAnsi="Arial" w:cs="Arial"/>
@@ -19123,7 +18038,21 @@
         <w:rPr>
           <w:rFonts w:ascii="Arial" w:hAnsi="Arial" w:cs="Arial"/>
         </w:rPr>
-        <w:t xml:space="preserve">Drugi dio razrade teme obuhvaća izradu poslovnih izvještaja u Tableau </w:t>
+        <w:t xml:space="preserve">Drugi dio razrade teme obuhvaća izradu poslovnih izvještaja u </w:t>
+      </w:r>
+      <w:proofErr w:type="spellStart"/>
+      <w:r>
+        <w:rPr>
+          <w:rFonts w:ascii="Arial" w:hAnsi="Arial" w:cs="Arial"/>
+        </w:rPr>
+        <w:t>Tableau</w:t>
+      </w:r>
+      <w:proofErr w:type="spellEnd"/>
+      <w:r>
+        <w:rPr>
+          <w:rFonts w:ascii="Arial" w:hAnsi="Arial" w:cs="Arial"/>
+        </w:rPr>
+        <w:t xml:space="preserve"> </w:t>
       </w:r>
       <w:proofErr w:type="spellStart"/>
       <w:r>
@@ -19166,13 +18095,13 @@
           <w:lang w:val="hr-HR"/>
         </w:rPr>
       </w:pPr>
-      <w:bookmarkStart w:id="19" w:name="_Toc230447219"/>
+      <w:bookmarkStart w:id="17" w:name="_Toc230689617"/>
       <w:r>
         <w:rPr>
           <w:rFonts w:ascii="Arial" w:hAnsi="Arial" w:cs="Arial"/>
           <w:lang w:val="hr-HR"/>
         </w:rPr>
-        <w:t xml:space="preserve">4.1. Opis korištenog BI alata – Tableau </w:t>
+        <w:t xml:space="preserve">4.1. Opis korištenog BI alata – </w:t>
       </w:r>
       <w:proofErr w:type="spellStart"/>
       <w:r>
@@ -19180,9 +18109,25 @@
           <w:rFonts w:ascii="Arial" w:hAnsi="Arial" w:cs="Arial"/>
           <w:lang w:val="hr-HR"/>
         </w:rPr>
+        <w:t>Tableau</w:t>
+      </w:r>
+      <w:proofErr w:type="spellEnd"/>
+      <w:r>
+        <w:rPr>
+          <w:rFonts w:ascii="Arial" w:hAnsi="Arial" w:cs="Arial"/>
+          <w:lang w:val="hr-HR"/>
+        </w:rPr>
+        <w:t xml:space="preserve"> </w:t>
+      </w:r>
+      <w:proofErr w:type="spellStart"/>
+      <w:r>
+        <w:rPr>
+          <w:rFonts w:ascii="Arial" w:hAnsi="Arial" w:cs="Arial"/>
+          <w:lang w:val="hr-HR"/>
+        </w:rPr>
         <w:t>Public</w:t>
       </w:r>
-      <w:bookmarkEnd w:id="19"/>
+      <w:bookmarkEnd w:id="17"/>
       <w:proofErr w:type="spellEnd"/>
     </w:p>
     <w:p>
@@ -19194,11 +18139,19 @@
           <w:rFonts w:ascii="Arial" w:hAnsi="Arial" w:cs="Arial"/>
         </w:rPr>
       </w:pPr>
-      <w:r>
-        <w:rPr>
-          <w:rFonts w:ascii="Arial" w:hAnsi="Arial" w:cs="Arial"/>
-        </w:rPr>
-        <w:t xml:space="preserve">Tableau </w:t>
+      <w:proofErr w:type="spellStart"/>
+      <w:r>
+        <w:rPr>
+          <w:rFonts w:ascii="Arial" w:hAnsi="Arial" w:cs="Arial"/>
+        </w:rPr>
+        <w:t>Tableau</w:t>
+      </w:r>
+      <w:proofErr w:type="spellEnd"/>
+      <w:r>
+        <w:rPr>
+          <w:rFonts w:ascii="Arial" w:hAnsi="Arial" w:cs="Arial"/>
+        </w:rPr>
+        <w:t xml:space="preserve"> </w:t>
       </w:r>
       <w:proofErr w:type="spellStart"/>
       <w:r>
@@ -19279,7 +18232,7 @@
           <w:lang w:val="hr-HR"/>
         </w:rPr>
       </w:pPr>
-      <w:bookmarkStart w:id="20" w:name="_Toc230447220"/>
+      <w:bookmarkStart w:id="18" w:name="_Toc230689618"/>
       <w:r>
         <w:rPr>
           <w:rFonts w:ascii="Arial" w:hAnsi="Arial" w:cs="Arial"/>
@@ -19295,7 +18248,7 @@
         </w:rPr>
         <w:t>Tableauu</w:t>
       </w:r>
-      <w:bookmarkEnd w:id="20"/>
+      <w:bookmarkEnd w:id="18"/>
       <w:proofErr w:type="spellEnd"/>
     </w:p>
     <w:p>
@@ -19311,7 +18264,21 @@
         <w:rPr>
           <w:rFonts w:ascii="Arial" w:hAnsi="Arial" w:cs="Arial"/>
         </w:rPr>
-        <w:t xml:space="preserve">U Tableau </w:t>
+        <w:t xml:space="preserve">U </w:t>
+      </w:r>
+      <w:proofErr w:type="spellStart"/>
+      <w:r>
+        <w:rPr>
+          <w:rFonts w:ascii="Arial" w:hAnsi="Arial" w:cs="Arial"/>
+        </w:rPr>
+        <w:t>Tableau</w:t>
+      </w:r>
+      <w:proofErr w:type="spellEnd"/>
+      <w:r>
+        <w:rPr>
+          <w:rFonts w:ascii="Arial" w:hAnsi="Arial" w:cs="Arial"/>
+        </w:rPr>
+        <w:t xml:space="preserve"> </w:t>
       </w:r>
       <w:proofErr w:type="spellStart"/>
       <w:r>
@@ -19367,7 +18334,39 @@
           <w:rFonts w:ascii="Arial" w:hAnsi="Arial" w:cs="Arial"/>
           <w:lang w:val="hr-HR"/>
         </w:rPr>
-        <w:t xml:space="preserve">fact_match_performance ↔ dim_team: team_id = team_id (playing </w:t>
+        <w:t xml:space="preserve">fact_match_performance ↔ dim_team: team_id = </w:t>
+      </w:r>
+      <w:proofErr w:type="spellStart"/>
+      <w:r>
+        <w:rPr>
+          <w:rFonts w:ascii="Arial" w:hAnsi="Arial" w:cs="Arial"/>
+          <w:lang w:val="hr-HR"/>
+        </w:rPr>
+        <w:t>team_id</w:t>
+      </w:r>
+      <w:proofErr w:type="spellEnd"/>
+      <w:r>
+        <w:rPr>
+          <w:rFonts w:ascii="Arial" w:hAnsi="Arial" w:cs="Arial"/>
+          <w:lang w:val="hr-HR"/>
+        </w:rPr>
+        <w:t xml:space="preserve"> (</w:t>
+      </w:r>
+      <w:proofErr w:type="spellStart"/>
+      <w:r>
+        <w:rPr>
+          <w:rFonts w:ascii="Arial" w:hAnsi="Arial" w:cs="Arial"/>
+          <w:lang w:val="hr-HR"/>
+        </w:rPr>
+        <w:t>playing</w:t>
+      </w:r>
+      <w:proofErr w:type="spellEnd"/>
+      <w:r>
+        <w:rPr>
+          <w:rFonts w:ascii="Arial" w:hAnsi="Arial" w:cs="Arial"/>
+          <w:lang w:val="hr-HR"/>
+        </w:rPr>
+        <w:t xml:space="preserve"> </w:t>
       </w:r>
       <w:proofErr w:type="spellStart"/>
       <w:r>
@@ -19404,7 +18403,23 @@
           <w:rFonts w:ascii="Arial" w:hAnsi="Arial" w:cs="Arial"/>
           <w:lang w:val="hr-HR"/>
         </w:rPr>
-        <w:t>fact_match_performance ↔ dim_team: opponent_team_id = team_id (</w:t>
+        <w:t xml:space="preserve">fact_match_performance ↔ dim_team: opponent_team_id = </w:t>
+      </w:r>
+      <w:proofErr w:type="spellStart"/>
+      <w:r>
+        <w:rPr>
+          <w:rFonts w:ascii="Arial" w:hAnsi="Arial" w:cs="Arial"/>
+          <w:lang w:val="hr-HR"/>
+        </w:rPr>
+        <w:t>team_id</w:t>
+      </w:r>
+      <w:proofErr w:type="spellEnd"/>
+      <w:r>
+        <w:rPr>
+          <w:rFonts w:ascii="Arial" w:hAnsi="Arial" w:cs="Arial"/>
+          <w:lang w:val="hr-HR"/>
+        </w:rPr>
+        <w:t xml:space="preserve"> (</w:t>
       </w:r>
       <w:proofErr w:type="spellStart"/>
       <w:r>
@@ -19452,12 +18467,37 @@
           <w:lang w:val="hr-HR"/>
         </w:rPr>
       </w:pPr>
+      <w:proofErr w:type="spellStart"/>
       <w:r>
         <w:rPr>
           <w:rFonts w:ascii="Arial" w:hAnsi="Arial" w:cs="Arial"/>
           <w:lang w:val="hr-HR"/>
         </w:rPr>
-        <w:t xml:space="preserve">fact_match_performance ↔ dim_map: </w:t>
+        <w:t>fact_match_performance</w:t>
+      </w:r>
+      <w:proofErr w:type="spellEnd"/>
+      <w:r>
+        <w:rPr>
+          <w:rFonts w:ascii="Arial" w:hAnsi="Arial" w:cs="Arial"/>
+          <w:lang w:val="hr-HR"/>
+        </w:rPr>
+        <w:t xml:space="preserve"> ↔ </w:t>
+      </w:r>
+      <w:proofErr w:type="spellStart"/>
+      <w:r>
+        <w:rPr>
+          <w:rFonts w:ascii="Arial" w:hAnsi="Arial" w:cs="Arial"/>
+          <w:lang w:val="hr-HR"/>
+        </w:rPr>
+        <w:t>dim_map</w:t>
+      </w:r>
+      <w:proofErr w:type="spellEnd"/>
+      <w:r>
+        <w:rPr>
+          <w:rFonts w:ascii="Arial" w:hAnsi="Arial" w:cs="Arial"/>
+          <w:lang w:val="hr-HR"/>
+        </w:rPr>
+        <w:t xml:space="preserve">: </w:t>
       </w:r>
       <w:proofErr w:type="spellStart"/>
       <w:r>
@@ -19498,12 +18538,37 @@
           <w:lang w:val="hr-HR"/>
         </w:rPr>
       </w:pPr>
+      <w:proofErr w:type="spellStart"/>
       <w:r>
         <w:rPr>
           <w:rFonts w:ascii="Arial" w:hAnsi="Arial" w:cs="Arial"/>
           <w:lang w:val="hr-HR"/>
         </w:rPr>
-        <w:t xml:space="preserve">fact_match_performance ↔ dim_match_type: </w:t>
+        <w:t>fact_match_performance</w:t>
+      </w:r>
+      <w:proofErr w:type="spellEnd"/>
+      <w:r>
+        <w:rPr>
+          <w:rFonts w:ascii="Arial" w:hAnsi="Arial" w:cs="Arial"/>
+          <w:lang w:val="hr-HR"/>
+        </w:rPr>
+        <w:t xml:space="preserve"> ↔ </w:t>
+      </w:r>
+      <w:proofErr w:type="spellStart"/>
+      <w:r>
+        <w:rPr>
+          <w:rFonts w:ascii="Arial" w:hAnsi="Arial" w:cs="Arial"/>
+          <w:lang w:val="hr-HR"/>
+        </w:rPr>
+        <w:t>dim_match_type</w:t>
+      </w:r>
+      <w:proofErr w:type="spellEnd"/>
+      <w:r>
+        <w:rPr>
+          <w:rFonts w:ascii="Arial" w:hAnsi="Arial" w:cs="Arial"/>
+          <w:lang w:val="hr-HR"/>
+        </w:rPr>
+        <w:t xml:space="preserve">: </w:t>
       </w:r>
       <w:proofErr w:type="spellStart"/>
       <w:r>
@@ -19544,12 +18609,37 @@
           <w:lang w:val="hr-HR"/>
         </w:rPr>
       </w:pPr>
+      <w:proofErr w:type="spellStart"/>
       <w:r>
         <w:rPr>
           <w:rFonts w:ascii="Arial" w:hAnsi="Arial" w:cs="Arial"/>
           <w:lang w:val="hr-HR"/>
         </w:rPr>
-        <w:t xml:space="preserve">fact_match_performance ↔ dim_date: </w:t>
+        <w:t>fact_match_performance</w:t>
+      </w:r>
+      <w:proofErr w:type="spellEnd"/>
+      <w:r>
+        <w:rPr>
+          <w:rFonts w:ascii="Arial" w:hAnsi="Arial" w:cs="Arial"/>
+          <w:lang w:val="hr-HR"/>
+        </w:rPr>
+        <w:t xml:space="preserve"> ↔ </w:t>
+      </w:r>
+      <w:proofErr w:type="spellStart"/>
+      <w:r>
+        <w:rPr>
+          <w:rFonts w:ascii="Arial" w:hAnsi="Arial" w:cs="Arial"/>
+          <w:lang w:val="hr-HR"/>
+        </w:rPr>
+        <w:t>dim_date</w:t>
+      </w:r>
+      <w:proofErr w:type="spellEnd"/>
+      <w:r>
+        <w:rPr>
+          <w:rFonts w:ascii="Arial" w:hAnsi="Arial" w:cs="Arial"/>
+          <w:lang w:val="hr-HR"/>
+        </w:rPr>
+        <w:t xml:space="preserve">: </w:t>
       </w:r>
       <w:proofErr w:type="spellStart"/>
       <w:r>
@@ -19641,7 +18731,7 @@
           <w:lang w:val="hr-HR"/>
         </w:rPr>
       </w:pPr>
-      <w:bookmarkStart w:id="21" w:name="_Toc230447221"/>
+      <w:bookmarkStart w:id="19" w:name="_Toc230689619"/>
       <w:r>
         <w:rPr>
           <w:rFonts w:ascii="Arial" w:hAnsi="Arial" w:cs="Arial"/>
@@ -19650,7 +18740,7 @@
         <w:lastRenderedPageBreak/>
         <w:t>4.3. Izračunata polja i parametri</w:t>
       </w:r>
-      <w:bookmarkEnd w:id="21"/>
+      <w:bookmarkEnd w:id="19"/>
     </w:p>
     <w:p>
       <w:pPr>
@@ -19666,47 +18756,6 @@
           <w:rFonts w:ascii="Arial" w:hAnsi="Arial" w:cs="Arial"/>
         </w:rPr>
         <w:t>Za potrebe izvještaja izrađena su sljedeća izračunata polja i parametri:</w:t>
-      </w:r>
-    </w:p>
-    <w:p>
-      <w:pPr>
-        <w:spacing w:after="120"/>
-        <w:rPr>
-          <w:rFonts w:ascii="Arial" w:hAnsi="Arial" w:cs="Arial"/>
-        </w:rPr>
-      </w:pPr>
-    </w:p>
-    <w:p>
-      <w:pPr>
-        <w:spacing w:before="60" w:after="200"/>
-        <w:jc w:val="center"/>
-        <w:rPr>
-          <w:rFonts w:ascii="Arial" w:hAnsi="Arial" w:cs="Arial"/>
-        </w:rPr>
-      </w:pPr>
-      <w:r>
-        <w:rPr>
-          <w:rFonts w:ascii="Arial" w:hAnsi="Arial" w:cs="Arial"/>
-          <w:sz w:val="20"/>
-          <w:szCs w:val="20"/>
-        </w:rPr>
-        <w:t>Tablica 11: Popis izračunatih polja i parametara</w:t>
-      </w:r>
-      <w:r>
-        <w:rPr>
-          <w:rFonts w:ascii="Arial" w:hAnsi="Arial" w:cs="Arial"/>
-          <w:sz w:val="20"/>
-          <w:szCs w:val="20"/>
-        </w:rPr>
-        <w:t xml:space="preserve"> </w:t>
-      </w:r>
-      <w:r>
-        <w:rPr>
-          <w:rFonts w:ascii="Arial" w:hAnsi="Arial" w:cs="Arial"/>
-          <w:sz w:val="20"/>
-          <w:szCs w:val="20"/>
-        </w:rPr>
-        <w:t>(vlastiti uradak)</w:t>
       </w:r>
     </w:p>
     <w:tbl>
@@ -19732,12 +18781,6 @@
         <w:gridCol w:w="5104"/>
       </w:tblGrid>
       <w:tr>
-        <w:tblPrEx>
-          <w:tblCellMar>
-            <w:top w:w="0" w:type="dxa"/>
-            <w:bottom w:w="0" w:type="dxa"/>
-          </w:tblCellMar>
-        </w:tblPrEx>
         <w:tc>
           <w:tcPr>
             <w:tcW w:w="2000" w:type="dxa"/>
@@ -19851,12 +18894,6 @@
         </w:tc>
       </w:tr>
       <w:tr>
-        <w:tblPrEx>
-          <w:tblCellMar>
-            <w:top w:w="0" w:type="dxa"/>
-            <w:bottom w:w="0" w:type="dxa"/>
-          </w:tblCellMar>
-        </w:tblPrEx>
         <w:tc>
           <w:tcPr>
             <w:tcW w:w="2000" w:type="dxa"/>
@@ -20058,12 +19095,6 @@
         </w:tc>
       </w:tr>
       <w:tr>
-        <w:tblPrEx>
-          <w:tblCellMar>
-            <w:top w:w="0" w:type="dxa"/>
-            <w:bottom w:w="0" w:type="dxa"/>
-          </w:tblCellMar>
-        </w:tblPrEx>
         <w:tc>
           <w:tcPr>
             <w:tcW w:w="2000" w:type="dxa"/>
@@ -20285,12 +19316,6 @@
         </w:tc>
       </w:tr>
       <w:tr>
-        <w:tblPrEx>
-          <w:tblCellMar>
-            <w:top w:w="0" w:type="dxa"/>
-            <w:bottom w:w="0" w:type="dxa"/>
-          </w:tblCellMar>
-        </w:tblPrEx>
         <w:tc>
           <w:tcPr>
             <w:tcW w:w="2000" w:type="dxa"/>
@@ -20476,12 +19501,6 @@
         </w:tc>
       </w:tr>
       <w:tr>
-        <w:tblPrEx>
-          <w:tblCellMar>
-            <w:top w:w="0" w:type="dxa"/>
-            <w:bottom w:w="0" w:type="dxa"/>
-          </w:tblCellMar>
-        </w:tblPrEx>
         <w:tc>
           <w:tcPr>
             <w:tcW w:w="2000" w:type="dxa"/>
@@ -20659,12 +19678,6 @@
         </w:tc>
       </w:tr>
       <w:tr>
-        <w:tblPrEx>
-          <w:tblCellMar>
-            <w:top w:w="0" w:type="dxa"/>
-            <w:bottom w:w="0" w:type="dxa"/>
-          </w:tblCellMar>
-        </w:tblPrEx>
         <w:tc>
           <w:tcPr>
             <w:tcW w:w="2000" w:type="dxa"/>
@@ -20794,12 +19807,6 @@
         </w:tc>
       </w:tr>
       <w:tr>
-        <w:tblPrEx>
-          <w:tblCellMar>
-            <w:top w:w="0" w:type="dxa"/>
-            <w:bottom w:w="0" w:type="dxa"/>
-          </w:tblCellMar>
-        </w:tblPrEx>
         <w:tc>
           <w:tcPr>
             <w:tcW w:w="2000" w:type="dxa"/>
@@ -20929,12 +19936,6 @@
         </w:tc>
       </w:tr>
       <w:tr>
-        <w:tblPrEx>
-          <w:tblCellMar>
-            <w:top w:w="0" w:type="dxa"/>
-            <w:bottom w:w="0" w:type="dxa"/>
-          </w:tblCellMar>
-        </w:tblPrEx>
         <w:tc>
           <w:tcPr>
             <w:tcW w:w="2000" w:type="dxa"/>
@@ -21064,12 +20065,6 @@
         </w:tc>
       </w:tr>
       <w:tr>
-        <w:tblPrEx>
-          <w:tblCellMar>
-            <w:top w:w="0" w:type="dxa"/>
-            <w:bottom w:w="0" w:type="dxa"/>
-          </w:tblCellMar>
-        </w:tblPrEx>
         <w:tc>
           <w:tcPr>
             <w:tcW w:w="2000" w:type="dxa"/>
@@ -21258,10 +20253,27 @@
     <w:p>
       <w:pPr>
         <w:spacing w:after="120"/>
-        <w:rPr>
-          <w:rFonts w:ascii="Arial" w:hAnsi="Arial" w:cs="Arial"/>
-        </w:rPr>
-      </w:pPr>
+        <w:jc w:val="center"/>
+        <w:rPr>
+          <w:rFonts w:ascii="Arial" w:hAnsi="Arial" w:cs="Arial"/>
+        </w:rPr>
+      </w:pPr>
+      <w:r>
+        <w:rPr>
+          <w:rFonts w:ascii="Arial" w:hAnsi="Arial" w:cs="Arial"/>
+          <w:sz w:val="20"/>
+          <w:szCs w:val="20"/>
+        </w:rPr>
+        <w:t>Tablica 11: Popis izračunatih polja i parametara</w:t>
+      </w:r>
+      <w:r>
+        <w:rPr>
+          <w:rFonts w:ascii="Arial" w:hAnsi="Arial" w:cs="Arial"/>
+          <w:sz w:val="20"/>
+          <w:szCs w:val="20"/>
+        </w:rPr>
+        <w:t xml:space="preserve"> (vlastiti uradak)</w:t>
+      </w:r>
     </w:p>
     <w:p>
       <w:pPr>
@@ -21353,13 +20365,29 @@
     </w:p>
     <w:p>
       <w:pPr>
+        <w:spacing w:after="120"/>
+        <w:rPr>
+          <w:rFonts w:ascii="Arial" w:hAnsi="Arial" w:cs="Arial"/>
+        </w:rPr>
+      </w:pPr>
+    </w:p>
+    <w:p>
+      <w:pPr>
+        <w:spacing w:after="120"/>
+        <w:rPr>
+          <w:rFonts w:ascii="Arial" w:hAnsi="Arial" w:cs="Arial"/>
+        </w:rPr>
+      </w:pPr>
+    </w:p>
+    <w:p>
+      <w:pPr>
         <w:pStyle w:val="Heading2"/>
         <w:rPr>
           <w:rFonts w:ascii="Arial" w:hAnsi="Arial" w:cs="Arial"/>
           <w:lang w:val="hr-HR"/>
         </w:rPr>
       </w:pPr>
-      <w:bookmarkStart w:id="22" w:name="_Toc230447222"/>
+      <w:bookmarkStart w:id="20" w:name="_Toc230689620"/>
       <w:r>
         <w:rPr>
           <w:rFonts w:ascii="Arial" w:hAnsi="Arial" w:cs="Arial"/>
@@ -21384,7 +20412,7 @@
         </w:rPr>
         <w:t xml:space="preserve"> i navigacija</w:t>
       </w:r>
-      <w:bookmarkEnd w:id="22"/>
+      <w:bookmarkEnd w:id="20"/>
     </w:p>
     <w:p>
       <w:pPr>
@@ -21483,7 +20511,21 @@
         <w:rPr>
           <w:rFonts w:ascii="Arial" w:hAnsi="Arial" w:cs="Arial"/>
         </w:rPr>
-        <w:t xml:space="preserve">. Navigacija je implementirana pomoću Tableau </w:t>
+        <w:t xml:space="preserve">. Navigacija je implementirana pomoću </w:t>
+      </w:r>
+      <w:proofErr w:type="spellStart"/>
+      <w:r>
+        <w:rPr>
+          <w:rFonts w:ascii="Arial" w:hAnsi="Arial" w:cs="Arial"/>
+        </w:rPr>
+        <w:t>Tableau</w:t>
+      </w:r>
+      <w:proofErr w:type="spellEnd"/>
+      <w:r>
+        <w:rPr>
+          <w:rFonts w:ascii="Arial" w:hAnsi="Arial" w:cs="Arial"/>
+        </w:rPr>
+        <w:t xml:space="preserve"> </w:t>
       </w:r>
       <w:proofErr w:type="spellStart"/>
       <w:r>
@@ -21769,7 +20811,7 @@
           <w:lang w:val="hr-HR"/>
         </w:rPr>
       </w:pPr>
-      <w:bookmarkStart w:id="23" w:name="_Toc230447223"/>
+      <w:bookmarkStart w:id="21" w:name="_Toc230689621"/>
       <w:r>
         <w:rPr>
           <w:rFonts w:ascii="Arial" w:hAnsi="Arial" w:cs="Arial"/>
@@ -21802,7 +20844,7 @@
         </w:rPr>
         <w:t>Stats</w:t>
       </w:r>
-      <w:bookmarkEnd w:id="23"/>
+      <w:bookmarkEnd w:id="21"/>
       <w:proofErr w:type="spellEnd"/>
     </w:p>
     <w:p>
@@ -22333,7 +21375,7 @@
           <w:lang w:val="hr-HR"/>
         </w:rPr>
       </w:pPr>
-      <w:bookmarkStart w:id="24" w:name="_Toc230447224"/>
+      <w:bookmarkStart w:id="22" w:name="_Toc230689622"/>
       <w:r>
         <w:rPr>
           <w:rFonts w:ascii="Arial" w:hAnsi="Arial" w:cs="Arial"/>
@@ -22366,7 +21408,7 @@
         </w:rPr>
         <w:t>Geography</w:t>
       </w:r>
-      <w:bookmarkEnd w:id="24"/>
+      <w:bookmarkEnd w:id="22"/>
       <w:proofErr w:type="spellEnd"/>
     </w:p>
     <w:p>
@@ -22522,13 +21564,7 @@
         <w:rPr>
           <w:rFonts w:ascii="Arial" w:hAnsi="Arial" w:cs="Arial"/>
         </w:rPr>
-        <w:t>Ovdje su korišteni</w:t>
-      </w:r>
-      <w:r>
-        <w:rPr>
-          <w:rFonts w:ascii="Arial" w:hAnsi="Arial" w:cs="Arial"/>
-        </w:rPr>
-        <w:t xml:space="preserve"> </w:t>
+        <w:t xml:space="preserve">Ovdje su korišteni </w:t>
       </w:r>
       <w:proofErr w:type="spellStart"/>
       <w:r>
@@ -22859,7 +21895,7 @@
           <w:lang w:val="hr-HR"/>
         </w:rPr>
       </w:pPr>
-      <w:bookmarkStart w:id="25" w:name="_Toc230447225"/>
+      <w:bookmarkStart w:id="23" w:name="_Toc230689623"/>
       <w:r>
         <w:rPr>
           <w:rFonts w:ascii="Arial" w:hAnsi="Arial" w:cs="Arial"/>
@@ -22876,7 +21912,7 @@
         </w:rPr>
         <w:t>Rankings</w:t>
       </w:r>
-      <w:bookmarkEnd w:id="25"/>
+      <w:bookmarkEnd w:id="23"/>
       <w:proofErr w:type="spellEnd"/>
     </w:p>
     <w:p>
@@ -23058,13 +22094,7 @@
         <w:rPr>
           <w:rFonts w:ascii="Arial" w:hAnsi="Arial" w:cs="Arial"/>
         </w:rPr>
-        <w:t>Ovdje su korišteni</w:t>
-      </w:r>
-      <w:r>
-        <w:rPr>
-          <w:rFonts w:ascii="Arial" w:hAnsi="Arial" w:cs="Arial"/>
-        </w:rPr>
-        <w:t xml:space="preserve"> </w:t>
+        <w:t xml:space="preserve">Ovdje su korišteni </w:t>
       </w:r>
       <w:proofErr w:type="spellStart"/>
       <w:r>
@@ -23369,7 +22399,7 @@
           <w:lang w:val="hr-HR"/>
         </w:rPr>
       </w:pPr>
-      <w:bookmarkStart w:id="26" w:name="_Toc230447226"/>
+      <w:bookmarkStart w:id="24" w:name="_Toc230689624"/>
       <w:r>
         <w:rPr>
           <w:rFonts w:ascii="Arial" w:hAnsi="Arial" w:cs="Arial"/>
@@ -23386,7 +22416,7 @@
         </w:rPr>
         <w:t>Roles</w:t>
       </w:r>
-      <w:bookmarkEnd w:id="26"/>
+      <w:bookmarkEnd w:id="24"/>
       <w:proofErr w:type="spellEnd"/>
     </w:p>
     <w:p>
@@ -23632,8 +22662,72 @@
         <w:rPr>
           <w:rFonts w:ascii="Arial" w:hAnsi="Arial" w:cs="Arial"/>
         </w:rPr>
-        <w:t>Ovdje su korišteni</w:t>
-      </w:r>
+        <w:t xml:space="preserve">Ovdje su korišteni </w:t>
+      </w:r>
+      <w:proofErr w:type="spellStart"/>
+      <w:r>
+        <w:rPr>
+          <w:rFonts w:ascii="Arial" w:hAnsi="Arial" w:cs="Arial"/>
+        </w:rPr>
+        <w:t>grouped</w:t>
+      </w:r>
+      <w:proofErr w:type="spellEnd"/>
+      <w:r>
+        <w:rPr>
+          <w:rFonts w:ascii="Arial" w:hAnsi="Arial" w:cs="Arial"/>
+        </w:rPr>
+        <w:t xml:space="preserve"> bar </w:t>
+      </w:r>
+      <w:proofErr w:type="spellStart"/>
+      <w:r>
+        <w:rPr>
+          <w:rFonts w:ascii="Arial" w:hAnsi="Arial" w:cs="Arial"/>
+        </w:rPr>
+        <w:t>chart</w:t>
+      </w:r>
+      <w:proofErr w:type="spellEnd"/>
+      <w:r>
+        <w:rPr>
+          <w:rFonts w:ascii="Arial" w:hAnsi="Arial" w:cs="Arial"/>
+        </w:rPr>
+        <w:t xml:space="preserve">, dual </w:t>
+      </w:r>
+      <w:proofErr w:type="spellStart"/>
+      <w:r>
+        <w:rPr>
+          <w:rFonts w:ascii="Arial" w:hAnsi="Arial" w:cs="Arial"/>
+        </w:rPr>
+        <w:t>axis</w:t>
+      </w:r>
+      <w:proofErr w:type="spellEnd"/>
+      <w:r>
+        <w:rPr>
+          <w:rFonts w:ascii="Arial" w:hAnsi="Arial" w:cs="Arial"/>
+        </w:rPr>
+        <w:t xml:space="preserve">, LOD FIXED </w:t>
+      </w:r>
+      <w:proofErr w:type="spellStart"/>
+      <w:r>
+        <w:rPr>
+          <w:rFonts w:ascii="Arial" w:hAnsi="Arial" w:cs="Arial"/>
+        </w:rPr>
+        <w:t>expression</w:t>
+      </w:r>
+      <w:proofErr w:type="spellEnd"/>
+      <w:r>
+        <w:rPr>
+          <w:rFonts w:ascii="Arial" w:hAnsi="Arial" w:cs="Arial"/>
+        </w:rPr>
+        <w:t xml:space="preserve">, </w:t>
+      </w:r>
+      <w:proofErr w:type="spellStart"/>
+      <w:r>
+        <w:rPr>
+          <w:rFonts w:ascii="Arial" w:hAnsi="Arial" w:cs="Arial"/>
+        </w:rPr>
+        <w:t>color</w:t>
+      </w:r>
+      <w:proofErr w:type="spellEnd"/>
       <w:r>
         <w:rPr>
           <w:rFonts w:ascii="Arial" w:hAnsi="Arial" w:cs="Arial"/>
@@ -23645,49 +22739,21 @@
         <w:rPr>
           <w:rFonts w:ascii="Arial" w:hAnsi="Arial" w:cs="Arial"/>
         </w:rPr>
-        <w:t>grouped</w:t>
-      </w:r>
-      <w:proofErr w:type="spellEnd"/>
-      <w:r>
-        <w:rPr>
-          <w:rFonts w:ascii="Arial" w:hAnsi="Arial" w:cs="Arial"/>
-        </w:rPr>
-        <w:t xml:space="preserve"> bar </w:t>
-      </w:r>
-      <w:proofErr w:type="spellStart"/>
-      <w:r>
-        <w:rPr>
-          <w:rFonts w:ascii="Arial" w:hAnsi="Arial" w:cs="Arial"/>
-        </w:rPr>
-        <w:t>chart</w:t>
-      </w:r>
-      <w:proofErr w:type="spellEnd"/>
-      <w:r>
-        <w:rPr>
-          <w:rFonts w:ascii="Arial" w:hAnsi="Arial" w:cs="Arial"/>
-        </w:rPr>
-        <w:t xml:space="preserve">, dual </w:t>
-      </w:r>
-      <w:proofErr w:type="spellStart"/>
-      <w:r>
-        <w:rPr>
-          <w:rFonts w:ascii="Arial" w:hAnsi="Arial" w:cs="Arial"/>
-        </w:rPr>
-        <w:t>axis</w:t>
-      </w:r>
-      <w:proofErr w:type="spellEnd"/>
-      <w:r>
-        <w:rPr>
-          <w:rFonts w:ascii="Arial" w:hAnsi="Arial" w:cs="Arial"/>
-        </w:rPr>
-        <w:t xml:space="preserve">, LOD FIXED </w:t>
-      </w:r>
-      <w:proofErr w:type="spellStart"/>
-      <w:r>
-        <w:rPr>
-          <w:rFonts w:ascii="Arial" w:hAnsi="Arial" w:cs="Arial"/>
-        </w:rPr>
-        <w:t>expression</w:t>
+        <w:t>by</w:t>
+      </w:r>
+      <w:proofErr w:type="spellEnd"/>
+      <w:r>
+        <w:rPr>
+          <w:rFonts w:ascii="Arial" w:hAnsi="Arial" w:cs="Arial"/>
+        </w:rPr>
+        <w:t xml:space="preserve"> </w:t>
+      </w:r>
+      <w:proofErr w:type="spellStart"/>
+      <w:r>
+        <w:rPr>
+          <w:rFonts w:ascii="Arial" w:hAnsi="Arial" w:cs="Arial"/>
+        </w:rPr>
+        <w:t>dimension</w:t>
       </w:r>
       <w:proofErr w:type="spellEnd"/>
       <w:r>
@@ -23695,34 +22761,6 @@
           <w:rFonts w:ascii="Arial" w:hAnsi="Arial" w:cs="Arial"/>
         </w:rPr>
         <w:t xml:space="preserve">, </w:t>
-      </w:r>
-      <w:proofErr w:type="spellStart"/>
-      <w:r>
-        <w:rPr>
-          <w:rFonts w:ascii="Arial" w:hAnsi="Arial" w:cs="Arial"/>
-        </w:rPr>
-        <w:t>color</w:t>
-      </w:r>
-      <w:proofErr w:type="spellEnd"/>
-      <w:r>
-        <w:rPr>
-          <w:rFonts w:ascii="Arial" w:hAnsi="Arial" w:cs="Arial"/>
-        </w:rPr>
-        <w:t xml:space="preserve"> </w:t>
-      </w:r>
-      <w:proofErr w:type="spellStart"/>
-      <w:r>
-        <w:rPr>
-          <w:rFonts w:ascii="Arial" w:hAnsi="Arial" w:cs="Arial"/>
-        </w:rPr>
-        <w:t>by</w:t>
-      </w:r>
-      <w:proofErr w:type="spellEnd"/>
-      <w:r>
-        <w:rPr>
-          <w:rFonts w:ascii="Arial" w:hAnsi="Arial" w:cs="Arial"/>
-        </w:rPr>
-        <w:t xml:space="preserve"> dimension, </w:t>
       </w:r>
       <w:proofErr w:type="spellStart"/>
       <w:r>
@@ -23957,7 +22995,7 @@
           <w:lang w:val="hr-HR"/>
         </w:rPr>
       </w:pPr>
-      <w:bookmarkStart w:id="27" w:name="_Toc230447227"/>
+      <w:bookmarkStart w:id="25" w:name="_Toc230689625"/>
       <w:r>
         <w:rPr>
           <w:rFonts w:ascii="Arial" w:hAnsi="Arial" w:cs="Arial"/>
@@ -23990,7 +23028,7 @@
         </w:rPr>
         <w:t>Performance</w:t>
       </w:r>
-      <w:bookmarkEnd w:id="27"/>
+      <w:bookmarkEnd w:id="25"/>
       <w:proofErr w:type="spellEnd"/>
     </w:p>
     <w:p>
@@ -24332,13 +23370,7 @@
         <w:rPr>
           <w:rFonts w:ascii="Arial" w:hAnsi="Arial" w:cs="Arial"/>
         </w:rPr>
-        <w:t>Ovdje su korišteni</w:t>
-      </w:r>
-      <w:r>
-        <w:rPr>
-          <w:rFonts w:ascii="Arial" w:hAnsi="Arial" w:cs="Arial"/>
-        </w:rPr>
-        <w:t xml:space="preserve"> </w:t>
+        <w:t xml:space="preserve">Ovdje su korišteni </w:t>
       </w:r>
       <w:proofErr w:type="spellStart"/>
       <w:r>
@@ -24694,7 +23726,7 @@
           <w:lang w:val="hr-HR"/>
         </w:rPr>
       </w:pPr>
-      <w:bookmarkStart w:id="28" w:name="_Toc230447228"/>
+      <w:bookmarkStart w:id="26" w:name="_Toc230689626"/>
       <w:r>
         <w:rPr>
           <w:rFonts w:ascii="Arial" w:hAnsi="Arial" w:cs="Arial"/>
@@ -24719,7 +23751,7 @@
         </w:rPr>
         <w:t xml:space="preserve"> Time</w:t>
       </w:r>
-      <w:bookmarkEnd w:id="28"/>
+      <w:bookmarkEnd w:id="26"/>
     </w:p>
     <w:p>
       <w:pPr>
@@ -24860,8 +23892,72 @@
         <w:rPr>
           <w:rFonts w:ascii="Arial" w:hAnsi="Arial" w:cs="Arial"/>
         </w:rPr>
-        <w:t>Ovdje su korišteni</w:t>
-      </w:r>
+        <w:t xml:space="preserve">Ovdje su korišteni </w:t>
+      </w:r>
+      <w:proofErr w:type="spellStart"/>
+      <w:r>
+        <w:rPr>
+          <w:rFonts w:ascii="Arial" w:hAnsi="Arial" w:cs="Arial"/>
+        </w:rPr>
+        <w:t>scatter</w:t>
+      </w:r>
+      <w:proofErr w:type="spellEnd"/>
+      <w:r>
+        <w:rPr>
+          <w:rFonts w:ascii="Arial" w:hAnsi="Arial" w:cs="Arial"/>
+        </w:rPr>
+        <w:t xml:space="preserve"> plot, LOD FIXED </w:t>
+      </w:r>
+      <w:proofErr w:type="spellStart"/>
+      <w:r>
+        <w:rPr>
+          <w:rFonts w:ascii="Arial" w:hAnsi="Arial" w:cs="Arial"/>
+        </w:rPr>
+        <w:t>expressions</w:t>
+      </w:r>
+      <w:proofErr w:type="spellEnd"/>
+      <w:r>
+        <w:rPr>
+          <w:rFonts w:ascii="Arial" w:hAnsi="Arial" w:cs="Arial"/>
+        </w:rPr>
+        <w:t xml:space="preserve"> (2 polja), dual reference </w:t>
+      </w:r>
+      <w:proofErr w:type="spellStart"/>
+      <w:r>
+        <w:rPr>
+          <w:rFonts w:ascii="Arial" w:hAnsi="Arial" w:cs="Arial"/>
+        </w:rPr>
+        <w:t>lines</w:t>
+      </w:r>
+      <w:proofErr w:type="spellEnd"/>
+      <w:r>
+        <w:rPr>
+          <w:rFonts w:ascii="Arial" w:hAnsi="Arial" w:cs="Arial"/>
+        </w:rPr>
+        <w:t xml:space="preserve"> (</w:t>
+      </w:r>
+      <w:proofErr w:type="spellStart"/>
+      <w:r>
+        <w:rPr>
+          <w:rFonts w:ascii="Arial" w:hAnsi="Arial" w:cs="Arial"/>
+        </w:rPr>
+        <w:t>cross</w:t>
+      </w:r>
+      <w:proofErr w:type="spellEnd"/>
+      <w:r>
+        <w:rPr>
+          <w:rFonts w:ascii="Arial" w:hAnsi="Arial" w:cs="Arial"/>
+        </w:rPr>
+        <w:t xml:space="preserve">), </w:t>
+      </w:r>
+      <w:proofErr w:type="spellStart"/>
+      <w:r>
+        <w:rPr>
+          <w:rFonts w:ascii="Arial" w:hAnsi="Arial" w:cs="Arial"/>
+        </w:rPr>
+        <w:t>color</w:t>
+      </w:r>
+      <w:proofErr w:type="spellEnd"/>
       <w:r>
         <w:rPr>
           <w:rFonts w:ascii="Arial" w:hAnsi="Arial" w:cs="Arial"/>
@@ -24873,63 +23969,7 @@
         <w:rPr>
           <w:rFonts w:ascii="Arial" w:hAnsi="Arial" w:cs="Arial"/>
         </w:rPr>
-        <w:t>scatter</w:t>
-      </w:r>
-      <w:proofErr w:type="spellEnd"/>
-      <w:r>
-        <w:rPr>
-          <w:rFonts w:ascii="Arial" w:hAnsi="Arial" w:cs="Arial"/>
-        </w:rPr>
-        <w:t xml:space="preserve"> plot, LOD FIXED </w:t>
-      </w:r>
-      <w:proofErr w:type="spellStart"/>
-      <w:r>
-        <w:rPr>
-          <w:rFonts w:ascii="Arial" w:hAnsi="Arial" w:cs="Arial"/>
-        </w:rPr>
-        <w:t>expressions</w:t>
-      </w:r>
-      <w:proofErr w:type="spellEnd"/>
-      <w:r>
-        <w:rPr>
-          <w:rFonts w:ascii="Arial" w:hAnsi="Arial" w:cs="Arial"/>
-        </w:rPr>
-        <w:t xml:space="preserve"> (2 polja), dual reference </w:t>
-      </w:r>
-      <w:proofErr w:type="spellStart"/>
-      <w:r>
-        <w:rPr>
-          <w:rFonts w:ascii="Arial" w:hAnsi="Arial" w:cs="Arial"/>
-        </w:rPr>
-        <w:t>lines</w:t>
-      </w:r>
-      <w:proofErr w:type="spellEnd"/>
-      <w:r>
-        <w:rPr>
-          <w:rFonts w:ascii="Arial" w:hAnsi="Arial" w:cs="Arial"/>
-        </w:rPr>
-        <w:t xml:space="preserve"> (</w:t>
-      </w:r>
-      <w:proofErr w:type="spellStart"/>
-      <w:r>
-        <w:rPr>
-          <w:rFonts w:ascii="Arial" w:hAnsi="Arial" w:cs="Arial"/>
-        </w:rPr>
-        <w:t>cross</w:t>
-      </w:r>
-      <w:proofErr w:type="spellEnd"/>
-      <w:r>
-        <w:rPr>
-          <w:rFonts w:ascii="Arial" w:hAnsi="Arial" w:cs="Arial"/>
-        </w:rPr>
-        <w:t xml:space="preserve">), </w:t>
-      </w:r>
-      <w:proofErr w:type="spellStart"/>
-      <w:r>
-        <w:rPr>
-          <w:rFonts w:ascii="Arial" w:hAnsi="Arial" w:cs="Arial"/>
-        </w:rPr>
-        <w:t>color</w:t>
+        <w:t>by</w:t>
       </w:r>
       <w:proofErr w:type="spellEnd"/>
       <w:r>
@@ -24943,14 +23983,14 @@
         <w:rPr>
           <w:rFonts w:ascii="Arial" w:hAnsi="Arial" w:cs="Arial"/>
         </w:rPr>
-        <w:t>by</w:t>
-      </w:r>
-      <w:proofErr w:type="spellEnd"/>
-      <w:r>
-        <w:rPr>
-          <w:rFonts w:ascii="Arial" w:hAnsi="Arial" w:cs="Arial"/>
-        </w:rPr>
-        <w:t xml:space="preserve"> dimension, </w:t>
+        <w:t>dimension</w:t>
+      </w:r>
+      <w:proofErr w:type="spellEnd"/>
+      <w:r>
+        <w:rPr>
+          <w:rFonts w:ascii="Arial" w:hAnsi="Arial" w:cs="Arial"/>
+        </w:rPr>
+        <w:t xml:space="preserve">, </w:t>
       </w:r>
       <w:proofErr w:type="spellStart"/>
       <w:r>
@@ -25218,7 +24258,7 @@
           <w:lang w:val="hr-HR"/>
         </w:rPr>
       </w:pPr>
-      <w:bookmarkStart w:id="29" w:name="_Toc230447229"/>
+      <w:bookmarkStart w:id="27" w:name="_Toc230689627"/>
       <w:r>
         <w:rPr>
           <w:rFonts w:ascii="Arial" w:hAnsi="Arial" w:cs="Arial"/>
@@ -25227,7 +24267,7 @@
         <w:lastRenderedPageBreak/>
         <w:t>5. Zaključak</w:t>
       </w:r>
-      <w:bookmarkEnd w:id="29"/>
+      <w:bookmarkEnd w:id="27"/>
     </w:p>
     <w:p>
       <w:pPr>
@@ -25268,7 +24308,21 @@
         <w:rPr>
           <w:rFonts w:ascii="Arial" w:hAnsi="Arial" w:cs="Arial"/>
         </w:rPr>
-        <w:t>-Strike esports natjecanja. Projekt je demonstrirao cijeli životni ciklus podataka</w:t>
+        <w:t xml:space="preserve">-Strike </w:t>
+      </w:r>
+      <w:proofErr w:type="spellStart"/>
+      <w:r>
+        <w:rPr>
+          <w:rFonts w:ascii="Arial" w:hAnsi="Arial" w:cs="Arial"/>
+        </w:rPr>
+        <w:t>esports</w:t>
+      </w:r>
+      <w:proofErr w:type="spellEnd"/>
+      <w:r>
+        <w:rPr>
+          <w:rFonts w:ascii="Arial" w:hAnsi="Arial" w:cs="Arial"/>
+        </w:rPr>
+        <w:t xml:space="preserve"> natjecanja. Projekt je demonstrirao cijeli životni ciklus podataka</w:t>
       </w:r>
       <w:r>
         <w:rPr>
@@ -25280,7 +24334,21 @@
         <w:rPr>
           <w:rFonts w:ascii="Arial" w:hAnsi="Arial" w:cs="Arial"/>
         </w:rPr>
-        <w:t xml:space="preserve"> od preuzimanja sirovih skupova s Kaggle platforme, kroz kompleksnu fazu transformacije i integracije, do dimenzijskog modeliranja i vizualizacije u Tableau </w:t>
+        <w:t xml:space="preserve"> od preuzimanja sirovih skupova s Kaggle platforme, kroz kompleksnu fazu transformacije i integracije, do dimenzijskog modeliranja i vizualizacije u </w:t>
+      </w:r>
+      <w:proofErr w:type="spellStart"/>
+      <w:r>
+        <w:rPr>
+          <w:rFonts w:ascii="Arial" w:hAnsi="Arial" w:cs="Arial"/>
+        </w:rPr>
+        <w:t>Tableau</w:t>
+      </w:r>
+      <w:proofErr w:type="spellEnd"/>
+      <w:r>
+        <w:rPr>
+          <w:rFonts w:ascii="Arial" w:hAnsi="Arial" w:cs="Arial"/>
+        </w:rPr>
+        <w:t xml:space="preserve"> </w:t>
       </w:r>
       <w:proofErr w:type="spellStart"/>
       <w:r>
@@ -25394,7 +24462,7 @@
           <w:lang w:val="hr-HR"/>
         </w:rPr>
       </w:pPr>
-      <w:bookmarkStart w:id="30" w:name="_Toc230447230"/>
+      <w:bookmarkStart w:id="28" w:name="_Toc230689628"/>
       <w:r>
         <w:rPr>
           <w:rFonts w:ascii="Arial" w:hAnsi="Arial" w:cs="Arial"/>
@@ -25403,7 +24471,7 @@
         <w:lastRenderedPageBreak/>
         <w:t>Popis literature</w:t>
       </w:r>
-      <w:bookmarkEnd w:id="30"/>
+      <w:bookmarkEnd w:id="28"/>
     </w:p>
     <w:p>
       <w:pPr>
@@ -25416,7 +24484,21 @@
         <w:rPr>
           <w:rFonts w:ascii="Arial" w:hAnsi="Arial" w:cs="Arial"/>
         </w:rPr>
-        <w:t xml:space="preserve">[1]  Kaggle – CS:GO Esports Analytics </w:t>
+        <w:t xml:space="preserve">[1]  Kaggle – CS:GO </w:t>
+      </w:r>
+      <w:proofErr w:type="spellStart"/>
+      <w:r>
+        <w:rPr>
+          <w:rFonts w:ascii="Arial" w:hAnsi="Arial" w:cs="Arial"/>
+        </w:rPr>
+        <w:t>Esports</w:t>
+      </w:r>
+      <w:proofErr w:type="spellEnd"/>
+      <w:r>
+        <w:rPr>
+          <w:rFonts w:ascii="Arial" w:hAnsi="Arial" w:cs="Arial"/>
+        </w:rPr>
+        <w:t xml:space="preserve"> Analytics </w:t>
       </w:r>
       <w:proofErr w:type="spellStart"/>
       <w:r>
@@ -25814,7 +24896,21 @@
         <w:rPr>
           <w:rFonts w:ascii="Arial" w:hAnsi="Arial" w:cs="Arial"/>
         </w:rPr>
-        <w:t xml:space="preserve">[5]  Tableau </w:t>
+        <w:t xml:space="preserve">[5]  </w:t>
+      </w:r>
+      <w:proofErr w:type="spellStart"/>
+      <w:r>
+        <w:rPr>
+          <w:rFonts w:ascii="Arial" w:hAnsi="Arial" w:cs="Arial"/>
+        </w:rPr>
+        <w:t>Tableau</w:t>
+      </w:r>
+      <w:proofErr w:type="spellEnd"/>
+      <w:r>
+        <w:rPr>
+          <w:rFonts w:ascii="Arial" w:hAnsi="Arial" w:cs="Arial"/>
+        </w:rPr>
+        <w:t xml:space="preserve"> </w:t>
       </w:r>
       <w:proofErr w:type="spellStart"/>
       <w:r>
@@ -25936,7 +25032,21 @@
         <w:rPr>
           <w:rFonts w:ascii="Arial" w:hAnsi="Arial" w:cs="Arial"/>
         </w:rPr>
-        <w:t xml:space="preserve">[6]  Esports </w:t>
+        <w:t xml:space="preserve">[6]  </w:t>
+      </w:r>
+      <w:proofErr w:type="spellStart"/>
+      <w:r>
+        <w:rPr>
+          <w:rFonts w:ascii="Arial" w:hAnsi="Arial" w:cs="Arial"/>
+        </w:rPr>
+        <w:t>Esports</w:t>
+      </w:r>
+      <w:proofErr w:type="spellEnd"/>
+      <w:r>
+        <w:rPr>
+          <w:rFonts w:ascii="Arial" w:hAnsi="Arial" w:cs="Arial"/>
+        </w:rPr>
+        <w:t xml:space="preserve"> </w:t>
       </w:r>
       <w:proofErr w:type="spellStart"/>
       <w:r>
@@ -26042,7 +25152,7 @@
           <w:lang w:val="hr-HR"/>
         </w:rPr>
       </w:pPr>
-      <w:bookmarkStart w:id="31" w:name="_Toc230447231"/>
+      <w:bookmarkStart w:id="29" w:name="_Toc230689629"/>
       <w:r>
         <w:rPr>
           <w:rFonts w:ascii="Arial" w:hAnsi="Arial" w:cs="Arial"/>
@@ -26051,7 +25161,7 @@
         <w:lastRenderedPageBreak/>
         <w:t>Popis slika</w:t>
       </w:r>
-      <w:bookmarkEnd w:id="31"/>
+      <w:bookmarkEnd w:id="29"/>
     </w:p>
     <w:p>
       <w:pPr>
@@ -26115,7 +25225,21 @@
         <w:rPr>
           <w:rFonts w:ascii="Arial" w:hAnsi="Arial" w:cs="Arial"/>
         </w:rPr>
-        <w:t xml:space="preserve">: Prikaz učitanih tablica i veza u Tableau Data </w:t>
+        <w:t xml:space="preserve">: Prikaz učitanih tablica i veza u </w:t>
+      </w:r>
+      <w:proofErr w:type="spellStart"/>
+      <w:r>
+        <w:rPr>
+          <w:rFonts w:ascii="Arial" w:hAnsi="Arial" w:cs="Arial"/>
+        </w:rPr>
+        <w:t>Tableau</w:t>
+      </w:r>
+      <w:proofErr w:type="spellEnd"/>
+      <w:r>
+        <w:rPr>
+          <w:rFonts w:ascii="Arial" w:hAnsi="Arial" w:cs="Arial"/>
+        </w:rPr>
+        <w:t xml:space="preserve"> Data </w:t>
       </w:r>
       <w:proofErr w:type="spellStart"/>
       <w:r>
@@ -26640,7 +25764,7 @@
           <w:lang w:val="hr-HR"/>
         </w:rPr>
       </w:pPr>
-      <w:bookmarkStart w:id="32" w:name="_Toc230447232"/>
+      <w:bookmarkStart w:id="30" w:name="_Toc230689630"/>
       <w:r>
         <w:rPr>
           <w:rFonts w:ascii="Arial" w:hAnsi="Arial" w:cs="Arial"/>
@@ -26649,7 +25773,7 @@
         <w:lastRenderedPageBreak/>
         <w:t>Popis tablica</w:t>
       </w:r>
-      <w:bookmarkEnd w:id="32"/>
+      <w:bookmarkEnd w:id="30"/>
     </w:p>
     <w:p>
       <w:pPr>
@@ -27669,6 +26793,7 @@
   <w:style w:type="character" w:default="1" w:styleId="DefaultParagraphFont">
     <w:name w:val="Default Paragraph Font"/>
     <w:uiPriority w:val="1"/>
+    <w:semiHidden/>
     <w:unhideWhenUsed/>
   </w:style>
   <w:style w:type="table" w:default="1" w:styleId="TableNormal">

--- a/Dokumentacija_Jan Pobi.docx
+++ b/Dokumentacija_Jan Pobi.docx
@@ -1,6 +1,6 @@
 
 <file path=word/document.xml><?xml version="1.0" encoding="utf-8"?>
-<w:document xmlns:wpc="http://schemas.microsoft.com/office/word/2010/wordprocessingCanvas" xmlns:cx="http://schemas.microsoft.com/office/drawing/2014/chartex" xmlns:cx1="http://schemas.microsoft.com/office/drawing/2015/9/8/chartex" xmlns:cx2="http://schemas.microsoft.com/office/drawing/2015/10/21/chartex" xmlns:cx3="http://schemas.microsoft.com/office/drawing/2016/5/9/chartex" xmlns:cx4="http://schemas.microsoft.com/office/drawing/2016/5/10/chartex" xmlns:cx5="http://schemas.microsoft.com/office/drawing/2016/5/11/chartex" xmlns:cx6="http://schemas.microsoft.com/office/drawing/2016/5/12/chartex" xmlns:cx7="http://schemas.microsoft.com/office/drawing/2016/5/13/chartex" xmlns:cx8="http://schemas.microsoft.com/office/drawing/2016/5/14/chartex" xmlns:mc="http://schemas.openxmlformats.org/markup-compatibility/2006" xmlns:aink="http://schemas.microsoft.com/office/drawing/2016/ink" xmlns:am3d="http://schemas.microsoft.com/office/drawing/2017/model3d" xmlns:o="urn:schemas-microsoft-com:office:office" xmlns:oel="http://schemas.microsoft.com/office/2019/extlst" xmlns:r="http://schemas.openxmlformats.org/officeDocument/2006/relationships" xmlns:m="http://schemas.openxmlformats.org/officeDocument/2006/math" xmlns:v="urn:schemas-microsoft-com:vml" xmlns:wp14="http://schemas.microsoft.com/office/word/2010/wordprocessingDrawing" xmlns:wp="http://schemas.openxmlformats.org/drawingml/2006/wordprocessingDrawing" xmlns:w10="urn:schemas-microsoft-com:office:word" xmlns:w="http://schemas.openxmlformats.org/wordprocessingml/2006/main" xmlns:w14="http://schemas.microsoft.com/office/word/2010/wordml" xmlns:w15="http://schemas.microsoft.com/office/word/2012/wordml" xmlns:w16cex="http://schemas.microsoft.com/office/word/2018/wordml/cex" xmlns:w16cid="http://schemas.microsoft.com/office/word/2016/wordml/cid" xmlns:w16="http://schemas.microsoft.com/office/word/2018/wordml" xmlns:w16du="http://schemas.microsoft.com/office/word/2023/wordml/word16du" xmlns:w16sdtdh="http://schemas.microsoft.com/office/word/2020/wordml/sdtdatahash" xmlns:w16sdtfl="http://schemas.microsoft.com/office/word/2024/wordml/sdtformatlock" xmlns:w16se="http://schemas.microsoft.com/office/word/2015/wordml/symex" xmlns:wpg="http://schemas.microsoft.com/office/word/2010/wordprocessingGroup" xmlns:wpi="http://schemas.microsoft.com/office/word/2010/wordprocessingInk" xmlns:wne="http://schemas.microsoft.com/office/word/2006/wordml" xmlns:wps="http://schemas.microsoft.com/office/word/2010/wordprocessingShape" mc:Ignorable="w14 w15 w16se w16cid w16 w16cex w16sdtdh w16sdtfl w16du wp14">
+<w:document xmlns:wpc="http://schemas.microsoft.com/office/word/2010/wordprocessingCanvas" xmlns:cx="http://schemas.microsoft.com/office/drawing/2014/chartex" xmlns:cx1="http://schemas.microsoft.com/office/drawing/2015/9/8/chartex" xmlns:mc="http://schemas.openxmlformats.org/markup-compatibility/2006" xmlns:o="urn:schemas-microsoft-com:office:office" xmlns:r="http://schemas.openxmlformats.org/officeDocument/2006/relationships" xmlns:m="http://schemas.openxmlformats.org/officeDocument/2006/math" xmlns:v="urn:schemas-microsoft-com:vml" xmlns:wp14="http://schemas.microsoft.com/office/word/2010/wordprocessingDrawing" xmlns:wp="http://schemas.openxmlformats.org/drawingml/2006/wordprocessingDrawing" xmlns:w10="urn:schemas-microsoft-com:office:word" xmlns:w="http://schemas.openxmlformats.org/wordprocessingml/2006/main" xmlns:w14="http://schemas.microsoft.com/office/word/2010/wordml" xmlns:w15="http://schemas.microsoft.com/office/word/2012/wordml" xmlns:w16se="http://schemas.microsoft.com/office/word/2015/wordml/symex" xmlns:wpg="http://schemas.microsoft.com/office/word/2010/wordprocessingGroup" xmlns:wpi="http://schemas.microsoft.com/office/word/2010/wordprocessingInk" xmlns:wne="http://schemas.microsoft.com/office/word/2006/wordml" xmlns:wps="http://schemas.microsoft.com/office/word/2010/wordprocessingShape" mc:Ignorable="w14 w15 w16se wp14">
   <w:body>
     <w:p>
       <w:pPr>
@@ -727,7 +727,25 @@
           <w:sz w:val="22"/>
           <w:szCs w:val="22"/>
         </w:rPr>
-        <w:t xml:space="preserve">, mag. </w:t>
+        <w:t xml:space="preserve">, </w:t>
+      </w:r>
+      <w:proofErr w:type="spellStart"/>
+      <w:r>
+        <w:rPr>
+          <w:rFonts w:ascii="Arial" w:hAnsi="Arial" w:cs="Arial"/>
+          <w:sz w:val="22"/>
+          <w:szCs w:val="22"/>
+        </w:rPr>
+        <w:t>mag</w:t>
+      </w:r>
+      <w:proofErr w:type="spellEnd"/>
+      <w:r>
+        <w:rPr>
+          <w:rFonts w:ascii="Arial" w:hAnsi="Arial" w:cs="Arial"/>
+          <w:sz w:val="22"/>
+          <w:szCs w:val="22"/>
+        </w:rPr>
+        <w:t xml:space="preserve">. </w:t>
       </w:r>
       <w:proofErr w:type="spellStart"/>
       <w:r>
@@ -1297,7 +1315,13 @@
         <w:rPr>
           <w:rFonts w:ascii="Arial" w:hAnsi="Arial" w:cs="Arial"/>
         </w:rPr>
-        <w:t>-Strike, jednoj od najpopularnijih kompetitivnih video igara na svijetu. Cilj rada je izgradnja analitičkog sustava koji omogućuje višedimenzionalnu analizu podataka o performansama igrača, uspješnosti timova i rezultatima mečeva kroz primjenu koncepta skladišta podataka i alata za poslovnu inteligenciju.</w:t>
+        <w:t>-Strike, jednoj od najpopularnijih kompetitivnih video igara na svijetu. Cilj rada je izgradnja analitičkog sustava koji omogućuje višedimenzionalnu analizu podataka o performa</w:t>
+      </w:r>
+      <w:r>
+        <w:rPr>
+          <w:rFonts w:ascii="Arial" w:hAnsi="Arial" w:cs="Arial"/>
+        </w:rPr>
+        <w:t>nsama igrača, uspješnosti timova i rezultatima mečeva kroz primjenu koncepta skladišta podataka i alata za poslovnu inteligenciju.</w:t>
       </w:r>
     </w:p>
     <w:p>
@@ -1313,7 +1337,25 @@
         <w:rPr>
           <w:rFonts w:ascii="Arial" w:hAnsi="Arial" w:cs="Arial"/>
         </w:rPr>
-        <w:t>Za potrebe projekta preuzeta su četiri javno dostupna skupa podataka s platforme Kaggle koji obuhvaćaju podatke o performansama igrača u mečevima, statistike profesionalnih igrača i timova prikupljene s HLTV. Podaci su objedinjeni u jedan integrirani skup od 2.800 zapisa koji je transformiran kroz ETL proces te razdvojen u šest Excel tablica prema modelu zvijezde.</w:t>
+        <w:t xml:space="preserve">Za potrebe projekta preuzeta su </w:t>
+      </w:r>
+      <w:r>
+        <w:rPr>
+          <w:rFonts w:ascii="Arial" w:hAnsi="Arial" w:cs="Arial"/>
+        </w:rPr>
+        <w:t>tri</w:t>
+      </w:r>
+      <w:r>
+        <w:rPr>
+          <w:rFonts w:ascii="Arial" w:hAnsi="Arial" w:cs="Arial"/>
+        </w:rPr>
+        <w:t xml:space="preserve"> javno dostupna skupa podataka s platforme Kaggle koji obuhvaćaju podatke o performansa</w:t>
+      </w:r>
+      <w:r>
+        <w:rPr>
+          <w:rFonts w:ascii="Arial" w:hAnsi="Arial" w:cs="Arial"/>
+        </w:rPr>
+        <w:t>ma igrača u mečevima, statistike profesionalnih igrača i timova prikupljene s HLTV. Podaci su objedinjeni u jedan integrirani skup od 2.800 zapisa koji je transformiran kroz ETL proces te razdvojen u šest Excel tablica prema modelu zvijezde.</w:t>
       </w:r>
     </w:p>
     <w:p>
@@ -1329,7 +1371,19 @@
         <w:rPr>
           <w:rFonts w:ascii="Arial" w:hAnsi="Arial" w:cs="Arial"/>
         </w:rPr>
-        <w:t>Model zvijezde sastoji se od jedne centralne tablice činjenica (fact_match_performance) i pet dimenzijskih tablica (dim_player, dim_team, dim_map, dim_match_type, dim_date). Tablica činjenica sadrži ključne mjere poput ukupnog broja ubojstava, asistencija, smrti, duljine meča, rezultata performanse te identifikaciju pobjedničkog tima i MVP</w:t>
+        <w:t>Model zvijezde</w:t>
+      </w:r>
+      <w:r>
+        <w:rPr>
+          <w:rFonts w:ascii="Arial" w:hAnsi="Arial" w:cs="Arial"/>
+        </w:rPr>
+        <w:t xml:space="preserve"> sastoji se od jedne centralne tablice činjenica (fact_match_performance) i pet dimenzijskih tablica (dim_player, dim_team, dim_map, dim_match_type, dim_date). Tablica činjenica sadrži ključne mjere poput ukupnog broja ubojstava, asistencija, smrti, duljin</w:t>
+      </w:r>
+      <w:r>
+        <w:rPr>
+          <w:rFonts w:ascii="Arial" w:hAnsi="Arial" w:cs="Arial"/>
+        </w:rPr>
+        <w:t>e meča, rezultata performanse te identifikaciju pobjedničkog tima i MVP</w:t>
       </w:r>
       <w:r>
         <w:rPr>
@@ -1390,7 +1444,13 @@
         <w:rPr>
           <w:rFonts w:ascii="Arial" w:hAnsi="Arial" w:cs="Arial"/>
         </w:rPr>
-        <w:t>dashboardom</w:t>
+        <w:t>dashboar</w:t>
+      </w:r>
+      <w:r>
+        <w:rPr>
+          <w:rFonts w:ascii="Arial" w:hAnsi="Arial" w:cs="Arial"/>
+        </w:rPr>
+        <w:t>dom</w:t>
       </w:r>
       <w:proofErr w:type="spellEnd"/>
       <w:r>
@@ -1514,7 +1574,7 @@
       <w:sdtContent>
         <w:p>
           <w:pPr>
-            <w:pStyle w:val="TOCHeading"/>
+            <w:pStyle w:val="TOCNaslov"/>
             <w:rPr>
               <w:sz w:val="22"/>
               <w:szCs w:val="22"/>
@@ -1530,7 +1590,7 @@
         </w:p>
         <w:p>
           <w:pPr>
-            <w:pStyle w:val="TOC1"/>
+            <w:pStyle w:val="Sadraj1"/>
             <w:tabs>
               <w:tab w:val="right" w:leader="dot" w:pos="8494"/>
             </w:tabs>
@@ -1566,7 +1626,7 @@
           <w:hyperlink w:anchor="_Toc230689601" w:history="1">
             <w:r>
               <w:rPr>
-                <w:rStyle w:val="Hyperlink"/>
+                <w:rStyle w:val="Hiperveza"/>
                 <w:rFonts w:ascii="Arial" w:hAnsi="Arial" w:cs="Arial"/>
                 <w:noProof/>
               </w:rPr>
@@ -1624,7 +1684,7 @@
         </w:p>
         <w:p>
           <w:pPr>
-            <w:pStyle w:val="TOC1"/>
+            <w:pStyle w:val="Sadraj1"/>
             <w:tabs>
               <w:tab w:val="right" w:leader="dot" w:pos="8494"/>
             </w:tabs>
@@ -1639,7 +1699,7 @@
           <w:hyperlink w:anchor="_Toc230689602" w:history="1">
             <w:r>
               <w:rPr>
-                <w:rStyle w:val="Hyperlink"/>
+                <w:rStyle w:val="Hiperveza"/>
                 <w:rFonts w:ascii="Arial" w:hAnsi="Arial" w:cs="Arial"/>
                 <w:noProof/>
               </w:rPr>
@@ -1697,7 +1757,7 @@
         </w:p>
         <w:p>
           <w:pPr>
-            <w:pStyle w:val="TOC2"/>
+            <w:pStyle w:val="Sadraj2"/>
             <w:tabs>
               <w:tab w:val="right" w:leader="dot" w:pos="8494"/>
             </w:tabs>
@@ -1712,7 +1772,7 @@
           <w:hyperlink w:anchor="_Toc230689603" w:history="1">
             <w:r>
               <w:rPr>
-                <w:rStyle w:val="Hyperlink"/>
+                <w:rStyle w:val="Hiperveza"/>
                 <w:rFonts w:ascii="Arial" w:hAnsi="Arial" w:cs="Arial"/>
                 <w:noProof/>
               </w:rPr>
@@ -1770,7 +1830,7 @@
         </w:p>
         <w:p>
           <w:pPr>
-            <w:pStyle w:val="TOC2"/>
+            <w:pStyle w:val="Sadraj2"/>
             <w:tabs>
               <w:tab w:val="right" w:leader="dot" w:pos="8494"/>
             </w:tabs>
@@ -1785,7 +1845,7 @@
           <w:hyperlink w:anchor="_Toc230689604" w:history="1">
             <w:r>
               <w:rPr>
-                <w:rStyle w:val="Hyperlink"/>
+                <w:rStyle w:val="Hiperveza"/>
                 <w:rFonts w:ascii="Arial" w:hAnsi="Arial" w:cs="Arial"/>
                 <w:noProof/>
               </w:rPr>
@@ -1843,7 +1903,7 @@
         </w:p>
         <w:p>
           <w:pPr>
-            <w:pStyle w:val="TOC1"/>
+            <w:pStyle w:val="Sadraj1"/>
             <w:tabs>
               <w:tab w:val="right" w:leader="dot" w:pos="8494"/>
             </w:tabs>
@@ -1858,7 +1918,7 @@
           <w:hyperlink w:anchor="_Toc230689605" w:history="1">
             <w:r>
               <w:rPr>
-                <w:rStyle w:val="Hyperlink"/>
+                <w:rStyle w:val="Hiperveza"/>
                 <w:rFonts w:ascii="Arial" w:hAnsi="Arial" w:cs="Arial"/>
                 <w:noProof/>
               </w:rPr>
@@ -1916,7 +1976,7 @@
         </w:p>
         <w:p>
           <w:pPr>
-            <w:pStyle w:val="TOC2"/>
+            <w:pStyle w:val="Sadraj2"/>
             <w:tabs>
               <w:tab w:val="right" w:leader="dot" w:pos="8494"/>
             </w:tabs>
@@ -1931,7 +1991,7 @@
           <w:hyperlink w:anchor="_Toc230689606" w:history="1">
             <w:r>
               <w:rPr>
-                <w:rStyle w:val="Hyperlink"/>
+                <w:rStyle w:val="Hiperveza"/>
                 <w:rFonts w:ascii="Arial" w:hAnsi="Arial" w:cs="Arial"/>
                 <w:noProof/>
               </w:rPr>
@@ -1989,7 +2049,7 @@
         </w:p>
         <w:p>
           <w:pPr>
-            <w:pStyle w:val="TOC2"/>
+            <w:pStyle w:val="Sadraj2"/>
             <w:tabs>
               <w:tab w:val="right" w:leader="dot" w:pos="8494"/>
             </w:tabs>
@@ -2004,7 +2064,7 @@
           <w:hyperlink w:anchor="_Toc230689607" w:history="1">
             <w:r>
               <w:rPr>
-                <w:rStyle w:val="Hyperlink"/>
+                <w:rStyle w:val="Hiperveza"/>
                 <w:rFonts w:ascii="Arial" w:hAnsi="Arial" w:cs="Arial"/>
                 <w:noProof/>
               </w:rPr>
@@ -2062,7 +2122,7 @@
         </w:p>
         <w:p>
           <w:pPr>
-            <w:pStyle w:val="TOC2"/>
+            <w:pStyle w:val="Sadraj2"/>
             <w:tabs>
               <w:tab w:val="right" w:leader="dot" w:pos="8494"/>
             </w:tabs>
@@ -2077,7 +2137,7 @@
           <w:hyperlink w:anchor="_Toc230689608" w:history="1">
             <w:r>
               <w:rPr>
-                <w:rStyle w:val="Hyperlink"/>
+                <w:rStyle w:val="Hiperveza"/>
                 <w:rFonts w:ascii="Arial" w:hAnsi="Arial" w:cs="Arial"/>
                 <w:noProof/>
               </w:rPr>
@@ -2135,7 +2195,7 @@
         </w:p>
         <w:p>
           <w:pPr>
-            <w:pStyle w:val="TOC3"/>
+            <w:pStyle w:val="Sadraj3"/>
             <w:tabs>
               <w:tab w:val="right" w:leader="dot" w:pos="8494"/>
             </w:tabs>
@@ -2150,7 +2210,7 @@
           <w:hyperlink w:anchor="_Toc230689609" w:history="1">
             <w:r>
               <w:rPr>
-                <w:rStyle w:val="Hyperlink"/>
+                <w:rStyle w:val="Hiperveza"/>
                 <w:rFonts w:ascii="Arial" w:hAnsi="Arial" w:cs="Arial"/>
                 <w:noProof/>
               </w:rPr>
@@ -2208,7 +2268,7 @@
         </w:p>
         <w:p>
           <w:pPr>
-            <w:pStyle w:val="TOC3"/>
+            <w:pStyle w:val="Sadraj3"/>
             <w:tabs>
               <w:tab w:val="right" w:leader="dot" w:pos="8494"/>
             </w:tabs>
@@ -2223,7 +2283,7 @@
           <w:hyperlink w:anchor="_Toc230689610" w:history="1">
             <w:r>
               <w:rPr>
-                <w:rStyle w:val="Hyperlink"/>
+                <w:rStyle w:val="Hiperveza"/>
                 <w:rFonts w:ascii="Arial" w:hAnsi="Arial" w:cs="Arial"/>
                 <w:noProof/>
               </w:rPr>
@@ -2281,7 +2341,7 @@
         </w:p>
         <w:p>
           <w:pPr>
-            <w:pStyle w:val="TOC3"/>
+            <w:pStyle w:val="Sadraj3"/>
             <w:tabs>
               <w:tab w:val="right" w:leader="dot" w:pos="8494"/>
             </w:tabs>
@@ -2296,7 +2356,7 @@
           <w:hyperlink w:anchor="_Toc230689611" w:history="1">
             <w:r>
               <w:rPr>
-                <w:rStyle w:val="Hyperlink"/>
+                <w:rStyle w:val="Hiperveza"/>
                 <w:rFonts w:ascii="Arial" w:hAnsi="Arial" w:cs="Arial"/>
                 <w:noProof/>
               </w:rPr>
@@ -2354,7 +2414,7 @@
         </w:p>
         <w:p>
           <w:pPr>
-            <w:pStyle w:val="TOC2"/>
+            <w:pStyle w:val="Sadraj2"/>
             <w:tabs>
               <w:tab w:val="right" w:leader="dot" w:pos="8494"/>
             </w:tabs>
@@ -2369,7 +2429,7 @@
           <w:hyperlink w:anchor="_Toc230689612" w:history="1">
             <w:r>
               <w:rPr>
-                <w:rStyle w:val="Hyperlink"/>
+                <w:rStyle w:val="Hiperveza"/>
                 <w:rFonts w:ascii="Arial" w:hAnsi="Arial" w:cs="Arial"/>
                 <w:noProof/>
               </w:rPr>
@@ -2427,7 +2487,7 @@
         </w:p>
         <w:p>
           <w:pPr>
-            <w:pStyle w:val="TOC3"/>
+            <w:pStyle w:val="Sadraj3"/>
             <w:tabs>
               <w:tab w:val="right" w:leader="dot" w:pos="8494"/>
             </w:tabs>
@@ -2442,7 +2502,7 @@
           <w:hyperlink w:anchor="_Toc230689613" w:history="1">
             <w:r>
               <w:rPr>
-                <w:rStyle w:val="Hyperlink"/>
+                <w:rStyle w:val="Hiperveza"/>
                 <w:rFonts w:ascii="Arial" w:hAnsi="Arial" w:cs="Arial"/>
                 <w:noProof/>
               </w:rPr>
@@ -2500,7 +2560,7 @@
         </w:p>
         <w:p>
           <w:pPr>
-            <w:pStyle w:val="TOC3"/>
+            <w:pStyle w:val="Sadraj3"/>
             <w:tabs>
               <w:tab w:val="right" w:leader="dot" w:pos="8494"/>
             </w:tabs>
@@ -2515,7 +2575,7 @@
           <w:hyperlink w:anchor="_Toc230689614" w:history="1">
             <w:r>
               <w:rPr>
-                <w:rStyle w:val="Hyperlink"/>
+                <w:rStyle w:val="Hiperveza"/>
                 <w:rFonts w:ascii="Arial" w:hAnsi="Arial" w:cs="Arial"/>
                 <w:noProof/>
               </w:rPr>
@@ -2573,7 +2633,7 @@
         </w:p>
         <w:p>
           <w:pPr>
-            <w:pStyle w:val="TOC3"/>
+            <w:pStyle w:val="Sadraj3"/>
             <w:tabs>
               <w:tab w:val="right" w:leader="dot" w:pos="8494"/>
             </w:tabs>
@@ -2588,7 +2648,7 @@
           <w:hyperlink w:anchor="_Toc230689615" w:history="1">
             <w:r>
               <w:rPr>
-                <w:rStyle w:val="Hyperlink"/>
+                <w:rStyle w:val="Hiperveza"/>
                 <w:rFonts w:ascii="Arial" w:hAnsi="Arial" w:cs="Arial"/>
                 <w:noProof/>
               </w:rPr>
@@ -2646,7 +2706,7 @@
         </w:p>
         <w:p>
           <w:pPr>
-            <w:pStyle w:val="TOC1"/>
+            <w:pStyle w:val="Sadraj1"/>
             <w:tabs>
               <w:tab w:val="right" w:leader="dot" w:pos="8494"/>
             </w:tabs>
@@ -2661,7 +2721,7 @@
           <w:hyperlink w:anchor="_Toc230689616" w:history="1">
             <w:r>
               <w:rPr>
-                <w:rStyle w:val="Hyperlink"/>
+                <w:rStyle w:val="Hiperveza"/>
                 <w:rFonts w:ascii="Arial" w:hAnsi="Arial" w:cs="Arial"/>
                 <w:noProof/>
               </w:rPr>
@@ -2719,7 +2779,7 @@
         </w:p>
         <w:p>
           <w:pPr>
-            <w:pStyle w:val="TOC2"/>
+            <w:pStyle w:val="Sadraj2"/>
             <w:tabs>
               <w:tab w:val="right" w:leader="dot" w:pos="8494"/>
             </w:tabs>
@@ -2734,7 +2794,7 @@
           <w:hyperlink w:anchor="_Toc230689617" w:history="1">
             <w:r>
               <w:rPr>
-                <w:rStyle w:val="Hyperlink"/>
+                <w:rStyle w:val="Hiperveza"/>
                 <w:rFonts w:ascii="Arial" w:hAnsi="Arial" w:cs="Arial"/>
                 <w:noProof/>
               </w:rPr>
@@ -2792,7 +2852,7 @@
         </w:p>
         <w:p>
           <w:pPr>
-            <w:pStyle w:val="TOC2"/>
+            <w:pStyle w:val="Sadraj2"/>
             <w:tabs>
               <w:tab w:val="right" w:leader="dot" w:pos="8494"/>
             </w:tabs>
@@ -2807,7 +2867,7 @@
           <w:hyperlink w:anchor="_Toc230689618" w:history="1">
             <w:r>
               <w:rPr>
-                <w:rStyle w:val="Hyperlink"/>
+                <w:rStyle w:val="Hiperveza"/>
                 <w:rFonts w:ascii="Arial" w:hAnsi="Arial" w:cs="Arial"/>
                 <w:noProof/>
               </w:rPr>
@@ -2865,7 +2925,7 @@
         </w:p>
         <w:p>
           <w:pPr>
-            <w:pStyle w:val="TOC2"/>
+            <w:pStyle w:val="Sadraj2"/>
             <w:tabs>
               <w:tab w:val="right" w:leader="dot" w:pos="8494"/>
             </w:tabs>
@@ -2880,7 +2940,7 @@
           <w:hyperlink w:anchor="_Toc230689619" w:history="1">
             <w:r>
               <w:rPr>
-                <w:rStyle w:val="Hyperlink"/>
+                <w:rStyle w:val="Hiperveza"/>
                 <w:rFonts w:ascii="Arial" w:hAnsi="Arial" w:cs="Arial"/>
                 <w:noProof/>
               </w:rPr>
@@ -2938,7 +2998,7 @@
         </w:p>
         <w:p>
           <w:pPr>
-            <w:pStyle w:val="TOC2"/>
+            <w:pStyle w:val="Sadraj2"/>
             <w:tabs>
               <w:tab w:val="right" w:leader="dot" w:pos="8494"/>
             </w:tabs>
@@ -2953,7 +3013,7 @@
           <w:hyperlink w:anchor="_Toc230689620" w:history="1">
             <w:r>
               <w:rPr>
-                <w:rStyle w:val="Hyperlink"/>
+                <w:rStyle w:val="Hiperveza"/>
                 <w:rFonts w:ascii="Arial" w:hAnsi="Arial" w:cs="Arial"/>
                 <w:noProof/>
               </w:rPr>
@@ -3011,7 +3071,7 @@
         </w:p>
         <w:p>
           <w:pPr>
-            <w:pStyle w:val="TOC2"/>
+            <w:pStyle w:val="Sadraj2"/>
             <w:tabs>
               <w:tab w:val="right" w:leader="dot" w:pos="8494"/>
             </w:tabs>
@@ -3026,7 +3086,7 @@
           <w:hyperlink w:anchor="_Toc230689621" w:history="1">
             <w:r>
               <w:rPr>
-                <w:rStyle w:val="Hyperlink"/>
+                <w:rStyle w:val="Hiperveza"/>
                 <w:rFonts w:ascii="Arial" w:hAnsi="Arial" w:cs="Arial"/>
                 <w:noProof/>
               </w:rPr>
@@ -3084,7 +3144,7 @@
         </w:p>
         <w:p>
           <w:pPr>
-            <w:pStyle w:val="TOC2"/>
+            <w:pStyle w:val="Sadraj2"/>
             <w:tabs>
               <w:tab w:val="right" w:leader="dot" w:pos="8494"/>
             </w:tabs>
@@ -3099,7 +3159,7 @@
           <w:hyperlink w:anchor="_Toc230689622" w:history="1">
             <w:r>
               <w:rPr>
-                <w:rStyle w:val="Hyperlink"/>
+                <w:rStyle w:val="Hiperveza"/>
                 <w:rFonts w:ascii="Arial" w:hAnsi="Arial" w:cs="Arial"/>
                 <w:noProof/>
               </w:rPr>
@@ -3157,7 +3217,7 @@
         </w:p>
         <w:p>
           <w:pPr>
-            <w:pStyle w:val="TOC2"/>
+            <w:pStyle w:val="Sadraj2"/>
             <w:tabs>
               <w:tab w:val="right" w:leader="dot" w:pos="8494"/>
             </w:tabs>
@@ -3172,7 +3232,7 @@
           <w:hyperlink w:anchor="_Toc230689623" w:history="1">
             <w:r>
               <w:rPr>
-                <w:rStyle w:val="Hyperlink"/>
+                <w:rStyle w:val="Hiperveza"/>
                 <w:rFonts w:ascii="Arial" w:hAnsi="Arial" w:cs="Arial"/>
                 <w:noProof/>
               </w:rPr>
@@ -3230,7 +3290,7 @@
         </w:p>
         <w:p>
           <w:pPr>
-            <w:pStyle w:val="TOC2"/>
+            <w:pStyle w:val="Sadraj2"/>
             <w:tabs>
               <w:tab w:val="right" w:leader="dot" w:pos="8494"/>
             </w:tabs>
@@ -3245,7 +3305,7 @@
           <w:hyperlink w:anchor="_Toc230689624" w:history="1">
             <w:r>
               <w:rPr>
-                <w:rStyle w:val="Hyperlink"/>
+                <w:rStyle w:val="Hiperveza"/>
                 <w:rFonts w:ascii="Arial" w:hAnsi="Arial" w:cs="Arial"/>
                 <w:noProof/>
               </w:rPr>
@@ -3303,7 +3363,7 @@
         </w:p>
         <w:p>
           <w:pPr>
-            <w:pStyle w:val="TOC2"/>
+            <w:pStyle w:val="Sadraj2"/>
             <w:tabs>
               <w:tab w:val="right" w:leader="dot" w:pos="8494"/>
             </w:tabs>
@@ -3318,7 +3378,7 @@
           <w:hyperlink w:anchor="_Toc230689625" w:history="1">
             <w:r>
               <w:rPr>
-                <w:rStyle w:val="Hyperlink"/>
+                <w:rStyle w:val="Hiperveza"/>
                 <w:rFonts w:ascii="Arial" w:hAnsi="Arial" w:cs="Arial"/>
                 <w:noProof/>
               </w:rPr>
@@ -3376,7 +3436,7 @@
         </w:p>
         <w:p>
           <w:pPr>
-            <w:pStyle w:val="TOC2"/>
+            <w:pStyle w:val="Sadraj2"/>
             <w:tabs>
               <w:tab w:val="right" w:leader="dot" w:pos="8494"/>
             </w:tabs>
@@ -3391,7 +3451,7 @@
           <w:hyperlink w:anchor="_Toc230689626" w:history="1">
             <w:r>
               <w:rPr>
-                <w:rStyle w:val="Hyperlink"/>
+                <w:rStyle w:val="Hiperveza"/>
                 <w:rFonts w:ascii="Arial" w:hAnsi="Arial" w:cs="Arial"/>
                 <w:noProof/>
               </w:rPr>
@@ -3449,7 +3509,7 @@
         </w:p>
         <w:p>
           <w:pPr>
-            <w:pStyle w:val="TOC1"/>
+            <w:pStyle w:val="Sadraj1"/>
             <w:tabs>
               <w:tab w:val="right" w:leader="dot" w:pos="8494"/>
             </w:tabs>
@@ -3464,7 +3524,7 @@
           <w:hyperlink w:anchor="_Toc230689627" w:history="1">
             <w:r>
               <w:rPr>
-                <w:rStyle w:val="Hyperlink"/>
+                <w:rStyle w:val="Hiperveza"/>
                 <w:rFonts w:ascii="Arial" w:hAnsi="Arial" w:cs="Arial"/>
                 <w:noProof/>
               </w:rPr>
@@ -3522,7 +3582,7 @@
         </w:p>
         <w:p>
           <w:pPr>
-            <w:pStyle w:val="TOC1"/>
+            <w:pStyle w:val="Sadraj1"/>
             <w:tabs>
               <w:tab w:val="right" w:leader="dot" w:pos="8494"/>
             </w:tabs>
@@ -3537,7 +3597,7 @@
           <w:hyperlink w:anchor="_Toc230689628" w:history="1">
             <w:r>
               <w:rPr>
-                <w:rStyle w:val="Hyperlink"/>
+                <w:rStyle w:val="Hiperveza"/>
                 <w:rFonts w:ascii="Arial" w:hAnsi="Arial" w:cs="Arial"/>
                 <w:noProof/>
               </w:rPr>
@@ -3595,7 +3655,7 @@
         </w:p>
         <w:p>
           <w:pPr>
-            <w:pStyle w:val="TOC1"/>
+            <w:pStyle w:val="Sadraj1"/>
             <w:tabs>
               <w:tab w:val="right" w:leader="dot" w:pos="8494"/>
             </w:tabs>
@@ -3610,7 +3670,7 @@
           <w:hyperlink w:anchor="_Toc230689629" w:history="1">
             <w:r>
               <w:rPr>
-                <w:rStyle w:val="Hyperlink"/>
+                <w:rStyle w:val="Hiperveza"/>
                 <w:rFonts w:ascii="Arial" w:hAnsi="Arial" w:cs="Arial"/>
                 <w:noProof/>
               </w:rPr>
@@ -3668,7 +3728,7 @@
         </w:p>
         <w:p>
           <w:pPr>
-            <w:pStyle w:val="TOC1"/>
+            <w:pStyle w:val="Sadraj1"/>
             <w:tabs>
               <w:tab w:val="right" w:leader="dot" w:pos="8494"/>
             </w:tabs>
@@ -3683,7 +3743,7 @@
           <w:hyperlink w:anchor="_Toc230689630" w:history="1">
             <w:r>
               <w:rPr>
-                <w:rStyle w:val="Hyperlink"/>
+                <w:rStyle w:val="Hiperveza"/>
                 <w:rFonts w:ascii="Arial" w:hAnsi="Arial" w:cs="Arial"/>
                 <w:noProof/>
               </w:rPr>
@@ -3754,7 +3814,7 @@
     </w:sdt>
     <w:p>
       <w:pPr>
-        <w:pStyle w:val="Heading1"/>
+        <w:pStyle w:val="Naslov1"/>
         <w:pageBreakBefore/>
         <w:rPr>
           <w:rFonts w:ascii="Arial" w:hAnsi="Arial" w:cs="Arial"/>
@@ -3885,7 +3945,13 @@
         <w:rPr>
           <w:rFonts w:ascii="Arial" w:hAnsi="Arial" w:cs="Arial"/>
         </w:rPr>
-        <w:t xml:space="preserve">Tema ovog seminarskog rada je analiza rezultata </w:t>
+        <w:t>Tema ovog seminarskog rada je analiza r</w:t>
+      </w:r>
+      <w:r>
+        <w:rPr>
+          <w:rFonts w:ascii="Arial" w:hAnsi="Arial" w:cs="Arial"/>
+        </w:rPr>
+        <w:t xml:space="preserve">ezultata </w:t>
       </w:r>
       <w:proofErr w:type="spellStart"/>
       <w:r>
@@ -3925,7 +3991,13 @@
         <w:rPr>
           <w:rFonts w:ascii="Arial" w:hAnsi="Arial" w:cs="Arial"/>
         </w:rPr>
-        <w:t xml:space="preserve"> od prikupljanja i obrade sirovih podataka s platforme Kaggle, kroz izgradnju skladišta podataka prema modelu zvijezde, do izrade interaktivnih poslovnih izvještaja u alatu </w:t>
+        <w:t xml:space="preserve"> od prikupljanja i obrade sirovih podataka s platforme Kaggle, kroz izgradnju skladišta podataka prema modelu zvij</w:t>
+      </w:r>
+      <w:r>
+        <w:rPr>
+          <w:rFonts w:ascii="Arial" w:hAnsi="Arial" w:cs="Arial"/>
+        </w:rPr>
+        <w:t xml:space="preserve">ezde, do izrade interaktivnih poslovnih izvještaja u alatu </w:t>
       </w:r>
       <w:proofErr w:type="spellStart"/>
       <w:r>
@@ -3969,7 +4041,13 @@
         <w:rPr>
           <w:rFonts w:ascii="Arial" w:hAnsi="Arial" w:cs="Arial"/>
         </w:rPr>
-        <w:t xml:space="preserve">Svrha projekta je stvoriti analitički sustav koji pruža korisne uvide o performansama igrača, uspješnosti timova na različitim mapama i u različitim fazama turnira, vremenskim trendovima te geografskoj distribuciji profesionalnih igrača. Takvi uvidi </w:t>
+        <w:t>Svrha projekta je stvoriti analitički sustav koji pruža korisne uvide o performansama igrača, uspješnosti timova na različitim mapama i u različitim fazama turnira, vremenskim trend</w:t>
+      </w:r>
+      <w:r>
+        <w:rPr>
+          <w:rFonts w:ascii="Arial" w:hAnsi="Arial" w:cs="Arial"/>
+        </w:rPr>
+        <w:t xml:space="preserve">ovima te geografskoj distribuciji profesionalnih igrača. Takvi uvidi </w:t>
       </w:r>
       <w:r>
         <w:rPr>
@@ -4027,12 +4105,18 @@
         <w:rPr>
           <w:rFonts w:ascii="Arial" w:hAnsi="Arial" w:cs="Arial"/>
         </w:rPr>
-        <w:t>Rad je strukturiran u dva dijela: prvi dio obuhvaća izgradnju skladišta podataka (opis domene, skup podataka, model zvijezde i ETL proces), a drugi dio opisuje izradu poslovnih izvještaja u Tableau alatu.</w:t>
-      </w:r>
-    </w:p>
-    <w:p>
-      <w:pPr>
-        <w:pStyle w:val="Heading1"/>
+        <w:t>Rad je strukturiran u dva dijela: prvi dio obuhvaća izgradnju skladišta</w:t>
+      </w:r>
+      <w:r>
+        <w:rPr>
+          <w:rFonts w:ascii="Arial" w:hAnsi="Arial" w:cs="Arial"/>
+        </w:rPr>
+        <w:t xml:space="preserve"> podataka (opis domene, skup podataka, model zvijezde i ETL proces), a drugi dio opisuje izradu poslovnih izvještaja u Tableau alatu.</w:t>
+      </w:r>
+    </w:p>
+    <w:p>
+      <w:pPr>
+        <w:pStyle w:val="Naslov1"/>
         <w:pageBreakBefore/>
         <w:rPr>
           <w:rFonts w:ascii="Arial" w:hAnsi="Arial" w:cs="Arial"/>
@@ -4063,7 +4147,13 @@
         <w:rPr>
           <w:rFonts w:ascii="Arial" w:hAnsi="Arial" w:cs="Arial"/>
         </w:rPr>
-        <w:t>U izradi ovog seminarskog rada primijenjene su metode i tehnike iz područja poslovne inteligencije i upravljanja podacima. Korišten je pristup modeliranja podataka temeljen na dimenzijskom</w:t>
+        <w:t xml:space="preserve">U izradi ovog seminarskog rada primijenjene su metode i tehnike iz područja poslovne </w:t>
+      </w:r>
+      <w:r>
+        <w:rPr>
+          <w:rFonts w:ascii="Arial" w:hAnsi="Arial" w:cs="Arial"/>
+        </w:rPr>
+        <w:t>inteligencije i upravljanja podacima. Korišten je pristup modeliranja podataka temeljen na dimenzijskom</w:t>
       </w:r>
       <w:r>
         <w:rPr>
@@ -4122,7 +4212,7 @@
     </w:p>
     <w:p>
       <w:pPr>
-        <w:pStyle w:val="Heading2"/>
+        <w:pStyle w:val="Naslov2"/>
         <w:rPr>
           <w:rFonts w:ascii="Arial" w:hAnsi="Arial" w:cs="Arial"/>
           <w:lang w:val="hr-HR"/>
@@ -4159,7 +4249,13 @@
         <w:rPr>
           <w:rFonts w:ascii="Arial" w:hAnsi="Arial" w:cs="Arial"/>
         </w:rPr>
-        <w:t>je platforma za dijeljenje skupova podataka i strojno učenje. Korištena je kao primarni izvor svih skupova podataka korištenih u projektu. Kaggle nudi besplatan pristup javnim skupovima podataka u CSV formatu.</w:t>
+        <w:t>je platforma za dijeljenje skupova p</w:t>
+      </w:r>
+      <w:r>
+        <w:rPr>
+          <w:rFonts w:ascii="Arial" w:hAnsi="Arial" w:cs="Arial"/>
+        </w:rPr>
+        <w:t>odataka i strojno učenje. Korištena je kao primarni izvor svih skupova podataka korištenih u projektu. Kaggle nudi besplatan pristup javnim skupovima podataka u CSV formatu.</w:t>
       </w:r>
     </w:p>
     <w:p>
@@ -4183,7 +4279,13 @@
         <w:rPr>
           <w:rFonts w:ascii="Arial" w:hAnsi="Arial" w:cs="Arial"/>
         </w:rPr>
-        <w:t>korišten je kao sustav za pohranu i prezentaciju dimenzijskih i činjenične tablice. Svaka tablica modela zvijezde pohranjena je u zasebnu Excel datoteku (.</w:t>
+        <w:t>korišten je kao sustav za pohranu i prezentaciju dimenzijskih i či</w:t>
+      </w:r>
+      <w:r>
+        <w:rPr>
+          <w:rFonts w:ascii="Arial" w:hAnsi="Arial" w:cs="Arial"/>
+        </w:rPr>
+        <w:t>njenične tablice. Svaka tablica modela zvijezde pohranjena je u zasebnu Excel datoteku (.</w:t>
       </w:r>
       <w:proofErr w:type="spellStart"/>
       <w:r>
@@ -4275,7 +4377,13 @@
         <w:rPr>
           <w:rFonts w:ascii="Arial" w:hAnsi="Arial" w:cs="Arial"/>
         </w:rPr>
-        <w:t xml:space="preserve">. Korišten je za izradu svih šest poslovnih izvještaja i navigacijskog početnog </w:t>
+        <w:t>. K</w:t>
+      </w:r>
+      <w:r>
+        <w:rPr>
+          <w:rFonts w:ascii="Arial" w:hAnsi="Arial" w:cs="Arial"/>
+        </w:rPr>
+        <w:t xml:space="preserve">orišten je za izradu svih šest poslovnih izvještaja i navigacijskog početnog </w:t>
       </w:r>
       <w:proofErr w:type="spellStart"/>
       <w:r>
@@ -4313,7 +4421,25 @@
         <w:rPr>
           <w:rFonts w:ascii="Arial" w:hAnsi="Arial" w:cs="Arial"/>
         </w:rPr>
-        <w:t>korišten je u fazi transformacije podataka za spajanje četiri zasebna CSV skupa podataka, čišćenje i normalizaciju podataka te generiranje novih atributa potrebnih za dimenzijsko modeliranje.</w:t>
+        <w:t xml:space="preserve">korišten je u fazi transformacije podataka za spajanje </w:t>
+      </w:r>
+      <w:r>
+        <w:rPr>
+          <w:rFonts w:ascii="Arial" w:hAnsi="Arial" w:cs="Arial"/>
+        </w:rPr>
+        <w:t>tri</w:t>
+      </w:r>
+      <w:r>
+        <w:rPr>
+          <w:rFonts w:ascii="Arial" w:hAnsi="Arial" w:cs="Arial"/>
+        </w:rPr>
+        <w:t xml:space="preserve"> zasebna CSV skupa podataka, čišćenje i normalizaciju podataka te generiranje novih atributa potreb</w:t>
+      </w:r>
+      <w:r>
+        <w:rPr>
+          <w:rFonts w:ascii="Arial" w:hAnsi="Arial" w:cs="Arial"/>
+        </w:rPr>
+        <w:t>nih za dimenzijsko modeliranje.</w:t>
       </w:r>
     </w:p>
     <w:p>
@@ -4328,7 +4454,7 @@
     </w:p>
     <w:p>
       <w:pPr>
-        <w:pStyle w:val="Heading2"/>
+        <w:pStyle w:val="Naslov2"/>
         <w:rPr>
           <w:rFonts w:ascii="Arial" w:hAnsi="Arial" w:cs="Arial"/>
           <w:lang w:val="hr-HR"/>
@@ -4369,12 +4495,18 @@
         <w:rPr>
           <w:rFonts w:ascii="Arial" w:hAnsi="Arial" w:cs="Arial"/>
         </w:rPr>
-        <w:t>Za modeliranje je odabran model zvijezde koji je standardni pristup u izgradnji analitičkih skladišta podataka zbog jednostavnosti, preglednosti i pogodnosti za izvođenje analitičkih upita.</w:t>
-      </w:r>
-    </w:p>
-    <w:p>
-      <w:pPr>
-        <w:pStyle w:val="Heading1"/>
+        <w:t>Za modeliranje je odabran model zvijezde koji je standardni pristup u izgradnji analitičkih skladišta podataka zbog jednostavnosti, preg</w:t>
+      </w:r>
+      <w:r>
+        <w:rPr>
+          <w:rFonts w:ascii="Arial" w:hAnsi="Arial" w:cs="Arial"/>
+        </w:rPr>
+        <w:t>lednosti i pogodnosti za izvođenje analitičkih upita.</w:t>
+      </w:r>
+    </w:p>
+    <w:p>
+      <w:pPr>
+        <w:pStyle w:val="Naslov1"/>
         <w:pageBreakBefore/>
         <w:rPr>
           <w:rFonts w:ascii="Arial" w:hAnsi="Arial" w:cs="Arial"/>
@@ -4410,7 +4542,7 @@
     </w:p>
     <w:p>
       <w:pPr>
-        <w:pStyle w:val="Heading2"/>
+        <w:pStyle w:val="Naslov2"/>
         <w:rPr>
           <w:rFonts w:ascii="Arial" w:hAnsi="Arial" w:cs="Arial"/>
           <w:lang w:val="hr-HR"/>
@@ -4422,7 +4554,14 @@
           <w:rFonts w:ascii="Arial" w:hAnsi="Arial" w:cs="Arial"/>
           <w:lang w:val="hr-HR"/>
         </w:rPr>
-        <w:t>3.1. Opis domene i svrha skladišta podataka</w:t>
+        <w:t>3.1. Opis dome</w:t>
+      </w:r>
+      <w:r>
+        <w:rPr>
+          <w:rFonts w:ascii="Arial" w:hAnsi="Arial" w:cs="Arial"/>
+          <w:lang w:val="hr-HR"/>
+        </w:rPr>
+        <w:t>ne i svrha skladišta podataka</w:t>
       </w:r>
       <w:bookmarkEnd w:id="6"/>
     </w:p>
@@ -4475,7 +4614,13 @@
         <w:rPr>
           <w:rFonts w:ascii="Arial" w:hAnsi="Arial" w:cs="Arial"/>
         </w:rPr>
-        <w:t xml:space="preserve">), grupnoj fazi (Group </w:t>
+        <w:t>), grupnoj</w:t>
+      </w:r>
+      <w:r>
+        <w:rPr>
+          <w:rFonts w:ascii="Arial" w:hAnsi="Arial" w:cs="Arial"/>
+        </w:rPr>
+        <w:t xml:space="preserve"> fazi (Group </w:t>
       </w:r>
       <w:proofErr w:type="spellStart"/>
       <w:r>
@@ -4603,7 +4748,13 @@
         <w:rPr>
           <w:rFonts w:ascii="Arial" w:hAnsi="Arial" w:cs="Arial"/>
         </w:rPr>
-        <w:t>), asistencija (</w:t>
+        <w:t>), asistencij</w:t>
+      </w:r>
+      <w:r>
+        <w:rPr>
+          <w:rFonts w:ascii="Arial" w:hAnsi="Arial" w:cs="Arial"/>
+        </w:rPr>
+        <w:t>a (</w:t>
       </w:r>
       <w:proofErr w:type="spellStart"/>
       <w:r>
@@ -4671,7 +4822,21 @@
         <w:rPr>
           <w:rFonts w:ascii="Arial" w:hAnsi="Arial" w:cs="Arial"/>
         </w:rPr>
-        <w:t xml:space="preserve"> index), vrijeme reakcije</w:t>
+        <w:t xml:space="preserve"> </w:t>
+      </w:r>
+      <w:proofErr w:type="spellStart"/>
+      <w:r>
+        <w:rPr>
+          <w:rFonts w:ascii="Arial" w:hAnsi="Arial" w:cs="Arial"/>
+        </w:rPr>
+        <w:t>index</w:t>
+      </w:r>
+      <w:proofErr w:type="spellEnd"/>
+      <w:r>
+        <w:rPr>
+          <w:rFonts w:ascii="Arial" w:hAnsi="Arial" w:cs="Arial"/>
+        </w:rPr>
+        <w:t>), vrijeme reakcije</w:t>
       </w:r>
       <w:r>
         <w:rPr>
@@ -4765,7 +4930,19 @@
         <w:rPr>
           <w:rFonts w:ascii="Arial" w:hAnsi="Arial" w:cs="Arial"/>
         </w:rPr>
-        <w:t>Svrha izrađenog skladišta podataka je centralizirati sve te podatke i omogućiti višedimenzionalnu analizu kojom se mogu dobiti odgovori na pitanja poput: koji igrači i timovi su najefikasniji, na kojim mapama se postižu najbolji rezultati, kako se performanse mijenjaju kroz različite faze turnira i kroz vrijeme, te iz kojih zemalja dolaze najuspješniji profesionalni igrači.</w:t>
+        <w:t xml:space="preserve">Svrha izrađenog skladišta podataka je </w:t>
+      </w:r>
+      <w:r>
+        <w:rPr>
+          <w:rFonts w:ascii="Arial" w:hAnsi="Arial" w:cs="Arial"/>
+        </w:rPr>
+        <w:t>centralizirati sve te podatke i omogućiti višedimenzionalnu analizu kojom se mogu dobiti odgovori na pitanja poput: koji igrači i timovi su najefikasniji, na kojim mapama se postižu najbolji rezultati, kako se performanse mijenjaju kroz različite faze turn</w:t>
+      </w:r>
+      <w:r>
+        <w:rPr>
+          <w:rFonts w:ascii="Arial" w:hAnsi="Arial" w:cs="Arial"/>
+        </w:rPr>
+        <w:t>ira i kroz vrijeme, te iz kojih zemalja dolaze najuspješniji profesionalni igrači.</w:t>
       </w:r>
     </w:p>
     <w:p>
@@ -4780,7 +4957,7 @@
     </w:p>
     <w:p>
       <w:pPr>
-        <w:pStyle w:val="Heading2"/>
+        <w:pStyle w:val="Naslov2"/>
         <w:rPr>
           <w:rFonts w:ascii="Arial" w:hAnsi="Arial" w:cs="Arial"/>
           <w:lang w:val="hr-HR"/>
@@ -4809,7 +4986,25 @@
         <w:rPr>
           <w:rFonts w:ascii="Arial" w:hAnsi="Arial" w:cs="Arial"/>
         </w:rPr>
-        <w:t>Za projekt su korištena četiri javno dostupna skupa podataka preuzeta s platforme Kaggle (www.kaggle.com). Kaggle je odabran jer nudi besplatan pristup strukturiranim skupovima podataka iz esports domene koji su verificirani od strane zajednice. Podaci su preuzeti u CSV formatu.</w:t>
+        <w:t xml:space="preserve">Za projekt su korištena </w:t>
+      </w:r>
+      <w:r>
+        <w:rPr>
+          <w:rFonts w:ascii="Arial" w:hAnsi="Arial" w:cs="Arial"/>
+        </w:rPr>
+        <w:t>tri</w:t>
+      </w:r>
+      <w:r>
+        <w:rPr>
+          <w:rFonts w:ascii="Arial" w:hAnsi="Arial" w:cs="Arial"/>
+        </w:rPr>
+        <w:t xml:space="preserve"> javno dostupna skupa podataka preuzeta s platforme Kaggle (www.kaggle.com). Kaggle je odabran jer nudi be</w:t>
+      </w:r>
+      <w:r>
+        <w:rPr>
+          <w:rFonts w:ascii="Arial" w:hAnsi="Arial" w:cs="Arial"/>
+        </w:rPr>
+        <w:t>splatan pristup strukturiranim skupovima podataka iz esports domene koji su verificirani od strane zajednice. Podaci su preuzeti u CSV formatu.</w:t>
       </w:r>
     </w:p>
     <w:p>
@@ -4852,7 +5047,19 @@
           <w:rFonts w:ascii="Arial" w:hAnsi="Arial" w:cs="Arial"/>
         </w:rPr>
         <w:lastRenderedPageBreak/>
-        <w:t>U nastavku je prikazana struktura svakog od četiri korištena skupa podataka.</w:t>
+        <w:t xml:space="preserve">U nastavku je prikazana struktura svakog od </w:t>
+      </w:r>
+      <w:r>
+        <w:rPr>
+          <w:rFonts w:ascii="Arial" w:hAnsi="Arial" w:cs="Arial"/>
+        </w:rPr>
+        <w:t>tri</w:t>
+      </w:r>
+      <w:r>
+        <w:rPr>
+          <w:rFonts w:ascii="Arial" w:hAnsi="Arial" w:cs="Arial"/>
+        </w:rPr>
+        <w:t xml:space="preserve"> korištena skupa podataka.</w:t>
       </w:r>
     </w:p>
     <w:tbl>
@@ -8387,7 +8594,15 @@
                 <w:sz w:val="20"/>
                 <w:szCs w:val="20"/>
               </w:rPr>
-              <w:t>Razlika ukupnih ubojstava i smrti tima</w:t>
+              <w:t xml:space="preserve">Razlika ukupnih </w:t>
+            </w:r>
+            <w:r>
+              <w:rPr>
+                <w:rFonts w:ascii="Arial" w:hAnsi="Arial" w:cs="Arial"/>
+                <w:sz w:val="20"/>
+                <w:szCs w:val="20"/>
+              </w:rPr>
+              <w:t>ubojstava i smrti tima</w:t>
             </w:r>
           </w:p>
         </w:tc>
@@ -8635,7 +8850,7 @@
     </w:p>
     <w:p>
       <w:pPr>
-        <w:pStyle w:val="Heading2"/>
+        <w:pStyle w:val="Naslov2"/>
         <w:rPr>
           <w:rFonts w:ascii="Arial" w:hAnsi="Arial" w:cs="Arial"/>
           <w:lang w:val="hr-HR"/>
@@ -8678,7 +8893,13 @@
         <w:rPr>
           <w:rFonts w:ascii="Arial" w:hAnsi="Arial" w:cs="Arial"/>
         </w:rPr>
-        <w:t>). Ovaj model karakterizira centralna tablica činjenica okružena dimenzijskim tablicama. Model zvijezde odabran je zbog jednostavnosti za analitičke upite, pregledne strukture i dobre podrške u Tableau alatu.</w:t>
+        <w:t>). Ovaj model karakterizira centralna tablica činjenica okružena dimenzijskim tablicama. Model zvijezde odabran je zbog jednostavnosti za analitičke upite, pregledne strukture i d</w:t>
+      </w:r>
+      <w:r>
+        <w:rPr>
+          <w:rFonts w:ascii="Arial" w:hAnsi="Arial" w:cs="Arial"/>
+        </w:rPr>
+        <w:t>obre podrške u Tableau alatu.</w:t>
       </w:r>
     </w:p>
     <w:p>
@@ -8724,7 +8945,13 @@
         <w:rPr>
           <w:rFonts w:ascii="Arial" w:hAnsi="Arial" w:cs="Arial"/>
         </w:rPr>
-        <w:t xml:space="preserve"> koncepta role-playing dimension za tablicu dim_team koja sudjeluje u dvije uloge</w:t>
+        <w:t xml:space="preserve"> koncepta role-playing dimension za tablicu</w:t>
+      </w:r>
+      <w:r>
+        <w:rPr>
+          <w:rFonts w:ascii="Arial" w:hAnsi="Arial" w:cs="Arial"/>
+        </w:rPr>
+        <w:t xml:space="preserve"> dim_team koja sudjeluje u dvije uloge</w:t>
       </w:r>
       <w:r>
         <w:rPr>
@@ -8845,7 +9072,7 @@
     </w:p>
     <w:p>
       <w:pPr>
-        <w:pStyle w:val="Heading3"/>
+        <w:pStyle w:val="Naslov3"/>
         <w:rPr>
           <w:rFonts w:ascii="Arial" w:hAnsi="Arial" w:cs="Arial"/>
           <w:lang w:val="hr-HR"/>
@@ -8875,7 +9102,13 @@
         <w:rPr>
           <w:rFonts w:ascii="Arial" w:hAnsi="Arial" w:cs="Arial"/>
         </w:rPr>
-        <w:t>Tablica činjenica fact_match_performance sadrži 2.800 zapisa gdje svaki zapis predstavlja jedan individualni nastup igrača u jednom meču. Sadrži šest stranih ključeva koji je povezuju s dimenzijskim tablicama te sedam mjera.</w:t>
+        <w:t xml:space="preserve">Tablica činjenica fact_match_performance sadrži 2.800 zapisa gdje svaki zapis predstavlja </w:t>
+      </w:r>
+      <w:r>
+        <w:rPr>
+          <w:rFonts w:ascii="Arial" w:hAnsi="Arial" w:cs="Arial"/>
+        </w:rPr>
+        <w:t>jedan individualni nastup igrača u jednom meču. Sadrži šest stranih ključeva koji je povezuju s dimenzijskim tablicama te sedam mjera.</w:t>
       </w:r>
     </w:p>
     <w:tbl>
@@ -9316,7 +9549,15 @@
                 <w:sz w:val="20"/>
                 <w:szCs w:val="20"/>
               </w:rPr>
-              <w:t>Identifikator igrača</w:t>
+              <w:t xml:space="preserve">Identifikator </w:t>
+            </w:r>
+            <w:r>
+              <w:rPr>
+                <w:rFonts w:ascii="Arial" w:hAnsi="Arial" w:cs="Arial"/>
+                <w:sz w:val="20"/>
+                <w:szCs w:val="20"/>
+              </w:rPr>
+              <w:t>igrača</w:t>
             </w:r>
           </w:p>
         </w:tc>
@@ -9856,7 +10097,15 @@
                 <w:sz w:val="20"/>
                 <w:szCs w:val="20"/>
               </w:rPr>
-              <w:t>Identifikator vrste meča</w:t>
+              <w:t xml:space="preserve">Identifikator vrste </w:t>
+            </w:r>
+            <w:r>
+              <w:rPr>
+                <w:rFonts w:ascii="Arial" w:hAnsi="Arial" w:cs="Arial"/>
+                <w:sz w:val="20"/>
+                <w:szCs w:val="20"/>
+              </w:rPr>
+              <w:t>meča</w:t>
             </w:r>
           </w:p>
         </w:tc>
@@ -11091,7 +11340,7 @@
     </w:p>
     <w:p>
       <w:pPr>
-        <w:pStyle w:val="Heading3"/>
+        <w:pStyle w:val="Naslov3"/>
         <w:rPr>
           <w:rFonts w:ascii="Arial" w:hAnsi="Arial" w:cs="Arial"/>
           <w:lang w:val="hr-HR"/>
@@ -11456,7 +11705,15 @@
                 <w:sz w:val="20"/>
                 <w:szCs w:val="20"/>
               </w:rPr>
-              <w:t>Nadimak profesionalnog igrača</w:t>
+              <w:t>Nadimak profesionalnog</w:t>
+            </w:r>
+            <w:r>
+              <w:rPr>
+                <w:rFonts w:ascii="Arial" w:hAnsi="Arial" w:cs="Arial"/>
+                <w:sz w:val="20"/>
+                <w:szCs w:val="20"/>
+              </w:rPr>
+              <w:t xml:space="preserve"> igrača</w:t>
             </w:r>
           </w:p>
         </w:tc>
@@ -12455,7 +12712,15 @@
                 <w:sz w:val="20"/>
                 <w:szCs w:val="20"/>
               </w:rPr>
-              <w:t>Prosječna točnost pucanja (%)</w:t>
+              <w:t xml:space="preserve">Prosječna točnost </w:t>
+            </w:r>
+            <w:r>
+              <w:rPr>
+                <w:rFonts w:ascii="Arial" w:hAnsi="Arial" w:cs="Arial"/>
+                <w:sz w:val="20"/>
+                <w:szCs w:val="20"/>
+              </w:rPr>
+              <w:t>pucanja (%)</w:t>
             </w:r>
           </w:p>
         </w:tc>
@@ -14008,7 +14273,18 @@
                 <w:sz w:val="20"/>
                 <w:szCs w:val="20"/>
               </w:rPr>
-              <w:t>Tip podatka</w:t>
+              <w:t xml:space="preserve">Tip </w:t>
+            </w:r>
+            <w:r>
+              <w:rPr>
+                <w:rFonts w:ascii="Arial" w:hAnsi="Arial" w:cs="Arial"/>
+                <w:b/>
+                <w:bCs/>
+                <w:color w:val="FFFFFF"/>
+                <w:sz w:val="20"/>
+                <w:szCs w:val="20"/>
+              </w:rPr>
+              <w:t>podatka</w:t>
             </w:r>
           </w:p>
         </w:tc>
@@ -16061,7 +16337,7 @@
     </w:p>
     <w:p>
       <w:pPr>
-        <w:pStyle w:val="Heading3"/>
+        <w:pStyle w:val="Naslov3"/>
         <w:rPr>
           <w:rFonts w:ascii="Arial" w:hAnsi="Arial" w:cs="Arial"/>
           <w:lang w:val="hr-HR"/>
@@ -16177,6 +16453,7 @@
         <w:rPr>
           <w:rFonts w:ascii="Arial" w:hAnsi="Arial" w:cs="Arial"/>
           <w:noProof/>
+          <w:lang w:val="en-GB"/>
         </w:rPr>
         <w:drawing>
           <wp:inline distT="0" distB="0" distL="0" distR="0" wp14:anchorId="6139B485" wp14:editId="19E97DDE">
@@ -16335,7 +16612,7 @@
     </w:p>
     <w:p>
       <w:pPr>
-        <w:pStyle w:val="Heading2"/>
+        <w:pStyle w:val="Naslov2"/>
         <w:rPr>
           <w:rFonts w:ascii="Arial" w:hAnsi="Arial" w:cs="Arial"/>
           <w:lang w:val="hr-HR"/>
@@ -16412,7 +16689,7 @@
     </w:p>
     <w:p>
       <w:pPr>
-        <w:pStyle w:val="Heading3"/>
+        <w:pStyle w:val="Naslov3"/>
         <w:rPr>
           <w:rFonts w:ascii="Arial" w:hAnsi="Arial" w:cs="Arial"/>
           <w:lang w:val="hr-HR"/>
@@ -16441,30 +16718,47 @@
         <w:rPr>
           <w:rFonts w:ascii="Arial" w:hAnsi="Arial" w:cs="Arial"/>
         </w:rPr>
-        <w:t>Ekstrakcija podataka provedena je preuzimanjem četiri CSV datoteke s platforme Kaggle. Datoteke su preuzete besplatno uz registraciju.</w:t>
-      </w:r>
-    </w:p>
-    <w:p>
+        <w:t xml:space="preserve">Ekstrakcija podataka provedena je preuzimanjem </w:t>
+      </w:r>
+      <w:r>
+        <w:rPr>
+          <w:rFonts w:ascii="Arial" w:hAnsi="Arial" w:cs="Arial"/>
+        </w:rPr>
+        <w:t>tri</w:t>
+      </w:r>
+      <w:r>
+        <w:rPr>
+          <w:rFonts w:ascii="Arial" w:hAnsi="Arial" w:cs="Arial"/>
+        </w:rPr>
+        <w:t xml:space="preserve"> CSV datoteke s platforme Kaggle.</w:t>
+      </w:r>
+      <w:r>
+        <w:rPr>
+          <w:rFonts w:ascii="Arial" w:hAnsi="Arial" w:cs="Arial"/>
+        </w:rPr>
+        <w:t xml:space="preserve"> Datoteke su preuzete besplatno uz registraciju.</w:t>
+      </w:r>
+    </w:p>
+    <w:p>
+      <w:pPr>
+        <w:pStyle w:val="Odlomakpopisa"/>
+        <w:numPr>
+          <w:ilvl w:val="0"/>
+          <w:numId w:val="3"/>
+        </w:numPr>
+      </w:pPr>
       <w:r>
         <w:rPr>
           <w:rFonts w:eastAsia="Arial" w:cs="Arial"/>
           <w:b/>
           <w:bCs/>
         </w:rPr>
-        <w:t>esports_player_performance_tournament_analytics.csv</w:t>
-      </w:r>
-      <w:r>
-        <w:rPr>
-          <w:rFonts w:eastAsia="Arial" w:cs="Arial"/>
-          <w:b/>
-          <w:bCs/>
-        </w:rPr>
-        <w:t xml:space="preserve"> - </w:t>
+        <w:t xml:space="preserve">esports_player_performance_tournament_analytics.csv - </w:t>
       </w:r>
       <w:hyperlink r:id="rId11" w:history="1">
         <w:r>
           <w:rPr>
-            <w:rStyle w:val="Hyperlink"/>
+            <w:rStyle w:val="Hiperveza"/>
             <w:rFonts w:eastAsia="Arial" w:cs="Arial"/>
             <w:bCs/>
           </w:rPr>
@@ -16482,21 +16776,32 @@
     </w:p>
     <w:p/>
     <w:p>
+      <w:pPr>
+        <w:pStyle w:val="Odlomakpopisa"/>
+        <w:numPr>
+          <w:ilvl w:val="0"/>
+          <w:numId w:val="3"/>
+        </w:numPr>
+      </w:pPr>
+      <w:proofErr w:type="spellStart"/>
+      <w:proofErr w:type="gramStart"/>
       <w:r>
         <w:rPr>
           <w:rFonts w:eastAsia="Arial" w:cs="Arial"/>
           <w:b/>
           <w:bCs/>
         </w:rPr>
-        <w:t>team_</w:t>
-      </w:r>
+        <w:t>i</w:t>
+      </w:r>
+      <w:proofErr w:type="spellEnd"/>
+      <w:proofErr w:type="gramEnd"/>
       <w:r>
         <w:rPr>
           <w:rFonts w:eastAsia="Arial" w:cs="Arial"/>
           <w:b/>
           <w:bCs/>
         </w:rPr>
-        <w:t>s</w:t>
+        <w:t xml:space="preserve"> 3. </w:t>
       </w:r>
       <w:r>
         <w:rPr>
@@ -16504,7 +16809,7 @@
           <w:b/>
           <w:bCs/>
         </w:rPr>
-        <w:t xml:space="preserve">tats.csv i </w:t>
+        <w:t>team_</w:t>
       </w:r>
       <w:r>
         <w:rPr>
@@ -16512,7 +16817,7 @@
           <w:b/>
           <w:bCs/>
         </w:rPr>
-        <w:t>player_stats.csv</w:t>
+        <w:t>s</w:t>
       </w:r>
       <w:r>
         <w:rPr>
@@ -16520,12 +16825,30 @@
           <w:b/>
           <w:bCs/>
         </w:rPr>
-        <w:t xml:space="preserve"> - </w:t>
+        <w:t xml:space="preserve">tats.csv </w:t>
+      </w:r>
+      <w:proofErr w:type="spellStart"/>
+      <w:r>
+        <w:rPr>
+          <w:rFonts w:eastAsia="Arial" w:cs="Arial"/>
+          <w:b/>
+          <w:bCs/>
+        </w:rPr>
+        <w:t>i</w:t>
+      </w:r>
+      <w:proofErr w:type="spellEnd"/>
+      <w:r>
+        <w:rPr>
+          <w:rFonts w:eastAsia="Arial" w:cs="Arial"/>
+          <w:b/>
+          <w:bCs/>
+        </w:rPr>
+        <w:t xml:space="preserve"> player_stats.csv - </w:t>
       </w:r>
       <w:hyperlink r:id="rId12" w:history="1">
         <w:r>
           <w:rPr>
-            <w:rStyle w:val="Hyperlink"/>
+            <w:rStyle w:val="Hiperveza"/>
             <w:rFonts w:eastAsia="Arial" w:cs="Arial"/>
             <w:bCs/>
           </w:rPr>
@@ -16567,7 +16890,7 @@
     </w:p>
     <w:p>
       <w:pPr>
-        <w:pStyle w:val="Heading3"/>
+        <w:pStyle w:val="Naslov3"/>
         <w:rPr>
           <w:rFonts w:ascii="Arial" w:hAnsi="Arial" w:cs="Arial"/>
           <w:lang w:val="hr-HR"/>
@@ -16601,7 +16924,7 @@
     </w:p>
     <w:p>
       <w:pPr>
-        <w:pStyle w:val="ListParagraph"/>
+        <w:pStyle w:val="Odlomakpopisa"/>
         <w:numPr>
           <w:ilvl w:val="0"/>
           <w:numId w:val="2"/>
@@ -16626,19 +16949,42 @@
           <w:rFonts w:ascii="Arial" w:hAnsi="Arial" w:cs="Arial"/>
           <w:lang w:val="hr-HR"/>
         </w:rPr>
-        <w:t>Četiri CSV datoteke spojena su u jedan integrirani skup od 2.800 zapisa i 33 atributa spajanjem po nazivu igrača</w:t>
+        <w:t>Tri</w:t>
       </w:r>
       <w:r>
         <w:rPr>
           <w:rFonts w:ascii="Arial" w:hAnsi="Arial" w:cs="Arial"/>
           <w:lang w:val="hr-HR"/>
         </w:rPr>
+        <w:t xml:space="preserve"> CSV datoteke spojen</w:t>
+      </w:r>
+      <w:r>
+        <w:rPr>
+          <w:rFonts w:ascii="Arial" w:hAnsi="Arial" w:cs="Arial"/>
+          <w:lang w:val="hr-HR"/>
+        </w:rPr>
+        <w:t>e</w:t>
+      </w:r>
+      <w:bookmarkStart w:id="15" w:name="_GoBack"/>
+      <w:bookmarkEnd w:id="15"/>
+      <w:r>
+        <w:rPr>
+          <w:rFonts w:ascii="Arial" w:hAnsi="Arial" w:cs="Arial"/>
+          <w:lang w:val="hr-HR"/>
+        </w:rPr>
+        <w:t xml:space="preserve"> su u jedan integrirani skup od 2.800 zapisa i 33 atributa spajanjem po nazivu igrača</w:t>
+      </w:r>
+      <w:r>
+        <w:rPr>
+          <w:rFonts w:ascii="Arial" w:hAnsi="Arial" w:cs="Arial"/>
+          <w:lang w:val="hr-HR"/>
+        </w:rPr>
         <w:t>.</w:t>
       </w:r>
     </w:p>
     <w:p>
       <w:pPr>
-        <w:pStyle w:val="ListParagraph"/>
+        <w:pStyle w:val="Odlomakpopisa"/>
         <w:numPr>
           <w:ilvl w:val="0"/>
           <w:numId w:val="2"/>
@@ -16705,7 +17051,7 @@
     </w:p>
     <w:p>
       <w:pPr>
-        <w:pStyle w:val="ListParagraph"/>
+        <w:pStyle w:val="Odlomakpopisa"/>
         <w:numPr>
           <w:ilvl w:val="0"/>
           <w:numId w:val="2"/>
@@ -16737,14 +17083,21 @@
           <w:rFonts w:ascii="Arial" w:hAnsi="Arial" w:cs="Arial"/>
           <w:lang w:val="hr-HR"/>
         </w:rPr>
-        <w:t xml:space="preserve"> nazivi mapa zamijenjeni su stvarnim CS kompetitivnim mapama: </w:t>
-      </w:r>
-      <w:proofErr w:type="spellStart"/>
+        <w:t xml:space="preserve"> nazivi mapa zamije</w:t>
+      </w:r>
       <w:r>
         <w:rPr>
           <w:rFonts w:ascii="Arial" w:hAnsi="Arial" w:cs="Arial"/>
           <w:lang w:val="hr-HR"/>
         </w:rPr>
+        <w:t xml:space="preserve">njeni su stvarnim CS kompetitivnim mapama: </w:t>
+      </w:r>
+      <w:proofErr w:type="spellStart"/>
+      <w:r>
+        <w:rPr>
+          <w:rFonts w:ascii="Arial" w:hAnsi="Arial" w:cs="Arial"/>
+          <w:lang w:val="hr-HR"/>
+        </w:rPr>
         <w:t>Mirage</w:t>
       </w:r>
       <w:proofErr w:type="spellEnd"/>
@@ -16806,7 +17159,7 @@
     </w:p>
     <w:p>
       <w:pPr>
-        <w:pStyle w:val="ListParagraph"/>
+        <w:pStyle w:val="Odlomakpopisa"/>
         <w:numPr>
           <w:ilvl w:val="0"/>
           <w:numId w:val="2"/>
@@ -16900,7 +17253,7 @@
     </w:p>
     <w:p>
       <w:pPr>
-        <w:pStyle w:val="ListParagraph"/>
+        <w:pStyle w:val="Odlomakpopisa"/>
         <w:numPr>
           <w:ilvl w:val="0"/>
           <w:numId w:val="2"/>
@@ -16981,14 +17334,21 @@
           <w:rFonts w:ascii="Arial" w:hAnsi="Arial" w:cs="Arial"/>
           <w:lang w:val="hr-HR"/>
         </w:rPr>
-        <w:t>match_date</w:t>
-      </w:r>
-      <w:proofErr w:type="spellEnd"/>
+        <w:t>m</w:t>
+      </w:r>
       <w:r>
         <w:rPr>
           <w:rFonts w:ascii="Arial" w:hAnsi="Arial" w:cs="Arial"/>
           <w:lang w:val="hr-HR"/>
         </w:rPr>
+        <w:t>atch_date</w:t>
+      </w:r>
+      <w:proofErr w:type="spellEnd"/>
+      <w:r>
+        <w:rPr>
+          <w:rFonts w:ascii="Arial" w:hAnsi="Arial" w:cs="Arial"/>
+          <w:lang w:val="hr-HR"/>
+        </w:rPr>
         <w:t xml:space="preserve">, </w:t>
       </w:r>
       <w:proofErr w:type="spellStart"/>
@@ -17058,7 +17418,7 @@
     </w:p>
     <w:p>
       <w:pPr>
-        <w:pStyle w:val="ListParagraph"/>
+        <w:pStyle w:val="Odlomakpopisa"/>
         <w:numPr>
           <w:ilvl w:val="0"/>
           <w:numId w:val="2"/>
@@ -17189,7 +17549,7 @@
     </w:p>
     <w:p>
       <w:pPr>
-        <w:pStyle w:val="ListParagraph"/>
+        <w:pStyle w:val="Odlomakpopisa"/>
         <w:numPr>
           <w:ilvl w:val="0"/>
           <w:numId w:val="2"/>
@@ -17379,7 +17739,7 @@
     </w:p>
     <w:p>
       <w:pPr>
-        <w:pStyle w:val="ListParagraph"/>
+        <w:pStyle w:val="Odlomakpopisa"/>
         <w:numPr>
           <w:ilvl w:val="0"/>
           <w:numId w:val="2"/>
@@ -17404,12 +17764,19 @@
           <w:rFonts w:ascii="Arial" w:hAnsi="Arial" w:cs="Arial"/>
           <w:lang w:val="hr-HR"/>
         </w:rPr>
-        <w:t>Dodan je atribut opponent_team_id kao role-playing FK na dim_team, čime se omogućuje analiza mečeva između dva tima.</w:t>
-      </w:r>
-    </w:p>
-    <w:p>
-      <w:pPr>
-        <w:pStyle w:val="ListParagraph"/>
+        <w:t>Dodan je atribut opponent_team_id kao role-pla</w:t>
+      </w:r>
+      <w:r>
+        <w:rPr>
+          <w:rFonts w:ascii="Arial" w:hAnsi="Arial" w:cs="Arial"/>
+          <w:lang w:val="hr-HR"/>
+        </w:rPr>
+        <w:t>ying FK na dim_team, čime se omogućuje analiza mečeva između dva tima.</w:t>
+      </w:r>
+    </w:p>
+    <w:p>
+      <w:pPr>
+        <w:pStyle w:val="Odlomakpopisa"/>
         <w:numPr>
           <w:ilvl w:val="0"/>
           <w:numId w:val="2"/>
@@ -17751,13 +18118,13 @@
     </w:p>
     <w:p>
       <w:pPr>
-        <w:pStyle w:val="Heading3"/>
+        <w:pStyle w:val="Naslov3"/>
         <w:rPr>
           <w:rFonts w:ascii="Arial" w:hAnsi="Arial" w:cs="Arial"/>
           <w:lang w:val="hr-HR"/>
         </w:rPr>
       </w:pPr>
-      <w:bookmarkStart w:id="15" w:name="_Toc230689615"/>
+      <w:bookmarkStart w:id="16" w:name="_Toc230689615"/>
       <w:r>
         <w:rPr>
           <w:rFonts w:ascii="Arial" w:hAnsi="Arial" w:cs="Arial"/>
@@ -17766,7 +18133,7 @@
         <w:lastRenderedPageBreak/>
         <w:t>3.4.3. Učitavanje podataka</w:t>
       </w:r>
-      <w:bookmarkEnd w:id="15"/>
+      <w:bookmarkEnd w:id="16"/>
     </w:p>
     <w:p>
       <w:pPr>
@@ -17781,7 +18148,13 @@
         <w:rPr>
           <w:rFonts w:ascii="Arial" w:hAnsi="Arial" w:cs="Arial"/>
         </w:rPr>
-        <w:t>Nakon transformacije, podaci su razdvojeni u šest Excel (.</w:t>
+        <w:t>Nakon transformacije, podaci su razdvojeni</w:t>
+      </w:r>
+      <w:r>
+        <w:rPr>
+          <w:rFonts w:ascii="Arial" w:hAnsi="Arial" w:cs="Arial"/>
+        </w:rPr>
+        <w:t xml:space="preserve"> u šest Excel (.</w:t>
       </w:r>
       <w:proofErr w:type="spellStart"/>
       <w:r>
@@ -17851,7 +18224,13 @@
         <w:rPr>
           <w:rFonts w:ascii="Arial" w:hAnsi="Arial" w:cs="Arial"/>
         </w:rPr>
-        <w:t xml:space="preserve"> te su postavljene relacije između tablica prema stranim ključevima.</w:t>
+        <w:t xml:space="preserve"> te s</w:t>
+      </w:r>
+      <w:r>
+        <w:rPr>
+          <w:rFonts w:ascii="Arial" w:hAnsi="Arial" w:cs="Arial"/>
+        </w:rPr>
+        <w:t>u postavljene relacije između tablica prema stranim ključevima.</w:t>
       </w:r>
     </w:p>
     <w:p>
@@ -17865,6 +18244,7 @@
         <w:rPr>
           <w:rFonts w:ascii="Arial" w:hAnsi="Arial" w:cs="Arial"/>
           <w:noProof/>
+          <w:lang w:val="en-GB"/>
         </w:rPr>
         <w:drawing>
           <wp:inline distT="0" distB="0" distL="0" distR="0" wp14:anchorId="26FA2BDB" wp14:editId="40F4CA11">
@@ -18000,14 +18380,14 @@
     </w:p>
     <w:p>
       <w:pPr>
-        <w:pStyle w:val="Heading1"/>
+        <w:pStyle w:val="Naslov1"/>
         <w:pageBreakBefore/>
         <w:rPr>
           <w:rFonts w:ascii="Arial" w:hAnsi="Arial" w:cs="Arial"/>
           <w:lang w:val="hr-HR"/>
         </w:rPr>
       </w:pPr>
-      <w:bookmarkStart w:id="16" w:name="_Toc230689616"/>
+      <w:bookmarkStart w:id="17" w:name="_Toc230689616"/>
       <w:r>
         <w:rPr>
           <w:rFonts w:ascii="Arial" w:hAnsi="Arial" w:cs="Arial"/>
@@ -18016,7 +18396,7 @@
         <w:lastRenderedPageBreak/>
         <w:t>4. Poslovni izvještaji</w:t>
       </w:r>
-      <w:bookmarkEnd w:id="16"/>
+      <w:bookmarkEnd w:id="17"/>
       <w:r>
         <w:rPr>
           <w:rFonts w:ascii="Arial" w:hAnsi="Arial" w:cs="Arial"/>
@@ -18066,7 +18446,13 @@
         <w:rPr>
           <w:rFonts w:ascii="Arial" w:hAnsi="Arial" w:cs="Arial"/>
         </w:rPr>
-        <w:t xml:space="preserve"> alatu na temelju </w:t>
+        <w:t xml:space="preserve"> a</w:t>
+      </w:r>
+      <w:r>
+        <w:rPr>
+          <w:rFonts w:ascii="Arial" w:hAnsi="Arial" w:cs="Arial"/>
+        </w:rPr>
+        <w:t xml:space="preserve">latu na temelju </w:t>
       </w:r>
       <w:r>
         <w:rPr>
@@ -18089,13 +18475,13 @@
     </w:p>
     <w:p>
       <w:pPr>
-        <w:pStyle w:val="Heading2"/>
+        <w:pStyle w:val="Naslov2"/>
         <w:rPr>
           <w:rFonts w:ascii="Arial" w:hAnsi="Arial" w:cs="Arial"/>
           <w:lang w:val="hr-HR"/>
         </w:rPr>
       </w:pPr>
-      <w:bookmarkStart w:id="17" w:name="_Toc230689617"/>
+      <w:bookmarkStart w:id="18" w:name="_Toc230689617"/>
       <w:r>
         <w:rPr>
           <w:rFonts w:ascii="Arial" w:hAnsi="Arial" w:cs="Arial"/>
@@ -18127,7 +18513,7 @@
         </w:rPr>
         <w:t>Public</w:t>
       </w:r>
-      <w:bookmarkEnd w:id="17"/>
+      <w:bookmarkEnd w:id="18"/>
       <w:proofErr w:type="spellEnd"/>
     </w:p>
     <w:p>
@@ -18165,7 +18551,13 @@
         <w:rPr>
           <w:rFonts w:ascii="Arial" w:hAnsi="Arial" w:cs="Arial"/>
         </w:rPr>
-        <w:t xml:space="preserve"> je besplatna verzija popularnog alata za poslovnu inteligenciju koji omogućuje spajanje na različite izvore podataka, izradu interaktivnih vizualizacija i objavu na web. Odabran je zbog intuitivnog drag-</w:t>
+        <w:t xml:space="preserve"> je besplatna verzija popularnog alata za poslovnu inteligenciju koji omogućuje</w:t>
+      </w:r>
+      <w:r>
+        <w:rPr>
+          <w:rFonts w:ascii="Arial" w:hAnsi="Arial" w:cs="Arial"/>
+        </w:rPr>
+        <w:t xml:space="preserve"> spajanje na različite izvore podataka, izradu interaktivnih vizualizacija i objavu na web. Odabran je zbog intuitivnog drag-</w:t>
       </w:r>
       <w:proofErr w:type="spellStart"/>
       <w:r>
@@ -18207,7 +18599,13 @@
         <w:rPr>
           <w:rFonts w:ascii="Arial" w:hAnsi="Arial" w:cs="Arial"/>
         </w:rPr>
-        <w:t xml:space="preserve"> (spajanje više tablica), bogatog skupa vizualizacijskih tipova te podrške za napredne analitičke koncepte poput LOD izraza, parametara i table </w:t>
+        <w:t xml:space="preserve"> (spajanje više tablica), bogatog skupa vizualizacijskih tipova te podrške za napr</w:t>
+      </w:r>
+      <w:r>
+        <w:rPr>
+          <w:rFonts w:ascii="Arial" w:hAnsi="Arial" w:cs="Arial"/>
+        </w:rPr>
+        <w:t xml:space="preserve">edne analitičke koncepte poput LOD izraza, parametara i table </w:t>
       </w:r>
       <w:proofErr w:type="spellStart"/>
       <w:r>
@@ -18226,13 +18624,13 @@
     </w:p>
     <w:p>
       <w:pPr>
-        <w:pStyle w:val="Heading2"/>
+        <w:pStyle w:val="Naslov2"/>
         <w:rPr>
           <w:rFonts w:ascii="Arial" w:hAnsi="Arial" w:cs="Arial"/>
           <w:lang w:val="hr-HR"/>
         </w:rPr>
       </w:pPr>
-      <w:bookmarkStart w:id="18" w:name="_Toc230689618"/>
+      <w:bookmarkStart w:id="19" w:name="_Toc230689618"/>
       <w:r>
         <w:rPr>
           <w:rFonts w:ascii="Arial" w:hAnsi="Arial" w:cs="Arial"/>
@@ -18248,7 +18646,7 @@
         </w:rPr>
         <w:t>Tableauu</w:t>
       </w:r>
-      <w:bookmarkEnd w:id="18"/>
+      <w:bookmarkEnd w:id="19"/>
       <w:proofErr w:type="spellEnd"/>
     </w:p>
     <w:p>
@@ -18292,12 +18690,18 @@
         <w:rPr>
           <w:rFonts w:ascii="Arial" w:hAnsi="Arial" w:cs="Arial"/>
         </w:rPr>
-        <w:t xml:space="preserve"> uvezeno je šest Excel datoteka koje odgovaraju tablicama modela zvijezde. Tablice su međusobno povezane relacijama prema stranim ključevima:</w:t>
-      </w:r>
-    </w:p>
-    <w:p>
-      <w:pPr>
-        <w:pStyle w:val="ListParagraph"/>
+        <w:t xml:space="preserve"> uvezeno je šest Excel datoteka koje odgovaraju tablicama modela zvijezde. Tablice su međusobno povezane relacijama prema stranim</w:t>
+      </w:r>
+      <w:r>
+        <w:rPr>
+          <w:rFonts w:ascii="Arial" w:hAnsi="Arial" w:cs="Arial"/>
+        </w:rPr>
+        <w:t xml:space="preserve"> ključevima:</w:t>
+      </w:r>
+    </w:p>
+    <w:p>
+      <w:pPr>
+        <w:pStyle w:val="Odlomakpopisa"/>
         <w:numPr>
           <w:ilvl w:val="0"/>
           <w:numId w:val="2"/>
@@ -18318,7 +18722,7 @@
     </w:p>
     <w:p>
       <w:pPr>
-        <w:pStyle w:val="ListParagraph"/>
+        <w:pStyle w:val="Odlomakpopisa"/>
         <w:numPr>
           <w:ilvl w:val="0"/>
           <w:numId w:val="2"/>
@@ -18334,7 +18738,7 @@
           <w:rFonts w:ascii="Arial" w:hAnsi="Arial" w:cs="Arial"/>
           <w:lang w:val="hr-HR"/>
         </w:rPr>
-        <w:t xml:space="preserve">fact_match_performance ↔ dim_team: team_id = </w:t>
+        <w:t xml:space="preserve">fact_match_performance ↔ </w:t>
       </w:r>
       <w:proofErr w:type="spellStart"/>
       <w:r>
@@ -18342,6 +18746,22 @@
           <w:rFonts w:ascii="Arial" w:hAnsi="Arial" w:cs="Arial"/>
           <w:lang w:val="hr-HR"/>
         </w:rPr>
+        <w:t>dim_team</w:t>
+      </w:r>
+      <w:proofErr w:type="spellEnd"/>
+      <w:r>
+        <w:rPr>
+          <w:rFonts w:ascii="Arial" w:hAnsi="Arial" w:cs="Arial"/>
+          <w:lang w:val="hr-HR"/>
+        </w:rPr>
+        <w:t xml:space="preserve">: </w:t>
+      </w:r>
+      <w:proofErr w:type="spellStart"/>
+      <w:r>
+        <w:rPr>
+          <w:rFonts w:ascii="Arial" w:hAnsi="Arial" w:cs="Arial"/>
+          <w:lang w:val="hr-HR"/>
+        </w:rPr>
         <w:t>team_id</w:t>
       </w:r>
       <w:proofErr w:type="spellEnd"/>
@@ -18350,6 +18770,22 @@
           <w:rFonts w:ascii="Arial" w:hAnsi="Arial" w:cs="Arial"/>
           <w:lang w:val="hr-HR"/>
         </w:rPr>
+        <w:t xml:space="preserve"> = </w:t>
+      </w:r>
+      <w:proofErr w:type="spellStart"/>
+      <w:r>
+        <w:rPr>
+          <w:rFonts w:ascii="Arial" w:hAnsi="Arial" w:cs="Arial"/>
+          <w:lang w:val="hr-HR"/>
+        </w:rPr>
+        <w:t>team_id</w:t>
+      </w:r>
+      <w:proofErr w:type="spellEnd"/>
+      <w:r>
+        <w:rPr>
+          <w:rFonts w:ascii="Arial" w:hAnsi="Arial" w:cs="Arial"/>
+          <w:lang w:val="hr-HR"/>
+        </w:rPr>
         <w:t xml:space="preserve"> (</w:t>
       </w:r>
       <w:proofErr w:type="spellStart"/>
@@ -18387,7 +18823,7 @@
     </w:p>
     <w:p>
       <w:pPr>
-        <w:pStyle w:val="ListParagraph"/>
+        <w:pStyle w:val="Odlomakpopisa"/>
         <w:numPr>
           <w:ilvl w:val="0"/>
           <w:numId w:val="2"/>
@@ -18403,7 +18839,7 @@
           <w:rFonts w:ascii="Arial" w:hAnsi="Arial" w:cs="Arial"/>
           <w:lang w:val="hr-HR"/>
         </w:rPr>
-        <w:t xml:space="preserve">fact_match_performance ↔ dim_team: opponent_team_id = </w:t>
+        <w:t xml:space="preserve">fact_match_performance ↔ </w:t>
       </w:r>
       <w:proofErr w:type="spellStart"/>
       <w:r>
@@ -18411,6 +18847,38 @@
           <w:rFonts w:ascii="Arial" w:hAnsi="Arial" w:cs="Arial"/>
           <w:lang w:val="hr-HR"/>
         </w:rPr>
+        <w:t>dim_team</w:t>
+      </w:r>
+      <w:proofErr w:type="spellEnd"/>
+      <w:r>
+        <w:rPr>
+          <w:rFonts w:ascii="Arial" w:hAnsi="Arial" w:cs="Arial"/>
+          <w:lang w:val="hr-HR"/>
+        </w:rPr>
+        <w:t xml:space="preserve">: </w:t>
+      </w:r>
+      <w:proofErr w:type="spellStart"/>
+      <w:r>
+        <w:rPr>
+          <w:rFonts w:ascii="Arial" w:hAnsi="Arial" w:cs="Arial"/>
+          <w:lang w:val="hr-HR"/>
+        </w:rPr>
+        <w:t>opponent_team_id</w:t>
+      </w:r>
+      <w:proofErr w:type="spellEnd"/>
+      <w:r>
+        <w:rPr>
+          <w:rFonts w:ascii="Arial" w:hAnsi="Arial" w:cs="Arial"/>
+          <w:lang w:val="hr-HR"/>
+        </w:rPr>
+        <w:t xml:space="preserve"> = </w:t>
+      </w:r>
+      <w:proofErr w:type="spellStart"/>
+      <w:r>
+        <w:rPr>
+          <w:rFonts w:ascii="Arial" w:hAnsi="Arial" w:cs="Arial"/>
+          <w:lang w:val="hr-HR"/>
+        </w:rPr>
         <w:t>team_id</w:t>
       </w:r>
       <w:proofErr w:type="spellEnd"/>
@@ -18456,7 +18924,7 @@
     </w:p>
     <w:p>
       <w:pPr>
-        <w:pStyle w:val="ListParagraph"/>
+        <w:pStyle w:val="Odlomakpopisa"/>
         <w:numPr>
           <w:ilvl w:val="0"/>
           <w:numId w:val="2"/>
@@ -18527,7 +18995,7 @@
     </w:p>
     <w:p>
       <w:pPr>
-        <w:pStyle w:val="ListParagraph"/>
+        <w:pStyle w:val="Odlomakpopisa"/>
         <w:numPr>
           <w:ilvl w:val="0"/>
           <w:numId w:val="2"/>
@@ -18598,7 +19066,7 @@
     </w:p>
     <w:p>
       <w:pPr>
-        <w:pStyle w:val="ListParagraph"/>
+        <w:pStyle w:val="Odlomakpopisa"/>
         <w:numPr>
           <w:ilvl w:val="0"/>
           <w:numId w:val="2"/>
@@ -18725,13 +19193,13 @@
     </w:p>
     <w:p>
       <w:pPr>
-        <w:pStyle w:val="Heading2"/>
+        <w:pStyle w:val="Naslov2"/>
         <w:rPr>
           <w:rFonts w:ascii="Arial" w:hAnsi="Arial" w:cs="Arial"/>
           <w:lang w:val="hr-HR"/>
         </w:rPr>
       </w:pPr>
-      <w:bookmarkStart w:id="19" w:name="_Toc230689619"/>
+      <w:bookmarkStart w:id="20" w:name="_Toc230689619"/>
       <w:r>
         <w:rPr>
           <w:rFonts w:ascii="Arial" w:hAnsi="Arial" w:cs="Arial"/>
@@ -18740,7 +19208,7 @@
         <w:lastRenderedPageBreak/>
         <w:t>4.3. Izračunata polja i parametri</w:t>
       </w:r>
-      <w:bookmarkEnd w:id="19"/>
+      <w:bookmarkEnd w:id="20"/>
     </w:p>
     <w:p>
       <w:pPr>
@@ -19292,7 +19760,15 @@
                 <w:sz w:val="20"/>
                 <w:szCs w:val="20"/>
               </w:rPr>
-              <w:t>])) ELSEIF ... ELSE STR([</w:t>
+              <w:t>])) ELSEIF ... ELSE</w:t>
+            </w:r>
+            <w:r>
+              <w:rPr>
+                <w:rFonts w:ascii="Arial" w:hAnsi="Arial" w:cs="Arial"/>
+                <w:sz w:val="20"/>
+                <w:szCs w:val="20"/>
+              </w:rPr>
+              <w:t xml:space="preserve"> STR([</w:t>
             </w:r>
             <w:proofErr w:type="spellStart"/>
             <w:r>
@@ -19672,7 +20148,15 @@
                 <w:sz w:val="20"/>
                 <w:szCs w:val="20"/>
               </w:rPr>
-              <w:t>]) – omjer efikasnosti ubijanja</w:t>
+              <w:t xml:space="preserve">]) – omjer efikasnosti </w:t>
+            </w:r>
+            <w:r>
+              <w:rPr>
+                <w:rFonts w:ascii="Arial" w:hAnsi="Arial" w:cs="Arial"/>
+                <w:sz w:val="20"/>
+                <w:szCs w:val="20"/>
+              </w:rPr>
+              <w:t>ubijanja</w:t>
             </w:r>
           </w:p>
         </w:tc>
@@ -19735,7 +20219,25 @@
                 <w:sz w:val="20"/>
                 <w:szCs w:val="20"/>
               </w:rPr>
-              <w:t xml:space="preserve"> per Role</w:t>
+              <w:t xml:space="preserve"> </w:t>
+            </w:r>
+            <w:proofErr w:type="spellStart"/>
+            <w:r>
+              <w:rPr>
+                <w:rFonts w:ascii="Arial" w:hAnsi="Arial" w:cs="Arial"/>
+                <w:sz w:val="20"/>
+                <w:szCs w:val="20"/>
+              </w:rPr>
+              <w:t>per</w:t>
+            </w:r>
+            <w:proofErr w:type="spellEnd"/>
+            <w:r>
+              <w:rPr>
+                <w:rFonts w:ascii="Arial" w:hAnsi="Arial" w:cs="Arial"/>
+                <w:sz w:val="20"/>
+                <w:szCs w:val="20"/>
+              </w:rPr>
+              <w:t xml:space="preserve"> Role</w:t>
             </w:r>
           </w:p>
         </w:tc>
@@ -19864,7 +20366,25 @@
                 <w:sz w:val="20"/>
                 <w:szCs w:val="20"/>
               </w:rPr>
-              <w:t xml:space="preserve"> per Player</w:t>
+              <w:t xml:space="preserve"> </w:t>
+            </w:r>
+            <w:proofErr w:type="spellStart"/>
+            <w:r>
+              <w:rPr>
+                <w:rFonts w:ascii="Arial" w:hAnsi="Arial" w:cs="Arial"/>
+                <w:sz w:val="20"/>
+                <w:szCs w:val="20"/>
+              </w:rPr>
+              <w:t>per</w:t>
+            </w:r>
+            <w:proofErr w:type="spellEnd"/>
+            <w:r>
+              <w:rPr>
+                <w:rFonts w:ascii="Arial" w:hAnsi="Arial" w:cs="Arial"/>
+                <w:sz w:val="20"/>
+                <w:szCs w:val="20"/>
+              </w:rPr>
+              <w:t xml:space="preserve"> Player</w:t>
             </w:r>
           </w:p>
         </w:tc>
@@ -19930,7 +20450,15 @@
                 <w:sz w:val="20"/>
                 <w:szCs w:val="20"/>
               </w:rPr>
-              <w:t>{ FIXED [player_name] : AVG([player_reaction_time_ms]) } – prosječno vrijeme reakcije po igraču</w:t>
+              <w:t xml:space="preserve">{ FIXED [player_name] : AVG([player_reaction_time_ms]) } – prosječno vrijeme </w:t>
+            </w:r>
+            <w:r>
+              <w:rPr>
+                <w:rFonts w:ascii="Arial" w:hAnsi="Arial" w:cs="Arial"/>
+                <w:sz w:val="20"/>
+                <w:szCs w:val="20"/>
+              </w:rPr>
+              <w:t>reakcije po igraču</w:t>
             </w:r>
           </w:p>
         </w:tc>
@@ -19993,7 +20521,25 @@
                 <w:sz w:val="20"/>
                 <w:szCs w:val="20"/>
               </w:rPr>
-              <w:t xml:space="preserve"> per Player</w:t>
+              <w:t xml:space="preserve"> </w:t>
+            </w:r>
+            <w:proofErr w:type="spellStart"/>
+            <w:r>
+              <w:rPr>
+                <w:rFonts w:ascii="Arial" w:hAnsi="Arial" w:cs="Arial"/>
+                <w:sz w:val="20"/>
+                <w:szCs w:val="20"/>
+              </w:rPr>
+              <w:t>per</w:t>
+            </w:r>
+            <w:proofErr w:type="spellEnd"/>
+            <w:r>
+              <w:rPr>
+                <w:rFonts w:ascii="Arial" w:hAnsi="Arial" w:cs="Arial"/>
+                <w:sz w:val="20"/>
+                <w:szCs w:val="20"/>
+              </w:rPr>
+              <w:t xml:space="preserve"> Player</w:t>
             </w:r>
           </w:p>
         </w:tc>
@@ -20122,7 +20668,25 @@
                 <w:sz w:val="20"/>
                 <w:szCs w:val="20"/>
               </w:rPr>
-              <w:t xml:space="preserve"> per </w:t>
+              <w:t xml:space="preserve"> </w:t>
+            </w:r>
+            <w:proofErr w:type="spellStart"/>
+            <w:r>
+              <w:rPr>
+                <w:rFonts w:ascii="Arial" w:hAnsi="Arial" w:cs="Arial"/>
+                <w:sz w:val="20"/>
+                <w:szCs w:val="20"/>
+              </w:rPr>
+              <w:t>per</w:t>
+            </w:r>
+            <w:proofErr w:type="spellEnd"/>
+            <w:r>
+              <w:rPr>
+                <w:rFonts w:ascii="Arial" w:hAnsi="Arial" w:cs="Arial"/>
+                <w:sz w:val="20"/>
+                <w:szCs w:val="20"/>
+              </w:rPr>
+              <w:t xml:space="preserve"> </w:t>
             </w:r>
             <w:proofErr w:type="spellStart"/>
             <w:r>
@@ -20381,13 +20945,13 @@
     </w:p>
     <w:p>
       <w:pPr>
-        <w:pStyle w:val="Heading2"/>
+        <w:pStyle w:val="Naslov2"/>
         <w:rPr>
           <w:rFonts w:ascii="Arial" w:hAnsi="Arial" w:cs="Arial"/>
           <w:lang w:val="hr-HR"/>
         </w:rPr>
       </w:pPr>
-      <w:bookmarkStart w:id="20" w:name="_Toc230689620"/>
+      <w:bookmarkStart w:id="21" w:name="_Toc230689620"/>
       <w:r>
         <w:rPr>
           <w:rFonts w:ascii="Arial" w:hAnsi="Arial" w:cs="Arial"/>
@@ -20412,7 +20976,7 @@
         </w:rPr>
         <w:t xml:space="preserve"> i navigacija</w:t>
       </w:r>
-      <w:bookmarkEnd w:id="20"/>
+      <w:bookmarkEnd w:id="21"/>
     </w:p>
     <w:p>
       <w:pPr>
@@ -20560,7 +21124,13 @@
         <w:rPr>
           <w:rFonts w:ascii="Arial" w:hAnsi="Arial" w:cs="Arial"/>
         </w:rPr>
-        <w:t>Button</w:t>
+        <w:t>Bu</w:t>
+      </w:r>
+      <w:r>
+        <w:rPr>
+          <w:rFonts w:ascii="Arial" w:hAnsi="Arial" w:cs="Arial"/>
+        </w:rPr>
+        <w:t>tton</w:t>
       </w:r>
       <w:proofErr w:type="spellEnd"/>
       <w:r>
@@ -20595,6 +21165,7 @@
         <w:rPr>
           <w:rFonts w:ascii="Arial" w:hAnsi="Arial" w:cs="Arial"/>
           <w:noProof/>
+          <w:lang w:val="en-GB"/>
         </w:rPr>
         <w:drawing>
           <wp:inline distT="0" distB="0" distL="0" distR="0" wp14:anchorId="1DA3755C" wp14:editId="0A597ECD">
@@ -20805,13 +21376,13 @@
     </w:p>
     <w:p>
       <w:pPr>
-        <w:pStyle w:val="Heading2"/>
+        <w:pStyle w:val="Naslov2"/>
         <w:rPr>
           <w:rFonts w:ascii="Arial" w:hAnsi="Arial" w:cs="Arial"/>
           <w:lang w:val="hr-HR"/>
         </w:rPr>
       </w:pPr>
-      <w:bookmarkStart w:id="21" w:name="_Toc230689621"/>
+      <w:bookmarkStart w:id="22" w:name="_Toc230689621"/>
       <w:r>
         <w:rPr>
           <w:rFonts w:ascii="Arial" w:hAnsi="Arial" w:cs="Arial"/>
@@ -20844,7 +21415,7 @@
         </w:rPr>
         <w:t>Stats</w:t>
       </w:r>
-      <w:bookmarkEnd w:id="21"/>
+      <w:bookmarkEnd w:id="22"/>
       <w:proofErr w:type="spellEnd"/>
     </w:p>
     <w:p>
@@ -20956,7 +21527,13 @@
         <w:rPr>
           <w:rFonts w:ascii="Arial" w:hAnsi="Arial" w:cs="Arial"/>
         </w:rPr>
-        <w:t xml:space="preserve"> omjera igrača (X os) i prosječne točnosti pucanja (Y os). Svaka točka predstavlja jednog igrača, boja označava ulogu igrača, a veličina točke proporcionalna je ukupnom broju MVP nagrada. Horizontalna linija prikazuje prosječnu točnost svih igrača. Izvještaj omogućuje filtriranje po godini, mapi, timu, imenu igrača i ulozi, čime se može analizirati koji profil igrača postiže najbolji balans između točnosti i </w:t>
+        <w:t xml:space="preserve"> omjera igrača (X os) i prosječne točnosti pucanja (Y os). Svaka točka predstavlja jednog igrača, boja označava ulogu igrača, a veličina točke proporcionalna je ukupnom broju MVP nagrada. Horizontal</w:t>
+      </w:r>
+      <w:r>
+        <w:rPr>
+          <w:rFonts w:ascii="Arial" w:hAnsi="Arial" w:cs="Arial"/>
+        </w:rPr>
+        <w:t xml:space="preserve">na linija prikazuje prosječnu točnost svih igrača. Izvještaj omogućuje filtriranje po godini, mapi, timu, imenu igrača i ulozi, čime se može analizirati koji profil igrača postiže najbolji balans između točnosti i </w:t>
       </w:r>
       <w:proofErr w:type="spellStart"/>
       <w:r>
@@ -20997,7 +21574,13 @@
         <w:rPr>
           <w:rFonts w:ascii="Arial" w:hAnsi="Arial" w:cs="Arial"/>
         </w:rPr>
-        <w:t>scatter</w:t>
+        <w:t>scat</w:t>
+      </w:r>
+      <w:r>
+        <w:rPr>
+          <w:rFonts w:ascii="Arial" w:hAnsi="Arial" w:cs="Arial"/>
+        </w:rPr>
+        <w:t>ter</w:t>
       </w:r>
       <w:proofErr w:type="spellEnd"/>
       <w:r>
@@ -21144,6 +21727,7 @@
         <w:rPr>
           <w:rFonts w:ascii="Arial" w:hAnsi="Arial" w:cs="Arial"/>
           <w:noProof/>
+          <w:lang w:val="en-GB"/>
         </w:rPr>
         <w:drawing>
           <wp:inline distT="0" distB="0" distL="0" distR="0" wp14:anchorId="15A4F8D4" wp14:editId="0C8EE1EC">
@@ -21369,13 +21953,13 @@
     </w:p>
     <w:p>
       <w:pPr>
-        <w:pStyle w:val="Heading2"/>
+        <w:pStyle w:val="Naslov2"/>
         <w:rPr>
           <w:rFonts w:ascii="Arial" w:hAnsi="Arial" w:cs="Arial"/>
           <w:lang w:val="hr-HR"/>
         </w:rPr>
       </w:pPr>
-      <w:bookmarkStart w:id="22" w:name="_Toc230689622"/>
+      <w:bookmarkStart w:id="23" w:name="_Toc230689622"/>
       <w:r>
         <w:rPr>
           <w:rFonts w:ascii="Arial" w:hAnsi="Arial" w:cs="Arial"/>
@@ -21408,7 +21992,7 @@
         </w:rPr>
         <w:t>Geography</w:t>
       </w:r>
-      <w:bookmarkEnd w:id="22"/>
+      <w:bookmarkEnd w:id="23"/>
       <w:proofErr w:type="spellEnd"/>
     </w:p>
     <w:p>
@@ -21480,7 +22064,13 @@
         <w:rPr>
           <w:rFonts w:ascii="Arial" w:hAnsi="Arial" w:cs="Arial"/>
         </w:rPr>
-        <w:t xml:space="preserve">) igrača iz te države. </w:t>
+        <w:t>) igrač</w:t>
+      </w:r>
+      <w:r>
+        <w:rPr>
+          <w:rFonts w:ascii="Arial" w:hAnsi="Arial" w:cs="Arial"/>
+        </w:rPr>
+        <w:t xml:space="preserve">a iz te države. </w:t>
       </w:r>
       <w:proofErr w:type="spellStart"/>
       <w:r>
@@ -21540,7 +22130,13 @@
         <w:rPr>
           <w:rFonts w:ascii="Arial" w:hAnsi="Arial" w:cs="Arial"/>
         </w:rPr>
-        <w:t xml:space="preserve"> dominiraju u kompetitivnoj CS sceni. Filter po zemlji omogućuje fokusiranje na specifične </w:t>
+        <w:t xml:space="preserve"> dominiraju u kompetitivnoj CS sceni. Filte</w:t>
+      </w:r>
+      <w:r>
+        <w:rPr>
+          <w:rFonts w:ascii="Arial" w:hAnsi="Arial" w:cs="Arial"/>
+        </w:rPr>
+        <w:t xml:space="preserve">r po zemlji omogućuje fokusiranje na specifične </w:t>
       </w:r>
       <w:r>
         <w:rPr>
@@ -21690,6 +22286,7 @@
         <w:rPr>
           <w:rFonts w:ascii="Arial" w:hAnsi="Arial" w:cs="Arial"/>
           <w:noProof/>
+          <w:lang w:val="en-GB"/>
         </w:rPr>
         <w:drawing>
           <wp:inline distT="0" distB="0" distL="0" distR="0" wp14:anchorId="29B58888" wp14:editId="7CD68AA1">
@@ -21889,13 +22486,13 @@
     </w:p>
     <w:p>
       <w:pPr>
-        <w:pStyle w:val="Heading2"/>
+        <w:pStyle w:val="Naslov2"/>
         <w:rPr>
           <w:rFonts w:ascii="Arial" w:hAnsi="Arial" w:cs="Arial"/>
           <w:lang w:val="hr-HR"/>
         </w:rPr>
       </w:pPr>
-      <w:bookmarkStart w:id="23" w:name="_Toc230689623"/>
+      <w:bookmarkStart w:id="24" w:name="_Toc230689623"/>
       <w:r>
         <w:rPr>
           <w:rFonts w:ascii="Arial" w:hAnsi="Arial" w:cs="Arial"/>
@@ -21912,7 +22509,7 @@
         </w:rPr>
         <w:t>Rankings</w:t>
       </w:r>
-      <w:bookmarkEnd w:id="23"/>
+      <w:bookmarkEnd w:id="24"/>
       <w:proofErr w:type="spellEnd"/>
     </w:p>
     <w:p>
@@ -21956,7 +22553,13 @@
         <w:rPr>
           <w:rFonts w:ascii="Arial" w:hAnsi="Arial" w:cs="Arial"/>
         </w:rPr>
-        <w:t xml:space="preserve">-u koji kombinira ukupan broj finalnih pobjeda i ukupan broj MVP nagrada tima. Timovi su sortirani silazno prema Team </w:t>
+        <w:t>-u koji kombinira ukupan broj finalnih pobjeda i ukupan broj MV</w:t>
+      </w:r>
+      <w:r>
+        <w:rPr>
+          <w:rFonts w:ascii="Arial" w:hAnsi="Arial" w:cs="Arial"/>
+        </w:rPr>
+        <w:t xml:space="preserve">P nagrada tima. Timovi su sortirani silazno prema Team </w:t>
       </w:r>
       <w:proofErr w:type="spellStart"/>
       <w:r>
@@ -22052,7 +22655,13 @@
         <w:rPr>
           <w:rFonts w:ascii="Arial" w:hAnsi="Arial" w:cs="Arial"/>
         </w:rPr>
-        <w:t xml:space="preserve"> odgovara prosječnom HLTV ratingu tima. Referentna linija označava prosječni Team </w:t>
+        <w:t xml:space="preserve"> odgovara prosječnom HLTV ratingu tima. Referentna </w:t>
+      </w:r>
+      <w:r>
+        <w:rPr>
+          <w:rFonts w:ascii="Arial" w:hAnsi="Arial" w:cs="Arial"/>
+        </w:rPr>
+        <w:t xml:space="preserve">linija označava prosječni Team </w:t>
       </w:r>
       <w:proofErr w:type="spellStart"/>
       <w:r>
@@ -22220,6 +22829,7 @@
         <w:rPr>
           <w:rFonts w:ascii="Arial" w:hAnsi="Arial" w:cs="Arial"/>
           <w:noProof/>
+          <w:lang w:val="en-GB"/>
         </w:rPr>
         <w:drawing>
           <wp:inline distT="0" distB="0" distL="0" distR="0" wp14:anchorId="2E2C5839" wp14:editId="68D634C9">
@@ -22393,13 +23003,13 @@
     </w:p>
     <w:p>
       <w:pPr>
-        <w:pStyle w:val="Heading2"/>
+        <w:pStyle w:val="Naslov2"/>
         <w:rPr>
           <w:rFonts w:ascii="Arial" w:hAnsi="Arial" w:cs="Arial"/>
           <w:lang w:val="hr-HR"/>
         </w:rPr>
       </w:pPr>
-      <w:bookmarkStart w:id="24" w:name="_Toc230689624"/>
+      <w:bookmarkStart w:id="25" w:name="_Toc230689624"/>
       <w:r>
         <w:rPr>
           <w:rFonts w:ascii="Arial" w:hAnsi="Arial" w:cs="Arial"/>
@@ -22416,7 +23026,7 @@
         </w:rPr>
         <w:t>Roles</w:t>
       </w:r>
-      <w:bookmarkEnd w:id="24"/>
+      <w:bookmarkEnd w:id="25"/>
       <w:proofErr w:type="spellEnd"/>
     </w:p>
     <w:p>
@@ -22582,7 +23192,13 @@
         <w:rPr>
           <w:rFonts w:ascii="Arial" w:hAnsi="Arial" w:cs="Arial"/>
         </w:rPr>
-        <w:t xml:space="preserve"> pokazatelja za svaku ulogu. Svaka uloga ima vlastitu boju.</w:t>
+        <w:t xml:space="preserve"> pokazatelja za sva</w:t>
+      </w:r>
+      <w:r>
+        <w:rPr>
+          <w:rFonts w:ascii="Arial" w:hAnsi="Arial" w:cs="Arial"/>
+        </w:rPr>
+        <w:t>ku ulogu. Svaka uloga ima vlastitu boju.</w:t>
       </w:r>
     </w:p>
     <w:p>
@@ -22626,7 +23242,21 @@
         <w:rPr>
           <w:rFonts w:ascii="Arial" w:hAnsi="Arial" w:cs="Arial"/>
         </w:rPr>
-        <w:t xml:space="preserve"> per Role koje osigurava točnost prosjeka neovisno o primijenjenim filterima. Legende prikazuju </w:t>
+        <w:t xml:space="preserve"> </w:t>
+      </w:r>
+      <w:proofErr w:type="spellStart"/>
+      <w:r>
+        <w:rPr>
+          <w:rFonts w:ascii="Arial" w:hAnsi="Arial" w:cs="Arial"/>
+        </w:rPr>
+        <w:t>per</w:t>
+      </w:r>
+      <w:proofErr w:type="spellEnd"/>
+      <w:r>
+        <w:rPr>
+          <w:rFonts w:ascii="Arial" w:hAnsi="Arial" w:cs="Arial"/>
+        </w:rPr>
+        <w:t xml:space="preserve"> Role koje osigurava točnost prosjeka neovisno o primijenjenim filterima. Legende prikazuju </w:t>
       </w:r>
       <w:r>
         <w:rPr>
@@ -22816,6 +23446,7 @@
         <w:rPr>
           <w:rFonts w:ascii="Arial" w:hAnsi="Arial" w:cs="Arial"/>
           <w:noProof/>
+          <w:lang w:val="en-GB"/>
         </w:rPr>
         <w:drawing>
           <wp:inline distT="0" distB="0" distL="0" distR="0" wp14:anchorId="43B939A7" wp14:editId="060A7FD2">
@@ -22912,7 +23543,7 @@
           <w:sz w:val="20"/>
           <w:szCs w:val="20"/>
         </w:rPr>
-        <w:t xml:space="preserve"> – usporedba uloga igrača po točnosti i K/D omjeru</w:t>
+        <w:t xml:space="preserve"> – usporedba uloga igrača po točnosti i K/D om</w:t>
       </w:r>
       <w:r>
         <w:rPr>
@@ -22920,6 +23551,14 @@
           <w:sz w:val="20"/>
           <w:szCs w:val="20"/>
         </w:rPr>
+        <w:t>jeru</w:t>
+      </w:r>
+      <w:r>
+        <w:rPr>
+          <w:rFonts w:ascii="Arial" w:hAnsi="Arial" w:cs="Arial"/>
+          <w:sz w:val="20"/>
+          <w:szCs w:val="20"/>
+        </w:rPr>
         <w:t xml:space="preserve"> (vlastiti uradak)</w:t>
       </w:r>
     </w:p>
@@ -22989,13 +23628,13 @@
     </w:p>
     <w:p>
       <w:pPr>
-        <w:pStyle w:val="Heading2"/>
+        <w:pStyle w:val="Naslov2"/>
         <w:rPr>
           <w:rFonts w:ascii="Arial" w:hAnsi="Arial" w:cs="Arial"/>
           <w:lang w:val="hr-HR"/>
         </w:rPr>
       </w:pPr>
-      <w:bookmarkStart w:id="25" w:name="_Toc230689625"/>
+      <w:bookmarkStart w:id="26" w:name="_Toc230689625"/>
       <w:r>
         <w:rPr>
           <w:rFonts w:ascii="Arial" w:hAnsi="Arial" w:cs="Arial"/>
@@ -23028,7 +23667,7 @@
         </w:rPr>
         <w:t>Performance</w:t>
       </w:r>
-      <w:bookmarkEnd w:id="25"/>
+      <w:bookmarkEnd w:id="26"/>
       <w:proofErr w:type="spellEnd"/>
     </w:p>
     <w:p>
@@ -23288,7 +23927,13 @@
         <w:rPr>
           <w:rFonts w:ascii="Arial" w:hAnsi="Arial" w:cs="Arial"/>
         </w:rPr>
-        <w:t xml:space="preserve">. Filteri po godini, vrsti meča, timu, igraču i ulozi omogućuju detaljnu analizu. </w:t>
+        <w:t>. Filteri po godini, vrsti meča, timu, igraču i ulozi omogućuju detaljnu analiz</w:t>
+      </w:r>
+      <w:r>
+        <w:rPr>
+          <w:rFonts w:ascii="Arial" w:hAnsi="Arial" w:cs="Arial"/>
+        </w:rPr>
+        <w:t xml:space="preserve">u. </w:t>
       </w:r>
       <w:proofErr w:type="spellStart"/>
       <w:r>
@@ -23537,6 +24182,7 @@
       <w:r>
         <w:rPr>
           <w:noProof/>
+          <w:lang w:val="en-GB"/>
         </w:rPr>
         <w:drawing>
           <wp:inline distT="0" distB="0" distL="0" distR="0" wp14:anchorId="213407AB" wp14:editId="695355E2">
@@ -23605,68 +24251,76 @@
           <w:sz w:val="20"/>
           <w:szCs w:val="20"/>
         </w:rPr>
-        <w:t xml:space="preserve">: Izvještaj 5: </w:t>
-      </w:r>
-      <w:proofErr w:type="spellStart"/>
+        <w:t>: Izvještaj</w:t>
+      </w:r>
       <w:r>
         <w:rPr>
           <w:rFonts w:ascii="Arial" w:hAnsi="Arial" w:cs="Arial"/>
           <w:sz w:val="20"/>
           <w:szCs w:val="20"/>
         </w:rPr>
-        <w:t>Map</w:t>
-      </w:r>
-      <w:proofErr w:type="spellEnd"/>
+        <w:t xml:space="preserve"> 5: </w:t>
+      </w:r>
+      <w:proofErr w:type="spellStart"/>
       <w:r>
         <w:rPr>
           <w:rFonts w:ascii="Arial" w:hAnsi="Arial" w:cs="Arial"/>
           <w:sz w:val="20"/>
           <w:szCs w:val="20"/>
         </w:rPr>
-        <w:t xml:space="preserve"> </w:t>
-      </w:r>
-      <w:proofErr w:type="spellStart"/>
+        <w:t>Map</w:t>
+      </w:r>
+      <w:proofErr w:type="spellEnd"/>
       <w:r>
         <w:rPr>
           <w:rFonts w:ascii="Arial" w:hAnsi="Arial" w:cs="Arial"/>
           <w:sz w:val="20"/>
           <w:szCs w:val="20"/>
         </w:rPr>
-        <w:t>Performance</w:t>
-      </w:r>
-      <w:proofErr w:type="spellEnd"/>
+        <w:t xml:space="preserve"> </w:t>
+      </w:r>
+      <w:proofErr w:type="spellStart"/>
       <w:r>
         <w:rPr>
           <w:rFonts w:ascii="Arial" w:hAnsi="Arial" w:cs="Arial"/>
           <w:sz w:val="20"/>
           <w:szCs w:val="20"/>
         </w:rPr>
-        <w:t xml:space="preserve"> – </w:t>
-      </w:r>
-      <w:proofErr w:type="spellStart"/>
+        <w:t>Performance</w:t>
+      </w:r>
+      <w:proofErr w:type="spellEnd"/>
       <w:r>
         <w:rPr>
           <w:rFonts w:ascii="Arial" w:hAnsi="Arial" w:cs="Arial"/>
           <w:sz w:val="20"/>
           <w:szCs w:val="20"/>
         </w:rPr>
-        <w:t>heatmapa</w:t>
-      </w:r>
-      <w:proofErr w:type="spellEnd"/>
+        <w:t xml:space="preserve"> – </w:t>
+      </w:r>
+      <w:proofErr w:type="spellStart"/>
       <w:r>
         <w:rPr>
           <w:rFonts w:ascii="Arial" w:hAnsi="Arial" w:cs="Arial"/>
           <w:sz w:val="20"/>
           <w:szCs w:val="20"/>
         </w:rPr>
-        <w:t xml:space="preserve"> performansi po mapama i vrstama mečeva</w:t>
-      </w:r>
+        <w:t>heatmapa</w:t>
+      </w:r>
+      <w:proofErr w:type="spellEnd"/>
       <w:r>
         <w:rPr>
           <w:rFonts w:ascii="Arial" w:hAnsi="Arial" w:cs="Arial"/>
           <w:sz w:val="20"/>
           <w:szCs w:val="20"/>
         </w:rPr>
+        <w:t xml:space="preserve"> performansi po mapama i vrstama mečeva</w:t>
+      </w:r>
+      <w:r>
+        <w:rPr>
+          <w:rFonts w:ascii="Arial" w:hAnsi="Arial" w:cs="Arial"/>
+          <w:sz w:val="20"/>
+          <w:szCs w:val="20"/>
+        </w:rPr>
         <w:t xml:space="preserve"> (vlastiti uradak)</w:t>
       </w:r>
     </w:p>
@@ -23720,13 +24374,13 @@
     </w:p>
     <w:p>
       <w:pPr>
-        <w:pStyle w:val="Heading2"/>
+        <w:pStyle w:val="Naslov2"/>
         <w:rPr>
           <w:rFonts w:ascii="Arial" w:hAnsi="Arial" w:cs="Arial"/>
           <w:lang w:val="hr-HR"/>
         </w:rPr>
       </w:pPr>
-      <w:bookmarkStart w:id="26" w:name="_Toc230689626"/>
+      <w:bookmarkStart w:id="27" w:name="_Toc230689626"/>
       <w:r>
         <w:rPr>
           <w:rFonts w:ascii="Arial" w:hAnsi="Arial" w:cs="Arial"/>
@@ -23751,7 +24405,7 @@
         </w:rPr>
         <w:t xml:space="preserve"> Time</w:t>
       </w:r>
-      <w:bookmarkEnd w:id="26"/>
+      <w:bookmarkEnd w:id="27"/>
     </w:p>
     <w:p>
       <w:pPr>
@@ -23794,7 +24448,13 @@
         <w:rPr>
           <w:rFonts w:ascii="Arial" w:hAnsi="Arial" w:cs="Arial"/>
         </w:rPr>
-        <w:t xml:space="preserve"> plot koji analizira odnos između prosječnog vremena reakcije igrača (X os) i prosječnog indeksa umora (Y os). Dvije referentne linije – horizontalna i vertikalna – dijele graf na četiri kvadranta s različitim interpretacijama: dolje lijevo (brza reakcija, mali umor) predstavlja optimalne uvjete, gore desno (spora reakcija, visok umor) najlošije uvjete.</w:t>
+        <w:t xml:space="preserve"> plot koji analizira odnos između prosječnog vremena reakcije igrača (X os) i prosječnog indeksa umora (Y os). Dvije referentne linije – horizontalna i vertikalna – dijele graf na četiri kvadranta s različitim interpretacijama: dolje lijevo (brza reakcija,</w:t>
+      </w:r>
+      <w:r>
+        <w:rPr>
+          <w:rFonts w:ascii="Arial" w:hAnsi="Arial" w:cs="Arial"/>
+        </w:rPr>
+        <w:t xml:space="preserve"> mali umor) predstavlja optimalne uvjete, gore desno (spora reakcija, visok umor) najlošije uvjete.</w:t>
       </w:r>
     </w:p>
     <w:p>
@@ -23810,7 +24470,13 @@
         <w:rPr>
           <w:rFonts w:ascii="Arial" w:hAnsi="Arial" w:cs="Arial"/>
         </w:rPr>
-        <w:t xml:space="preserve">Za izračun prosječnih vrijednosti po igraču koriste se LOD FIXED izrazi koji osiguravaju točnost prosjeka neovisno o primijenjenim filterima. Boja svake točke označava ulogu igrača, a veličina odgovara prosječnom </w:t>
+        <w:t>Za izračun prosječnih vrijednosti po igraču koriste se LOD FIXED izrazi koji osiguravaju točnost prosjeka neovisno o primijenjenim filterima. Boja svake toč</w:t>
+      </w:r>
+      <w:r>
+        <w:rPr>
+          <w:rFonts w:ascii="Arial" w:hAnsi="Arial" w:cs="Arial"/>
+        </w:rPr>
+        <w:t xml:space="preserve">ke označava ulogu igrača, a veličina odgovara prosječnom </w:t>
       </w:r>
       <w:proofErr w:type="spellStart"/>
       <w:r>
@@ -23920,7 +24586,13 @@
         <w:rPr>
           <w:rFonts w:ascii="Arial" w:hAnsi="Arial" w:cs="Arial"/>
         </w:rPr>
-        <w:t xml:space="preserve"> (2 polja), dual reference </w:t>
+        <w:t xml:space="preserve"> (2</w:t>
+      </w:r>
+      <w:r>
+        <w:rPr>
+          <w:rFonts w:ascii="Arial" w:hAnsi="Arial" w:cs="Arial"/>
+        </w:rPr>
+        <w:t xml:space="preserve"> polja), dual reference </w:t>
       </w:r>
       <w:proofErr w:type="spellStart"/>
       <w:r>
@@ -24116,6 +24788,7 @@
         <w:rPr>
           <w:rFonts w:ascii="Arial" w:hAnsi="Arial" w:cs="Arial"/>
           <w:noProof/>
+          <w:lang w:val="en-GB"/>
         </w:rPr>
         <w:drawing>
           <wp:inline distT="0" distB="0" distL="0" distR="0" wp14:anchorId="306E4787" wp14:editId="61E68C0D">
@@ -24251,23 +24924,30 @@
     </w:p>
     <w:p>
       <w:pPr>
-        <w:pStyle w:val="Heading1"/>
+        <w:pStyle w:val="Naslov1"/>
         <w:pageBreakBefore/>
         <w:rPr>
           <w:rFonts w:ascii="Arial" w:hAnsi="Arial" w:cs="Arial"/>
           <w:lang w:val="hr-HR"/>
         </w:rPr>
       </w:pPr>
-      <w:bookmarkStart w:id="27" w:name="_Toc230689627"/>
+      <w:bookmarkStart w:id="28" w:name="_Toc230689627"/>
       <w:r>
         <w:rPr>
           <w:rFonts w:ascii="Arial" w:hAnsi="Arial" w:cs="Arial"/>
           <w:lang w:val="hr-HR"/>
         </w:rPr>
         <w:lastRenderedPageBreak/>
-        <w:t>5. Zaključak</w:t>
-      </w:r>
-      <w:bookmarkEnd w:id="27"/>
+        <w:t>5. Zak</w:t>
+      </w:r>
+      <w:r>
+        <w:rPr>
+          <w:rFonts w:ascii="Arial" w:hAnsi="Arial" w:cs="Arial"/>
+          <w:lang w:val="hr-HR"/>
+        </w:rPr>
+        <w:t>ljučak</w:t>
+      </w:r>
+      <w:bookmarkEnd w:id="28"/>
     </w:p>
     <w:p>
       <w:pPr>
@@ -24334,7 +25014,13 @@
         <w:rPr>
           <w:rFonts w:ascii="Arial" w:hAnsi="Arial" w:cs="Arial"/>
         </w:rPr>
-        <w:t xml:space="preserve"> od preuzimanja sirovih skupova s Kaggle platforme, kroz kompleksnu fazu transformacije i integracije, do dimenzijskog modeliranja i vizualizacije u </w:t>
+        <w:t xml:space="preserve"> od preuzimanja sirovih skupova s Kagg</w:t>
+      </w:r>
+      <w:r>
+        <w:rPr>
+          <w:rFonts w:ascii="Arial" w:hAnsi="Arial" w:cs="Arial"/>
+        </w:rPr>
+        <w:t xml:space="preserve">le platforme, kroz kompleksnu fazu transformacije i integracije, do dimenzijskog modeliranja i vizualizacije u </w:t>
       </w:r>
       <w:proofErr w:type="spellStart"/>
       <w:r>
@@ -24374,7 +25060,13 @@
         <w:rPr>
           <w:rFonts w:ascii="Arial" w:hAnsi="Arial" w:cs="Arial"/>
         </w:rPr>
-        <w:t>Model zvijezde s jednom tablicom činjenica i pet dimenzijskih tablica pružio je osnovu za višedimenzionalnu analizu. Posebno je istaknuta primjena role-playing dimension koncepta gdje dim_team sudjeluje u dvije uloge, što je riješilo problem identifikacije protivničkih timova u meču</w:t>
+        <w:t xml:space="preserve">Model zvijezde s jednom tablicom činjenica i pet dimenzijskih tablica pružio je osnovu za višedimenzionalnu analizu. </w:t>
+      </w:r>
+      <w:r>
+        <w:rPr>
+          <w:rFonts w:ascii="Arial" w:hAnsi="Arial" w:cs="Arial"/>
+        </w:rPr>
+        <w:t>Posebno je istaknuta primjena role-playing dimension koncepta gdje dim_team sudjeluje u dvije uloge, što je riješilo problem identifikacije protivničkih timova u meču</w:t>
       </w:r>
       <w:r>
         <w:rPr>
@@ -24392,7 +25084,13 @@
         <w:rPr>
           <w:rFonts w:ascii="Arial" w:hAnsi="Arial" w:cs="Arial"/>
         </w:rPr>
-        <w:t xml:space="preserve">U fazi transformacije provedeno je obogaćivanje podataka spajanjem četiri izvorna skupa i ispravljanjem fiktivnih vrijednosti stvarnim CS podacima, čime je osigurana analitička vrijednost izvornih podataka. Atribut </w:t>
+        <w:t xml:space="preserve">U fazi transformacije provedeno je obogaćivanje podataka spajanjem četiri izvorna skupa </w:t>
+      </w:r>
+      <w:r>
+        <w:rPr>
+          <w:rFonts w:ascii="Arial" w:hAnsi="Arial" w:cs="Arial"/>
+        </w:rPr>
+        <w:t xml:space="preserve">i ispravljanjem fiktivnih vrijednosti stvarnim CS podacima, čime je osigurana analitička vrijednost izvornih podataka. Atribut </w:t>
       </w:r>
       <w:proofErr w:type="spellStart"/>
       <w:r>
@@ -24406,7 +25104,13 @@
         <w:rPr>
           <w:rFonts w:ascii="Arial" w:hAnsi="Arial" w:cs="Arial"/>
         </w:rPr>
-        <w:t xml:space="preserve"> uveden je kao kvalitativni pokazatelj koji razlikuje aktivne profesionalne timove od manje poznatih ili neaktivnih timova za koje nema HLTV podataka.</w:t>
+        <w:t xml:space="preserve"> uveden je kao kvalitativni pokazatelj koji razlikuje aktivne profesionalne timove od manje poznatih ili neaktivnih</w:t>
+      </w:r>
+      <w:r>
+        <w:rPr>
+          <w:rFonts w:ascii="Arial" w:hAnsi="Arial" w:cs="Arial"/>
+        </w:rPr>
+        <w:t xml:space="preserve"> timova za koje nema HLTV podataka.</w:t>
       </w:r>
     </w:p>
     <w:p>
@@ -24422,7 +25126,13 @@
         <w:rPr>
           <w:rFonts w:ascii="Arial" w:hAnsi="Arial" w:cs="Arial"/>
         </w:rPr>
-        <w:t xml:space="preserve">Šest izrađenih izvještaja pokriva različite analitičke perspektive: individualne performanse i ciljanje igrača, geografsku distribuciju talenta, rang-liste timova, usporedbu uloga, efikasnost po mapama i analizu umora. Napredni BI koncepti poput LOD FIXED izraza, dual </w:t>
+        <w:t>Šest izrađenih izvještaja pokriva različite analitičke perspektive: individualne performanse i ciljanje igrača, geografsku distribuciju talenta, rang-liste timova, usporedbu uloga, efikasnost po mapama i analizu umora. N</w:t>
+      </w:r>
+      <w:r>
+        <w:rPr>
+          <w:rFonts w:ascii="Arial" w:hAnsi="Arial" w:cs="Arial"/>
+        </w:rPr>
+        <w:t xml:space="preserve">apredni BI koncepti poput LOD FIXED izraza, dual </w:t>
       </w:r>
       <w:proofErr w:type="spellStart"/>
       <w:r>
@@ -24455,14 +25165,14 @@
     </w:p>
     <w:p>
       <w:pPr>
-        <w:pStyle w:val="Heading1"/>
+        <w:pStyle w:val="Naslov1"/>
         <w:pageBreakBefore/>
         <w:rPr>
           <w:rFonts w:ascii="Arial" w:hAnsi="Arial" w:cs="Arial"/>
           <w:lang w:val="hr-HR"/>
         </w:rPr>
       </w:pPr>
-      <w:bookmarkStart w:id="28" w:name="_Toc230689628"/>
+      <w:bookmarkStart w:id="29" w:name="_Toc230689628"/>
       <w:r>
         <w:rPr>
           <w:rFonts w:ascii="Arial" w:hAnsi="Arial" w:cs="Arial"/>
@@ -24471,7 +25181,7 @@
         <w:lastRenderedPageBreak/>
         <w:t>Popis literature</w:t>
       </w:r>
-      <w:bookmarkEnd w:id="28"/>
+      <w:bookmarkEnd w:id="29"/>
     </w:p>
     <w:p>
       <w:pPr>
@@ -24484,7 +25194,21 @@
         <w:rPr>
           <w:rFonts w:ascii="Arial" w:hAnsi="Arial" w:cs="Arial"/>
         </w:rPr>
-        <w:t xml:space="preserve">[1]  Kaggle – CS:GO </w:t>
+        <w:t xml:space="preserve">[1]  </w:t>
+      </w:r>
+      <w:proofErr w:type="spellStart"/>
+      <w:r>
+        <w:rPr>
+          <w:rFonts w:ascii="Arial" w:hAnsi="Arial" w:cs="Arial"/>
+        </w:rPr>
+        <w:t>Kaggle</w:t>
+      </w:r>
+      <w:proofErr w:type="spellEnd"/>
+      <w:r>
+        <w:rPr>
+          <w:rFonts w:ascii="Arial" w:hAnsi="Arial" w:cs="Arial"/>
+        </w:rPr>
+        <w:t xml:space="preserve"> – CS:GO </w:t>
       </w:r>
       <w:proofErr w:type="spellStart"/>
       <w:r>
@@ -24498,7 +25222,21 @@
         <w:rPr>
           <w:rFonts w:ascii="Arial" w:hAnsi="Arial" w:cs="Arial"/>
         </w:rPr>
-        <w:t xml:space="preserve"> Analytics </w:t>
+        <w:t xml:space="preserve"> </w:t>
+      </w:r>
+      <w:proofErr w:type="spellStart"/>
+      <w:r>
+        <w:rPr>
+          <w:rFonts w:ascii="Arial" w:hAnsi="Arial" w:cs="Arial"/>
+        </w:rPr>
+        <w:t>Analytics</w:t>
+      </w:r>
+      <w:proofErr w:type="spellEnd"/>
+      <w:r>
+        <w:rPr>
+          <w:rFonts w:ascii="Arial" w:hAnsi="Arial" w:cs="Arial"/>
+        </w:rPr>
+        <w:t xml:space="preserve"> </w:t>
       </w:r>
       <w:proofErr w:type="spellStart"/>
       <w:r>
@@ -24672,7 +25410,27 @@
         <w:rPr>
           <w:rFonts w:ascii="Arial" w:hAnsi="Arial" w:cs="Arial"/>
         </w:rPr>
-        <w:t xml:space="preserve"> Data Warehouse </w:t>
+        <w:t xml:space="preserve"> Data </w:t>
+      </w:r>
+      <w:proofErr w:type="spellStart"/>
+      <w:r>
+        <w:rPr>
+          <w:rFonts w:ascii="Arial" w:hAnsi="Arial" w:cs="Arial"/>
+        </w:rPr>
+        <w:t>W</w:t>
+      </w:r>
+      <w:r>
+        <w:rPr>
+          <w:rFonts w:ascii="Arial" w:hAnsi="Arial" w:cs="Arial"/>
+        </w:rPr>
+        <w:t>arehouse</w:t>
+      </w:r>
+      <w:proofErr w:type="spellEnd"/>
+      <w:r>
+        <w:rPr>
+          <w:rFonts w:ascii="Arial" w:hAnsi="Arial" w:cs="Arial"/>
+        </w:rPr>
+        <w:t xml:space="preserve"> </w:t>
       </w:r>
       <w:proofErr w:type="spellStart"/>
       <w:r>
@@ -24840,7 +25598,21 @@
         <w:rPr>
           <w:rFonts w:ascii="Arial" w:hAnsi="Arial" w:cs="Arial"/>
         </w:rPr>
-        <w:t xml:space="preserve"> Data Warehouse. 4. </w:t>
+        <w:t xml:space="preserve"> Data </w:t>
+      </w:r>
+      <w:proofErr w:type="spellStart"/>
+      <w:r>
+        <w:rPr>
+          <w:rFonts w:ascii="Arial" w:hAnsi="Arial" w:cs="Arial"/>
+        </w:rPr>
+        <w:t>Warehouse</w:t>
+      </w:r>
+      <w:proofErr w:type="spellEnd"/>
+      <w:r>
+        <w:rPr>
+          <w:rFonts w:ascii="Arial" w:hAnsi="Arial" w:cs="Arial"/>
+        </w:rPr>
+        <w:t xml:space="preserve">. 4. </w:t>
       </w:r>
       <w:proofErr w:type="spellStart"/>
       <w:r>
@@ -24980,7 +25752,13 @@
         <w:rPr>
           <w:rFonts w:ascii="Arial" w:hAnsi="Arial" w:cs="Arial"/>
         </w:rPr>
-        <w:t>. Dostupno na: https://public.tableau.com [</w:t>
+        <w:t>. Dostupno na: https://public</w:t>
+      </w:r>
+      <w:r>
+        <w:rPr>
+          <w:rFonts w:ascii="Arial" w:hAnsi="Arial" w:cs="Arial"/>
+        </w:rPr>
+        <w:t>.tableau.com [</w:t>
       </w:r>
       <w:proofErr w:type="spellStart"/>
       <w:r>
@@ -25145,14 +25923,14 @@
     </w:p>
     <w:p>
       <w:pPr>
-        <w:pStyle w:val="Heading1"/>
+        <w:pStyle w:val="Naslov1"/>
         <w:pageBreakBefore/>
         <w:rPr>
           <w:rFonts w:ascii="Arial" w:hAnsi="Arial" w:cs="Arial"/>
           <w:lang w:val="hr-HR"/>
         </w:rPr>
       </w:pPr>
-      <w:bookmarkStart w:id="29" w:name="_Toc230689629"/>
+      <w:bookmarkStart w:id="30" w:name="_Toc230689629"/>
       <w:r>
         <w:rPr>
           <w:rFonts w:ascii="Arial" w:hAnsi="Arial" w:cs="Arial"/>
@@ -25161,7 +25939,7 @@
         <w:lastRenderedPageBreak/>
         <w:t>Popis slika</w:t>
       </w:r>
-      <w:bookmarkEnd w:id="29"/>
+      <w:bookmarkEnd w:id="30"/>
     </w:p>
     <w:p>
       <w:pPr>
@@ -25213,7 +25991,13 @@
         <w:rPr>
           <w:rFonts w:ascii="Arial" w:hAnsi="Arial" w:cs="Arial"/>
         </w:rPr>
-        <w:t xml:space="preserve">Slika </w:t>
+        <w:t>Sl</w:t>
+      </w:r>
+      <w:r>
+        <w:rPr>
+          <w:rFonts w:ascii="Arial" w:hAnsi="Arial" w:cs="Arial"/>
+        </w:rPr>
+        <w:t xml:space="preserve">ika </w:t>
       </w:r>
       <w:r>
         <w:rPr>
@@ -25396,7 +26180,13 @@
         <w:rPr>
           <w:rFonts w:ascii="Arial" w:hAnsi="Arial" w:cs="Arial"/>
         </w:rPr>
-        <w:t>Stats</w:t>
+        <w:t>S</w:t>
+      </w:r>
+      <w:r>
+        <w:rPr>
+          <w:rFonts w:ascii="Arial" w:hAnsi="Arial" w:cs="Arial"/>
+        </w:rPr>
+        <w:t>tats</w:t>
       </w:r>
       <w:proofErr w:type="spellEnd"/>
       <w:r>
@@ -25745,7 +26535,13 @@
         <w:rPr>
           <w:rFonts w:ascii="Arial" w:hAnsi="Arial" w:cs="Arial"/>
         </w:rPr>
-        <w:t xml:space="preserve"> plot umora i vremena reakcije s LOD izrazima</w:t>
+        <w:t xml:space="preserve"> plot umora i vremena reakcije s </w:t>
+      </w:r>
+      <w:r>
+        <w:rPr>
+          <w:rFonts w:ascii="Arial" w:hAnsi="Arial" w:cs="Arial"/>
+        </w:rPr>
+        <w:t>LOD izrazima</w:t>
       </w:r>
       <w:r>
         <w:rPr>
@@ -25757,14 +26553,14 @@
     </w:p>
     <w:p>
       <w:pPr>
-        <w:pStyle w:val="Heading1"/>
+        <w:pStyle w:val="Naslov1"/>
         <w:pageBreakBefore/>
         <w:rPr>
           <w:rFonts w:ascii="Arial" w:hAnsi="Arial" w:cs="Arial"/>
           <w:lang w:val="hr-HR"/>
         </w:rPr>
       </w:pPr>
-      <w:bookmarkStart w:id="30" w:name="_Toc230689630"/>
+      <w:bookmarkStart w:id="31" w:name="_Toc230689630"/>
       <w:r>
         <w:rPr>
           <w:rFonts w:ascii="Arial" w:hAnsi="Arial" w:cs="Arial"/>
@@ -25773,7 +26569,7 @@
         <w:lastRenderedPageBreak/>
         <w:t>Popis tablica</w:t>
       </w:r>
-      <w:bookmarkEnd w:id="30"/>
+      <w:bookmarkEnd w:id="31"/>
     </w:p>
     <w:p>
       <w:pPr>
@@ -25861,7 +26657,13 @@
         <w:rPr>
           <w:rFonts w:ascii="Arial" w:hAnsi="Arial" w:cs="Arial"/>
         </w:rPr>
-        <w:t>Tablica 5: Struktura tablice činjenica fact_match_performance</w:t>
+        <w:t>Tablic</w:t>
+      </w:r>
+      <w:r>
+        <w:rPr>
+          <w:rFonts w:ascii="Arial" w:hAnsi="Arial" w:cs="Arial"/>
+        </w:rPr>
+        <w:t>a 5: Struktura tablice činjenica fact_match_performance</w:t>
       </w:r>
       <w:r>
         <w:rPr>
@@ -25981,7 +26783,13 @@
         <w:rPr>
           <w:rFonts w:ascii="Arial" w:hAnsi="Arial" w:cs="Arial"/>
         </w:rPr>
-        <w:t>Tablica 10: Dimenzijska tablica dim_date</w:t>
+        <w:t>Tablica 10: Dimenzijska</w:t>
+      </w:r>
+      <w:r>
+        <w:rPr>
+          <w:rFonts w:ascii="Arial" w:hAnsi="Arial" w:cs="Arial"/>
+        </w:rPr>
+        <w:t xml:space="preserve"> tablica dim_date</w:t>
       </w:r>
       <w:r>
         <w:rPr>
@@ -26035,7 +26843,7 @@
 </file>
 
 <file path=word/endnotes.xml><?xml version="1.0" encoding="utf-8"?>
-<w:endnotes xmlns:wpc="http://schemas.microsoft.com/office/word/2010/wordprocessingCanvas" xmlns:cx="http://schemas.microsoft.com/office/drawing/2014/chartex" xmlns:cx1="http://schemas.microsoft.com/office/drawing/2015/9/8/chartex" xmlns:cx2="http://schemas.microsoft.com/office/drawing/2015/10/21/chartex" xmlns:cx3="http://schemas.microsoft.com/office/drawing/2016/5/9/chartex" xmlns:cx4="http://schemas.microsoft.com/office/drawing/2016/5/10/chartex" xmlns:cx5="http://schemas.microsoft.com/office/drawing/2016/5/11/chartex" xmlns:cx6="http://schemas.microsoft.com/office/drawing/2016/5/12/chartex" xmlns:cx7="http://schemas.microsoft.com/office/drawing/2016/5/13/chartex" xmlns:cx8="http://schemas.microsoft.com/office/drawing/2016/5/14/chartex" xmlns:mc="http://schemas.openxmlformats.org/markup-compatibility/2006" xmlns:aink="http://schemas.microsoft.com/office/drawing/2016/ink" xmlns:am3d="http://schemas.microsoft.com/office/drawing/2017/model3d" xmlns:o="urn:schemas-microsoft-com:office:office" xmlns:oel="http://schemas.microsoft.com/office/2019/extlst" xmlns:r="http://schemas.openxmlformats.org/officeDocument/2006/relationships" xmlns:m="http://schemas.openxmlformats.org/officeDocument/2006/math" xmlns:v="urn:schemas-microsoft-com:vml" xmlns:wp14="http://schemas.microsoft.com/office/word/2010/wordprocessingDrawing" xmlns:wp="http://schemas.openxmlformats.org/drawingml/2006/wordprocessingDrawing" xmlns:w10="urn:schemas-microsoft-com:office:word" xmlns:w="http://schemas.openxmlformats.org/wordprocessingml/2006/main" xmlns:w14="http://schemas.microsoft.com/office/word/2010/wordml" xmlns:w15="http://schemas.microsoft.com/office/word/2012/wordml" xmlns:w16cex="http://schemas.microsoft.com/office/word/2018/wordml/cex" xmlns:w16cid="http://schemas.microsoft.com/office/word/2016/wordml/cid" xmlns:w16="http://schemas.microsoft.com/office/word/2018/wordml" xmlns:w16du="http://schemas.microsoft.com/office/word/2023/wordml/word16du" xmlns:w16sdtdh="http://schemas.microsoft.com/office/word/2020/wordml/sdtdatahash" xmlns:w16sdtfl="http://schemas.microsoft.com/office/word/2024/wordml/sdtformatlock" xmlns:w16se="http://schemas.microsoft.com/office/word/2015/wordml/symex" xmlns:wpg="http://schemas.microsoft.com/office/word/2010/wordprocessingGroup" xmlns:wpi="http://schemas.microsoft.com/office/word/2010/wordprocessingInk" xmlns:wne="http://schemas.microsoft.com/office/word/2006/wordml" xmlns:wps="http://schemas.microsoft.com/office/word/2010/wordprocessingShape" mc:Ignorable="w14 w15 w16se w16cid w16 w16cex w16sdtdh w16sdtfl w16du wp14">
+<w:endnotes xmlns:wpc="http://schemas.microsoft.com/office/word/2010/wordprocessingCanvas" xmlns:cx="http://schemas.microsoft.com/office/drawing/2014/chartex" xmlns:cx1="http://schemas.microsoft.com/office/drawing/2015/9/8/chartex" xmlns:mc="http://schemas.openxmlformats.org/markup-compatibility/2006" xmlns:o="urn:schemas-microsoft-com:office:office" xmlns:r="http://schemas.openxmlformats.org/officeDocument/2006/relationships" xmlns:m="http://schemas.openxmlformats.org/officeDocument/2006/math" xmlns:v="urn:schemas-microsoft-com:vml" xmlns:wp14="http://schemas.microsoft.com/office/word/2010/wordprocessingDrawing" xmlns:wp="http://schemas.openxmlformats.org/drawingml/2006/wordprocessingDrawing" xmlns:w10="urn:schemas-microsoft-com:office:word" xmlns:w="http://schemas.openxmlformats.org/wordprocessingml/2006/main" xmlns:w14="http://schemas.microsoft.com/office/word/2010/wordml" xmlns:w15="http://schemas.microsoft.com/office/word/2012/wordml" xmlns:w16se="http://schemas.microsoft.com/office/word/2015/wordml/symex" xmlns:wpg="http://schemas.microsoft.com/office/word/2010/wordprocessingGroup" xmlns:wpi="http://schemas.microsoft.com/office/word/2010/wordprocessingInk" xmlns:wne="http://schemas.microsoft.com/office/word/2006/wordml" xmlns:wps="http://schemas.microsoft.com/office/word/2010/wordprocessingShape" mc:Ignorable="w14 w15 w16se wp14">
   <w:endnote w:type="separator" w:id="-1">
     <w:p>
       <w:r>
@@ -26054,39 +26862,39 @@
 </file>
 
 <file path=word/footer1.xml><?xml version="1.0" encoding="utf-8"?>
-<w:ftr xmlns:wpc="http://schemas.microsoft.com/office/word/2010/wordprocessingCanvas" xmlns:cx="http://schemas.microsoft.com/office/drawing/2014/chartex" xmlns:cx1="http://schemas.microsoft.com/office/drawing/2015/9/8/chartex" xmlns:cx2="http://schemas.microsoft.com/office/drawing/2015/10/21/chartex" xmlns:cx3="http://schemas.microsoft.com/office/drawing/2016/5/9/chartex" xmlns:cx4="http://schemas.microsoft.com/office/drawing/2016/5/10/chartex" xmlns:cx5="http://schemas.microsoft.com/office/drawing/2016/5/11/chartex" xmlns:cx6="http://schemas.microsoft.com/office/drawing/2016/5/12/chartex" xmlns:cx7="http://schemas.microsoft.com/office/drawing/2016/5/13/chartex" xmlns:cx8="http://schemas.microsoft.com/office/drawing/2016/5/14/chartex" xmlns:mc="http://schemas.openxmlformats.org/markup-compatibility/2006" xmlns:aink="http://schemas.microsoft.com/office/drawing/2016/ink" xmlns:am3d="http://schemas.microsoft.com/office/drawing/2017/model3d" xmlns:o="urn:schemas-microsoft-com:office:office" xmlns:oel="http://schemas.microsoft.com/office/2019/extlst" xmlns:r="http://schemas.openxmlformats.org/officeDocument/2006/relationships" xmlns:m="http://schemas.openxmlformats.org/officeDocument/2006/math" xmlns:v="urn:schemas-microsoft-com:vml" xmlns:wp14="http://schemas.microsoft.com/office/word/2010/wordprocessingDrawing" xmlns:wp="http://schemas.openxmlformats.org/drawingml/2006/wordprocessingDrawing" xmlns:w10="urn:schemas-microsoft-com:office:word" xmlns:w="http://schemas.openxmlformats.org/wordprocessingml/2006/main" xmlns:w14="http://schemas.microsoft.com/office/word/2010/wordml" xmlns:w15="http://schemas.microsoft.com/office/word/2012/wordml" xmlns:w16cex="http://schemas.microsoft.com/office/word/2018/wordml/cex" xmlns:w16cid="http://schemas.microsoft.com/office/word/2016/wordml/cid" xmlns:w16="http://schemas.microsoft.com/office/word/2018/wordml" xmlns:w16du="http://schemas.microsoft.com/office/word/2023/wordml/word16du" xmlns:w16sdtdh="http://schemas.microsoft.com/office/word/2020/wordml/sdtdatahash" xmlns:w16sdtfl="http://schemas.microsoft.com/office/word/2024/wordml/sdtformatlock" xmlns:w16se="http://schemas.microsoft.com/office/word/2015/wordml/symex" xmlns:wpg="http://schemas.microsoft.com/office/word/2010/wordprocessingGroup" xmlns:wpi="http://schemas.microsoft.com/office/word/2010/wordprocessingInk" xmlns:wne="http://schemas.microsoft.com/office/word/2006/wordml" xmlns:wps="http://schemas.microsoft.com/office/word/2010/wordprocessingShape" mc:Ignorable="w14 w15 w16se w16cid w16 w16cex w16sdtdh w16sdtfl w16du wp14">
+<w:ftr xmlns:wpc="http://schemas.microsoft.com/office/word/2010/wordprocessingCanvas" xmlns:cx="http://schemas.microsoft.com/office/drawing/2014/chartex" xmlns:cx1="http://schemas.microsoft.com/office/drawing/2015/9/8/chartex" xmlns:mc="http://schemas.openxmlformats.org/markup-compatibility/2006" xmlns:o="urn:schemas-microsoft-com:office:office" xmlns:r="http://schemas.openxmlformats.org/officeDocument/2006/relationships" xmlns:m="http://schemas.openxmlformats.org/officeDocument/2006/math" xmlns:v="urn:schemas-microsoft-com:vml" xmlns:wp14="http://schemas.microsoft.com/office/word/2010/wordprocessingDrawing" xmlns:wp="http://schemas.openxmlformats.org/drawingml/2006/wordprocessingDrawing" xmlns:w10="urn:schemas-microsoft-com:office:word" xmlns:w="http://schemas.openxmlformats.org/wordprocessingml/2006/main" xmlns:w14="http://schemas.microsoft.com/office/word/2010/wordml" xmlns:w15="http://schemas.microsoft.com/office/word/2012/wordml" xmlns:w16se="http://schemas.microsoft.com/office/word/2015/wordml/symex" xmlns:wpg="http://schemas.microsoft.com/office/word/2010/wordprocessingGroup" xmlns:wpi="http://schemas.microsoft.com/office/word/2010/wordprocessingInk" xmlns:wne="http://schemas.microsoft.com/office/word/2006/wordml" xmlns:wps="http://schemas.microsoft.com/office/word/2010/wordprocessingShape" mc:Ignorable="w14 w15 w16se wp14">
   <w:p>
     <w:pPr>
-      <w:pStyle w:val="Footer"/>
+      <w:pStyle w:val="Podnoje"/>
       <w:jc w:val="right"/>
     </w:pPr>
   </w:p>
   <w:p>
     <w:pPr>
-      <w:pStyle w:val="Footer"/>
+      <w:pStyle w:val="Podnoje"/>
     </w:pPr>
   </w:p>
 </w:ftr>
 </file>
 
 <file path=word/footer2.xml><?xml version="1.0" encoding="utf-8"?>
-<w:ftr xmlns:wpc="http://schemas.microsoft.com/office/word/2010/wordprocessingCanvas" xmlns:cx="http://schemas.microsoft.com/office/drawing/2014/chartex" xmlns:cx1="http://schemas.microsoft.com/office/drawing/2015/9/8/chartex" xmlns:cx2="http://schemas.microsoft.com/office/drawing/2015/10/21/chartex" xmlns:cx3="http://schemas.microsoft.com/office/drawing/2016/5/9/chartex" xmlns:cx4="http://schemas.microsoft.com/office/drawing/2016/5/10/chartex" xmlns:cx5="http://schemas.microsoft.com/office/drawing/2016/5/11/chartex" xmlns:cx6="http://schemas.microsoft.com/office/drawing/2016/5/12/chartex" xmlns:cx7="http://schemas.microsoft.com/office/drawing/2016/5/13/chartex" xmlns:cx8="http://schemas.microsoft.com/office/drawing/2016/5/14/chartex" xmlns:mc="http://schemas.openxmlformats.org/markup-compatibility/2006" xmlns:aink="http://schemas.microsoft.com/office/drawing/2016/ink" xmlns:am3d="http://schemas.microsoft.com/office/drawing/2017/model3d" xmlns:o="urn:schemas-microsoft-com:office:office" xmlns:oel="http://schemas.microsoft.com/office/2019/extlst" xmlns:r="http://schemas.openxmlformats.org/officeDocument/2006/relationships" xmlns:m="http://schemas.openxmlformats.org/officeDocument/2006/math" xmlns:v="urn:schemas-microsoft-com:vml" xmlns:wp14="http://schemas.microsoft.com/office/word/2010/wordprocessingDrawing" xmlns:wp="http://schemas.openxmlformats.org/drawingml/2006/wordprocessingDrawing" xmlns:w10="urn:schemas-microsoft-com:office:word" xmlns:w="http://schemas.openxmlformats.org/wordprocessingml/2006/main" xmlns:w14="http://schemas.microsoft.com/office/word/2010/wordml" xmlns:w15="http://schemas.microsoft.com/office/word/2012/wordml" xmlns:w16cex="http://schemas.microsoft.com/office/word/2018/wordml/cex" xmlns:w16cid="http://schemas.microsoft.com/office/word/2016/wordml/cid" xmlns:w16="http://schemas.microsoft.com/office/word/2018/wordml" xmlns:w16du="http://schemas.microsoft.com/office/word/2023/wordml/word16du" xmlns:w16sdtdh="http://schemas.microsoft.com/office/word/2020/wordml/sdtdatahash" xmlns:w16sdtfl="http://schemas.microsoft.com/office/word/2024/wordml/sdtformatlock" xmlns:w16se="http://schemas.microsoft.com/office/word/2015/wordml/symex" xmlns:wpg="http://schemas.microsoft.com/office/word/2010/wordprocessingGroup" xmlns:wpi="http://schemas.microsoft.com/office/word/2010/wordprocessingInk" xmlns:wne="http://schemas.microsoft.com/office/word/2006/wordml" xmlns:wps="http://schemas.microsoft.com/office/word/2010/wordprocessingShape" mc:Ignorable="w14 w15 w16se w16cid w16 w16cex w16sdtdh w16sdtfl w16du wp14">
+<w:ftr xmlns:wpc="http://schemas.microsoft.com/office/word/2010/wordprocessingCanvas" xmlns:cx="http://schemas.microsoft.com/office/drawing/2014/chartex" xmlns:cx1="http://schemas.microsoft.com/office/drawing/2015/9/8/chartex" xmlns:mc="http://schemas.openxmlformats.org/markup-compatibility/2006" xmlns:o="urn:schemas-microsoft-com:office:office" xmlns:r="http://schemas.openxmlformats.org/officeDocument/2006/relationships" xmlns:m="http://schemas.openxmlformats.org/officeDocument/2006/math" xmlns:v="urn:schemas-microsoft-com:vml" xmlns:wp14="http://schemas.microsoft.com/office/word/2010/wordprocessingDrawing" xmlns:wp="http://schemas.openxmlformats.org/drawingml/2006/wordprocessingDrawing" xmlns:w10="urn:schemas-microsoft-com:office:word" xmlns:w="http://schemas.openxmlformats.org/wordprocessingml/2006/main" xmlns:w14="http://schemas.microsoft.com/office/word/2010/wordml" xmlns:w15="http://schemas.microsoft.com/office/word/2012/wordml" xmlns:w16se="http://schemas.microsoft.com/office/word/2015/wordml/symex" xmlns:wpg="http://schemas.microsoft.com/office/word/2010/wordprocessingGroup" xmlns:wpi="http://schemas.microsoft.com/office/word/2010/wordprocessingInk" xmlns:wne="http://schemas.microsoft.com/office/word/2006/wordml" xmlns:wps="http://schemas.microsoft.com/office/word/2010/wordprocessingShape" mc:Ignorable="w14 w15 w16se wp14">
   <w:p>
     <w:pPr>
-      <w:pStyle w:val="Footer"/>
+      <w:pStyle w:val="Podnoje"/>
       <w:jc w:val="right"/>
     </w:pPr>
   </w:p>
   <w:p>
     <w:pPr>
-      <w:pStyle w:val="Footer"/>
+      <w:pStyle w:val="Podnoje"/>
     </w:pPr>
   </w:p>
 </w:ftr>
 </file>
 
 <file path=word/footer3.xml><?xml version="1.0" encoding="utf-8"?>
-<w:ftr xmlns:wpc="http://schemas.microsoft.com/office/word/2010/wordprocessingCanvas" xmlns:cx="http://schemas.microsoft.com/office/drawing/2014/chartex" xmlns:cx1="http://schemas.microsoft.com/office/drawing/2015/9/8/chartex" xmlns:cx2="http://schemas.microsoft.com/office/drawing/2015/10/21/chartex" xmlns:cx3="http://schemas.microsoft.com/office/drawing/2016/5/9/chartex" xmlns:cx4="http://schemas.microsoft.com/office/drawing/2016/5/10/chartex" xmlns:cx5="http://schemas.microsoft.com/office/drawing/2016/5/11/chartex" xmlns:cx6="http://schemas.microsoft.com/office/drawing/2016/5/12/chartex" xmlns:cx7="http://schemas.microsoft.com/office/drawing/2016/5/13/chartex" xmlns:cx8="http://schemas.microsoft.com/office/drawing/2016/5/14/chartex" xmlns:mc="http://schemas.openxmlformats.org/markup-compatibility/2006" xmlns:aink="http://schemas.microsoft.com/office/drawing/2016/ink" xmlns:am3d="http://schemas.microsoft.com/office/drawing/2017/model3d" xmlns:o="urn:schemas-microsoft-com:office:office" xmlns:oel="http://schemas.microsoft.com/office/2019/extlst" xmlns:r="http://schemas.openxmlformats.org/officeDocument/2006/relationships" xmlns:m="http://schemas.openxmlformats.org/officeDocument/2006/math" xmlns:v="urn:schemas-microsoft-com:vml" xmlns:wp14="http://schemas.microsoft.com/office/word/2010/wordprocessingDrawing" xmlns:wp="http://schemas.openxmlformats.org/drawingml/2006/wordprocessingDrawing" xmlns:w10="urn:schemas-microsoft-com:office:word" xmlns:w="http://schemas.openxmlformats.org/wordprocessingml/2006/main" xmlns:w14="http://schemas.microsoft.com/office/word/2010/wordml" xmlns:w15="http://schemas.microsoft.com/office/word/2012/wordml" xmlns:w16cex="http://schemas.microsoft.com/office/word/2018/wordml/cex" xmlns:w16cid="http://schemas.microsoft.com/office/word/2016/wordml/cid" xmlns:w16="http://schemas.microsoft.com/office/word/2018/wordml" xmlns:w16du="http://schemas.microsoft.com/office/word/2023/wordml/word16du" xmlns:w16sdtdh="http://schemas.microsoft.com/office/word/2020/wordml/sdtdatahash" xmlns:w16sdtfl="http://schemas.microsoft.com/office/word/2024/wordml/sdtformatlock" xmlns:w16se="http://schemas.microsoft.com/office/word/2015/wordml/symex" xmlns:wpg="http://schemas.microsoft.com/office/word/2010/wordprocessingGroup" xmlns:wpi="http://schemas.microsoft.com/office/word/2010/wordprocessingInk" xmlns:wne="http://schemas.microsoft.com/office/word/2006/wordml" xmlns:wps="http://schemas.microsoft.com/office/word/2010/wordprocessingShape" mc:Ignorable="w14 w15 w16se w16cid w16 w16cex w16sdtdh w16sdtfl w16du wp14">
+<w:ftr xmlns:wpc="http://schemas.microsoft.com/office/word/2010/wordprocessingCanvas" xmlns:cx="http://schemas.microsoft.com/office/drawing/2014/chartex" xmlns:cx1="http://schemas.microsoft.com/office/drawing/2015/9/8/chartex" xmlns:mc="http://schemas.openxmlformats.org/markup-compatibility/2006" xmlns:o="urn:schemas-microsoft-com:office:office" xmlns:r="http://schemas.openxmlformats.org/officeDocument/2006/relationships" xmlns:m="http://schemas.openxmlformats.org/officeDocument/2006/math" xmlns:v="urn:schemas-microsoft-com:vml" xmlns:wp14="http://schemas.microsoft.com/office/word/2010/wordprocessingDrawing" xmlns:wp="http://schemas.openxmlformats.org/drawingml/2006/wordprocessingDrawing" xmlns:w10="urn:schemas-microsoft-com:office:word" xmlns:w="http://schemas.openxmlformats.org/wordprocessingml/2006/main" xmlns:w14="http://schemas.microsoft.com/office/word/2010/wordml" xmlns:w15="http://schemas.microsoft.com/office/word/2012/wordml" xmlns:w16se="http://schemas.microsoft.com/office/word/2015/wordml/symex" xmlns:wpg="http://schemas.microsoft.com/office/word/2010/wordprocessingGroup" xmlns:wpi="http://schemas.microsoft.com/office/word/2010/wordprocessingInk" xmlns:wne="http://schemas.microsoft.com/office/word/2006/wordml" xmlns:wps="http://schemas.microsoft.com/office/word/2010/wordprocessingShape" mc:Ignorable="w14 w15 w16se wp14">
   <w:p>
     <w:pPr>
       <w:jc w:val="right"/>
@@ -26114,10 +26922,11 @@
     </w:r>
     <w:r>
       <w:rPr>
+        <w:noProof/>
         <w:sz w:val="20"/>
         <w:szCs w:val="20"/>
       </w:rPr>
-      <w:t>1</w:t>
+      <w:t>25</w:t>
     </w:r>
     <w:r>
       <w:rPr>
@@ -26131,7 +26940,7 @@
 </file>
 
 <file path=word/footnotes.xml><?xml version="1.0" encoding="utf-8"?>
-<w:footnotes xmlns:wpc="http://schemas.microsoft.com/office/word/2010/wordprocessingCanvas" xmlns:cx="http://schemas.microsoft.com/office/drawing/2014/chartex" xmlns:cx1="http://schemas.microsoft.com/office/drawing/2015/9/8/chartex" xmlns:cx2="http://schemas.microsoft.com/office/drawing/2015/10/21/chartex" xmlns:cx3="http://schemas.microsoft.com/office/drawing/2016/5/9/chartex" xmlns:cx4="http://schemas.microsoft.com/office/drawing/2016/5/10/chartex" xmlns:cx5="http://schemas.microsoft.com/office/drawing/2016/5/11/chartex" xmlns:cx6="http://schemas.microsoft.com/office/drawing/2016/5/12/chartex" xmlns:cx7="http://schemas.microsoft.com/office/drawing/2016/5/13/chartex" xmlns:cx8="http://schemas.microsoft.com/office/drawing/2016/5/14/chartex" xmlns:mc="http://schemas.openxmlformats.org/markup-compatibility/2006" xmlns:aink="http://schemas.microsoft.com/office/drawing/2016/ink" xmlns:am3d="http://schemas.microsoft.com/office/drawing/2017/model3d" xmlns:o="urn:schemas-microsoft-com:office:office" xmlns:oel="http://schemas.microsoft.com/office/2019/extlst" xmlns:r="http://schemas.openxmlformats.org/officeDocument/2006/relationships" xmlns:m="http://schemas.openxmlformats.org/officeDocument/2006/math" xmlns:v="urn:schemas-microsoft-com:vml" xmlns:wp14="http://schemas.microsoft.com/office/word/2010/wordprocessingDrawing" xmlns:wp="http://schemas.openxmlformats.org/drawingml/2006/wordprocessingDrawing" xmlns:w10="urn:schemas-microsoft-com:office:word" xmlns:w="http://schemas.openxmlformats.org/wordprocessingml/2006/main" xmlns:w14="http://schemas.microsoft.com/office/word/2010/wordml" xmlns:w15="http://schemas.microsoft.com/office/word/2012/wordml" xmlns:w16cex="http://schemas.microsoft.com/office/word/2018/wordml/cex" xmlns:w16cid="http://schemas.microsoft.com/office/word/2016/wordml/cid" xmlns:w16="http://schemas.microsoft.com/office/word/2018/wordml" xmlns:w16du="http://schemas.microsoft.com/office/word/2023/wordml/word16du" xmlns:w16sdtdh="http://schemas.microsoft.com/office/word/2020/wordml/sdtdatahash" xmlns:w16sdtfl="http://schemas.microsoft.com/office/word/2024/wordml/sdtformatlock" xmlns:w16se="http://schemas.microsoft.com/office/word/2015/wordml/symex" xmlns:wpg="http://schemas.microsoft.com/office/word/2010/wordprocessingGroup" xmlns:wpi="http://schemas.microsoft.com/office/word/2010/wordprocessingInk" xmlns:wne="http://schemas.microsoft.com/office/word/2006/wordml" xmlns:wps="http://schemas.microsoft.com/office/word/2010/wordprocessingShape" mc:Ignorable="w14 w15 w16se w16cid w16 w16cex w16sdtdh w16sdtfl w16du wp14">
+<w:footnotes xmlns:wpc="http://schemas.microsoft.com/office/word/2010/wordprocessingCanvas" xmlns:cx="http://schemas.microsoft.com/office/drawing/2014/chartex" xmlns:cx1="http://schemas.microsoft.com/office/drawing/2015/9/8/chartex" xmlns:mc="http://schemas.openxmlformats.org/markup-compatibility/2006" xmlns:o="urn:schemas-microsoft-com:office:office" xmlns:r="http://schemas.openxmlformats.org/officeDocument/2006/relationships" xmlns:m="http://schemas.openxmlformats.org/officeDocument/2006/math" xmlns:v="urn:schemas-microsoft-com:vml" xmlns:wp14="http://schemas.microsoft.com/office/word/2010/wordprocessingDrawing" xmlns:wp="http://schemas.openxmlformats.org/drawingml/2006/wordprocessingDrawing" xmlns:w10="urn:schemas-microsoft-com:office:word" xmlns:w="http://schemas.openxmlformats.org/wordprocessingml/2006/main" xmlns:w14="http://schemas.microsoft.com/office/word/2010/wordml" xmlns:w15="http://schemas.microsoft.com/office/word/2012/wordml" xmlns:w16se="http://schemas.microsoft.com/office/word/2015/wordml/symex" xmlns:wpg="http://schemas.microsoft.com/office/word/2010/wordprocessingGroup" xmlns:wpi="http://schemas.microsoft.com/office/word/2010/wordprocessingInk" xmlns:wne="http://schemas.microsoft.com/office/word/2006/wordml" xmlns:wps="http://schemas.microsoft.com/office/word/2010/wordprocessingShape" mc:Ignorable="w14 w15 w16se wp14">
   <w:footnote w:type="separator" w:id="-1">
     <w:p>
       <w:r>
@@ -26150,7 +26959,7 @@
 </file>
 
 <file path=word/numbering.xml><?xml version="1.0" encoding="utf-8"?>
-<w:numbering xmlns:wpc="http://schemas.microsoft.com/office/word/2010/wordprocessingCanvas" xmlns:cx="http://schemas.microsoft.com/office/drawing/2014/chartex" xmlns:cx1="http://schemas.microsoft.com/office/drawing/2015/9/8/chartex" xmlns:cx2="http://schemas.microsoft.com/office/drawing/2015/10/21/chartex" xmlns:cx3="http://schemas.microsoft.com/office/drawing/2016/5/9/chartex" xmlns:cx4="http://schemas.microsoft.com/office/drawing/2016/5/10/chartex" xmlns:cx5="http://schemas.microsoft.com/office/drawing/2016/5/11/chartex" xmlns:cx6="http://schemas.microsoft.com/office/drawing/2016/5/12/chartex" xmlns:cx7="http://schemas.microsoft.com/office/drawing/2016/5/13/chartex" xmlns:cx8="http://schemas.microsoft.com/office/drawing/2016/5/14/chartex" xmlns:mc="http://schemas.openxmlformats.org/markup-compatibility/2006" xmlns:aink="http://schemas.microsoft.com/office/drawing/2016/ink" xmlns:am3d="http://schemas.microsoft.com/office/drawing/2017/model3d" xmlns:o="urn:schemas-microsoft-com:office:office" xmlns:oel="http://schemas.microsoft.com/office/2019/extlst" xmlns:r="http://schemas.openxmlformats.org/officeDocument/2006/relationships" xmlns:m="http://schemas.openxmlformats.org/officeDocument/2006/math" xmlns:v="urn:schemas-microsoft-com:vml" xmlns:wp14="http://schemas.microsoft.com/office/word/2010/wordprocessingDrawing" xmlns:wp="http://schemas.openxmlformats.org/drawingml/2006/wordprocessingDrawing" xmlns:w10="urn:schemas-microsoft-com:office:word" xmlns:w="http://schemas.openxmlformats.org/wordprocessingml/2006/main" xmlns:w14="http://schemas.microsoft.com/office/word/2010/wordml" xmlns:w15="http://schemas.microsoft.com/office/word/2012/wordml" xmlns:w16cex="http://schemas.microsoft.com/office/word/2018/wordml/cex" xmlns:w16cid="http://schemas.microsoft.com/office/word/2016/wordml/cid" xmlns:w16="http://schemas.microsoft.com/office/word/2018/wordml" xmlns:w16du="http://schemas.microsoft.com/office/word/2023/wordml/word16du" xmlns:w16sdtdh="http://schemas.microsoft.com/office/word/2020/wordml/sdtdatahash" xmlns:w16sdtfl="http://schemas.microsoft.com/office/word/2024/wordml/sdtformatlock" xmlns:w16se="http://schemas.microsoft.com/office/word/2015/wordml/symex" xmlns:wpg="http://schemas.microsoft.com/office/word/2010/wordprocessingGroup" xmlns:wpi="http://schemas.microsoft.com/office/word/2010/wordprocessingInk" xmlns:wne="http://schemas.microsoft.com/office/word/2006/wordml" xmlns:wps="http://schemas.microsoft.com/office/word/2010/wordprocessingShape" mc:Ignorable="w14 w15 w16se w16cid w16 w16cex w16sdtdh w16sdtfl w16du wp14">
+<w:numbering xmlns:wpc="http://schemas.microsoft.com/office/word/2010/wordprocessingCanvas" xmlns:cx="http://schemas.microsoft.com/office/drawing/2014/chartex" xmlns:cx1="http://schemas.microsoft.com/office/drawing/2015/9/8/chartex" xmlns:mc="http://schemas.openxmlformats.org/markup-compatibility/2006" xmlns:o="urn:schemas-microsoft-com:office:office" xmlns:r="http://schemas.openxmlformats.org/officeDocument/2006/relationships" xmlns:m="http://schemas.openxmlformats.org/officeDocument/2006/math" xmlns:v="urn:schemas-microsoft-com:vml" xmlns:wp14="http://schemas.microsoft.com/office/word/2010/wordprocessingDrawing" xmlns:wp="http://schemas.openxmlformats.org/drawingml/2006/wordprocessingDrawing" xmlns:w10="urn:schemas-microsoft-com:office:word" xmlns:w="http://schemas.openxmlformats.org/wordprocessingml/2006/main" xmlns:w14="http://schemas.microsoft.com/office/word/2010/wordml" xmlns:w15="http://schemas.microsoft.com/office/word/2012/wordml" xmlns:w16se="http://schemas.microsoft.com/office/word/2015/wordml/symex" xmlns:wpg="http://schemas.microsoft.com/office/word/2010/wordprocessingGroup" xmlns:wpi="http://schemas.microsoft.com/office/word/2010/wordprocessingInk" xmlns:wne="http://schemas.microsoft.com/office/word/2006/wordml" xmlns:wps="http://schemas.microsoft.com/office/word/2010/wordprocessingShape" mc:Ignorable="w14 w15 w16se wp14">
   <w:abstractNum w:abstractNumId="0" w15:restartNumberingAfterBreak="0">
     <w:nsid w:val="07991D3E"/>
     <w:multiLevelType w:val="hybridMultilevel"/>
@@ -26291,23 +27100,116 @@
       <w:lvlJc w:val="left"/>
     </w:lvl>
   </w:abstractNum>
-  <w:num w:numId="1" w16cid:durableId="2092894103">
+  <w:abstractNum w:abstractNumId="2" w15:restartNumberingAfterBreak="0">
+    <w:nsid w:val="548E0C38"/>
+    <w:multiLevelType w:val="hybridMultilevel"/>
+    <w:tmpl w:val="B70A9DCA"/>
+    <w:lvl w:ilvl="0" w:tplc="05CCA118">
+      <w:start w:val="1"/>
+      <w:numFmt w:val="decimal"/>
+      <w:lvlText w:val="%1."/>
+      <w:lvlJc w:val="left"/>
+      <w:pPr>
+        <w:ind w:left="720" w:hanging="360"/>
+      </w:pPr>
+      <w:rPr>
+        <w:rFonts w:eastAsia="Arial" w:cs="Arial" w:hint="default"/>
+        <w:b/>
+      </w:rPr>
+    </w:lvl>
+    <w:lvl w:ilvl="1" w:tplc="08090019" w:tentative="1">
+      <w:start w:val="1"/>
+      <w:numFmt w:val="lowerLetter"/>
+      <w:lvlText w:val="%2."/>
+      <w:lvlJc w:val="left"/>
+      <w:pPr>
+        <w:ind w:left="1440" w:hanging="360"/>
+      </w:pPr>
+    </w:lvl>
+    <w:lvl w:ilvl="2" w:tplc="0809001B" w:tentative="1">
+      <w:start w:val="1"/>
+      <w:numFmt w:val="lowerRoman"/>
+      <w:lvlText w:val="%3."/>
+      <w:lvlJc w:val="right"/>
+      <w:pPr>
+        <w:ind w:left="2160" w:hanging="180"/>
+      </w:pPr>
+    </w:lvl>
+    <w:lvl w:ilvl="3" w:tplc="0809000F" w:tentative="1">
+      <w:start w:val="1"/>
+      <w:numFmt w:val="decimal"/>
+      <w:lvlText w:val="%4."/>
+      <w:lvlJc w:val="left"/>
+      <w:pPr>
+        <w:ind w:left="2880" w:hanging="360"/>
+      </w:pPr>
+    </w:lvl>
+    <w:lvl w:ilvl="4" w:tplc="08090019" w:tentative="1">
+      <w:start w:val="1"/>
+      <w:numFmt w:val="lowerLetter"/>
+      <w:lvlText w:val="%5."/>
+      <w:lvlJc w:val="left"/>
+      <w:pPr>
+        <w:ind w:left="3600" w:hanging="360"/>
+      </w:pPr>
+    </w:lvl>
+    <w:lvl w:ilvl="5" w:tplc="0809001B" w:tentative="1">
+      <w:start w:val="1"/>
+      <w:numFmt w:val="lowerRoman"/>
+      <w:lvlText w:val="%6."/>
+      <w:lvlJc w:val="right"/>
+      <w:pPr>
+        <w:ind w:left="4320" w:hanging="180"/>
+      </w:pPr>
+    </w:lvl>
+    <w:lvl w:ilvl="6" w:tplc="0809000F" w:tentative="1">
+      <w:start w:val="1"/>
+      <w:numFmt w:val="decimal"/>
+      <w:lvlText w:val="%7."/>
+      <w:lvlJc w:val="left"/>
+      <w:pPr>
+        <w:ind w:left="5040" w:hanging="360"/>
+      </w:pPr>
+    </w:lvl>
+    <w:lvl w:ilvl="7" w:tplc="08090019" w:tentative="1">
+      <w:start w:val="1"/>
+      <w:numFmt w:val="lowerLetter"/>
+      <w:lvlText w:val="%8."/>
+      <w:lvlJc w:val="left"/>
+      <w:pPr>
+        <w:ind w:left="5760" w:hanging="360"/>
+      </w:pPr>
+    </w:lvl>
+    <w:lvl w:ilvl="8" w:tplc="0809001B" w:tentative="1">
+      <w:start w:val="1"/>
+      <w:numFmt w:val="lowerRoman"/>
+      <w:lvlText w:val="%9."/>
+      <w:lvlJc w:val="right"/>
+      <w:pPr>
+        <w:ind w:left="6480" w:hanging="180"/>
+      </w:pPr>
+    </w:lvl>
+  </w:abstractNum>
+  <w:num w:numId="1">
     <w:abstractNumId w:val="0"/>
     <w:lvlOverride w:ilvl="0">
       <w:startOverride w:val="1"/>
     </w:lvlOverride>
   </w:num>
-  <w:num w:numId="2" w16cid:durableId="876235389">
+  <w:num w:numId="2">
     <w:abstractNumId w:val="1"/>
     <w:lvlOverride w:ilvl="0">
       <w:startOverride w:val="1"/>
     </w:lvlOverride>
   </w:num>
+  <w:num w:numId="3">
+    <w:abstractNumId w:val="2"/>
+  </w:num>
 </w:numbering>
 </file>
 
 <file path=word/styles.xml><?xml version="1.0" encoding="utf-8"?>
-<w:styles xmlns:mc="http://schemas.openxmlformats.org/markup-compatibility/2006" xmlns:r="http://schemas.openxmlformats.org/officeDocument/2006/relationships" xmlns:w="http://schemas.openxmlformats.org/wordprocessingml/2006/main" xmlns:w14="http://schemas.microsoft.com/office/word/2010/wordml" xmlns:w15="http://schemas.microsoft.com/office/word/2012/wordml" xmlns:w16cex="http://schemas.microsoft.com/office/word/2018/wordml/cex" xmlns:w16cid="http://schemas.microsoft.com/office/word/2016/wordml/cid" xmlns:w16="http://schemas.microsoft.com/office/word/2018/wordml" xmlns:w16du="http://schemas.microsoft.com/office/word/2023/wordml/word16du" xmlns:w16sdtdh="http://schemas.microsoft.com/office/word/2020/wordml/sdtdatahash" xmlns:w16sdtfl="http://schemas.microsoft.com/office/word/2024/wordml/sdtformatlock" xmlns:w16se="http://schemas.microsoft.com/office/word/2015/wordml/symex" mc:Ignorable="w14 w15 w16se w16cid w16 w16cex w16sdtdh w16sdtfl w16du">
+<w:styles xmlns:mc="http://schemas.openxmlformats.org/markup-compatibility/2006" xmlns:r="http://schemas.openxmlformats.org/officeDocument/2006/relationships" xmlns:w="http://schemas.openxmlformats.org/wordprocessingml/2006/main" xmlns:w14="http://schemas.microsoft.com/office/word/2010/wordml" xmlns:w15="http://schemas.microsoft.com/office/word/2012/wordml" xmlns:w16se="http://schemas.microsoft.com/office/word/2015/wordml/symex" mc:Ignorable="w14 w15 w16se">
   <w:docDefaults>
     <w:rPrDefault>
       <w:rPr>
@@ -26319,7 +27221,7 @@
     </w:rPrDefault>
     <w:pPrDefault/>
   </w:docDefaults>
-  <w:latentStyles w:defLockedState="0" w:defUIPriority="99" w:defSemiHidden="0" w:defUnhideWhenUsed="0" w:defQFormat="0" w:count="376">
+  <w:latentStyles w:defLockedState="0" w:defUIPriority="99" w:defSemiHidden="0" w:defUnhideWhenUsed="0" w:defQFormat="0" w:count="371">
     <w:lsdException w:name="Normal" w:uiPriority="0" w:qFormat="1"/>
     <w:lsdException w:name="heading 1" w:uiPriority="9" w:qFormat="1"/>
     <w:lsdException w:name="heading 2" w:semiHidden="1" w:uiPriority="9" w:unhideWhenUsed="1" w:qFormat="1"/>
@@ -26691,11 +27593,6 @@
     <w:lsdException w:name="List Table 5 Dark Accent 6" w:uiPriority="50"/>
     <w:lsdException w:name="List Table 6 Colorful Accent 6" w:uiPriority="51"/>
     <w:lsdException w:name="List Table 7 Colorful Accent 6" w:uiPriority="52"/>
-    <w:lsdException w:name="Mention" w:semiHidden="1" w:unhideWhenUsed="1"/>
-    <w:lsdException w:name="Smart Hyperlink" w:semiHidden="1" w:unhideWhenUsed="1"/>
-    <w:lsdException w:name="Hashtag" w:semiHidden="1" w:unhideWhenUsed="1"/>
-    <w:lsdException w:name="Unresolved Mention" w:semiHidden="1" w:unhideWhenUsed="1"/>
-    <w:lsdException w:name="Smart Link" w:semiHidden="1" w:unhideWhenUsed="1"/>
   </w:latentStyles>
   <w:style w:type="paragraph" w:default="1" w:styleId="Normal">
     <w:name w:val="Normal"/>
@@ -26704,7 +27601,7 @@
       <w:lang w:val="hr-HR"/>
     </w:rPr>
   </w:style>
-  <w:style w:type="paragraph" w:styleId="Heading1">
+  <w:style w:type="paragraph" w:styleId="Naslov1">
     <w:name w:val="heading 1"/>
     <w:uiPriority w:val="9"/>
     <w:qFormat/>
@@ -26719,7 +27616,7 @@
       <w:szCs w:val="28"/>
     </w:rPr>
   </w:style>
-  <w:style w:type="paragraph" w:styleId="Heading2">
+  <w:style w:type="paragraph" w:styleId="Naslov2">
     <w:name w:val="heading 2"/>
     <w:uiPriority w:val="9"/>
     <w:unhideWhenUsed/>
@@ -26735,7 +27632,7 @@
       <w:szCs w:val="26"/>
     </w:rPr>
   </w:style>
-  <w:style w:type="paragraph" w:styleId="Heading3">
+  <w:style w:type="paragraph" w:styleId="Naslov3">
     <w:name w:val="heading 3"/>
     <w:uiPriority w:val="9"/>
     <w:unhideWhenUsed/>
@@ -26749,7 +27646,7 @@
       <w:bCs/>
     </w:rPr>
   </w:style>
-  <w:style w:type="paragraph" w:styleId="Heading4">
+  <w:style w:type="paragraph" w:styleId="Naslov4">
     <w:name w:val="heading 4"/>
     <w:uiPriority w:val="9"/>
     <w:semiHidden/>
@@ -26764,7 +27661,7 @@
       <w:color w:val="2E74B5"/>
     </w:rPr>
   </w:style>
-  <w:style w:type="paragraph" w:styleId="Heading5">
+  <w:style w:type="paragraph" w:styleId="Naslov5">
     <w:name w:val="heading 5"/>
     <w:uiPriority w:val="9"/>
     <w:semiHidden/>
@@ -26777,7 +27674,7 @@
       <w:color w:val="2E74B5"/>
     </w:rPr>
   </w:style>
-  <w:style w:type="paragraph" w:styleId="Heading6">
+  <w:style w:type="paragraph" w:styleId="Naslov6">
     <w:name w:val="heading 6"/>
     <w:uiPriority w:val="9"/>
     <w:semiHidden/>
@@ -26790,13 +27687,13 @@
       <w:color w:val="1F4D78"/>
     </w:rPr>
   </w:style>
-  <w:style w:type="character" w:default="1" w:styleId="DefaultParagraphFont">
+  <w:style w:type="character" w:default="1" w:styleId="Zadanifontodlomka">
     <w:name w:val="Default Paragraph Font"/>
     <w:uiPriority w:val="1"/>
     <w:semiHidden/>
     <w:unhideWhenUsed/>
   </w:style>
-  <w:style w:type="table" w:default="1" w:styleId="TableNormal">
+  <w:style w:type="table" w:default="1" w:styleId="Obinatablica">
     <w:name w:val="Normal Table"/>
     <w:uiPriority w:val="99"/>
     <w:semiHidden/>
@@ -26811,13 +27708,13 @@
       </w:tblCellMar>
     </w:tblPr>
   </w:style>
-  <w:style w:type="numbering" w:default="1" w:styleId="NoList">
+  <w:style w:type="numbering" w:default="1" w:styleId="Bezpopisa">
     <w:name w:val="No List"/>
     <w:uiPriority w:val="99"/>
     <w:semiHidden/>
     <w:unhideWhenUsed/>
   </w:style>
-  <w:style w:type="paragraph" w:styleId="Title">
+  <w:style w:type="paragraph" w:styleId="Naslov">
     <w:name w:val="Title"/>
     <w:uiPriority w:val="10"/>
     <w:qFormat/>
@@ -26834,11 +27731,11 @@
       <w:bCs/>
     </w:rPr>
   </w:style>
-  <w:style w:type="paragraph" w:styleId="ListParagraph">
+  <w:style w:type="paragraph" w:styleId="Odlomakpopisa">
     <w:name w:val="List Paragraph"/>
     <w:qFormat/>
   </w:style>
-  <w:style w:type="character" w:styleId="Hyperlink">
+  <w:style w:type="character" w:styleId="Hiperveza">
     <w:name w:val="Hyperlink"/>
     <w:uiPriority w:val="99"/>
     <w:unhideWhenUsed/>
@@ -26847,7 +27744,7 @@
       <w:u w:val="single"/>
     </w:rPr>
   </w:style>
-  <w:style w:type="character" w:styleId="FootnoteReference">
+  <w:style w:type="character" w:styleId="Referencafusnote">
     <w:name w:val="footnote reference"/>
     <w:uiPriority w:val="99"/>
     <w:semiHidden/>
@@ -26856,9 +27753,9 @@
       <w:vertAlign w:val="superscript"/>
     </w:rPr>
   </w:style>
-  <w:style w:type="paragraph" w:styleId="FootnoteText">
+  <w:style w:type="paragraph" w:styleId="Tekstfusnote">
     <w:name w:val="footnote text"/>
-    <w:link w:val="FootnoteTextChar"/>
+    <w:link w:val="TekstfusnoteChar"/>
     <w:uiPriority w:val="99"/>
     <w:semiHidden/>
     <w:unhideWhenUsed/>
@@ -26867,9 +27764,9 @@
       <w:szCs w:val="20"/>
     </w:rPr>
   </w:style>
-  <w:style w:type="character" w:customStyle="1" w:styleId="FootnoteTextChar">
-    <w:name w:val="Footnote Text Char"/>
-    <w:link w:val="FootnoteText"/>
+  <w:style w:type="character" w:customStyle="1" w:styleId="TekstfusnoteChar">
+    <w:name w:val="Tekst fusnote Char"/>
+    <w:link w:val="Tekstfusnote"/>
     <w:uiPriority w:val="99"/>
     <w:semiHidden/>
     <w:unhideWhenUsed/>
@@ -26878,7 +27775,7 @@
       <w:szCs w:val="20"/>
     </w:rPr>
   </w:style>
-  <w:style w:type="character" w:styleId="EndnoteReference">
+  <w:style w:type="character" w:styleId="Referencakrajnjebiljeke">
     <w:name w:val="endnote reference"/>
     <w:uiPriority w:val="99"/>
     <w:semiHidden/>
@@ -26887,9 +27784,9 @@
       <w:vertAlign w:val="superscript"/>
     </w:rPr>
   </w:style>
-  <w:style w:type="paragraph" w:styleId="EndnoteText">
+  <w:style w:type="paragraph" w:styleId="Tekstkrajnjebiljeke">
     <w:name w:val="endnote text"/>
-    <w:link w:val="EndnoteTextChar"/>
+    <w:link w:val="TekstkrajnjebiljekeChar"/>
     <w:uiPriority w:val="99"/>
     <w:semiHidden/>
     <w:unhideWhenUsed/>
@@ -26898,9 +27795,9 @@
       <w:szCs w:val="20"/>
     </w:rPr>
   </w:style>
-  <w:style w:type="character" w:customStyle="1" w:styleId="EndnoteTextChar">
-    <w:name w:val="Endnote Text Char"/>
-    <w:link w:val="EndnoteText"/>
+  <w:style w:type="character" w:customStyle="1" w:styleId="TekstkrajnjebiljekeChar">
+    <w:name w:val="Tekst krajnje bilješke Char"/>
+    <w:link w:val="Tekstkrajnjebiljeke"/>
     <w:uiPriority w:val="99"/>
     <w:semiHidden/>
     <w:unhideWhenUsed/>
@@ -26954,7 +27851,7 @@
   </w:style>
   <w:style w:type="character" w:customStyle="1" w:styleId="NazivinstitucijeChar">
     <w:name w:val="Naziv institucije Char"/>
-    <w:basedOn w:val="DefaultParagraphFont"/>
+    <w:basedOn w:val="Zadanifontodlomka"/>
     <w:link w:val="Nazivinstitucije"/>
     <w:rsid w:val="00066C9A"/>
     <w:rPr>
@@ -27015,10 +27912,10 @@
       <w:lang w:eastAsia="hr-HR"/>
     </w:rPr>
   </w:style>
-  <w:style w:type="paragraph" w:styleId="Footer">
+  <w:style w:type="paragraph" w:styleId="Podnoje">
     <w:name w:val="footer"/>
     <w:basedOn w:val="Normal"/>
-    <w:link w:val="FooterChar"/>
+    <w:link w:val="PodnojeChar"/>
     <w:uiPriority w:val="99"/>
     <w:unhideWhenUsed/>
     <w:rsid w:val="00066C9A"/>
@@ -27032,19 +27929,19 @@
       <w:lang w:eastAsia="hr-HR"/>
     </w:rPr>
   </w:style>
-  <w:style w:type="character" w:customStyle="1" w:styleId="FooterChar">
-    <w:name w:val="Footer Char"/>
-    <w:basedOn w:val="DefaultParagraphFont"/>
-    <w:link w:val="Footer"/>
+  <w:style w:type="character" w:customStyle="1" w:styleId="PodnojeChar">
+    <w:name w:val="Podnožje Char"/>
+    <w:basedOn w:val="Zadanifontodlomka"/>
+    <w:link w:val="Podnoje"/>
     <w:uiPriority w:val="99"/>
     <w:rsid w:val="00066C9A"/>
     <w:rPr>
       <w:lang w:val="hr-HR" w:eastAsia="hr-HR"/>
     </w:rPr>
   </w:style>
-  <w:style w:type="paragraph" w:styleId="TOCHeading">
+  <w:style w:type="paragraph" w:styleId="TOCNaslov">
     <w:name w:val="TOC Heading"/>
-    <w:basedOn w:val="Heading1"/>
+    <w:basedOn w:val="Naslov1"/>
     <w:next w:val="Normal"/>
     <w:uiPriority w:val="39"/>
     <w:unhideWhenUsed/>
@@ -27065,7 +27962,7 @@
       <w:szCs w:val="32"/>
     </w:rPr>
   </w:style>
-  <w:style w:type="paragraph" w:styleId="TOC1">
+  <w:style w:type="paragraph" w:styleId="Sadraj1">
     <w:name w:val="toc 1"/>
     <w:basedOn w:val="Normal"/>
     <w:next w:val="Normal"/>
@@ -27077,7 +27974,7 @@
       <w:spacing w:after="100"/>
     </w:pPr>
   </w:style>
-  <w:style w:type="paragraph" w:styleId="TOC2">
+  <w:style w:type="paragraph" w:styleId="Sadraj2">
     <w:name w:val="toc 2"/>
     <w:basedOn w:val="Normal"/>
     <w:next w:val="Normal"/>
@@ -27090,7 +27987,7 @@
       <w:ind w:left="240"/>
     </w:pPr>
   </w:style>
-  <w:style w:type="paragraph" w:styleId="TOC3">
+  <w:style w:type="paragraph" w:styleId="Sadraj3">
     <w:name w:val="toc 3"/>
     <w:basedOn w:val="Normal"/>
     <w:next w:val="Normal"/>
@@ -27426,7 +28323,7 @@
 </file>
 
 <file path=customXml/itemProps1.xml><?xml version="1.0" encoding="utf-8"?>
-<ds:datastoreItem xmlns:ds="http://schemas.openxmlformats.org/officeDocument/2006/customXml" ds:itemID="{FA796663-A792-4771-8495-4820196FFA7F}">
+<ds:datastoreItem xmlns:ds="http://schemas.openxmlformats.org/officeDocument/2006/customXml" ds:itemID="{186B9E54-7C04-428C-B456-7A32DF155222}">
   <ds:schemaRefs>
     <ds:schemaRef ds:uri="http://schemas.openxmlformats.org/officeDocument/2006/bibliography"/>
   </ds:schemaRefs>

--- a/Dokumentacija_Jan Pobi.docx
+++ b/Dokumentacija_Jan Pobi.docx
@@ -249,6 +249,23 @@
         </w:rPr>
         <w:t xml:space="preserve">Video link - </w:t>
       </w:r>
+      <w:hyperlink r:id="rId8" w:history="1">
+        <w:r>
+          <w:rPr>
+            <w:rStyle w:val="Hiperveza"/>
+            <w:rFonts w:ascii="Arial" w:hAnsi="Arial" w:cs="Arial"/>
+          </w:rPr>
+          <w:t>https://youtu.be/OZRpJvNT-2o</w:t>
+        </w:r>
+      </w:hyperlink>
+      <w:r>
+        <w:rPr>
+          <w:rFonts w:ascii="Arial" w:hAnsi="Arial" w:cs="Arial"/>
+        </w:rPr>
+        <w:t xml:space="preserve"> </w:t>
+      </w:r>
+      <w:bookmarkStart w:id="1" w:name="_GoBack"/>
+      <w:bookmarkEnd w:id="1"/>
     </w:p>
     <w:p>
       <w:pPr>
@@ -839,8 +856,8 @@
           <w:szCs w:val="22"/>
         </w:rPr>
         <w:sectPr>
-          <w:footerReference w:type="default" r:id="rId8"/>
-          <w:footerReference w:type="first" r:id="rId9"/>
+          <w:footerReference w:type="default" r:id="rId9"/>
+          <w:footerReference w:type="first" r:id="rId10"/>
           <w:pgSz w:w="11906" w:h="16838"/>
           <w:pgMar w:top="1418" w:right="1418" w:bottom="1418" w:left="1701" w:header="709" w:footer="709" w:gutter="0"/>
           <w:pgNumType w:fmt="lowerRoman" w:start="1"/>
@@ -1315,13 +1332,7 @@
         <w:rPr>
           <w:rFonts w:ascii="Arial" w:hAnsi="Arial" w:cs="Arial"/>
         </w:rPr>
-        <w:t>-Strike, jednoj od najpopularnijih kompetitivnih video igara na svijetu. Cilj rada je izgradnja analitičkog sustava koji omogućuje višedimenzionalnu analizu podataka o performa</w:t>
-      </w:r>
-      <w:r>
-        <w:rPr>
-          <w:rFonts w:ascii="Arial" w:hAnsi="Arial" w:cs="Arial"/>
-        </w:rPr>
-        <w:t>nsama igrača, uspješnosti timova i rezultatima mečeva kroz primjenu koncepta skladišta podataka i alata za poslovnu inteligenciju.</w:t>
+        <w:t>-Strike, jednoj od najpopularnijih kompetitivnih video igara na svijetu. Cilj rada je izgradnja analitičkog sustava koji omogućuje višedimenzionalnu analizu podataka o performansama igrača, uspješnosti timova i rezultatima mečeva kroz primjenu koncepta skladišta podataka i alata za poslovnu inteligenciju.</w:t>
       </w:r>
     </w:p>
     <w:p>
@@ -1349,13 +1360,7 @@
         <w:rPr>
           <w:rFonts w:ascii="Arial" w:hAnsi="Arial" w:cs="Arial"/>
         </w:rPr>
-        <w:t xml:space="preserve"> javno dostupna skupa podataka s platforme Kaggle koji obuhvaćaju podatke o performansa</w:t>
-      </w:r>
-      <w:r>
-        <w:rPr>
-          <w:rFonts w:ascii="Arial" w:hAnsi="Arial" w:cs="Arial"/>
-        </w:rPr>
-        <w:t>ma igrača u mečevima, statistike profesionalnih igrača i timova prikupljene s HLTV. Podaci su objedinjeni u jedan integrirani skup od 2.800 zapisa koji je transformiran kroz ETL proces te razdvojen u šest Excel tablica prema modelu zvijezde.</w:t>
+        <w:t xml:space="preserve"> javno dostupna skupa podataka s platforme Kaggle koji obuhvaćaju podatke o performansama igrača u mečevima, statistike profesionalnih igrača i timova prikupljene s HLTV. Podaci su objedinjeni u jedan integrirani skup od 2.800 zapisa koji je transformiran kroz ETL proces te razdvojen u šest Excel tablica prema modelu zvijezde.</w:t>
       </w:r>
     </w:p>
     <w:p>
@@ -1371,19 +1376,7 @@
         <w:rPr>
           <w:rFonts w:ascii="Arial" w:hAnsi="Arial" w:cs="Arial"/>
         </w:rPr>
-        <w:t>Model zvijezde</w:t>
-      </w:r>
-      <w:r>
-        <w:rPr>
-          <w:rFonts w:ascii="Arial" w:hAnsi="Arial" w:cs="Arial"/>
-        </w:rPr>
-        <w:t xml:space="preserve"> sastoji se od jedne centralne tablice činjenica (fact_match_performance) i pet dimenzijskih tablica (dim_player, dim_team, dim_map, dim_match_type, dim_date). Tablica činjenica sadrži ključne mjere poput ukupnog broja ubojstava, asistencija, smrti, duljin</w:t>
-      </w:r>
-      <w:r>
-        <w:rPr>
-          <w:rFonts w:ascii="Arial" w:hAnsi="Arial" w:cs="Arial"/>
-        </w:rPr>
-        <w:t>e meča, rezultata performanse te identifikaciju pobjedničkog tima i MVP</w:t>
+        <w:t>Model zvijezde sastoji se od jedne centralne tablice činjenica (fact_match_performance) i pet dimenzijskih tablica (dim_player, dim_team, dim_map, dim_match_type, dim_date). Tablica činjenica sadrži ključne mjere poput ukupnog broja ubojstava, asistencija, smrti, duljine meča, rezultata performanse te identifikaciju pobjedničkog tima i MVP</w:t>
       </w:r>
       <w:r>
         <w:rPr>
@@ -1423,20 +1416,6 @@
         <w:rPr>
           <w:rFonts w:ascii="Arial" w:hAnsi="Arial" w:cs="Arial"/>
         </w:rPr>
-        <w:t xml:space="preserve"> </w:t>
-      </w:r>
-      <w:proofErr w:type="spellStart"/>
-      <w:r>
-        <w:rPr>
-          <w:rFonts w:ascii="Arial" w:hAnsi="Arial" w:cs="Arial"/>
-        </w:rPr>
-        <w:t>Public</w:t>
-      </w:r>
-      <w:proofErr w:type="spellEnd"/>
-      <w:r>
-        <w:rPr>
-          <w:rFonts w:ascii="Arial" w:hAnsi="Arial" w:cs="Arial"/>
-        </w:rPr>
         <w:t xml:space="preserve"> u kojemu je izrađeno šest interaktivnih izvještaja s navigacijskim home </w:t>
       </w:r>
       <w:proofErr w:type="spellStart"/>
@@ -1444,13 +1423,7 @@
         <w:rPr>
           <w:rFonts w:ascii="Arial" w:hAnsi="Arial" w:cs="Arial"/>
         </w:rPr>
-        <w:t>dashboar</w:t>
-      </w:r>
-      <w:r>
-        <w:rPr>
-          <w:rFonts w:ascii="Arial" w:hAnsi="Arial" w:cs="Arial"/>
-        </w:rPr>
-        <w:t>dom</w:t>
+        <w:t>dashboardom</w:t>
       </w:r>
       <w:proofErr w:type="spellEnd"/>
       <w:r>
@@ -1597,9 +1570,9 @@
             <w:rPr>
               <w:rFonts w:asciiTheme="minorHAnsi" w:eastAsiaTheme="minorEastAsia" w:hAnsiTheme="minorHAnsi" w:cstheme="minorBidi"/>
               <w:noProof/>
-              <w:kern w:val="2"/>
+              <w:sz w:val="22"/>
+              <w:szCs w:val="22"/>
               <w:lang w:val="en-GB"/>
-              <w14:ligatures w14:val="standardContextual"/>
             </w:rPr>
           </w:pPr>
           <w:r>
@@ -1623,7 +1596,7 @@
             </w:rPr>
             <w:fldChar w:fldCharType="separate"/>
           </w:r>
-          <w:hyperlink w:anchor="_Toc230689601" w:history="1">
+          <w:hyperlink w:anchor="_Toc231154531" w:history="1">
             <w:r>
               <w:rPr>
                 <w:rStyle w:val="Hiperveza"/>
@@ -1651,7 +1624,7 @@
                 <w:noProof/>
                 <w:webHidden/>
               </w:rPr>
-              <w:instrText xml:space="preserve"> PAGEREF _Toc230689601 \h </w:instrText>
+              <w:instrText xml:space="preserve"> PAGEREF _Toc231154531 \h </w:instrText>
             </w:r>
             <w:r>
               <w:rPr>
@@ -1691,12 +1664,12 @@
             <w:rPr>
               <w:rFonts w:asciiTheme="minorHAnsi" w:eastAsiaTheme="minorEastAsia" w:hAnsiTheme="minorHAnsi" w:cstheme="minorBidi"/>
               <w:noProof/>
-              <w:kern w:val="2"/>
+              <w:sz w:val="22"/>
+              <w:szCs w:val="22"/>
               <w:lang w:val="en-GB"/>
-              <w14:ligatures w14:val="standardContextual"/>
             </w:rPr>
           </w:pPr>
-          <w:hyperlink w:anchor="_Toc230689602" w:history="1">
+          <w:hyperlink w:anchor="_Toc231154532" w:history="1">
             <w:r>
               <w:rPr>
                 <w:rStyle w:val="Hiperveza"/>
@@ -1724,7 +1697,7 @@
                 <w:noProof/>
                 <w:webHidden/>
               </w:rPr>
-              <w:instrText xml:space="preserve"> PAGEREF _Toc230689602 \h </w:instrText>
+              <w:instrText xml:space="preserve"> PAGEREF _Toc231154532 \h </w:instrText>
             </w:r>
             <w:r>
               <w:rPr>
@@ -1764,12 +1737,12 @@
             <w:rPr>
               <w:rFonts w:asciiTheme="minorHAnsi" w:eastAsiaTheme="minorEastAsia" w:hAnsiTheme="minorHAnsi" w:cstheme="minorBidi"/>
               <w:noProof/>
-              <w:kern w:val="2"/>
+              <w:sz w:val="22"/>
+              <w:szCs w:val="22"/>
               <w:lang w:val="en-GB"/>
-              <w14:ligatures w14:val="standardContextual"/>
             </w:rPr>
           </w:pPr>
-          <w:hyperlink w:anchor="_Toc230689603" w:history="1">
+          <w:hyperlink w:anchor="_Toc231154533" w:history="1">
             <w:r>
               <w:rPr>
                 <w:rStyle w:val="Hiperveza"/>
@@ -1797,7 +1770,7 @@
                 <w:noProof/>
                 <w:webHidden/>
               </w:rPr>
-              <w:instrText xml:space="preserve"> PAGEREF _Toc230689603 \h </w:instrText>
+              <w:instrText xml:space="preserve"> PAGEREF _Toc231154533 \h </w:instrText>
             </w:r>
             <w:r>
               <w:rPr>
@@ -1837,12 +1810,12 @@
             <w:rPr>
               <w:rFonts w:asciiTheme="minorHAnsi" w:eastAsiaTheme="minorEastAsia" w:hAnsiTheme="minorHAnsi" w:cstheme="minorBidi"/>
               <w:noProof/>
-              <w:kern w:val="2"/>
+              <w:sz w:val="22"/>
+              <w:szCs w:val="22"/>
               <w:lang w:val="en-GB"/>
-              <w14:ligatures w14:val="standardContextual"/>
             </w:rPr>
           </w:pPr>
-          <w:hyperlink w:anchor="_Toc230689604" w:history="1">
+          <w:hyperlink w:anchor="_Toc231154534" w:history="1">
             <w:r>
               <w:rPr>
                 <w:rStyle w:val="Hiperveza"/>
@@ -1870,7 +1843,7 @@
                 <w:noProof/>
                 <w:webHidden/>
               </w:rPr>
-              <w:instrText xml:space="preserve"> PAGEREF _Toc230689604 \h </w:instrText>
+              <w:instrText xml:space="preserve"> PAGEREF _Toc231154534 \h </w:instrText>
             </w:r>
             <w:r>
               <w:rPr>
@@ -1910,12 +1883,12 @@
             <w:rPr>
               <w:rFonts w:asciiTheme="minorHAnsi" w:eastAsiaTheme="minorEastAsia" w:hAnsiTheme="minorHAnsi" w:cstheme="minorBidi"/>
               <w:noProof/>
-              <w:kern w:val="2"/>
+              <w:sz w:val="22"/>
+              <w:szCs w:val="22"/>
               <w:lang w:val="en-GB"/>
-              <w14:ligatures w14:val="standardContextual"/>
             </w:rPr>
           </w:pPr>
-          <w:hyperlink w:anchor="_Toc230689605" w:history="1">
+          <w:hyperlink w:anchor="_Toc231154535" w:history="1">
             <w:r>
               <w:rPr>
                 <w:rStyle w:val="Hiperveza"/>
@@ -1943,7 +1916,7 @@
                 <w:noProof/>
                 <w:webHidden/>
               </w:rPr>
-              <w:instrText xml:space="preserve"> PAGEREF _Toc230689605 \h </w:instrText>
+              <w:instrText xml:space="preserve"> PAGEREF _Toc231154535 \h </w:instrText>
             </w:r>
             <w:r>
               <w:rPr>
@@ -1983,12 +1956,12 @@
             <w:rPr>
               <w:rFonts w:asciiTheme="minorHAnsi" w:eastAsiaTheme="minorEastAsia" w:hAnsiTheme="minorHAnsi" w:cstheme="minorBidi"/>
               <w:noProof/>
-              <w:kern w:val="2"/>
+              <w:sz w:val="22"/>
+              <w:szCs w:val="22"/>
               <w:lang w:val="en-GB"/>
-              <w14:ligatures w14:val="standardContextual"/>
             </w:rPr>
           </w:pPr>
-          <w:hyperlink w:anchor="_Toc230689606" w:history="1">
+          <w:hyperlink w:anchor="_Toc231154536" w:history="1">
             <w:r>
               <w:rPr>
                 <w:rStyle w:val="Hiperveza"/>
@@ -2016,7 +1989,7 @@
                 <w:noProof/>
                 <w:webHidden/>
               </w:rPr>
-              <w:instrText xml:space="preserve"> PAGEREF _Toc230689606 \h </w:instrText>
+              <w:instrText xml:space="preserve"> PAGEREF _Toc231154536 \h </w:instrText>
             </w:r>
             <w:r>
               <w:rPr>
@@ -2056,12 +2029,12 @@
             <w:rPr>
               <w:rFonts w:asciiTheme="minorHAnsi" w:eastAsiaTheme="minorEastAsia" w:hAnsiTheme="minorHAnsi" w:cstheme="minorBidi"/>
               <w:noProof/>
-              <w:kern w:val="2"/>
+              <w:sz w:val="22"/>
+              <w:szCs w:val="22"/>
               <w:lang w:val="en-GB"/>
-              <w14:ligatures w14:val="standardContextual"/>
             </w:rPr>
           </w:pPr>
-          <w:hyperlink w:anchor="_Toc230689607" w:history="1">
+          <w:hyperlink w:anchor="_Toc231154537" w:history="1">
             <w:r>
               <w:rPr>
                 <w:rStyle w:val="Hiperveza"/>
@@ -2089,7 +2062,7 @@
                 <w:noProof/>
                 <w:webHidden/>
               </w:rPr>
-              <w:instrText xml:space="preserve"> PAGEREF _Toc230689607 \h </w:instrText>
+              <w:instrText xml:space="preserve"> PAGEREF _Toc231154537 \h </w:instrText>
             </w:r>
             <w:r>
               <w:rPr>
@@ -2129,12 +2102,12 @@
             <w:rPr>
               <w:rFonts w:asciiTheme="minorHAnsi" w:eastAsiaTheme="minorEastAsia" w:hAnsiTheme="minorHAnsi" w:cstheme="minorBidi"/>
               <w:noProof/>
-              <w:kern w:val="2"/>
+              <w:sz w:val="22"/>
+              <w:szCs w:val="22"/>
               <w:lang w:val="en-GB"/>
-              <w14:ligatures w14:val="standardContextual"/>
             </w:rPr>
           </w:pPr>
-          <w:hyperlink w:anchor="_Toc230689608" w:history="1">
+          <w:hyperlink w:anchor="_Toc231154538" w:history="1">
             <w:r>
               <w:rPr>
                 <w:rStyle w:val="Hiperveza"/>
@@ -2162,7 +2135,7 @@
                 <w:noProof/>
                 <w:webHidden/>
               </w:rPr>
-              <w:instrText xml:space="preserve"> PAGEREF _Toc230689608 \h </w:instrText>
+              <w:instrText xml:space="preserve"> PAGEREF _Toc231154538 \h </w:instrText>
             </w:r>
             <w:r>
               <w:rPr>
@@ -2202,12 +2175,12 @@
             <w:rPr>
               <w:rFonts w:asciiTheme="minorHAnsi" w:eastAsiaTheme="minorEastAsia" w:hAnsiTheme="minorHAnsi" w:cstheme="minorBidi"/>
               <w:noProof/>
-              <w:kern w:val="2"/>
+              <w:sz w:val="22"/>
+              <w:szCs w:val="22"/>
               <w:lang w:val="en-GB"/>
-              <w14:ligatures w14:val="standardContextual"/>
             </w:rPr>
           </w:pPr>
-          <w:hyperlink w:anchor="_Toc230689609" w:history="1">
+          <w:hyperlink w:anchor="_Toc231154539" w:history="1">
             <w:r>
               <w:rPr>
                 <w:rStyle w:val="Hiperveza"/>
@@ -2235,7 +2208,7 @@
                 <w:noProof/>
                 <w:webHidden/>
               </w:rPr>
-              <w:instrText xml:space="preserve"> PAGEREF _Toc230689609 \h </w:instrText>
+              <w:instrText xml:space="preserve"> PAGEREF _Toc231154539 \h </w:instrText>
             </w:r>
             <w:r>
               <w:rPr>
@@ -2275,12 +2248,12 @@
             <w:rPr>
               <w:rFonts w:asciiTheme="minorHAnsi" w:eastAsiaTheme="minorEastAsia" w:hAnsiTheme="minorHAnsi" w:cstheme="minorBidi"/>
               <w:noProof/>
-              <w:kern w:val="2"/>
+              <w:sz w:val="22"/>
+              <w:szCs w:val="22"/>
               <w:lang w:val="en-GB"/>
-              <w14:ligatures w14:val="standardContextual"/>
             </w:rPr>
           </w:pPr>
-          <w:hyperlink w:anchor="_Toc230689610" w:history="1">
+          <w:hyperlink w:anchor="_Toc231154540" w:history="1">
             <w:r>
               <w:rPr>
                 <w:rStyle w:val="Hiperveza"/>
@@ -2308,7 +2281,7 @@
                 <w:noProof/>
                 <w:webHidden/>
               </w:rPr>
-              <w:instrText xml:space="preserve"> PAGEREF _Toc230689610 \h </w:instrText>
+              <w:instrText xml:space="preserve"> PAGEREF _Toc231154540 \h </w:instrText>
             </w:r>
             <w:r>
               <w:rPr>
@@ -2348,12 +2321,12 @@
             <w:rPr>
               <w:rFonts w:asciiTheme="minorHAnsi" w:eastAsiaTheme="minorEastAsia" w:hAnsiTheme="minorHAnsi" w:cstheme="minorBidi"/>
               <w:noProof/>
-              <w:kern w:val="2"/>
+              <w:sz w:val="22"/>
+              <w:szCs w:val="22"/>
               <w:lang w:val="en-GB"/>
-              <w14:ligatures w14:val="standardContextual"/>
             </w:rPr>
           </w:pPr>
-          <w:hyperlink w:anchor="_Toc230689611" w:history="1">
+          <w:hyperlink w:anchor="_Toc231154541" w:history="1">
             <w:r>
               <w:rPr>
                 <w:rStyle w:val="Hiperveza"/>
@@ -2381,7 +2354,7 @@
                 <w:noProof/>
                 <w:webHidden/>
               </w:rPr>
-              <w:instrText xml:space="preserve"> PAGEREF _Toc230689611 \h </w:instrText>
+              <w:instrText xml:space="preserve"> PAGEREF _Toc231154541 \h </w:instrText>
             </w:r>
             <w:r>
               <w:rPr>
@@ -2421,12 +2394,12 @@
             <w:rPr>
               <w:rFonts w:asciiTheme="minorHAnsi" w:eastAsiaTheme="minorEastAsia" w:hAnsiTheme="minorHAnsi" w:cstheme="minorBidi"/>
               <w:noProof/>
-              <w:kern w:val="2"/>
+              <w:sz w:val="22"/>
+              <w:szCs w:val="22"/>
               <w:lang w:val="en-GB"/>
-              <w14:ligatures w14:val="standardContextual"/>
             </w:rPr>
           </w:pPr>
-          <w:hyperlink w:anchor="_Toc230689612" w:history="1">
+          <w:hyperlink w:anchor="_Toc231154542" w:history="1">
             <w:r>
               <w:rPr>
                 <w:rStyle w:val="Hiperveza"/>
@@ -2454,7 +2427,7 @@
                 <w:noProof/>
                 <w:webHidden/>
               </w:rPr>
-              <w:instrText xml:space="preserve"> PAGEREF _Toc230689612 \h </w:instrText>
+              <w:instrText xml:space="preserve"> PAGEREF _Toc231154542 \h </w:instrText>
             </w:r>
             <w:r>
               <w:rPr>
@@ -2494,12 +2467,12 @@
             <w:rPr>
               <w:rFonts w:asciiTheme="minorHAnsi" w:eastAsiaTheme="minorEastAsia" w:hAnsiTheme="minorHAnsi" w:cstheme="minorBidi"/>
               <w:noProof/>
-              <w:kern w:val="2"/>
+              <w:sz w:val="22"/>
+              <w:szCs w:val="22"/>
               <w:lang w:val="en-GB"/>
-              <w14:ligatures w14:val="standardContextual"/>
             </w:rPr>
           </w:pPr>
-          <w:hyperlink w:anchor="_Toc230689613" w:history="1">
+          <w:hyperlink w:anchor="_Toc231154543" w:history="1">
             <w:r>
               <w:rPr>
                 <w:rStyle w:val="Hiperveza"/>
@@ -2527,7 +2500,7 @@
                 <w:noProof/>
                 <w:webHidden/>
               </w:rPr>
-              <w:instrText xml:space="preserve"> PAGEREF _Toc230689613 \h </w:instrText>
+              <w:instrText xml:space="preserve"> PAGEREF _Toc231154543 \h </w:instrText>
             </w:r>
             <w:r>
               <w:rPr>
@@ -2567,12 +2540,12 @@
             <w:rPr>
               <w:rFonts w:asciiTheme="minorHAnsi" w:eastAsiaTheme="minorEastAsia" w:hAnsiTheme="minorHAnsi" w:cstheme="minorBidi"/>
               <w:noProof/>
-              <w:kern w:val="2"/>
+              <w:sz w:val="22"/>
+              <w:szCs w:val="22"/>
               <w:lang w:val="en-GB"/>
-              <w14:ligatures w14:val="standardContextual"/>
             </w:rPr>
           </w:pPr>
-          <w:hyperlink w:anchor="_Toc230689614" w:history="1">
+          <w:hyperlink w:anchor="_Toc231154544" w:history="1">
             <w:r>
               <w:rPr>
                 <w:rStyle w:val="Hiperveza"/>
@@ -2600,7 +2573,7 @@
                 <w:noProof/>
                 <w:webHidden/>
               </w:rPr>
-              <w:instrText xml:space="preserve"> PAGEREF _Toc230689614 \h </w:instrText>
+              <w:instrText xml:space="preserve"> PAGEREF _Toc231154544 \h </w:instrText>
             </w:r>
             <w:r>
               <w:rPr>
@@ -2640,12 +2613,12 @@
             <w:rPr>
               <w:rFonts w:asciiTheme="minorHAnsi" w:eastAsiaTheme="minorEastAsia" w:hAnsiTheme="minorHAnsi" w:cstheme="minorBidi"/>
               <w:noProof/>
-              <w:kern w:val="2"/>
+              <w:sz w:val="22"/>
+              <w:szCs w:val="22"/>
               <w:lang w:val="en-GB"/>
-              <w14:ligatures w14:val="standardContextual"/>
             </w:rPr>
           </w:pPr>
-          <w:hyperlink w:anchor="_Toc230689615" w:history="1">
+          <w:hyperlink w:anchor="_Toc231154545" w:history="1">
             <w:r>
               <w:rPr>
                 <w:rStyle w:val="Hiperveza"/>
@@ -2673,7 +2646,7 @@
                 <w:noProof/>
                 <w:webHidden/>
               </w:rPr>
-              <w:instrText xml:space="preserve"> PAGEREF _Toc230689615 \h </w:instrText>
+              <w:instrText xml:space="preserve"> PAGEREF _Toc231154545 \h </w:instrText>
             </w:r>
             <w:r>
               <w:rPr>
@@ -2713,12 +2686,12 @@
             <w:rPr>
               <w:rFonts w:asciiTheme="minorHAnsi" w:eastAsiaTheme="minorEastAsia" w:hAnsiTheme="minorHAnsi" w:cstheme="minorBidi"/>
               <w:noProof/>
-              <w:kern w:val="2"/>
+              <w:sz w:val="22"/>
+              <w:szCs w:val="22"/>
               <w:lang w:val="en-GB"/>
-              <w14:ligatures w14:val="standardContextual"/>
             </w:rPr>
           </w:pPr>
-          <w:hyperlink w:anchor="_Toc230689616" w:history="1">
+          <w:hyperlink w:anchor="_Toc231154546" w:history="1">
             <w:r>
               <w:rPr>
                 <w:rStyle w:val="Hiperveza"/>
@@ -2746,7 +2719,7 @@
                 <w:noProof/>
                 <w:webHidden/>
               </w:rPr>
-              <w:instrText xml:space="preserve"> PAGEREF _Toc230689616 \h </w:instrText>
+              <w:instrText xml:space="preserve"> PAGEREF _Toc231154546 \h </w:instrText>
             </w:r>
             <w:r>
               <w:rPr>
@@ -2786,12 +2759,12 @@
             <w:rPr>
               <w:rFonts w:asciiTheme="minorHAnsi" w:eastAsiaTheme="minorEastAsia" w:hAnsiTheme="minorHAnsi" w:cstheme="minorBidi"/>
               <w:noProof/>
-              <w:kern w:val="2"/>
+              <w:sz w:val="22"/>
+              <w:szCs w:val="22"/>
               <w:lang w:val="en-GB"/>
-              <w14:ligatures w14:val="standardContextual"/>
             </w:rPr>
           </w:pPr>
-          <w:hyperlink w:anchor="_Toc230689617" w:history="1">
+          <w:hyperlink w:anchor="_Toc231154547" w:history="1">
             <w:r>
               <w:rPr>
                 <w:rStyle w:val="Hiperveza"/>
@@ -2819,7 +2792,7 @@
                 <w:noProof/>
                 <w:webHidden/>
               </w:rPr>
-              <w:instrText xml:space="preserve"> PAGEREF _Toc230689617 \h </w:instrText>
+              <w:instrText xml:space="preserve"> PAGEREF _Toc231154547 \h </w:instrText>
             </w:r>
             <w:r>
               <w:rPr>
@@ -2859,19 +2832,19 @@
             <w:rPr>
               <w:rFonts w:asciiTheme="minorHAnsi" w:eastAsiaTheme="minorEastAsia" w:hAnsiTheme="minorHAnsi" w:cstheme="minorBidi"/>
               <w:noProof/>
-              <w:kern w:val="2"/>
+              <w:sz w:val="22"/>
+              <w:szCs w:val="22"/>
               <w:lang w:val="en-GB"/>
-              <w14:ligatures w14:val="standardContextual"/>
             </w:rPr>
           </w:pPr>
-          <w:hyperlink w:anchor="_Toc230689618" w:history="1">
+          <w:hyperlink w:anchor="_Toc231154548" w:history="1">
             <w:r>
               <w:rPr>
                 <w:rStyle w:val="Hiperveza"/>
                 <w:rFonts w:ascii="Arial" w:hAnsi="Arial" w:cs="Arial"/>
                 <w:noProof/>
               </w:rPr>
-              <w:t>4.2. Struktura podataka u Tableauu</w:t>
+              <w:t>4.2. Struktura podataka u Tableau</w:t>
             </w:r>
             <w:r>
               <w:rPr>
@@ -2892,7 +2865,7 @@
                 <w:noProof/>
                 <w:webHidden/>
               </w:rPr>
-              <w:instrText xml:space="preserve"> PAGEREF _Toc230689618 \h </w:instrText>
+              <w:instrText xml:space="preserve"> PAGEREF _Toc231154548 \h </w:instrText>
             </w:r>
             <w:r>
               <w:rPr>
@@ -2932,12 +2905,12 @@
             <w:rPr>
               <w:rFonts w:asciiTheme="minorHAnsi" w:eastAsiaTheme="minorEastAsia" w:hAnsiTheme="minorHAnsi" w:cstheme="minorBidi"/>
               <w:noProof/>
-              <w:kern w:val="2"/>
+              <w:sz w:val="22"/>
+              <w:szCs w:val="22"/>
               <w:lang w:val="en-GB"/>
-              <w14:ligatures w14:val="standardContextual"/>
             </w:rPr>
           </w:pPr>
-          <w:hyperlink w:anchor="_Toc230689619" w:history="1">
+          <w:hyperlink w:anchor="_Toc231154549" w:history="1">
             <w:r>
               <w:rPr>
                 <w:rStyle w:val="Hiperveza"/>
@@ -2965,7 +2938,7 @@
                 <w:noProof/>
                 <w:webHidden/>
               </w:rPr>
-              <w:instrText xml:space="preserve"> PAGEREF _Toc230689619 \h </w:instrText>
+              <w:instrText xml:space="preserve"> PAGEREF _Toc231154549 \h </w:instrText>
             </w:r>
             <w:r>
               <w:rPr>
@@ -3005,12 +2978,12 @@
             <w:rPr>
               <w:rFonts w:asciiTheme="minorHAnsi" w:eastAsiaTheme="minorEastAsia" w:hAnsiTheme="minorHAnsi" w:cstheme="minorBidi"/>
               <w:noProof/>
-              <w:kern w:val="2"/>
+              <w:sz w:val="22"/>
+              <w:szCs w:val="22"/>
               <w:lang w:val="en-GB"/>
-              <w14:ligatures w14:val="standardContextual"/>
             </w:rPr>
           </w:pPr>
-          <w:hyperlink w:anchor="_Toc230689620" w:history="1">
+          <w:hyperlink w:anchor="_Toc231154550" w:history="1">
             <w:r>
               <w:rPr>
                 <w:rStyle w:val="Hiperveza"/>
@@ -3038,7 +3011,7 @@
                 <w:noProof/>
                 <w:webHidden/>
               </w:rPr>
-              <w:instrText xml:space="preserve"> PAGEREF _Toc230689620 \h </w:instrText>
+              <w:instrText xml:space="preserve"> PAGEREF _Toc231154550 \h </w:instrText>
             </w:r>
             <w:r>
               <w:rPr>
@@ -3078,12 +3051,12 @@
             <w:rPr>
               <w:rFonts w:asciiTheme="minorHAnsi" w:eastAsiaTheme="minorEastAsia" w:hAnsiTheme="minorHAnsi" w:cstheme="minorBidi"/>
               <w:noProof/>
-              <w:kern w:val="2"/>
+              <w:sz w:val="22"/>
+              <w:szCs w:val="22"/>
               <w:lang w:val="en-GB"/>
-              <w14:ligatures w14:val="standardContextual"/>
             </w:rPr>
           </w:pPr>
-          <w:hyperlink w:anchor="_Toc230689621" w:history="1">
+          <w:hyperlink w:anchor="_Toc231154551" w:history="1">
             <w:r>
               <w:rPr>
                 <w:rStyle w:val="Hiperveza"/>
@@ -3111,7 +3084,7 @@
                 <w:noProof/>
                 <w:webHidden/>
               </w:rPr>
-              <w:instrText xml:space="preserve"> PAGEREF _Toc230689621 \h </w:instrText>
+              <w:instrText xml:space="preserve"> PAGEREF _Toc231154551 \h </w:instrText>
             </w:r>
             <w:r>
               <w:rPr>
@@ -3151,12 +3124,12 @@
             <w:rPr>
               <w:rFonts w:asciiTheme="minorHAnsi" w:eastAsiaTheme="minorEastAsia" w:hAnsiTheme="minorHAnsi" w:cstheme="minorBidi"/>
               <w:noProof/>
-              <w:kern w:val="2"/>
+              <w:sz w:val="22"/>
+              <w:szCs w:val="22"/>
               <w:lang w:val="en-GB"/>
-              <w14:ligatures w14:val="standardContextual"/>
             </w:rPr>
           </w:pPr>
-          <w:hyperlink w:anchor="_Toc230689622" w:history="1">
+          <w:hyperlink w:anchor="_Toc231154552" w:history="1">
             <w:r>
               <w:rPr>
                 <w:rStyle w:val="Hiperveza"/>
@@ -3184,7 +3157,7 @@
                 <w:noProof/>
                 <w:webHidden/>
               </w:rPr>
-              <w:instrText xml:space="preserve"> PAGEREF _Toc230689622 \h </w:instrText>
+              <w:instrText xml:space="preserve"> PAGEREF _Toc231154552 \h </w:instrText>
             </w:r>
             <w:r>
               <w:rPr>
@@ -3224,12 +3197,12 @@
             <w:rPr>
               <w:rFonts w:asciiTheme="minorHAnsi" w:eastAsiaTheme="minorEastAsia" w:hAnsiTheme="minorHAnsi" w:cstheme="minorBidi"/>
               <w:noProof/>
-              <w:kern w:val="2"/>
+              <w:sz w:val="22"/>
+              <w:szCs w:val="22"/>
               <w:lang w:val="en-GB"/>
-              <w14:ligatures w14:val="standardContextual"/>
             </w:rPr>
           </w:pPr>
-          <w:hyperlink w:anchor="_Toc230689623" w:history="1">
+          <w:hyperlink w:anchor="_Toc231154553" w:history="1">
             <w:r>
               <w:rPr>
                 <w:rStyle w:val="Hiperveza"/>
@@ -3257,7 +3230,7 @@
                 <w:noProof/>
                 <w:webHidden/>
               </w:rPr>
-              <w:instrText xml:space="preserve"> PAGEREF _Toc230689623 \h </w:instrText>
+              <w:instrText xml:space="preserve"> PAGEREF _Toc231154553 \h </w:instrText>
             </w:r>
             <w:r>
               <w:rPr>
@@ -3297,12 +3270,12 @@
             <w:rPr>
               <w:rFonts w:asciiTheme="minorHAnsi" w:eastAsiaTheme="minorEastAsia" w:hAnsiTheme="minorHAnsi" w:cstheme="minorBidi"/>
               <w:noProof/>
-              <w:kern w:val="2"/>
+              <w:sz w:val="22"/>
+              <w:szCs w:val="22"/>
               <w:lang w:val="en-GB"/>
-              <w14:ligatures w14:val="standardContextual"/>
             </w:rPr>
           </w:pPr>
-          <w:hyperlink w:anchor="_Toc230689624" w:history="1">
+          <w:hyperlink w:anchor="_Toc231154554" w:history="1">
             <w:r>
               <w:rPr>
                 <w:rStyle w:val="Hiperveza"/>
@@ -3330,7 +3303,7 @@
                 <w:noProof/>
                 <w:webHidden/>
               </w:rPr>
-              <w:instrText xml:space="preserve"> PAGEREF _Toc230689624 \h </w:instrText>
+              <w:instrText xml:space="preserve"> PAGEREF _Toc231154554 \h </w:instrText>
             </w:r>
             <w:r>
               <w:rPr>
@@ -3370,12 +3343,12 @@
             <w:rPr>
               <w:rFonts w:asciiTheme="minorHAnsi" w:eastAsiaTheme="minorEastAsia" w:hAnsiTheme="minorHAnsi" w:cstheme="minorBidi"/>
               <w:noProof/>
-              <w:kern w:val="2"/>
+              <w:sz w:val="22"/>
+              <w:szCs w:val="22"/>
               <w:lang w:val="en-GB"/>
-              <w14:ligatures w14:val="standardContextual"/>
             </w:rPr>
           </w:pPr>
-          <w:hyperlink w:anchor="_Toc230689625" w:history="1">
+          <w:hyperlink w:anchor="_Toc231154555" w:history="1">
             <w:r>
               <w:rPr>
                 <w:rStyle w:val="Hiperveza"/>
@@ -3403,7 +3376,7 @@
                 <w:noProof/>
                 <w:webHidden/>
               </w:rPr>
-              <w:instrText xml:space="preserve"> PAGEREF _Toc230689625 \h </w:instrText>
+              <w:instrText xml:space="preserve"> PAGEREF _Toc231154555 \h </w:instrText>
             </w:r>
             <w:r>
               <w:rPr>
@@ -3443,12 +3416,12 @@
             <w:rPr>
               <w:rFonts w:asciiTheme="minorHAnsi" w:eastAsiaTheme="minorEastAsia" w:hAnsiTheme="minorHAnsi" w:cstheme="minorBidi"/>
               <w:noProof/>
-              <w:kern w:val="2"/>
+              <w:sz w:val="22"/>
+              <w:szCs w:val="22"/>
               <w:lang w:val="en-GB"/>
-              <w14:ligatures w14:val="standardContextual"/>
             </w:rPr>
           </w:pPr>
-          <w:hyperlink w:anchor="_Toc230689626" w:history="1">
+          <w:hyperlink w:anchor="_Toc231154556" w:history="1">
             <w:r>
               <w:rPr>
                 <w:rStyle w:val="Hiperveza"/>
@@ -3476,7 +3449,7 @@
                 <w:noProof/>
                 <w:webHidden/>
               </w:rPr>
-              <w:instrText xml:space="preserve"> PAGEREF _Toc230689626 \h </w:instrText>
+              <w:instrText xml:space="preserve"> PAGEREF _Toc231154556 \h </w:instrText>
             </w:r>
             <w:r>
               <w:rPr>
@@ -3516,12 +3489,12 @@
             <w:rPr>
               <w:rFonts w:asciiTheme="minorHAnsi" w:eastAsiaTheme="minorEastAsia" w:hAnsiTheme="minorHAnsi" w:cstheme="minorBidi"/>
               <w:noProof/>
-              <w:kern w:val="2"/>
+              <w:sz w:val="22"/>
+              <w:szCs w:val="22"/>
               <w:lang w:val="en-GB"/>
-              <w14:ligatures w14:val="standardContextual"/>
             </w:rPr>
           </w:pPr>
-          <w:hyperlink w:anchor="_Toc230689627" w:history="1">
+          <w:hyperlink w:anchor="_Toc231154557" w:history="1">
             <w:r>
               <w:rPr>
                 <w:rStyle w:val="Hiperveza"/>
@@ -3549,7 +3522,7 @@
                 <w:noProof/>
                 <w:webHidden/>
               </w:rPr>
-              <w:instrText xml:space="preserve"> PAGEREF _Toc230689627 \h </w:instrText>
+              <w:instrText xml:space="preserve"> PAGEREF _Toc231154557 \h </w:instrText>
             </w:r>
             <w:r>
               <w:rPr>
@@ -3589,12 +3562,12 @@
             <w:rPr>
               <w:rFonts w:asciiTheme="minorHAnsi" w:eastAsiaTheme="minorEastAsia" w:hAnsiTheme="minorHAnsi" w:cstheme="minorBidi"/>
               <w:noProof/>
-              <w:kern w:val="2"/>
+              <w:sz w:val="22"/>
+              <w:szCs w:val="22"/>
               <w:lang w:val="en-GB"/>
-              <w14:ligatures w14:val="standardContextual"/>
             </w:rPr>
           </w:pPr>
-          <w:hyperlink w:anchor="_Toc230689628" w:history="1">
+          <w:hyperlink w:anchor="_Toc231154558" w:history="1">
             <w:r>
               <w:rPr>
                 <w:rStyle w:val="Hiperveza"/>
@@ -3622,7 +3595,7 @@
                 <w:noProof/>
                 <w:webHidden/>
               </w:rPr>
-              <w:instrText xml:space="preserve"> PAGEREF _Toc230689628 \h </w:instrText>
+              <w:instrText xml:space="preserve"> PAGEREF _Toc231154558 \h </w:instrText>
             </w:r>
             <w:r>
               <w:rPr>
@@ -3662,12 +3635,12 @@
             <w:rPr>
               <w:rFonts w:asciiTheme="minorHAnsi" w:eastAsiaTheme="minorEastAsia" w:hAnsiTheme="minorHAnsi" w:cstheme="minorBidi"/>
               <w:noProof/>
-              <w:kern w:val="2"/>
+              <w:sz w:val="22"/>
+              <w:szCs w:val="22"/>
               <w:lang w:val="en-GB"/>
-              <w14:ligatures w14:val="standardContextual"/>
             </w:rPr>
           </w:pPr>
-          <w:hyperlink w:anchor="_Toc230689629" w:history="1">
+          <w:hyperlink w:anchor="_Toc231154559" w:history="1">
             <w:r>
               <w:rPr>
                 <w:rStyle w:val="Hiperveza"/>
@@ -3695,7 +3668,7 @@
                 <w:noProof/>
                 <w:webHidden/>
               </w:rPr>
-              <w:instrText xml:space="preserve"> PAGEREF _Toc230689629 \h </w:instrText>
+              <w:instrText xml:space="preserve"> PAGEREF _Toc231154559 \h </w:instrText>
             </w:r>
             <w:r>
               <w:rPr>
@@ -3735,12 +3708,12 @@
             <w:rPr>
               <w:rFonts w:asciiTheme="minorHAnsi" w:eastAsiaTheme="minorEastAsia" w:hAnsiTheme="minorHAnsi" w:cstheme="minorBidi"/>
               <w:noProof/>
-              <w:kern w:val="2"/>
+              <w:sz w:val="22"/>
+              <w:szCs w:val="22"/>
               <w:lang w:val="en-GB"/>
-              <w14:ligatures w14:val="standardContextual"/>
             </w:rPr>
           </w:pPr>
-          <w:hyperlink w:anchor="_Toc230689630" w:history="1">
+          <w:hyperlink w:anchor="_Toc231154560" w:history="1">
             <w:r>
               <w:rPr>
                 <w:rStyle w:val="Hiperveza"/>
@@ -3768,7 +3741,7 @@
                 <w:noProof/>
                 <w:webHidden/>
               </w:rPr>
-              <w:instrText xml:space="preserve"> PAGEREF _Toc230689630 \h </w:instrText>
+              <w:instrText xml:space="preserve"> PAGEREF _Toc231154560 \h </w:instrText>
             </w:r>
             <w:r>
               <w:rPr>
@@ -3821,7 +3794,7 @@
           <w:lang w:val="hr-HR"/>
         </w:rPr>
       </w:pPr>
-      <w:bookmarkStart w:id="1" w:name="_Toc230689601"/>
+      <w:bookmarkStart w:id="2" w:name="_Toc231154531"/>
       <w:r>
         <w:rPr>
           <w:rFonts w:ascii="Arial" w:hAnsi="Arial" w:cs="Arial"/>
@@ -3830,7 +3803,7 @@
         <w:lastRenderedPageBreak/>
         <w:t>1. Uvod</w:t>
       </w:r>
-      <w:bookmarkEnd w:id="1"/>
+      <w:bookmarkEnd w:id="2"/>
     </w:p>
     <w:p>
       <w:pPr>
@@ -3945,13 +3918,7 @@
         <w:rPr>
           <w:rFonts w:ascii="Arial" w:hAnsi="Arial" w:cs="Arial"/>
         </w:rPr>
-        <w:t>Tema ovog seminarskog rada je analiza r</w:t>
-      </w:r>
-      <w:r>
-        <w:rPr>
-          <w:rFonts w:ascii="Arial" w:hAnsi="Arial" w:cs="Arial"/>
-        </w:rPr>
-        <w:t xml:space="preserve">ezultata </w:t>
+        <w:t xml:space="preserve">Tema ovog seminarskog rada je analiza rezultata </w:t>
       </w:r>
       <w:proofErr w:type="spellStart"/>
       <w:r>
@@ -3991,13 +3958,7 @@
         <w:rPr>
           <w:rFonts w:ascii="Arial" w:hAnsi="Arial" w:cs="Arial"/>
         </w:rPr>
-        <w:t xml:space="preserve"> od prikupljanja i obrade sirovih podataka s platforme Kaggle, kroz izgradnju skladišta podataka prema modelu zvij</w:t>
-      </w:r>
-      <w:r>
-        <w:rPr>
-          <w:rFonts w:ascii="Arial" w:hAnsi="Arial" w:cs="Arial"/>
-        </w:rPr>
-        <w:t xml:space="preserve">ezde, do izrade interaktivnih poslovnih izvještaja u alatu </w:t>
+        <w:t xml:space="preserve"> od prikupljanja i obrade sirovih podataka s platforme Kaggle, kroz izgradnju skladišta podataka prema modelu zvijezde, do izrade interaktivnih poslovnih izvještaja u alatu </w:t>
       </w:r>
       <w:proofErr w:type="spellStart"/>
       <w:r>
@@ -4041,13 +4002,7 @@
         <w:rPr>
           <w:rFonts w:ascii="Arial" w:hAnsi="Arial" w:cs="Arial"/>
         </w:rPr>
-        <w:t>Svrha projekta je stvoriti analitički sustav koji pruža korisne uvide o performansama igrača, uspješnosti timova na različitim mapama i u različitim fazama turnira, vremenskim trend</w:t>
-      </w:r>
-      <w:r>
-        <w:rPr>
-          <w:rFonts w:ascii="Arial" w:hAnsi="Arial" w:cs="Arial"/>
-        </w:rPr>
-        <w:t xml:space="preserve">ovima te geografskoj distribuciji profesionalnih igrača. Takvi uvidi </w:t>
+        <w:t xml:space="preserve">Svrha projekta je stvoriti analitički sustav koji pruža korisne uvide o performansama igrača, uspješnosti timova na različitim mapama i u različitim fazama turnira, vremenskim trendovima te geografskoj distribuciji profesionalnih igrača. Takvi uvidi </w:t>
       </w:r>
       <w:r>
         <w:rPr>
@@ -4072,6 +4027,12 @@
           <w:rFonts w:ascii="Arial" w:hAnsi="Arial" w:cs="Arial"/>
         </w:rPr>
         <w:t xml:space="preserve">trenerima tih profesionalni igrača te naravno </w:t>
+      </w:r>
+      <w:r>
+        <w:rPr>
+          <w:rFonts w:ascii="Arial" w:hAnsi="Arial" w:cs="Arial"/>
+        </w:rPr>
+        <w:t xml:space="preserve">i </w:t>
       </w:r>
       <w:r>
         <w:rPr>
@@ -4105,13 +4066,7 @@
         <w:rPr>
           <w:rFonts w:ascii="Arial" w:hAnsi="Arial" w:cs="Arial"/>
         </w:rPr>
-        <w:t>Rad je strukturiran u dva dijela: prvi dio obuhvaća izgradnju skladišta</w:t>
-      </w:r>
-      <w:r>
-        <w:rPr>
-          <w:rFonts w:ascii="Arial" w:hAnsi="Arial" w:cs="Arial"/>
-        </w:rPr>
-        <w:t xml:space="preserve"> podataka (opis domene, skup podataka, model zvijezde i ETL proces), a drugi dio opisuje izradu poslovnih izvještaja u Tableau alatu.</w:t>
+        <w:t>Rad je strukturiran u dva dijela: prvi dio obuhvaća izgradnju skladišta podataka (opis domene, skup podataka, model zvijezde i ETL proces), a drugi dio opisuje izradu poslovnih izvještaja u Tableau alatu.</w:t>
       </w:r>
     </w:p>
     <w:p>
@@ -4123,7 +4078,7 @@
           <w:lang w:val="hr-HR"/>
         </w:rPr>
       </w:pPr>
-      <w:bookmarkStart w:id="2" w:name="_Toc230689602"/>
+      <w:bookmarkStart w:id="3" w:name="_Toc231154532"/>
       <w:r>
         <w:rPr>
           <w:rFonts w:ascii="Arial" w:hAnsi="Arial" w:cs="Arial"/>
@@ -4132,7 +4087,7 @@
         <w:lastRenderedPageBreak/>
         <w:t>2. Metode i tehnike rada</w:t>
       </w:r>
-      <w:bookmarkEnd w:id="2"/>
+      <w:bookmarkEnd w:id="3"/>
     </w:p>
     <w:p>
       <w:pPr>
@@ -4147,25 +4102,7 @@
         <w:rPr>
           <w:rFonts w:ascii="Arial" w:hAnsi="Arial" w:cs="Arial"/>
         </w:rPr>
-        <w:t xml:space="preserve">U izradi ovog seminarskog rada primijenjene su metode i tehnike iz područja poslovne </w:t>
-      </w:r>
-      <w:r>
-        <w:rPr>
-          <w:rFonts w:ascii="Arial" w:hAnsi="Arial" w:cs="Arial"/>
-        </w:rPr>
-        <w:t>inteligencije i upravljanja podacima. Korišten je pristup modeliranja podataka temeljen na dimenzijskom</w:t>
-      </w:r>
-      <w:r>
-        <w:rPr>
-          <w:rFonts w:ascii="Arial" w:hAnsi="Arial" w:cs="Arial"/>
-        </w:rPr>
-        <w:t xml:space="preserve"> </w:t>
-      </w:r>
-      <w:r>
-        <w:rPr>
-          <w:rFonts w:ascii="Arial" w:hAnsi="Arial" w:cs="Arial"/>
-        </w:rPr>
-        <w:t>te standardni ETL (</w:t>
+        <w:t>U izradi ovog seminarskog rada primijenjene su metode i tehnike iz područja poslovne inteligencije i upravljanja podacima. Korišten je pristup modeliranja podataka te standardni ETL (</w:t>
       </w:r>
       <w:proofErr w:type="spellStart"/>
       <w:r>
@@ -4218,7 +4155,7 @@
           <w:lang w:val="hr-HR"/>
         </w:rPr>
       </w:pPr>
-      <w:bookmarkStart w:id="3" w:name="_Toc230689603"/>
+      <w:bookmarkStart w:id="4" w:name="_Toc231154533"/>
       <w:r>
         <w:rPr>
           <w:rFonts w:ascii="Arial" w:hAnsi="Arial" w:cs="Arial"/>
@@ -4226,7 +4163,7 @@
         </w:rPr>
         <w:t>2.1. Korišteni alati i tehnologije</w:t>
       </w:r>
-      <w:bookmarkEnd w:id="3"/>
+      <w:bookmarkEnd w:id="4"/>
     </w:p>
     <w:p>
       <w:pPr>
@@ -4249,13 +4186,7 @@
         <w:rPr>
           <w:rFonts w:ascii="Arial" w:hAnsi="Arial" w:cs="Arial"/>
         </w:rPr>
-        <w:t>je platforma za dijeljenje skupova p</w:t>
-      </w:r>
-      <w:r>
-        <w:rPr>
-          <w:rFonts w:ascii="Arial" w:hAnsi="Arial" w:cs="Arial"/>
-        </w:rPr>
-        <w:t>odataka i strojno učenje. Korištena je kao primarni izvor svih skupova podataka korištenih u projektu. Kaggle nudi besplatan pristup javnim skupovima podataka u CSV formatu.</w:t>
+        <w:t>je platforma za dijeljenje skupova podataka i strojno učenje. Korištena je kao primarni izvor svih skupova podataka korištenih u projektu. Kaggle nudi besplatan pristup javnim skupovima podataka u CSV formatu.</w:t>
       </w:r>
     </w:p>
     <w:p>
@@ -4279,13 +4210,7 @@
         <w:rPr>
           <w:rFonts w:ascii="Arial" w:hAnsi="Arial" w:cs="Arial"/>
         </w:rPr>
-        <w:t>korišten je kao sustav za pohranu i prezentaciju dimenzijskih i či</w:t>
-      </w:r>
-      <w:r>
-        <w:rPr>
-          <w:rFonts w:ascii="Arial" w:hAnsi="Arial" w:cs="Arial"/>
-        </w:rPr>
-        <w:t>njenične tablice. Svaka tablica modela zvijezde pohranjena je u zasebnu Excel datoteku (.</w:t>
+        <w:t>korišten je kao sustav za pohranu i prezentaciju dimenzijskih i činjenične tablice. Svaka tablica modela zvijezde pohranjena je u zasebnu Excel datoteku (.</w:t>
       </w:r>
       <w:proofErr w:type="spellStart"/>
       <w:r>
@@ -4377,13 +4302,7 @@
         <w:rPr>
           <w:rFonts w:ascii="Arial" w:hAnsi="Arial" w:cs="Arial"/>
         </w:rPr>
-        <w:t>. K</w:t>
-      </w:r>
-      <w:r>
-        <w:rPr>
-          <w:rFonts w:ascii="Arial" w:hAnsi="Arial" w:cs="Arial"/>
-        </w:rPr>
-        <w:t xml:space="preserve">orišten je za izradu svih šest poslovnih izvještaja i navigacijskog početnog </w:t>
+        <w:t xml:space="preserve">. Korišten je za izradu svih šest poslovnih izvještaja i navigacijskog početnog </w:t>
       </w:r>
       <w:proofErr w:type="spellStart"/>
       <w:r>
@@ -4433,13 +4352,7 @@
         <w:rPr>
           <w:rFonts w:ascii="Arial" w:hAnsi="Arial" w:cs="Arial"/>
         </w:rPr>
-        <w:t xml:space="preserve"> zasebna CSV skupa podataka, čišćenje i normalizaciju podataka te generiranje novih atributa potreb</w:t>
-      </w:r>
-      <w:r>
-        <w:rPr>
-          <w:rFonts w:ascii="Arial" w:hAnsi="Arial" w:cs="Arial"/>
-        </w:rPr>
-        <w:t>nih za dimenzijsko modeliranje.</w:t>
+        <w:t xml:space="preserve"> zasebna CSV skupa podataka, čišćenje i normalizaciju podataka te generiranje novih atributa potrebnih za dimenzijsko modeliranje.</w:t>
       </w:r>
     </w:p>
     <w:p>
@@ -4460,7 +4373,7 @@
           <w:lang w:val="hr-HR"/>
         </w:rPr>
       </w:pPr>
-      <w:bookmarkStart w:id="4" w:name="_Toc230689604"/>
+      <w:bookmarkStart w:id="5" w:name="_Toc231154534"/>
       <w:r>
         <w:rPr>
           <w:rFonts w:ascii="Arial" w:hAnsi="Arial" w:cs="Arial"/>
@@ -4468,7 +4381,7 @@
         </w:rPr>
         <w:t>2.2. Metodološki pristup</w:t>
       </w:r>
-      <w:bookmarkEnd w:id="4"/>
+      <w:bookmarkEnd w:id="5"/>
     </w:p>
     <w:p>
       <w:pPr>
@@ -4495,13 +4408,7 @@
         <w:rPr>
           <w:rFonts w:ascii="Arial" w:hAnsi="Arial" w:cs="Arial"/>
         </w:rPr>
-        <w:t>Za modeliranje je odabran model zvijezde koji je standardni pristup u izgradnji analitičkih skladišta podataka zbog jednostavnosti, preg</w:t>
-      </w:r>
-      <w:r>
-        <w:rPr>
-          <w:rFonts w:ascii="Arial" w:hAnsi="Arial" w:cs="Arial"/>
-        </w:rPr>
-        <w:t>lednosti i pogodnosti za izvođenje analitičkih upita.</w:t>
+        <w:t>Za modeliranje je odabran model zvijezde koji je standardni pristup u izgradnji analitičkih skladišta podataka zbog jednostavnosti, preglednosti i pogodnosti za izvođenje analitičkih upita.</w:t>
       </w:r>
     </w:p>
     <w:p>
@@ -4513,7 +4420,7 @@
           <w:lang w:val="hr-HR"/>
         </w:rPr>
       </w:pPr>
-      <w:bookmarkStart w:id="5" w:name="_Toc230689605"/>
+      <w:bookmarkStart w:id="6" w:name="_Toc231154535"/>
       <w:r>
         <w:rPr>
           <w:rFonts w:ascii="Arial" w:hAnsi="Arial" w:cs="Arial"/>
@@ -4522,7 +4429,7 @@
         <w:lastRenderedPageBreak/>
         <w:t>3. Izgradnja skladišta podataka</w:t>
       </w:r>
-      <w:bookmarkEnd w:id="5"/>
+      <w:bookmarkEnd w:id="6"/>
     </w:p>
     <w:p>
       <w:pPr>
@@ -4537,7 +4444,7 @@
         <w:rPr>
           <w:rFonts w:ascii="Arial" w:hAnsi="Arial" w:cs="Arial"/>
         </w:rPr>
-        <w:t>Ovaj dio rada opisuje izgradnju analitičkog skladišta podataka za CS esports domenu, uključujući opis domene, izvore podataka, model zvijezde i ETL proces.</w:t>
+        <w:t>Ovaj dio rada opisuje izgradnju skladišta podataka za CS esports domenu, uključujući opis domene, izvore podataka, model zvijezde i ETL proces.</w:t>
       </w:r>
     </w:p>
     <w:p>
@@ -4548,22 +4455,15 @@
           <w:lang w:val="hr-HR"/>
         </w:rPr>
       </w:pPr>
-      <w:bookmarkStart w:id="6" w:name="_Toc230689606"/>
+      <w:bookmarkStart w:id="7" w:name="_Toc231154536"/>
       <w:r>
         <w:rPr>
           <w:rFonts w:ascii="Arial" w:hAnsi="Arial" w:cs="Arial"/>
           <w:lang w:val="hr-HR"/>
         </w:rPr>
-        <w:t>3.1. Opis dome</w:t>
-      </w:r>
-      <w:r>
-        <w:rPr>
-          <w:rFonts w:ascii="Arial" w:hAnsi="Arial" w:cs="Arial"/>
-          <w:lang w:val="hr-HR"/>
-        </w:rPr>
-        <w:t>ne i svrha skladišta podataka</w:t>
-      </w:r>
-      <w:bookmarkEnd w:id="6"/>
+        <w:t>3.1. Opis domene i svrha skladišta podataka</w:t>
+      </w:r>
+      <w:bookmarkEnd w:id="7"/>
     </w:p>
     <w:p>
       <w:pPr>
@@ -4614,13 +4514,7 @@
         <w:rPr>
           <w:rFonts w:ascii="Arial" w:hAnsi="Arial" w:cs="Arial"/>
         </w:rPr>
-        <w:t>), grupnoj</w:t>
-      </w:r>
-      <w:r>
-        <w:rPr>
-          <w:rFonts w:ascii="Arial" w:hAnsi="Arial" w:cs="Arial"/>
-        </w:rPr>
-        <w:t xml:space="preserve"> fazi (Group </w:t>
+        <w:t xml:space="preserve">), grupnoj fazi (Group </w:t>
       </w:r>
       <w:proofErr w:type="spellStart"/>
       <w:r>
@@ -4748,13 +4642,7 @@
         <w:rPr>
           <w:rFonts w:ascii="Arial" w:hAnsi="Arial" w:cs="Arial"/>
         </w:rPr>
-        <w:t>), asistencij</w:t>
-      </w:r>
-      <w:r>
-        <w:rPr>
-          <w:rFonts w:ascii="Arial" w:hAnsi="Arial" w:cs="Arial"/>
-        </w:rPr>
-        <w:t>a (</w:t>
+        <w:t>), asistencija (</w:t>
       </w:r>
       <w:proofErr w:type="spellStart"/>
       <w:r>
@@ -4930,19 +4818,7 @@
         <w:rPr>
           <w:rFonts w:ascii="Arial" w:hAnsi="Arial" w:cs="Arial"/>
         </w:rPr>
-        <w:t xml:space="preserve">Svrha izrađenog skladišta podataka je </w:t>
-      </w:r>
-      <w:r>
-        <w:rPr>
-          <w:rFonts w:ascii="Arial" w:hAnsi="Arial" w:cs="Arial"/>
-        </w:rPr>
-        <w:t>centralizirati sve te podatke i omogućiti višedimenzionalnu analizu kojom se mogu dobiti odgovori na pitanja poput: koji igrači i timovi su najefikasniji, na kojim mapama se postižu najbolji rezultati, kako se performanse mijenjaju kroz različite faze turn</w:t>
-      </w:r>
-      <w:r>
-        <w:rPr>
-          <w:rFonts w:ascii="Arial" w:hAnsi="Arial" w:cs="Arial"/>
-        </w:rPr>
-        <w:t>ira i kroz vrijeme, te iz kojih zemalja dolaze najuspješniji profesionalni igrači.</w:t>
+        <w:t>Svrha izrađenog skladišta podataka je centralizirati sve te podatke i omogućiti višedimenzionalnu analizu kojom se mogu dobiti odgovori na pitanja poput: koji igrači i timovi su najefikasniji, na kojim mapama se postižu najbolji rezultati, kako se performanse mijenjaju kroz različite faze turnira i kroz vrijeme, te iz kojih zemalja dolaze najuspješniji profesionalni igrači.</w:t>
       </w:r>
     </w:p>
     <w:p>
@@ -4963,7 +4839,7 @@
           <w:lang w:val="hr-HR"/>
         </w:rPr>
       </w:pPr>
-      <w:bookmarkStart w:id="7" w:name="_Toc230689607"/>
+      <w:bookmarkStart w:id="8" w:name="_Toc231154537"/>
       <w:r>
         <w:rPr>
           <w:rFonts w:ascii="Arial" w:hAnsi="Arial" w:cs="Arial"/>
@@ -4971,7 +4847,7 @@
         </w:rPr>
         <w:t>3.2. Opis korištenog skupa podataka</w:t>
       </w:r>
-      <w:bookmarkEnd w:id="7"/>
+      <w:bookmarkEnd w:id="8"/>
     </w:p>
     <w:p>
       <w:pPr>
@@ -4998,13 +4874,7 @@
         <w:rPr>
           <w:rFonts w:ascii="Arial" w:hAnsi="Arial" w:cs="Arial"/>
         </w:rPr>
-        <w:t xml:space="preserve"> javno dostupna skupa podataka preuzeta s platforme Kaggle (www.kaggle.com). Kaggle je odabran jer nudi be</w:t>
-      </w:r>
-      <w:r>
-        <w:rPr>
-          <w:rFonts w:ascii="Arial" w:hAnsi="Arial" w:cs="Arial"/>
-        </w:rPr>
-        <w:t>splatan pristup strukturiranim skupovima podataka iz esports domene koji su verificirani od strane zajednice. Podaci su preuzeti u CSV formatu.</w:t>
+        <w:t xml:space="preserve"> javno dostupna skupa podataka preuzeta s platforme Kaggle (www.kaggle.com). Kaggle je odabran jer nudi besplatan pristup strukturiranim skupovima podataka iz esports domene koji su verificirani od strane zajednice. Podaci su preuzeti u CSV formatu.</w:t>
       </w:r>
     </w:p>
     <w:p>
@@ -5896,7 +5766,33 @@
                 <w:sz w:val="20"/>
                 <w:szCs w:val="20"/>
               </w:rPr>
-              <w:t>Vrsta meča (</w:t>
+              <w:t xml:space="preserve">Vrsta </w:t>
+            </w:r>
+            <w:proofErr w:type="spellStart"/>
+            <w:r>
+              <w:rPr>
+                <w:rFonts w:ascii="Arial" w:hAnsi="Arial" w:cs="Arial"/>
+                <w:sz w:val="20"/>
+                <w:szCs w:val="20"/>
+              </w:rPr>
+              <w:t>match</w:t>
+            </w:r>
+            <w:proofErr w:type="spellEnd"/>
+            <w:r>
+              <w:rPr>
+                <w:rFonts w:ascii="Arial" w:hAnsi="Arial" w:cs="Arial"/>
+                <w:sz w:val="20"/>
+                <w:szCs w:val="20"/>
+              </w:rPr>
+              <w:t>-a</w:t>
+            </w:r>
+            <w:r>
+              <w:rPr>
+                <w:rFonts w:ascii="Arial" w:hAnsi="Arial" w:cs="Arial"/>
+                <w:sz w:val="20"/>
+                <w:szCs w:val="20"/>
+              </w:rPr>
+              <w:t xml:space="preserve"> (</w:t>
             </w:r>
             <w:proofErr w:type="spellStart"/>
             <w:r>
@@ -6089,7 +5985,33 @@
                 <w:sz w:val="20"/>
                 <w:szCs w:val="20"/>
               </w:rPr>
-              <w:t>Broj ubojstava igrača u meču</w:t>
+              <w:t xml:space="preserve">Broj ubojstava igrača u </w:t>
+            </w:r>
+            <w:proofErr w:type="spellStart"/>
+            <w:r>
+              <w:rPr>
+                <w:rFonts w:ascii="Arial" w:hAnsi="Arial" w:cs="Arial"/>
+                <w:sz w:val="20"/>
+                <w:szCs w:val="20"/>
+              </w:rPr>
+              <w:t>match</w:t>
+            </w:r>
+            <w:proofErr w:type="spellEnd"/>
+            <w:r>
+              <w:rPr>
+                <w:rFonts w:ascii="Arial" w:hAnsi="Arial" w:cs="Arial"/>
+                <w:sz w:val="20"/>
+                <w:szCs w:val="20"/>
+              </w:rPr>
+              <w:t>-</w:t>
+            </w:r>
+            <w:r>
+              <w:rPr>
+                <w:rFonts w:ascii="Arial" w:hAnsi="Arial" w:cs="Arial"/>
+                <w:sz w:val="20"/>
+                <w:szCs w:val="20"/>
+              </w:rPr>
+              <w:t>u</w:t>
             </w:r>
           </w:p>
         </w:tc>
@@ -6192,7 +6114,33 @@
                 <w:sz w:val="20"/>
                 <w:szCs w:val="20"/>
               </w:rPr>
-              <w:t>Broj asistencija igrača u meču</w:t>
+              <w:t xml:space="preserve">Broj asistencija igrača u </w:t>
+            </w:r>
+            <w:proofErr w:type="spellStart"/>
+            <w:r>
+              <w:rPr>
+                <w:rFonts w:ascii="Arial" w:hAnsi="Arial" w:cs="Arial"/>
+                <w:sz w:val="20"/>
+                <w:szCs w:val="20"/>
+              </w:rPr>
+              <w:t>match</w:t>
+            </w:r>
+            <w:proofErr w:type="spellEnd"/>
+            <w:r>
+              <w:rPr>
+                <w:rFonts w:ascii="Arial" w:hAnsi="Arial" w:cs="Arial"/>
+                <w:sz w:val="20"/>
+                <w:szCs w:val="20"/>
+              </w:rPr>
+              <w:t>-</w:t>
+            </w:r>
+            <w:r>
+              <w:rPr>
+                <w:rFonts w:ascii="Arial" w:hAnsi="Arial" w:cs="Arial"/>
+                <w:sz w:val="20"/>
+                <w:szCs w:val="20"/>
+              </w:rPr>
+              <w:t>u</w:t>
             </w:r>
           </w:p>
         </w:tc>
@@ -6295,7 +6243,33 @@
                 <w:sz w:val="20"/>
                 <w:szCs w:val="20"/>
               </w:rPr>
-              <w:t>Broj smrti igrača u meču</w:t>
+              <w:t xml:space="preserve">Broj smrti igrača u </w:t>
+            </w:r>
+            <w:proofErr w:type="spellStart"/>
+            <w:r>
+              <w:rPr>
+                <w:rFonts w:ascii="Arial" w:hAnsi="Arial" w:cs="Arial"/>
+                <w:sz w:val="20"/>
+                <w:szCs w:val="20"/>
+              </w:rPr>
+              <w:t>match</w:t>
+            </w:r>
+            <w:proofErr w:type="spellEnd"/>
+            <w:r>
+              <w:rPr>
+                <w:rFonts w:ascii="Arial" w:hAnsi="Arial" w:cs="Arial"/>
+                <w:sz w:val="20"/>
+                <w:szCs w:val="20"/>
+              </w:rPr>
+              <w:t>-</w:t>
+            </w:r>
+            <w:r>
+              <w:rPr>
+                <w:rFonts w:ascii="Arial" w:hAnsi="Arial" w:cs="Arial"/>
+                <w:sz w:val="20"/>
+                <w:szCs w:val="20"/>
+              </w:rPr>
+              <w:t>u</w:t>
             </w:r>
           </w:p>
         </w:tc>
@@ -6913,7 +6887,41 @@
                 <w:sz w:val="20"/>
                 <w:szCs w:val="20"/>
               </w:rPr>
-              <w:t>Ishod meča (</w:t>
+              <w:t xml:space="preserve">Ishod </w:t>
+            </w:r>
+            <w:proofErr w:type="spellStart"/>
+            <w:r>
+              <w:rPr>
+                <w:rFonts w:ascii="Arial" w:hAnsi="Arial" w:cs="Arial"/>
+                <w:sz w:val="20"/>
+                <w:szCs w:val="20"/>
+              </w:rPr>
+              <w:t>match</w:t>
+            </w:r>
+            <w:proofErr w:type="spellEnd"/>
+            <w:r>
+              <w:rPr>
+                <w:rFonts w:ascii="Arial" w:hAnsi="Arial" w:cs="Arial"/>
+                <w:sz w:val="20"/>
+                <w:szCs w:val="20"/>
+              </w:rPr>
+              <w:t>-a</w:t>
+            </w:r>
+            <w:r>
+              <w:rPr>
+                <w:rFonts w:ascii="Arial" w:hAnsi="Arial" w:cs="Arial"/>
+                <w:sz w:val="20"/>
+                <w:szCs w:val="20"/>
+              </w:rPr>
+              <w:t xml:space="preserve"> </w:t>
+            </w:r>
+            <w:r>
+              <w:rPr>
+                <w:rFonts w:ascii="Arial" w:hAnsi="Arial" w:cs="Arial"/>
+                <w:sz w:val="20"/>
+                <w:szCs w:val="20"/>
+              </w:rPr>
+              <w:t>(</w:t>
             </w:r>
             <w:proofErr w:type="spellStart"/>
             <w:r>
@@ -8594,15 +8602,7 @@
                 <w:sz w:val="20"/>
                 <w:szCs w:val="20"/>
               </w:rPr>
-              <w:t xml:space="preserve">Razlika ukupnih </w:t>
-            </w:r>
-            <w:r>
-              <w:rPr>
-                <w:rFonts w:ascii="Arial" w:hAnsi="Arial" w:cs="Arial"/>
-                <w:sz w:val="20"/>
-                <w:szCs w:val="20"/>
-              </w:rPr>
-              <w:t>ubojstava i smrti tima</w:t>
+              <w:t>Razlika ukupnih ubojstava i smrti tima</w:t>
             </w:r>
           </w:p>
         </w:tc>
@@ -8856,7 +8856,7 @@
           <w:lang w:val="hr-HR"/>
         </w:rPr>
       </w:pPr>
-      <w:bookmarkStart w:id="8" w:name="_Toc230689608"/>
+      <w:bookmarkStart w:id="9" w:name="_Toc231154538"/>
       <w:r>
         <w:rPr>
           <w:rFonts w:ascii="Arial" w:hAnsi="Arial" w:cs="Arial"/>
@@ -8864,7 +8864,7 @@
         </w:rPr>
         <w:t>3.3. Model skladišta podataka</w:t>
       </w:r>
-      <w:bookmarkEnd w:id="8"/>
+      <w:bookmarkEnd w:id="9"/>
     </w:p>
     <w:p>
       <w:pPr>
@@ -8893,13 +8893,7 @@
         <w:rPr>
           <w:rFonts w:ascii="Arial" w:hAnsi="Arial" w:cs="Arial"/>
         </w:rPr>
-        <w:t>). Ovaj model karakterizira centralna tablica činjenica okružena dimenzijskim tablicama. Model zvijezde odabran je zbog jednostavnosti za analitičke upite, pregledne strukture i d</w:t>
-      </w:r>
-      <w:r>
-        <w:rPr>
-          <w:rFonts w:ascii="Arial" w:hAnsi="Arial" w:cs="Arial"/>
-        </w:rPr>
-        <w:t>obre podrške u Tableau alatu.</w:t>
+        <w:t>). Ovaj model karakterizira centralna tablica činjenica okružena dimenzijskim tablicama. Model zvijezde odabran je zbog jednostavnosti za analitičke upite, pregledne strukture i dobre podrške u Tableau alatu.</w:t>
       </w:r>
     </w:p>
     <w:p>
@@ -8945,13 +8939,7 @@
         <w:rPr>
           <w:rFonts w:ascii="Arial" w:hAnsi="Arial" w:cs="Arial"/>
         </w:rPr>
-        <w:t xml:space="preserve"> koncepta role-playing dimension za tablicu</w:t>
-      </w:r>
-      <w:r>
-        <w:rPr>
-          <w:rFonts w:ascii="Arial" w:hAnsi="Arial" w:cs="Arial"/>
-        </w:rPr>
-        <w:t xml:space="preserve"> dim_team koja sudjeluje u dvije uloge</w:t>
+        <w:t xml:space="preserve"> koncepta role-playing dimension za tablicu dim_team koja sudjeluje u dvije uloge</w:t>
       </w:r>
       <w:r>
         <w:rPr>
@@ -9078,7 +9066,7 @@
           <w:lang w:val="hr-HR"/>
         </w:rPr>
       </w:pPr>
-      <w:bookmarkStart w:id="9" w:name="_Toc230689609"/>
+      <w:bookmarkStart w:id="10" w:name="_Toc231154539"/>
       <w:r>
         <w:rPr>
           <w:rFonts w:ascii="Arial" w:hAnsi="Arial" w:cs="Arial"/>
@@ -9087,7 +9075,7 @@
         <w:lastRenderedPageBreak/>
         <w:t>3.3.1. Tablica činjenica – fact_match_performance</w:t>
       </w:r>
-      <w:bookmarkEnd w:id="9"/>
+      <w:bookmarkEnd w:id="10"/>
     </w:p>
     <w:p>
       <w:pPr>
@@ -9102,13 +9090,7 @@
         <w:rPr>
           <w:rFonts w:ascii="Arial" w:hAnsi="Arial" w:cs="Arial"/>
         </w:rPr>
-        <w:t xml:space="preserve">Tablica činjenica fact_match_performance sadrži 2.800 zapisa gdje svaki zapis predstavlja </w:t>
-      </w:r>
-      <w:r>
-        <w:rPr>
-          <w:rFonts w:ascii="Arial" w:hAnsi="Arial" w:cs="Arial"/>
-        </w:rPr>
-        <w:t>jedan individualni nastup igrača u jednom meču. Sadrži šest stranih ključeva koji je povezuju s dimenzijskim tablicama te sedam mjera.</w:t>
+        <w:t>Tablica činjenica fact_match_performance sadrži 2.800 zapisa gdje svaki zapis predstavlja jedan individualni nastup igrača u jednom meču. Sadrži šest stranih ključeva koji je povezuju s dimenzijskim tablicama te sedam mjera.</w:t>
       </w:r>
     </w:p>
     <w:tbl>
@@ -9549,15 +9531,7 @@
                 <w:sz w:val="20"/>
                 <w:szCs w:val="20"/>
               </w:rPr>
-              <w:t xml:space="preserve">Identifikator </w:t>
-            </w:r>
-            <w:r>
-              <w:rPr>
-                <w:rFonts w:ascii="Arial" w:hAnsi="Arial" w:cs="Arial"/>
-                <w:sz w:val="20"/>
-                <w:szCs w:val="20"/>
-              </w:rPr>
-              <w:t>igrača</w:t>
+              <w:t>Identifikator igrača</w:t>
             </w:r>
           </w:p>
         </w:tc>
@@ -10099,13 +10073,23 @@
               </w:rPr>
               <w:t xml:space="preserve">Identifikator vrste </w:t>
             </w:r>
-            <w:r>
-              <w:rPr>
-                <w:rFonts w:ascii="Arial" w:hAnsi="Arial" w:cs="Arial"/>
-                <w:sz w:val="20"/>
-                <w:szCs w:val="20"/>
-              </w:rPr>
-              <w:t>meča</w:t>
+            <w:proofErr w:type="spellStart"/>
+            <w:r>
+              <w:rPr>
+                <w:rFonts w:ascii="Arial" w:hAnsi="Arial" w:cs="Arial"/>
+                <w:sz w:val="20"/>
+                <w:szCs w:val="20"/>
+              </w:rPr>
+              <w:t>match</w:t>
+            </w:r>
+            <w:proofErr w:type="spellEnd"/>
+            <w:r>
+              <w:rPr>
+                <w:rFonts w:ascii="Arial" w:hAnsi="Arial" w:cs="Arial"/>
+                <w:sz w:val="20"/>
+                <w:szCs w:val="20"/>
+              </w:rPr>
+              <w:t>-a</w:t>
             </w:r>
           </w:p>
         </w:tc>
@@ -10241,7 +10225,25 @@
                 <w:sz w:val="20"/>
                 <w:szCs w:val="20"/>
               </w:rPr>
-              <w:t>Identifikator datuma meča</w:t>
+              <w:t xml:space="preserve">Identifikator datuma </w:t>
+            </w:r>
+            <w:proofErr w:type="spellStart"/>
+            <w:r>
+              <w:rPr>
+                <w:rFonts w:ascii="Arial" w:hAnsi="Arial" w:cs="Arial"/>
+                <w:sz w:val="20"/>
+                <w:szCs w:val="20"/>
+              </w:rPr>
+              <w:t>match</w:t>
+            </w:r>
+            <w:proofErr w:type="spellEnd"/>
+            <w:r>
+              <w:rPr>
+                <w:rFonts w:ascii="Arial" w:hAnsi="Arial" w:cs="Arial"/>
+                <w:sz w:val="20"/>
+                <w:szCs w:val="20"/>
+              </w:rPr>
+              <w:t>-a</w:t>
             </w:r>
           </w:p>
         </w:tc>
@@ -10377,7 +10379,33 @@
                 <w:sz w:val="20"/>
                 <w:szCs w:val="20"/>
               </w:rPr>
-              <w:t>Ukupan broj ubojstava u meču</w:t>
+              <w:t xml:space="preserve">Ukupan broj ubojstava u </w:t>
+            </w:r>
+            <w:proofErr w:type="spellStart"/>
+            <w:r>
+              <w:rPr>
+                <w:rFonts w:ascii="Arial" w:hAnsi="Arial" w:cs="Arial"/>
+                <w:sz w:val="20"/>
+                <w:szCs w:val="20"/>
+              </w:rPr>
+              <w:t>match</w:t>
+            </w:r>
+            <w:proofErr w:type="spellEnd"/>
+            <w:r>
+              <w:rPr>
+                <w:rFonts w:ascii="Arial" w:hAnsi="Arial" w:cs="Arial"/>
+                <w:sz w:val="20"/>
+                <w:szCs w:val="20"/>
+              </w:rPr>
+              <w:t>-</w:t>
+            </w:r>
+            <w:r>
+              <w:rPr>
+                <w:rFonts w:ascii="Arial" w:hAnsi="Arial" w:cs="Arial"/>
+                <w:sz w:val="20"/>
+                <w:szCs w:val="20"/>
+              </w:rPr>
+              <w:t>u</w:t>
             </w:r>
           </w:p>
         </w:tc>
@@ -10513,7 +10541,33 @@
                 <w:sz w:val="20"/>
                 <w:szCs w:val="20"/>
               </w:rPr>
-              <w:t>Ukupan broj asistencija u meču</w:t>
+              <w:t xml:space="preserve">Ukupan broj asistencija u </w:t>
+            </w:r>
+            <w:proofErr w:type="spellStart"/>
+            <w:r>
+              <w:rPr>
+                <w:rFonts w:ascii="Arial" w:hAnsi="Arial" w:cs="Arial"/>
+                <w:sz w:val="20"/>
+                <w:szCs w:val="20"/>
+              </w:rPr>
+              <w:t>match</w:t>
+            </w:r>
+            <w:proofErr w:type="spellEnd"/>
+            <w:r>
+              <w:rPr>
+                <w:rFonts w:ascii="Arial" w:hAnsi="Arial" w:cs="Arial"/>
+                <w:sz w:val="20"/>
+                <w:szCs w:val="20"/>
+              </w:rPr>
+              <w:t>-</w:t>
+            </w:r>
+            <w:r>
+              <w:rPr>
+                <w:rFonts w:ascii="Arial" w:hAnsi="Arial" w:cs="Arial"/>
+                <w:sz w:val="20"/>
+                <w:szCs w:val="20"/>
+              </w:rPr>
+              <w:t>u</w:t>
             </w:r>
           </w:p>
         </w:tc>
@@ -10649,7 +10703,33 @@
                 <w:sz w:val="20"/>
                 <w:szCs w:val="20"/>
               </w:rPr>
-              <w:t>Ukupan broj smrti u meču</w:t>
+              <w:t xml:space="preserve">Ukupan broj smrti u </w:t>
+            </w:r>
+            <w:proofErr w:type="spellStart"/>
+            <w:r>
+              <w:rPr>
+                <w:rFonts w:ascii="Arial" w:hAnsi="Arial" w:cs="Arial"/>
+                <w:sz w:val="20"/>
+                <w:szCs w:val="20"/>
+              </w:rPr>
+              <w:t>match</w:t>
+            </w:r>
+            <w:proofErr w:type="spellEnd"/>
+            <w:r>
+              <w:rPr>
+                <w:rFonts w:ascii="Arial" w:hAnsi="Arial" w:cs="Arial"/>
+                <w:sz w:val="20"/>
+                <w:szCs w:val="20"/>
+              </w:rPr>
+              <w:t>-</w:t>
+            </w:r>
+            <w:r>
+              <w:rPr>
+                <w:rFonts w:ascii="Arial" w:hAnsi="Arial" w:cs="Arial"/>
+                <w:sz w:val="20"/>
+                <w:szCs w:val="20"/>
+              </w:rPr>
+              <w:t>u</w:t>
             </w:r>
           </w:p>
         </w:tc>
@@ -10785,7 +10865,41 @@
                 <w:sz w:val="20"/>
                 <w:szCs w:val="20"/>
               </w:rPr>
-              <w:t>Duljina meča u rundama</w:t>
+              <w:t xml:space="preserve">Duljina </w:t>
+            </w:r>
+            <w:proofErr w:type="spellStart"/>
+            <w:r>
+              <w:rPr>
+                <w:rFonts w:ascii="Arial" w:hAnsi="Arial" w:cs="Arial"/>
+                <w:sz w:val="20"/>
+                <w:szCs w:val="20"/>
+              </w:rPr>
+              <w:t>match</w:t>
+            </w:r>
+            <w:proofErr w:type="spellEnd"/>
+            <w:r>
+              <w:rPr>
+                <w:rFonts w:ascii="Arial" w:hAnsi="Arial" w:cs="Arial"/>
+                <w:sz w:val="20"/>
+                <w:szCs w:val="20"/>
+              </w:rPr>
+              <w:t>-a</w:t>
+            </w:r>
+            <w:r>
+              <w:rPr>
+                <w:rFonts w:ascii="Arial" w:hAnsi="Arial" w:cs="Arial"/>
+                <w:sz w:val="20"/>
+                <w:szCs w:val="20"/>
+              </w:rPr>
+              <w:t xml:space="preserve"> </w:t>
+            </w:r>
+            <w:r>
+              <w:rPr>
+                <w:rFonts w:ascii="Arial" w:hAnsi="Arial" w:cs="Arial"/>
+                <w:sz w:val="20"/>
+                <w:szCs w:val="20"/>
+              </w:rPr>
+              <w:t>u rundama</w:t>
             </w:r>
           </w:p>
         </w:tc>
@@ -11217,7 +11331,25 @@
                 <w:sz w:val="20"/>
                 <w:szCs w:val="20"/>
               </w:rPr>
-              <w:t xml:space="preserve"> igrača meča</w:t>
+              <w:t xml:space="preserve"> igrača </w:t>
+            </w:r>
+            <w:proofErr w:type="spellStart"/>
+            <w:r>
+              <w:rPr>
+                <w:rFonts w:ascii="Arial" w:hAnsi="Arial" w:cs="Arial"/>
+                <w:sz w:val="20"/>
+                <w:szCs w:val="20"/>
+              </w:rPr>
+              <w:t>match</w:t>
+            </w:r>
+            <w:proofErr w:type="spellEnd"/>
+            <w:r>
+              <w:rPr>
+                <w:rFonts w:ascii="Arial" w:hAnsi="Arial" w:cs="Arial"/>
+                <w:sz w:val="20"/>
+                <w:szCs w:val="20"/>
+              </w:rPr>
+              <w:t>-a</w:t>
             </w:r>
           </w:p>
         </w:tc>
@@ -11245,24 +11377,32 @@
           <w:sz w:val="20"/>
           <w:szCs w:val="20"/>
         </w:rPr>
-        <w:t xml:space="preserve">Tablica 5: Struktura tablice činjenica </w:t>
-      </w:r>
-      <w:proofErr w:type="spellStart"/>
+        <w:t>Tablica 4</w:t>
+      </w:r>
       <w:r>
         <w:rPr>
           <w:rFonts w:ascii="Arial" w:hAnsi="Arial" w:cs="Arial"/>
           <w:sz w:val="20"/>
           <w:szCs w:val="20"/>
         </w:rPr>
-        <w:t>fact_match_performance</w:t>
-      </w:r>
-      <w:proofErr w:type="spellEnd"/>
+        <w:t xml:space="preserve">: Struktura tablice činjenica </w:t>
+      </w:r>
+      <w:proofErr w:type="spellStart"/>
       <w:r>
         <w:rPr>
           <w:rFonts w:ascii="Arial" w:hAnsi="Arial" w:cs="Arial"/>
           <w:sz w:val="20"/>
           <w:szCs w:val="20"/>
         </w:rPr>
+        <w:t>fact_match_performance</w:t>
+      </w:r>
+      <w:proofErr w:type="spellEnd"/>
+      <w:r>
+        <w:rPr>
+          <w:rFonts w:ascii="Arial" w:hAnsi="Arial" w:cs="Arial"/>
+          <w:sz w:val="20"/>
+          <w:szCs w:val="20"/>
+        </w:rPr>
         <w:t xml:space="preserve"> (vlastiti uradak)</w:t>
       </w:r>
     </w:p>
@@ -11332,21 +11472,13 @@
     </w:p>
     <w:p>
       <w:pPr>
-        <w:spacing w:after="120"/>
-        <w:rPr>
-          <w:rFonts w:ascii="Arial" w:hAnsi="Arial" w:cs="Arial"/>
-        </w:rPr>
-      </w:pPr>
-    </w:p>
-    <w:p>
-      <w:pPr>
         <w:pStyle w:val="Naslov3"/>
         <w:rPr>
           <w:rFonts w:ascii="Arial" w:hAnsi="Arial" w:cs="Arial"/>
           <w:lang w:val="hr-HR"/>
         </w:rPr>
       </w:pPr>
-      <w:bookmarkStart w:id="10" w:name="_Toc230689610"/>
+      <w:bookmarkStart w:id="11" w:name="_Toc231154540"/>
       <w:r>
         <w:rPr>
           <w:rFonts w:ascii="Arial" w:hAnsi="Arial" w:cs="Arial"/>
@@ -11355,7 +11487,7 @@
         <w:lastRenderedPageBreak/>
         <w:t>3.3.2. Dimenzijske tablice</w:t>
       </w:r>
-      <w:bookmarkEnd w:id="10"/>
+      <w:bookmarkEnd w:id="11"/>
     </w:p>
     <w:p>
       <w:pPr>
@@ -11705,15 +11837,7 @@
                 <w:sz w:val="20"/>
                 <w:szCs w:val="20"/>
               </w:rPr>
-              <w:t>Nadimak profesionalnog</w:t>
-            </w:r>
-            <w:r>
-              <w:rPr>
-                <w:rFonts w:ascii="Arial" w:hAnsi="Arial" w:cs="Arial"/>
-                <w:sz w:val="20"/>
-                <w:szCs w:val="20"/>
-              </w:rPr>
-              <w:t xml:space="preserve"> igrača</w:t>
+              <w:t>Nadimak profesionalnog igrača</w:t>
             </w:r>
           </w:p>
         </w:tc>
@@ -12308,7 +12432,49 @@
                 <w:sz w:val="20"/>
                 <w:szCs w:val="20"/>
               </w:rPr>
-              <w:t>Ukupno odigrani mečevi (izvedeno iz HLTV podataka)</w:t>
+              <w:t>Ukupno odigrani</w:t>
+            </w:r>
+            <w:r>
+              <w:rPr>
+                <w:rFonts w:ascii="Arial" w:hAnsi="Arial" w:cs="Arial"/>
+                <w:sz w:val="20"/>
+                <w:szCs w:val="20"/>
+              </w:rPr>
+              <w:t>h</w:t>
+            </w:r>
+            <w:r>
+              <w:rPr>
+                <w:rFonts w:ascii="Arial" w:hAnsi="Arial" w:cs="Arial"/>
+                <w:sz w:val="20"/>
+                <w:szCs w:val="20"/>
+              </w:rPr>
+              <w:t xml:space="preserve"> </w:t>
+            </w:r>
+            <w:proofErr w:type="spellStart"/>
+            <w:r>
+              <w:rPr>
+                <w:rFonts w:ascii="Arial" w:hAnsi="Arial" w:cs="Arial"/>
+                <w:sz w:val="20"/>
+                <w:szCs w:val="20"/>
+              </w:rPr>
+              <w:t>match-</w:t>
+            </w:r>
+            <w:r>
+              <w:rPr>
+                <w:rFonts w:ascii="Arial" w:hAnsi="Arial" w:cs="Arial"/>
+                <w:sz w:val="20"/>
+                <w:szCs w:val="20"/>
+              </w:rPr>
+              <w:t>eva</w:t>
+            </w:r>
+            <w:proofErr w:type="spellEnd"/>
+            <w:r>
+              <w:rPr>
+                <w:rFonts w:ascii="Arial" w:hAnsi="Arial" w:cs="Arial"/>
+                <w:sz w:val="20"/>
+                <w:szCs w:val="20"/>
+              </w:rPr>
+              <w:t>(izvedeno iz HLTV podataka)</w:t>
             </w:r>
           </w:p>
         </w:tc>
@@ -12712,15 +12878,7 @@
                 <w:sz w:val="20"/>
                 <w:szCs w:val="20"/>
               </w:rPr>
-              <w:t xml:space="preserve">Prosječna točnost </w:t>
-            </w:r>
-            <w:r>
-              <w:rPr>
-                <w:rFonts w:ascii="Arial" w:hAnsi="Arial" w:cs="Arial"/>
-                <w:sz w:val="20"/>
-                <w:szCs w:val="20"/>
-              </w:rPr>
-              <w:t>pucanja (%)</w:t>
+              <w:t>Prosječna točnost pucanja (%)</w:t>
             </w:r>
           </w:p>
         </w:tc>
@@ -12973,7 +13131,15 @@
           <w:sz w:val="20"/>
           <w:szCs w:val="20"/>
         </w:rPr>
-        <w:t xml:space="preserve">Tablica 6: Dimenzijska tablica </w:t>
+        <w:t>Tablica 5</w:t>
+      </w:r>
+      <w:r>
+        <w:rPr>
+          <w:rFonts w:ascii="Arial" w:hAnsi="Arial" w:cs="Arial"/>
+          <w:sz w:val="20"/>
+          <w:szCs w:val="20"/>
+        </w:rPr>
+        <w:t xml:space="preserve">: Dimenzijska tablica </w:t>
       </w:r>
       <w:proofErr w:type="spellStart"/>
       <w:r>
@@ -14120,7 +14286,15 @@
           <w:sz w:val="20"/>
           <w:szCs w:val="20"/>
         </w:rPr>
-        <w:t xml:space="preserve">Tablica 7: Dimenzijska tablica </w:t>
+        <w:t>Tablica 6</w:t>
+      </w:r>
+      <w:r>
+        <w:rPr>
+          <w:rFonts w:ascii="Arial" w:hAnsi="Arial" w:cs="Arial"/>
+          <w:sz w:val="20"/>
+          <w:szCs w:val="20"/>
+        </w:rPr>
+        <w:t xml:space="preserve">: Dimenzijska tablica </w:t>
       </w:r>
       <w:proofErr w:type="spellStart"/>
       <w:r>
@@ -14273,18 +14447,7 @@
                 <w:sz w:val="20"/>
                 <w:szCs w:val="20"/>
               </w:rPr>
-              <w:t xml:space="preserve">Tip </w:t>
-            </w:r>
-            <w:r>
-              <w:rPr>
-                <w:rFonts w:ascii="Arial" w:hAnsi="Arial" w:cs="Arial"/>
-                <w:b/>
-                <w:bCs/>
-                <w:color w:val="FFFFFF"/>
-                <w:sz w:val="20"/>
-                <w:szCs w:val="20"/>
-              </w:rPr>
-              <w:t>podatka</w:t>
+              <w:t>Tip podatka</w:t>
             </w:r>
           </w:p>
         </w:tc>
@@ -14759,7 +14922,15 @@
           <w:sz w:val="20"/>
           <w:szCs w:val="20"/>
         </w:rPr>
-        <w:t xml:space="preserve">Tablica 8: Dimenzijska tablica </w:t>
+        <w:t>Tablica 7</w:t>
+      </w:r>
+      <w:r>
+        <w:rPr>
+          <w:rFonts w:ascii="Arial" w:hAnsi="Arial" w:cs="Arial"/>
+          <w:sz w:val="20"/>
+          <w:szCs w:val="20"/>
+        </w:rPr>
+        <w:t xml:space="preserve">: Dimenzijska tablica </w:t>
       </w:r>
       <w:proofErr w:type="spellStart"/>
       <w:r>
@@ -15140,7 +15311,41 @@
                 <w:sz w:val="20"/>
                 <w:szCs w:val="20"/>
               </w:rPr>
-              <w:t>Vrsta meča (</w:t>
+              <w:t xml:space="preserve">Vrsta </w:t>
+            </w:r>
+            <w:proofErr w:type="spellStart"/>
+            <w:r>
+              <w:rPr>
+                <w:rFonts w:ascii="Arial" w:hAnsi="Arial" w:cs="Arial"/>
+                <w:sz w:val="20"/>
+                <w:szCs w:val="20"/>
+              </w:rPr>
+              <w:t>match</w:t>
+            </w:r>
+            <w:proofErr w:type="spellEnd"/>
+            <w:r>
+              <w:rPr>
+                <w:rFonts w:ascii="Arial" w:hAnsi="Arial" w:cs="Arial"/>
+                <w:sz w:val="20"/>
+                <w:szCs w:val="20"/>
+              </w:rPr>
+              <w:t>-a</w:t>
+            </w:r>
+            <w:r>
+              <w:rPr>
+                <w:rFonts w:ascii="Arial" w:hAnsi="Arial" w:cs="Arial"/>
+                <w:sz w:val="20"/>
+                <w:szCs w:val="20"/>
+              </w:rPr>
+              <w:t xml:space="preserve"> </w:t>
+            </w:r>
+            <w:r>
+              <w:rPr>
+                <w:rFonts w:ascii="Arial" w:hAnsi="Arial" w:cs="Arial"/>
+                <w:sz w:val="20"/>
+                <w:szCs w:val="20"/>
+              </w:rPr>
+              <w:t>(</w:t>
             </w:r>
             <w:proofErr w:type="spellStart"/>
             <w:r>
@@ -15333,7 +15538,41 @@
                 <w:sz w:val="20"/>
                 <w:szCs w:val="20"/>
               </w:rPr>
-              <w:t>Format meča (BO1 = 1, BO3 = 3, BO5 = 5)</w:t>
+              <w:t xml:space="preserve">Format </w:t>
+            </w:r>
+            <w:proofErr w:type="spellStart"/>
+            <w:r>
+              <w:rPr>
+                <w:rFonts w:ascii="Arial" w:hAnsi="Arial" w:cs="Arial"/>
+                <w:sz w:val="20"/>
+                <w:szCs w:val="20"/>
+              </w:rPr>
+              <w:t>match</w:t>
+            </w:r>
+            <w:proofErr w:type="spellEnd"/>
+            <w:r>
+              <w:rPr>
+                <w:rFonts w:ascii="Arial" w:hAnsi="Arial" w:cs="Arial"/>
+                <w:sz w:val="20"/>
+                <w:szCs w:val="20"/>
+              </w:rPr>
+              <w:t>-a</w:t>
+            </w:r>
+            <w:r>
+              <w:rPr>
+                <w:rFonts w:ascii="Arial" w:hAnsi="Arial" w:cs="Arial"/>
+                <w:sz w:val="20"/>
+                <w:szCs w:val="20"/>
+              </w:rPr>
+              <w:t xml:space="preserve"> </w:t>
+            </w:r>
+            <w:r>
+              <w:rPr>
+                <w:rFonts w:ascii="Arial" w:hAnsi="Arial" w:cs="Arial"/>
+                <w:sz w:val="20"/>
+                <w:szCs w:val="20"/>
+              </w:rPr>
+              <w:t>(BO1 = 1, BO3 = 3, BO5 = 5)</w:t>
             </w:r>
           </w:p>
         </w:tc>
@@ -15361,7 +15600,15 @@
           <w:sz w:val="20"/>
           <w:szCs w:val="20"/>
         </w:rPr>
-        <w:t xml:space="preserve">Tablica 9: Dimenzijska tablica </w:t>
+        <w:t>Tablica 8</w:t>
+      </w:r>
+      <w:r>
+        <w:rPr>
+          <w:rFonts w:ascii="Arial" w:hAnsi="Arial" w:cs="Arial"/>
+          <w:sz w:val="20"/>
+          <w:szCs w:val="20"/>
+        </w:rPr>
+        <w:t xml:space="preserve">: Dimenzijska tablica </w:t>
       </w:r>
       <w:proofErr w:type="spellStart"/>
       <w:r>
@@ -15742,7 +15989,25 @@
                 <w:sz w:val="20"/>
                 <w:szCs w:val="20"/>
               </w:rPr>
-              <w:t>Puni datum meča</w:t>
+              <w:t xml:space="preserve">Puni datum </w:t>
+            </w:r>
+            <w:proofErr w:type="spellStart"/>
+            <w:r>
+              <w:rPr>
+                <w:rFonts w:ascii="Arial" w:hAnsi="Arial" w:cs="Arial"/>
+                <w:sz w:val="20"/>
+                <w:szCs w:val="20"/>
+              </w:rPr>
+              <w:t>match</w:t>
+            </w:r>
+            <w:proofErr w:type="spellEnd"/>
+            <w:r>
+              <w:rPr>
+                <w:rFonts w:ascii="Arial" w:hAnsi="Arial" w:cs="Arial"/>
+                <w:sz w:val="20"/>
+                <w:szCs w:val="20"/>
+              </w:rPr>
+              <w:t>-a</w:t>
             </w:r>
           </w:p>
         </w:tc>
@@ -15845,7 +16110,25 @@
                 <w:sz w:val="20"/>
                 <w:szCs w:val="20"/>
               </w:rPr>
-              <w:t>Godina meča</w:t>
+              <w:t xml:space="preserve">Godina </w:t>
+            </w:r>
+            <w:proofErr w:type="spellStart"/>
+            <w:r>
+              <w:rPr>
+                <w:rFonts w:ascii="Arial" w:hAnsi="Arial" w:cs="Arial"/>
+                <w:sz w:val="20"/>
+                <w:szCs w:val="20"/>
+              </w:rPr>
+              <w:t>match</w:t>
+            </w:r>
+            <w:proofErr w:type="spellEnd"/>
+            <w:r>
+              <w:rPr>
+                <w:rFonts w:ascii="Arial" w:hAnsi="Arial" w:cs="Arial"/>
+                <w:sz w:val="20"/>
+                <w:szCs w:val="20"/>
+              </w:rPr>
+              <w:t>-a</w:t>
             </w:r>
           </w:p>
         </w:tc>
@@ -15948,7 +16231,41 @@
                 <w:sz w:val="20"/>
                 <w:szCs w:val="20"/>
               </w:rPr>
-              <w:t>Mjesec meča (1–12)</w:t>
+              <w:t xml:space="preserve">Mjesec </w:t>
+            </w:r>
+            <w:proofErr w:type="spellStart"/>
+            <w:r>
+              <w:rPr>
+                <w:rFonts w:ascii="Arial" w:hAnsi="Arial" w:cs="Arial"/>
+                <w:sz w:val="20"/>
+                <w:szCs w:val="20"/>
+              </w:rPr>
+              <w:t>match</w:t>
+            </w:r>
+            <w:proofErr w:type="spellEnd"/>
+            <w:r>
+              <w:rPr>
+                <w:rFonts w:ascii="Arial" w:hAnsi="Arial" w:cs="Arial"/>
+                <w:sz w:val="20"/>
+                <w:szCs w:val="20"/>
+              </w:rPr>
+              <w:t>-a</w:t>
+            </w:r>
+            <w:r>
+              <w:rPr>
+                <w:rFonts w:ascii="Arial" w:hAnsi="Arial" w:cs="Arial"/>
+                <w:sz w:val="20"/>
+                <w:szCs w:val="20"/>
+              </w:rPr>
+              <w:t xml:space="preserve"> </w:t>
+            </w:r>
+            <w:r>
+              <w:rPr>
+                <w:rFonts w:ascii="Arial" w:hAnsi="Arial" w:cs="Arial"/>
+                <w:sz w:val="20"/>
+                <w:szCs w:val="20"/>
+              </w:rPr>
+              <w:t>(1–12)</w:t>
             </w:r>
           </w:p>
         </w:tc>
@@ -16051,7 +16368,41 @@
                 <w:sz w:val="20"/>
                 <w:szCs w:val="20"/>
               </w:rPr>
-              <w:t>Kvartal meča (1–4)</w:t>
+              <w:t xml:space="preserve">Kvartal </w:t>
+            </w:r>
+            <w:proofErr w:type="spellStart"/>
+            <w:r>
+              <w:rPr>
+                <w:rFonts w:ascii="Arial" w:hAnsi="Arial" w:cs="Arial"/>
+                <w:sz w:val="20"/>
+                <w:szCs w:val="20"/>
+              </w:rPr>
+              <w:t>match</w:t>
+            </w:r>
+            <w:proofErr w:type="spellEnd"/>
+            <w:r>
+              <w:rPr>
+                <w:rFonts w:ascii="Arial" w:hAnsi="Arial" w:cs="Arial"/>
+                <w:sz w:val="20"/>
+                <w:szCs w:val="20"/>
+              </w:rPr>
+              <w:t>-a</w:t>
+            </w:r>
+            <w:r>
+              <w:rPr>
+                <w:rFonts w:ascii="Arial" w:hAnsi="Arial" w:cs="Arial"/>
+                <w:sz w:val="20"/>
+                <w:szCs w:val="20"/>
+              </w:rPr>
+              <w:t xml:space="preserve"> </w:t>
+            </w:r>
+            <w:r>
+              <w:rPr>
+                <w:rFonts w:ascii="Arial" w:hAnsi="Arial" w:cs="Arial"/>
+                <w:sz w:val="20"/>
+                <w:szCs w:val="20"/>
+              </w:rPr>
+              <w:t>(1–4)</w:t>
             </w:r>
           </w:p>
         </w:tc>
@@ -16218,32 +16569,48 @@
           <w:sz w:val="20"/>
           <w:szCs w:val="20"/>
         </w:rPr>
-        <w:t xml:space="preserve">Tablica 10: Dimenzijska tablica </w:t>
-      </w:r>
-      <w:proofErr w:type="spellStart"/>
+        <w:t xml:space="preserve">Tablica </w:t>
+      </w:r>
       <w:r>
         <w:rPr>
           <w:rFonts w:ascii="Arial" w:hAnsi="Arial" w:cs="Arial"/>
           <w:sz w:val="20"/>
           <w:szCs w:val="20"/>
         </w:rPr>
-        <w:t>dim_date</w:t>
-      </w:r>
-      <w:proofErr w:type="spellEnd"/>
+        <w:t>9</w:t>
+      </w:r>
       <w:r>
         <w:rPr>
           <w:rFonts w:ascii="Arial" w:hAnsi="Arial" w:cs="Arial"/>
           <w:sz w:val="20"/>
           <w:szCs w:val="20"/>
         </w:rPr>
-        <w:t xml:space="preserve"> </w:t>
-      </w:r>
+        <w:t xml:space="preserve">: Dimenzijska tablica </w:t>
+      </w:r>
+      <w:proofErr w:type="spellStart"/>
       <w:r>
         <w:rPr>
           <w:rFonts w:ascii="Arial" w:hAnsi="Arial" w:cs="Arial"/>
           <w:sz w:val="20"/>
           <w:szCs w:val="20"/>
         </w:rPr>
+        <w:t>dim_date</w:t>
+      </w:r>
+      <w:proofErr w:type="spellEnd"/>
+      <w:r>
+        <w:rPr>
+          <w:rFonts w:ascii="Arial" w:hAnsi="Arial" w:cs="Arial"/>
+          <w:sz w:val="20"/>
+          <w:szCs w:val="20"/>
+        </w:rPr>
+        <w:t xml:space="preserve"> </w:t>
+      </w:r>
+      <w:r>
+        <w:rPr>
+          <w:rFonts w:ascii="Arial" w:hAnsi="Arial" w:cs="Arial"/>
+          <w:sz w:val="20"/>
+          <w:szCs w:val="20"/>
+        </w:rPr>
         <w:t>(vlastiti uradak)</w:t>
       </w:r>
     </w:p>
@@ -16343,7 +16710,7 @@
           <w:lang w:val="hr-HR"/>
         </w:rPr>
       </w:pPr>
-      <w:bookmarkStart w:id="11" w:name="_Toc230689611"/>
+      <w:bookmarkStart w:id="12" w:name="_Toc231154541"/>
       <w:r>
         <w:rPr>
           <w:rFonts w:ascii="Arial" w:hAnsi="Arial" w:cs="Arial"/>
@@ -16352,7 +16719,7 @@
         <w:lastRenderedPageBreak/>
         <w:t>3.3.3. Dijagram modela zvijezde</w:t>
       </w:r>
-      <w:bookmarkEnd w:id="11"/>
+      <w:bookmarkEnd w:id="12"/>
     </w:p>
     <w:p>
       <w:pPr>
@@ -16381,7 +16748,7 @@
         <w:rPr>
           <w:rFonts w:ascii="Arial" w:hAnsi="Arial" w:cs="Arial"/>
         </w:rPr>
-        <w:t xml:space="preserve"> 1:M (jedna dimenzija – mnogo zapisa u tablici činjenica). Dimenzija dim_team pojavljuje se u dvije uloge – </w:t>
+        <w:t xml:space="preserve"> 1:M. Dimenzija dim_team pojavljuje se u dvije uloge – </w:t>
       </w:r>
       <w:proofErr w:type="spellStart"/>
       <w:r>
@@ -16473,7 +16840,7 @@
                     </pic:cNvPicPr>
                   </pic:nvPicPr>
                   <pic:blipFill>
-                    <a:blip r:embed="rId10">
+                    <a:blip r:embed="rId11">
                       <a:extLst>
                         <a:ext uri="{28A0092B-C50C-407E-A947-70E740481C1C}">
                           <a14:useLocalDpi xmlns:a14="http://schemas.microsoft.com/office/drawing/2010/main" val="0"/>
@@ -16618,7 +16985,7 @@
           <w:lang w:val="hr-HR"/>
         </w:rPr>
       </w:pPr>
-      <w:bookmarkStart w:id="12" w:name="_Toc230689612"/>
+      <w:bookmarkStart w:id="13" w:name="_Toc231154542"/>
       <w:r>
         <w:rPr>
           <w:rFonts w:ascii="Arial" w:hAnsi="Arial" w:cs="Arial"/>
@@ -16627,7 +16994,7 @@
         <w:lastRenderedPageBreak/>
         <w:t>3.4. ETL proces</w:t>
       </w:r>
-      <w:bookmarkEnd w:id="12"/>
+      <w:bookmarkEnd w:id="13"/>
     </w:p>
     <w:p>
       <w:pPr>
@@ -16695,7 +17062,7 @@
           <w:lang w:val="hr-HR"/>
         </w:rPr>
       </w:pPr>
-      <w:bookmarkStart w:id="13" w:name="_Toc230689613"/>
+      <w:bookmarkStart w:id="14" w:name="_Toc231154543"/>
       <w:r>
         <w:rPr>
           <w:rFonts w:ascii="Arial" w:hAnsi="Arial" w:cs="Arial"/>
@@ -16703,7 +17070,7 @@
         </w:rPr>
         <w:t>3.4.1. Ekstrakcija podataka</w:t>
       </w:r>
-      <w:bookmarkEnd w:id="13"/>
+      <w:bookmarkEnd w:id="14"/>
     </w:p>
     <w:p>
       <w:pPr>
@@ -16730,13 +17097,7 @@
         <w:rPr>
           <w:rFonts w:ascii="Arial" w:hAnsi="Arial" w:cs="Arial"/>
         </w:rPr>
-        <w:t xml:space="preserve"> CSV datoteke s platforme Kaggle.</w:t>
-      </w:r>
-      <w:r>
-        <w:rPr>
-          <w:rFonts w:ascii="Arial" w:hAnsi="Arial" w:cs="Arial"/>
-        </w:rPr>
-        <w:t xml:space="preserve"> Datoteke su preuzete besplatno uz registraciju.</w:t>
+        <w:t xml:space="preserve"> CSV datoteke s platforme Kaggle. Datoteke su preuzete besplatno uz registraciju.</w:t>
       </w:r>
     </w:p>
     <w:p>
@@ -16755,7 +17116,7 @@
         </w:rPr>
         <w:t xml:space="preserve">esports_player_performance_tournament_analytics.csv - </w:t>
       </w:r>
-      <w:hyperlink r:id="rId11" w:history="1">
+      <w:hyperlink r:id="rId12" w:history="1">
         <w:r>
           <w:rPr>
             <w:rStyle w:val="Hiperveza"/>
@@ -16845,7 +17206,7 @@
         </w:rPr>
         <w:t xml:space="preserve"> player_stats.csv - </w:t>
       </w:r>
-      <w:hyperlink r:id="rId12" w:history="1">
+      <w:hyperlink r:id="rId13" w:history="1">
         <w:r>
           <w:rPr>
             <w:rStyle w:val="Hiperveza"/>
@@ -16896,7 +17257,7 @@
           <w:lang w:val="hr-HR"/>
         </w:rPr>
       </w:pPr>
-      <w:bookmarkStart w:id="14" w:name="_Toc230689614"/>
+      <w:bookmarkStart w:id="15" w:name="_Toc231154544"/>
       <w:r>
         <w:rPr>
           <w:rFonts w:ascii="Arial" w:hAnsi="Arial" w:cs="Arial"/>
@@ -16904,7 +17265,7 @@
         </w:rPr>
         <w:t>3.4.2. Transformacija podataka</w:t>
       </w:r>
-      <w:bookmarkEnd w:id="14"/>
+      <w:bookmarkEnd w:id="15"/>
     </w:p>
     <w:p>
       <w:pPr>
@@ -16965,8 +17326,6 @@
         </w:rPr>
         <w:t>e</w:t>
       </w:r>
-      <w:bookmarkStart w:id="15" w:name="_GoBack"/>
-      <w:bookmarkEnd w:id="15"/>
       <w:r>
         <w:rPr>
           <w:rFonts w:ascii="Arial" w:hAnsi="Arial" w:cs="Arial"/>
@@ -17083,14 +17442,7 @@
           <w:rFonts w:ascii="Arial" w:hAnsi="Arial" w:cs="Arial"/>
           <w:lang w:val="hr-HR"/>
         </w:rPr>
-        <w:t xml:space="preserve"> nazivi mapa zamije</w:t>
-      </w:r>
-      <w:r>
-        <w:rPr>
-          <w:rFonts w:ascii="Arial" w:hAnsi="Arial" w:cs="Arial"/>
-          <w:lang w:val="hr-HR"/>
-        </w:rPr>
-        <w:t xml:space="preserve">njeni su stvarnim CS kompetitivnim mapama: </w:t>
+        <w:t xml:space="preserve"> nazivi mapa zamijenjeni su stvarnim CS kompetitivnim mapama: </w:t>
       </w:r>
       <w:proofErr w:type="spellStart"/>
       <w:r>
@@ -17334,14 +17686,7 @@
           <w:rFonts w:ascii="Arial" w:hAnsi="Arial" w:cs="Arial"/>
           <w:lang w:val="hr-HR"/>
         </w:rPr>
-        <w:t>m</w:t>
-      </w:r>
-      <w:r>
-        <w:rPr>
-          <w:rFonts w:ascii="Arial" w:hAnsi="Arial" w:cs="Arial"/>
-          <w:lang w:val="hr-HR"/>
-        </w:rPr>
-        <w:t>atch_date</w:t>
+        <w:t>match_date</w:t>
       </w:r>
       <w:proofErr w:type="spellEnd"/>
       <w:r>
@@ -17764,14 +18109,7 @@
           <w:rFonts w:ascii="Arial" w:hAnsi="Arial" w:cs="Arial"/>
           <w:lang w:val="hr-HR"/>
         </w:rPr>
-        <w:t>Dodan je atribut opponent_team_id kao role-pla</w:t>
-      </w:r>
-      <w:r>
-        <w:rPr>
-          <w:rFonts w:ascii="Arial" w:hAnsi="Arial" w:cs="Arial"/>
-          <w:lang w:val="hr-HR"/>
-        </w:rPr>
-        <w:t>ying FK na dim_team, čime se omogućuje analiza mečeva između dva tima.</w:t>
+        <w:t>Dodan je atribut opponent_team_id kao role-playing FK na dim_team, čime se omogućuje analiza mečeva između dva tima.</w:t>
       </w:r>
     </w:p>
     <w:p>
@@ -17867,110 +18205,46 @@
       </w:pPr>
       <w:r>
         <w:rPr>
-          <w:rFonts w:ascii="Arial" w:hAnsi="Arial" w:cs="Arial"/>
-        </w:rPr>
-        <w:t xml:space="preserve">Na PC slika </w:t>
-      </w:r>
-      <w:proofErr w:type="spellStart"/>
-      <w:r>
-        <w:rPr>
-          <w:rFonts w:ascii="Arial" w:hAnsi="Arial" w:cs="Arial"/>
-        </w:rPr>
-        <w:t>raw</w:t>
-      </w:r>
-      <w:proofErr w:type="spellEnd"/>
-      <w:r>
-        <w:rPr>
-          <w:rFonts w:ascii="Arial" w:hAnsi="Arial" w:cs="Arial"/>
-        </w:rPr>
-        <w:t xml:space="preserve"> </w:t>
-      </w:r>
-      <w:proofErr w:type="spellStart"/>
-      <w:r>
-        <w:rPr>
-          <w:rFonts w:ascii="Arial" w:hAnsi="Arial" w:cs="Arial"/>
-        </w:rPr>
-        <w:t>dataseta</w:t>
-      </w:r>
-      <w:proofErr w:type="spellEnd"/>
-    </w:p>
-    <w:tbl>
-      <w:tblPr>
-        <w:tblW w:w="8504" w:type="dxa"/>
-        <w:tblBorders>
-          <w:top w:val="single" w:sz="4" w:space="0" w:color="auto"/>
-          <w:left w:val="single" w:sz="4" w:space="0" w:color="auto"/>
-          <w:bottom w:val="single" w:sz="4" w:space="0" w:color="auto"/>
-          <w:right w:val="single" w:sz="4" w:space="0" w:color="auto"/>
-          <w:insideH w:val="single" w:sz="4" w:space="0" w:color="auto"/>
-          <w:insideV w:val="single" w:sz="4" w:space="0" w:color="auto"/>
-        </w:tblBorders>
-        <w:tblCellMar>
-          <w:left w:w="10" w:type="dxa"/>
-          <w:right w:w="10" w:type="dxa"/>
-        </w:tblCellMar>
-        <w:tblLook w:val="04A0" w:firstRow="1" w:lastRow="0" w:firstColumn="1" w:lastColumn="0" w:noHBand="0" w:noVBand="1"/>
-      </w:tblPr>
-      <w:tblGrid>
-        <w:gridCol w:w="8504"/>
-      </w:tblGrid>
-      <w:tr>
-        <w:tc>
-          <w:tcPr>
-            <w:tcW w:w="8504" w:type="dxa"/>
-            <w:tcBorders>
-              <w:top w:val="dashed" w:sz="4" w:space="0" w:color="999999"/>
-              <w:left w:val="dashed" w:sz="4" w:space="0" w:color="999999"/>
-              <w:bottom w:val="dashed" w:sz="4" w:space="0" w:color="999999"/>
-              <w:right w:val="dashed" w:sz="4" w:space="0" w:color="999999"/>
-            </w:tcBorders>
-            <w:shd w:val="clear" w:color="auto" w:fill="F8F8F8"/>
-            <w:tcMar>
-              <w:top w:w="500" w:type="dxa"/>
-              <w:left w:w="300" w:type="dxa"/>
-              <w:bottom w:w="500" w:type="dxa"/>
-              <w:right w:w="300" w:type="dxa"/>
-            </w:tcMar>
-          </w:tcPr>
-          <w:p>
-            <w:pPr>
-              <w:jc w:val="center"/>
-              <w:rPr>
-                <w:rFonts w:ascii="Arial" w:hAnsi="Arial" w:cs="Arial"/>
-              </w:rPr>
-            </w:pPr>
-            <w:r>
-              <w:rPr>
-                <w:rFonts w:ascii="Arial" w:hAnsi="Arial" w:cs="Arial"/>
-                <w:b/>
-                <w:bCs/>
-                <w:color w:val="999999"/>
-                <w:sz w:val="22"/>
-                <w:szCs w:val="22"/>
-              </w:rPr>
-              <w:t>[ SCREENSHOT ]</w:t>
-            </w:r>
-          </w:p>
-          <w:p>
-            <w:pPr>
-              <w:jc w:val="center"/>
-              <w:rPr>
-                <w:rFonts w:ascii="Arial" w:hAnsi="Arial" w:cs="Arial"/>
-              </w:rPr>
-            </w:pPr>
-            <w:r>
-              <w:rPr>
-                <w:rFonts w:ascii="Arial" w:hAnsi="Arial" w:cs="Arial"/>
-                <w:color w:val="777777"/>
-                <w:sz w:val="20"/>
-                <w:szCs w:val="20"/>
-              </w:rPr>
-              <w:t>Integrirani DATASET sa svim transformiranim atributima u Excelu</w:t>
-            </w:r>
-          </w:p>
-        </w:tc>
-      </w:tr>
-    </w:tbl>
+          <w:noProof/>
+          <w:lang w:val="en-GB"/>
+        </w:rPr>
+        <w:drawing>
+          <wp:inline distT="0" distB="0" distL="0" distR="0" wp14:anchorId="5C770CB9" wp14:editId="197E5470">
+            <wp:extent cx="5237498" cy="2379785"/>
+            <wp:effectExtent l="0" t="0" r="1270" b="1905"/>
+            <wp:docPr id="1" name="Slika 1"/>
+            <wp:cNvGraphicFramePr>
+              <a:graphicFrameLocks xmlns:a="http://schemas.openxmlformats.org/drawingml/2006/main" noChangeAspect="1"/>
+            </wp:cNvGraphicFramePr>
+            <a:graphic xmlns:a="http://schemas.openxmlformats.org/drawingml/2006/main">
+              <a:graphicData uri="http://schemas.openxmlformats.org/drawingml/2006/picture">
+                <pic:pic xmlns:pic="http://schemas.openxmlformats.org/drawingml/2006/picture">
+                  <pic:nvPicPr>
+                    <pic:cNvPr id="1" name=""/>
+                    <pic:cNvPicPr/>
+                  </pic:nvPicPr>
+                  <pic:blipFill>
+                    <a:blip r:embed="rId14"/>
+                    <a:stretch>
+                      <a:fillRect/>
+                    </a:stretch>
+                  </pic:blipFill>
+                  <pic:spPr>
+                    <a:xfrm>
+                      <a:off x="0" y="0"/>
+                      <a:ext cx="5267813" cy="2393560"/>
+                    </a:xfrm>
+                    <a:prstGeom prst="rect">
+                      <a:avLst/>
+                    </a:prstGeom>
+                  </pic:spPr>
+                </pic:pic>
+              </a:graphicData>
+            </a:graphic>
+          </wp:inline>
+        </w:drawing>
+      </w:r>
+    </w:p>
     <w:p>
       <w:pPr>
         <w:spacing w:before="80" w:after="240"/>
@@ -18078,53 +18352,13 @@
     </w:p>
     <w:p>
       <w:pPr>
-        <w:spacing w:after="120"/>
-        <w:rPr>
-          <w:rFonts w:ascii="Arial" w:hAnsi="Arial" w:cs="Arial"/>
-        </w:rPr>
-      </w:pPr>
-    </w:p>
-    <w:p>
-      <w:pPr>
-        <w:spacing w:after="120"/>
-        <w:rPr>
-          <w:rFonts w:ascii="Arial" w:hAnsi="Arial" w:cs="Arial"/>
-        </w:rPr>
-      </w:pPr>
-    </w:p>
-    <w:p>
-      <w:pPr>
-        <w:spacing w:after="120"/>
-        <w:rPr>
-          <w:rFonts w:ascii="Arial" w:hAnsi="Arial" w:cs="Arial"/>
-        </w:rPr>
-      </w:pPr>
-    </w:p>
-    <w:p>
-      <w:pPr>
-        <w:spacing w:after="120"/>
-        <w:rPr>
-          <w:rFonts w:ascii="Arial" w:hAnsi="Arial" w:cs="Arial"/>
-        </w:rPr>
-      </w:pPr>
-    </w:p>
-    <w:p>
-      <w:pPr>
-        <w:spacing w:after="120"/>
-        <w:rPr>
-          <w:rFonts w:ascii="Arial" w:hAnsi="Arial" w:cs="Arial"/>
-        </w:rPr>
-      </w:pPr>
-    </w:p>
-    <w:p>
-      <w:pPr>
         <w:pStyle w:val="Naslov3"/>
         <w:rPr>
           <w:rFonts w:ascii="Arial" w:hAnsi="Arial" w:cs="Arial"/>
           <w:lang w:val="hr-HR"/>
         </w:rPr>
       </w:pPr>
-      <w:bookmarkStart w:id="16" w:name="_Toc230689615"/>
+      <w:bookmarkStart w:id="16" w:name="_Toc231154545"/>
       <w:r>
         <w:rPr>
           <w:rFonts w:ascii="Arial" w:hAnsi="Arial" w:cs="Arial"/>
@@ -18148,13 +18382,7 @@
         <w:rPr>
           <w:rFonts w:ascii="Arial" w:hAnsi="Arial" w:cs="Arial"/>
         </w:rPr>
-        <w:t>Nakon transformacije, podaci su razdvojeni</w:t>
-      </w:r>
-      <w:r>
-        <w:rPr>
-          <w:rFonts w:ascii="Arial" w:hAnsi="Arial" w:cs="Arial"/>
-        </w:rPr>
-        <w:t xml:space="preserve"> u šest Excel (.</w:t>
+        <w:t>Nakon transformacije, podaci su razdvojeni u šest Excel (.</w:t>
       </w:r>
       <w:proofErr w:type="spellStart"/>
       <w:r>
@@ -18224,13 +18452,7 @@
         <w:rPr>
           <w:rFonts w:ascii="Arial" w:hAnsi="Arial" w:cs="Arial"/>
         </w:rPr>
-        <w:t xml:space="preserve"> te s</w:t>
-      </w:r>
-      <w:r>
-        <w:rPr>
-          <w:rFonts w:ascii="Arial" w:hAnsi="Arial" w:cs="Arial"/>
-        </w:rPr>
-        <w:t>u postavljene relacije između tablica prema stranim ključevima.</w:t>
+        <w:t xml:space="preserve"> te su postavljene relacije između tablica prema stranim ključevima.</w:t>
       </w:r>
     </w:p>
     <w:p>
@@ -18264,7 +18486,7 @@
                     </pic:cNvPicPr>
                   </pic:nvPicPr>
                   <pic:blipFill>
-                    <a:blip r:embed="rId13" cstate="print">
+                    <a:blip r:embed="rId15" cstate="print">
                       <a:extLst>
                         <a:ext uri="{28A0092B-C50C-407E-A947-70E740481C1C}">
                           <a14:useLocalDpi xmlns:a14="http://schemas.microsoft.com/office/drawing/2010/main" val="0"/>
@@ -18387,7 +18609,7 @@
           <w:lang w:val="hr-HR"/>
         </w:rPr>
       </w:pPr>
-      <w:bookmarkStart w:id="17" w:name="_Toc230689616"/>
+      <w:bookmarkStart w:id="17" w:name="_Toc231154546"/>
       <w:r>
         <w:rPr>
           <w:rFonts w:ascii="Arial" w:hAnsi="Arial" w:cs="Arial"/>
@@ -18446,13 +18668,7 @@
         <w:rPr>
           <w:rFonts w:ascii="Arial" w:hAnsi="Arial" w:cs="Arial"/>
         </w:rPr>
-        <w:t xml:space="preserve"> a</w:t>
-      </w:r>
-      <w:r>
-        <w:rPr>
-          <w:rFonts w:ascii="Arial" w:hAnsi="Arial" w:cs="Arial"/>
-        </w:rPr>
-        <w:t xml:space="preserve">latu na temelju </w:t>
+        <w:t xml:space="preserve"> alatu na temelju </w:t>
       </w:r>
       <w:r>
         <w:rPr>
@@ -18481,7 +18697,7 @@
           <w:lang w:val="hr-HR"/>
         </w:rPr>
       </w:pPr>
-      <w:bookmarkStart w:id="18" w:name="_Toc230689617"/>
+      <w:bookmarkStart w:id="18" w:name="_Toc231154547"/>
       <w:r>
         <w:rPr>
           <w:rFonts w:ascii="Arial" w:hAnsi="Arial" w:cs="Arial"/>
@@ -18551,13 +18767,7 @@
         <w:rPr>
           <w:rFonts w:ascii="Arial" w:hAnsi="Arial" w:cs="Arial"/>
         </w:rPr>
-        <w:t xml:space="preserve"> je besplatna verzija popularnog alata za poslovnu inteligenciju koji omogućuje</w:t>
-      </w:r>
-      <w:r>
-        <w:rPr>
-          <w:rFonts w:ascii="Arial" w:hAnsi="Arial" w:cs="Arial"/>
-        </w:rPr>
-        <w:t xml:space="preserve"> spajanje na različite izvore podataka, izradu interaktivnih vizualizacija i objavu na web. Odabran je zbog intuitivnog drag-</w:t>
+        <w:t xml:space="preserve"> je besplatna verzija popularnog alata za poslovnu inteligenciju koji omogućuje spajanje na različite izvore podataka, izradu interaktivnih vizualizacija i objavu na web. Odabran je zbog intuitivnog drag-</w:t>
       </w:r>
       <w:proofErr w:type="spellStart"/>
       <w:r>
@@ -18599,13 +18809,7 @@
         <w:rPr>
           <w:rFonts w:ascii="Arial" w:hAnsi="Arial" w:cs="Arial"/>
         </w:rPr>
-        <w:t xml:space="preserve"> (spajanje više tablica), bogatog skupa vizualizacijskih tipova te podrške za napr</w:t>
-      </w:r>
-      <w:r>
-        <w:rPr>
-          <w:rFonts w:ascii="Arial" w:hAnsi="Arial" w:cs="Arial"/>
-        </w:rPr>
-        <w:t xml:space="preserve">edne analitičke koncepte poput LOD izraza, parametara i table </w:t>
+        <w:t xml:space="preserve"> (spajanje više tablica), bogatog skupa vizualizacijskih tipova te podrške za napredne analitičke koncepte poput LOD izraza, parametara i table </w:t>
       </w:r>
       <w:proofErr w:type="spellStart"/>
       <w:r>
@@ -18630,21 +18834,35 @@
           <w:lang w:val="hr-HR"/>
         </w:rPr>
       </w:pPr>
-      <w:bookmarkStart w:id="19" w:name="_Toc230689618"/>
+      <w:bookmarkStart w:id="19" w:name="_Toc231154548"/>
       <w:r>
         <w:rPr>
           <w:rFonts w:ascii="Arial" w:hAnsi="Arial" w:cs="Arial"/>
           <w:lang w:val="hr-HR"/>
         </w:rPr>
-        <w:t xml:space="preserve">4.2. Struktura podataka u </w:t>
-      </w:r>
-      <w:proofErr w:type="spellStart"/>
+        <w:t>4</w:t>
+      </w:r>
       <w:r>
         <w:rPr>
           <w:rFonts w:ascii="Arial" w:hAnsi="Arial" w:cs="Arial"/>
           <w:lang w:val="hr-HR"/>
         </w:rPr>
-        <w:t>Tableauu</w:t>
+        <w:t xml:space="preserve">.2. Struktura podataka u </w:t>
+      </w:r>
+      <w:proofErr w:type="spellStart"/>
+      <w:r>
+        <w:rPr>
+          <w:rFonts w:ascii="Arial" w:hAnsi="Arial" w:cs="Arial"/>
+          <w:lang w:val="hr-HR"/>
+        </w:rPr>
+        <w:t>Tablea</w:t>
+      </w:r>
+      <w:r>
+        <w:rPr>
+          <w:rFonts w:ascii="Arial" w:hAnsi="Arial" w:cs="Arial"/>
+          <w:lang w:val="hr-HR"/>
+        </w:rPr>
+        <w:t>u</w:t>
       </w:r>
       <w:bookmarkEnd w:id="19"/>
       <w:proofErr w:type="spellEnd"/>
@@ -18690,13 +18908,19 @@
         <w:rPr>
           <w:rFonts w:ascii="Arial" w:hAnsi="Arial" w:cs="Arial"/>
         </w:rPr>
-        <w:t xml:space="preserve"> uvezeno je šest Excel datoteka koje odgovaraju tablicama modela zvijezde. Tablice su međusobno povezane relacijama prema stranim</w:t>
-      </w:r>
-      <w:r>
-        <w:rPr>
-          <w:rFonts w:ascii="Arial" w:hAnsi="Arial" w:cs="Arial"/>
-        </w:rPr>
-        <w:t xml:space="preserve"> ključevima:</w:t>
+        <w:t xml:space="preserve"> </w:t>
+      </w:r>
+      <w:r>
+        <w:rPr>
+          <w:rFonts w:ascii="Arial" w:hAnsi="Arial" w:cs="Arial"/>
+        </w:rPr>
+        <w:t>uneseno</w:t>
+      </w:r>
+      <w:r>
+        <w:rPr>
+          <w:rFonts w:ascii="Arial" w:hAnsi="Arial" w:cs="Arial"/>
+        </w:rPr>
+        <w:t xml:space="preserve"> je šest Excel datoteka koje odgovaraju tablicama modela zvijezde. Tablice su međusobno povezane relacijama prema stranim ključevima:</w:t>
       </w:r>
     </w:p>
     <w:p>
@@ -18733,12 +18957,21 @@
           <w:lang w:val="hr-HR"/>
         </w:rPr>
       </w:pPr>
+      <w:proofErr w:type="spellStart"/>
       <w:r>
         <w:rPr>
           <w:rFonts w:ascii="Arial" w:hAnsi="Arial" w:cs="Arial"/>
           <w:lang w:val="hr-HR"/>
         </w:rPr>
-        <w:t xml:space="preserve">fact_match_performance ↔ </w:t>
+        <w:t>fact_match_performance</w:t>
+      </w:r>
+      <w:proofErr w:type="spellEnd"/>
+      <w:r>
+        <w:rPr>
+          <w:rFonts w:ascii="Arial" w:hAnsi="Arial" w:cs="Arial"/>
+          <w:lang w:val="hr-HR"/>
+        </w:rPr>
+        <w:t xml:space="preserve"> ↔ </w:t>
       </w:r>
       <w:proofErr w:type="spellStart"/>
       <w:r>
@@ -18834,12 +19067,21 @@
           <w:lang w:val="hr-HR"/>
         </w:rPr>
       </w:pPr>
+      <w:proofErr w:type="spellStart"/>
       <w:r>
         <w:rPr>
           <w:rFonts w:ascii="Arial" w:hAnsi="Arial" w:cs="Arial"/>
           <w:lang w:val="hr-HR"/>
         </w:rPr>
-        <w:t xml:space="preserve">fact_match_performance ↔ </w:t>
+        <w:t>fact_match_performance</w:t>
+      </w:r>
+      <w:proofErr w:type="spellEnd"/>
+      <w:r>
+        <w:rPr>
+          <w:rFonts w:ascii="Arial" w:hAnsi="Arial" w:cs="Arial"/>
+          <w:lang w:val="hr-HR"/>
+        </w:rPr>
+        <w:t xml:space="preserve"> ↔ </w:t>
       </w:r>
       <w:proofErr w:type="spellStart"/>
       <w:r>
@@ -19199,7 +19441,7 @@
           <w:lang w:val="hr-HR"/>
         </w:rPr>
       </w:pPr>
-      <w:bookmarkStart w:id="20" w:name="_Toc230689619"/>
+      <w:bookmarkStart w:id="20" w:name="_Toc231154549"/>
       <w:r>
         <w:rPr>
           <w:rFonts w:ascii="Arial" w:hAnsi="Arial" w:cs="Arial"/>
@@ -19760,15 +20002,7 @@
                 <w:sz w:val="20"/>
                 <w:szCs w:val="20"/>
               </w:rPr>
-              <w:t>])) ELSEIF ... ELSE</w:t>
-            </w:r>
-            <w:r>
-              <w:rPr>
-                <w:rFonts w:ascii="Arial" w:hAnsi="Arial" w:cs="Arial"/>
-                <w:sz w:val="20"/>
-                <w:szCs w:val="20"/>
-              </w:rPr>
-              <w:t xml:space="preserve"> STR([</w:t>
+              <w:t>])) ELSEIF ... ELSE STR([</w:t>
             </w:r>
             <w:proofErr w:type="spellStart"/>
             <w:r>
@@ -20148,15 +20382,7 @@
                 <w:sz w:val="20"/>
                 <w:szCs w:val="20"/>
               </w:rPr>
-              <w:t xml:space="preserve">]) – omjer efikasnosti </w:t>
-            </w:r>
-            <w:r>
-              <w:rPr>
-                <w:rFonts w:ascii="Arial" w:hAnsi="Arial" w:cs="Arial"/>
-                <w:sz w:val="20"/>
-                <w:szCs w:val="20"/>
-              </w:rPr>
-              <w:t>ubijanja</w:t>
+              <w:t>]) – omjer efikasnosti ubijanja</w:t>
             </w:r>
           </w:p>
         </w:tc>
@@ -20450,15 +20676,7 @@
                 <w:sz w:val="20"/>
                 <w:szCs w:val="20"/>
               </w:rPr>
-              <w:t xml:space="preserve">{ FIXED [player_name] : AVG([player_reaction_time_ms]) } – prosječno vrijeme </w:t>
-            </w:r>
-            <w:r>
-              <w:rPr>
-                <w:rFonts w:ascii="Arial" w:hAnsi="Arial" w:cs="Arial"/>
-                <w:sz w:val="20"/>
-                <w:szCs w:val="20"/>
-              </w:rPr>
-              <w:t>reakcije po igraču</w:t>
+              <w:t>{ FIXED [player_name] : AVG([player_reaction_time_ms]) } – prosječno vrijeme reakcije po igraču</w:t>
             </w:r>
           </w:p>
         </w:tc>
@@ -20828,7 +21046,7 @@
           <w:sz w:val="20"/>
           <w:szCs w:val="20"/>
         </w:rPr>
-        <w:t>Tablica 11: Popis izračunatih polja i parametara</w:t>
+        <w:t>Tablica 10</w:t>
       </w:r>
       <w:r>
         <w:rPr>
@@ -20836,6 +21054,14 @@
           <w:sz w:val="20"/>
           <w:szCs w:val="20"/>
         </w:rPr>
+        <w:t>: Popis izračunatih polja i parametara</w:t>
+      </w:r>
+      <w:r>
+        <w:rPr>
+          <w:rFonts w:ascii="Arial" w:hAnsi="Arial" w:cs="Arial"/>
+          <w:sz w:val="20"/>
+          <w:szCs w:val="20"/>
+        </w:rPr>
         <w:t xml:space="preserve"> (vlastiti uradak)</w:t>
       </w:r>
     </w:p>
@@ -20951,7 +21177,7 @@
           <w:lang w:val="hr-HR"/>
         </w:rPr>
       </w:pPr>
-      <w:bookmarkStart w:id="21" w:name="_Toc230689620"/>
+      <w:bookmarkStart w:id="21" w:name="_Toc231154550"/>
       <w:r>
         <w:rPr>
           <w:rFonts w:ascii="Arial" w:hAnsi="Arial" w:cs="Arial"/>
@@ -21075,7 +21301,13 @@
         <w:rPr>
           <w:rFonts w:ascii="Arial" w:hAnsi="Arial" w:cs="Arial"/>
         </w:rPr>
-        <w:t xml:space="preserve">. Navigacija je implementirana pomoću </w:t>
+        <w:t>. Navigacija je implementirana po</w:t>
+      </w:r>
+      <w:r>
+        <w:rPr>
+          <w:rFonts w:ascii="Arial" w:hAnsi="Arial" w:cs="Arial"/>
+        </w:rPr>
+        <w:t xml:space="preserve">moću </w:t>
       </w:r>
       <w:proofErr w:type="spellStart"/>
       <w:r>
@@ -21117,28 +21349,26 @@
         <w:rPr>
           <w:rFonts w:ascii="Arial" w:hAnsi="Arial" w:cs="Arial"/>
         </w:rPr>
-        <w:t xml:space="preserve"> (</w:t>
-      </w:r>
-      <w:proofErr w:type="spellStart"/>
-      <w:r>
-        <w:rPr>
-          <w:rFonts w:ascii="Arial" w:hAnsi="Arial" w:cs="Arial"/>
-        </w:rPr>
-        <w:t>Bu</w:t>
-      </w:r>
-      <w:r>
-        <w:rPr>
-          <w:rFonts w:ascii="Arial" w:hAnsi="Arial" w:cs="Arial"/>
-        </w:rPr>
-        <w:t>tton</w:t>
-      </w:r>
-      <w:proofErr w:type="spellEnd"/>
+        <w:t xml:space="preserve"> (gumbovi</w:t>
+      </w:r>
+      <w:r>
+        <w:rPr>
+          <w:rFonts w:ascii="Arial" w:hAnsi="Arial" w:cs="Arial"/>
+        </w:rPr>
+        <w:t xml:space="preserve"> su</w:t>
+      </w:r>
       <w:r>
         <w:rPr>
           <w:rFonts w:ascii="Arial" w:hAnsi="Arial" w:cs="Arial"/>
         </w:rPr>
         <w:t xml:space="preserve"> objekti s </w:t>
       </w:r>
+      <w:r>
+        <w:rPr>
+          <w:rFonts w:ascii="Arial" w:hAnsi="Arial" w:cs="Arial"/>
+        </w:rPr>
+        <w:t>„</w:t>
+      </w:r>
       <w:proofErr w:type="spellStart"/>
       <w:r>
         <w:rPr>
@@ -21151,7 +21381,19 @@
         <w:rPr>
           <w:rFonts w:ascii="Arial" w:hAnsi="Arial" w:cs="Arial"/>
         </w:rPr>
-        <w:t xml:space="preserve"> to opcijom).</w:t>
+        <w:t xml:space="preserve"> to</w:t>
+      </w:r>
+      <w:r>
+        <w:rPr>
+          <w:rFonts w:ascii="Arial" w:hAnsi="Arial" w:cs="Arial"/>
+        </w:rPr>
+        <w:t>“</w:t>
+      </w:r>
+      <w:r>
+        <w:rPr>
+          <w:rFonts w:ascii="Arial" w:hAnsi="Arial" w:cs="Arial"/>
+        </w:rPr>
+        <w:t xml:space="preserve"> opcijom).</w:t>
       </w:r>
     </w:p>
     <w:p>
@@ -21185,7 +21427,7 @@
                     </pic:cNvPicPr>
                   </pic:nvPicPr>
                   <pic:blipFill>
-                    <a:blip r:embed="rId14" cstate="print">
+                    <a:blip r:embed="rId16" cstate="print">
                       <a:extLst>
                         <a:ext uri="{28A0092B-C50C-407E-A947-70E740481C1C}">
                           <a14:useLocalDpi xmlns:a14="http://schemas.microsoft.com/office/drawing/2010/main" val="0"/>
@@ -21382,7 +21624,7 @@
           <w:lang w:val="hr-HR"/>
         </w:rPr>
       </w:pPr>
-      <w:bookmarkStart w:id="22" w:name="_Toc230689621"/>
+      <w:bookmarkStart w:id="22" w:name="_Toc231154551"/>
       <w:r>
         <w:rPr>
           <w:rFonts w:ascii="Arial" w:hAnsi="Arial" w:cs="Arial"/>
@@ -21527,13 +21769,7 @@
         <w:rPr>
           <w:rFonts w:ascii="Arial" w:hAnsi="Arial" w:cs="Arial"/>
         </w:rPr>
-        <w:t xml:space="preserve"> omjera igrača (X os) i prosječne točnosti pucanja (Y os). Svaka točka predstavlja jednog igrača, boja označava ulogu igrača, a veličina točke proporcionalna je ukupnom broju MVP nagrada. Horizontal</w:t>
-      </w:r>
-      <w:r>
-        <w:rPr>
-          <w:rFonts w:ascii="Arial" w:hAnsi="Arial" w:cs="Arial"/>
-        </w:rPr>
-        <w:t xml:space="preserve">na linija prikazuje prosječnu točnost svih igrača. Izvještaj omogućuje filtriranje po godini, mapi, timu, imenu igrača i ulozi, čime se može analizirati koji profil igrača postiže najbolji balans između točnosti i </w:t>
+        <w:t xml:space="preserve"> omjera igrača (X os) i prosječne točnosti pucanja (Y os). Svaka točka predstavlja jednog igrača, boja označava ulogu igrača, a veličina točke proporcionalna je ukupnom broju MVP nagrada. Horizontalna linija prikazuje prosječnu točnost svih igrača. Izvještaj omogućuje filtriranje po godini, mapi, timu, imenu igrača i ulozi, čime se može analizirati koji profil igrača postiže najbolji balans između točnosti i </w:t>
       </w:r>
       <w:proofErr w:type="spellStart"/>
       <w:r>
@@ -21574,13 +21810,7 @@
         <w:rPr>
           <w:rFonts w:ascii="Arial" w:hAnsi="Arial" w:cs="Arial"/>
         </w:rPr>
-        <w:t>scat</w:t>
-      </w:r>
-      <w:r>
-        <w:rPr>
-          <w:rFonts w:ascii="Arial" w:hAnsi="Arial" w:cs="Arial"/>
-        </w:rPr>
-        <w:t>ter</w:t>
+        <w:t>scatter</w:t>
       </w:r>
       <w:proofErr w:type="spellEnd"/>
       <w:r>
@@ -21747,7 +21977,7 @@
                     </pic:cNvPicPr>
                   </pic:nvPicPr>
                   <pic:blipFill>
-                    <a:blip r:embed="rId15" cstate="print">
+                    <a:blip r:embed="rId17" cstate="print">
                       <a:extLst>
                         <a:ext uri="{28A0092B-C50C-407E-A947-70E740481C1C}">
                           <a14:useLocalDpi xmlns:a14="http://schemas.microsoft.com/office/drawing/2010/main" val="0"/>
@@ -21959,7 +22189,7 @@
           <w:lang w:val="hr-HR"/>
         </w:rPr>
       </w:pPr>
-      <w:bookmarkStart w:id="23" w:name="_Toc230689622"/>
+      <w:bookmarkStart w:id="23" w:name="_Toc231154552"/>
       <w:r>
         <w:rPr>
           <w:rFonts w:ascii="Arial" w:hAnsi="Arial" w:cs="Arial"/>
@@ -22064,13 +22294,7 @@
         <w:rPr>
           <w:rFonts w:ascii="Arial" w:hAnsi="Arial" w:cs="Arial"/>
         </w:rPr>
-        <w:t>) igrač</w:t>
-      </w:r>
-      <w:r>
-        <w:rPr>
-          <w:rFonts w:ascii="Arial" w:hAnsi="Arial" w:cs="Arial"/>
-        </w:rPr>
-        <w:t xml:space="preserve">a iz te države. </w:t>
+        <w:t xml:space="preserve">) igrača iz te države. </w:t>
       </w:r>
       <w:proofErr w:type="spellStart"/>
       <w:r>
@@ -22130,13 +22354,7 @@
         <w:rPr>
           <w:rFonts w:ascii="Arial" w:hAnsi="Arial" w:cs="Arial"/>
         </w:rPr>
-        <w:t xml:space="preserve"> dominiraju u kompetitivnoj CS sceni. Filte</w:t>
-      </w:r>
-      <w:r>
-        <w:rPr>
-          <w:rFonts w:ascii="Arial" w:hAnsi="Arial" w:cs="Arial"/>
-        </w:rPr>
-        <w:t xml:space="preserve">r po zemlji omogućuje fokusiranje na specifične </w:t>
+        <w:t xml:space="preserve"> dominiraju u kompetitivnoj CS sceni. Filter po zemlji omogućuje fokusiranje na specifične </w:t>
       </w:r>
       <w:r>
         <w:rPr>
@@ -22306,7 +22524,7 @@
                     </pic:cNvPicPr>
                   </pic:nvPicPr>
                   <pic:blipFill>
-                    <a:blip r:embed="rId16" cstate="print">
+                    <a:blip r:embed="rId18" cstate="print">
                       <a:extLst>
                         <a:ext uri="{28A0092B-C50C-407E-A947-70E740481C1C}">
                           <a14:useLocalDpi xmlns:a14="http://schemas.microsoft.com/office/drawing/2010/main" val="0"/>
@@ -22492,7 +22710,7 @@
           <w:lang w:val="hr-HR"/>
         </w:rPr>
       </w:pPr>
-      <w:bookmarkStart w:id="24" w:name="_Toc230689623"/>
+      <w:bookmarkStart w:id="24" w:name="_Toc231154553"/>
       <w:r>
         <w:rPr>
           <w:rFonts w:ascii="Arial" w:hAnsi="Arial" w:cs="Arial"/>
@@ -22553,13 +22771,7 @@
         <w:rPr>
           <w:rFonts w:ascii="Arial" w:hAnsi="Arial" w:cs="Arial"/>
         </w:rPr>
-        <w:t>-u koji kombinira ukupan broj finalnih pobjeda i ukupan broj MV</w:t>
-      </w:r>
-      <w:r>
-        <w:rPr>
-          <w:rFonts w:ascii="Arial" w:hAnsi="Arial" w:cs="Arial"/>
-        </w:rPr>
-        <w:t xml:space="preserve">P nagrada tima. Timovi su sortirani silazno prema Team </w:t>
+        <w:t xml:space="preserve">-u koji kombinira ukupan broj finalnih pobjeda i ukupan broj MVP nagrada tima. Timovi su sortirani silazno prema Team </w:t>
       </w:r>
       <w:proofErr w:type="spellStart"/>
       <w:r>
@@ -22655,13 +22867,7 @@
         <w:rPr>
           <w:rFonts w:ascii="Arial" w:hAnsi="Arial" w:cs="Arial"/>
         </w:rPr>
-        <w:t xml:space="preserve"> odgovara prosječnom HLTV ratingu tima. Referentna </w:t>
-      </w:r>
-      <w:r>
-        <w:rPr>
-          <w:rFonts w:ascii="Arial" w:hAnsi="Arial" w:cs="Arial"/>
-        </w:rPr>
-        <w:t xml:space="preserve">linija označava prosječni Team </w:t>
+        <w:t xml:space="preserve"> odgovara prosječnom HLTV ratingu tima. Referentna linija označava prosječni Team </w:t>
       </w:r>
       <w:proofErr w:type="spellStart"/>
       <w:r>
@@ -22849,7 +23055,7 @@
                     </pic:cNvPicPr>
                   </pic:nvPicPr>
                   <pic:blipFill>
-                    <a:blip r:embed="rId17" cstate="print">
+                    <a:blip r:embed="rId19" cstate="print">
                       <a:extLst>
                         <a:ext uri="{28A0092B-C50C-407E-A947-70E740481C1C}">
                           <a14:useLocalDpi xmlns:a14="http://schemas.microsoft.com/office/drawing/2010/main" val="0"/>
@@ -23009,7 +23215,7 @@
           <w:lang w:val="hr-HR"/>
         </w:rPr>
       </w:pPr>
-      <w:bookmarkStart w:id="25" w:name="_Toc230689624"/>
+      <w:bookmarkStart w:id="25" w:name="_Toc231154554"/>
       <w:r>
         <w:rPr>
           <w:rFonts w:ascii="Arial" w:hAnsi="Arial" w:cs="Arial"/>
@@ -23192,13 +23398,7 @@
         <w:rPr>
           <w:rFonts w:ascii="Arial" w:hAnsi="Arial" w:cs="Arial"/>
         </w:rPr>
-        <w:t xml:space="preserve"> pokazatelja za sva</w:t>
-      </w:r>
-      <w:r>
-        <w:rPr>
-          <w:rFonts w:ascii="Arial" w:hAnsi="Arial" w:cs="Arial"/>
-        </w:rPr>
-        <w:t>ku ulogu. Svaka uloga ima vlastitu boju.</w:t>
+        <w:t xml:space="preserve"> pokazatelja za svaku ulogu. Svaka uloga ima vlastitu boju.</w:t>
       </w:r>
     </w:p>
     <w:p>
@@ -23466,7 +23666,7 @@
                     </pic:cNvPicPr>
                   </pic:nvPicPr>
                   <pic:blipFill>
-                    <a:blip r:embed="rId18" cstate="print">
+                    <a:blip r:embed="rId20" cstate="print">
                       <a:extLst>
                         <a:ext uri="{28A0092B-C50C-407E-A947-70E740481C1C}">
                           <a14:useLocalDpi xmlns:a14="http://schemas.microsoft.com/office/drawing/2010/main" val="0"/>
@@ -23543,7 +23743,7 @@
           <w:sz w:val="20"/>
           <w:szCs w:val="20"/>
         </w:rPr>
-        <w:t xml:space="preserve"> – usporedba uloga igrača po točnosti i K/D om</w:t>
+        <w:t xml:space="preserve"> – usporedba uloga igrača po točnosti i K/D omjeru</w:t>
       </w:r>
       <w:r>
         <w:rPr>
@@ -23551,14 +23751,6 @@
           <w:sz w:val="20"/>
           <w:szCs w:val="20"/>
         </w:rPr>
-        <w:t>jeru</w:t>
-      </w:r>
-      <w:r>
-        <w:rPr>
-          <w:rFonts w:ascii="Arial" w:hAnsi="Arial" w:cs="Arial"/>
-          <w:sz w:val="20"/>
-          <w:szCs w:val="20"/>
-        </w:rPr>
         <w:t xml:space="preserve"> (vlastiti uradak)</w:t>
       </w:r>
     </w:p>
@@ -23634,7 +23826,7 @@
           <w:lang w:val="hr-HR"/>
         </w:rPr>
       </w:pPr>
-      <w:bookmarkStart w:id="26" w:name="_Toc230689625"/>
+      <w:bookmarkStart w:id="26" w:name="_Toc231154555"/>
       <w:r>
         <w:rPr>
           <w:rFonts w:ascii="Arial" w:hAnsi="Arial" w:cs="Arial"/>
@@ -23927,13 +24119,7 @@
         <w:rPr>
           <w:rFonts w:ascii="Arial" w:hAnsi="Arial" w:cs="Arial"/>
         </w:rPr>
-        <w:t>. Filteri po godini, vrsti meča, timu, igraču i ulozi omogućuju detaljnu analiz</w:t>
-      </w:r>
-      <w:r>
-        <w:rPr>
-          <w:rFonts w:ascii="Arial" w:hAnsi="Arial" w:cs="Arial"/>
-        </w:rPr>
-        <w:t xml:space="preserve">u. </w:t>
+        <w:t xml:space="preserve">. Filteri po godini, vrsti meča, timu, igraču i ulozi omogućuju detaljnu analizu. </w:t>
       </w:r>
       <w:proofErr w:type="spellStart"/>
       <w:r>
@@ -24200,7 +24386,7 @@
                     <pic:cNvPicPr/>
                   </pic:nvPicPr>
                   <pic:blipFill>
-                    <a:blip r:embed="rId19"/>
+                    <a:blip r:embed="rId21"/>
                     <a:stretch>
                       <a:fillRect/>
                     </a:stretch>
@@ -24251,76 +24437,68 @@
           <w:sz w:val="20"/>
           <w:szCs w:val="20"/>
         </w:rPr>
-        <w:t>: Izvještaj</w:t>
-      </w:r>
+        <w:t xml:space="preserve">: Izvještaj 5: </w:t>
+      </w:r>
+      <w:proofErr w:type="spellStart"/>
       <w:r>
         <w:rPr>
           <w:rFonts w:ascii="Arial" w:hAnsi="Arial" w:cs="Arial"/>
           <w:sz w:val="20"/>
           <w:szCs w:val="20"/>
         </w:rPr>
-        <w:t xml:space="preserve"> 5: </w:t>
-      </w:r>
-      <w:proofErr w:type="spellStart"/>
+        <w:t>Map</w:t>
+      </w:r>
+      <w:proofErr w:type="spellEnd"/>
       <w:r>
         <w:rPr>
           <w:rFonts w:ascii="Arial" w:hAnsi="Arial" w:cs="Arial"/>
           <w:sz w:val="20"/>
           <w:szCs w:val="20"/>
         </w:rPr>
-        <w:t>Map</w:t>
-      </w:r>
-      <w:proofErr w:type="spellEnd"/>
+        <w:t xml:space="preserve"> </w:t>
+      </w:r>
+      <w:proofErr w:type="spellStart"/>
       <w:r>
         <w:rPr>
           <w:rFonts w:ascii="Arial" w:hAnsi="Arial" w:cs="Arial"/>
           <w:sz w:val="20"/>
           <w:szCs w:val="20"/>
         </w:rPr>
-        <w:t xml:space="preserve"> </w:t>
-      </w:r>
-      <w:proofErr w:type="spellStart"/>
+        <w:t>Performance</w:t>
+      </w:r>
+      <w:proofErr w:type="spellEnd"/>
       <w:r>
         <w:rPr>
           <w:rFonts w:ascii="Arial" w:hAnsi="Arial" w:cs="Arial"/>
           <w:sz w:val="20"/>
           <w:szCs w:val="20"/>
         </w:rPr>
-        <w:t>Performance</w:t>
-      </w:r>
-      <w:proofErr w:type="spellEnd"/>
+        <w:t xml:space="preserve"> – </w:t>
+      </w:r>
+      <w:proofErr w:type="spellStart"/>
       <w:r>
         <w:rPr>
           <w:rFonts w:ascii="Arial" w:hAnsi="Arial" w:cs="Arial"/>
           <w:sz w:val="20"/>
           <w:szCs w:val="20"/>
         </w:rPr>
-        <w:t xml:space="preserve"> – </w:t>
-      </w:r>
-      <w:proofErr w:type="spellStart"/>
+        <w:t>heatmapa</w:t>
+      </w:r>
+      <w:proofErr w:type="spellEnd"/>
       <w:r>
         <w:rPr>
           <w:rFonts w:ascii="Arial" w:hAnsi="Arial" w:cs="Arial"/>
           <w:sz w:val="20"/>
           <w:szCs w:val="20"/>
         </w:rPr>
-        <w:t>heatmapa</w:t>
-      </w:r>
-      <w:proofErr w:type="spellEnd"/>
+        <w:t xml:space="preserve"> performansi po mapama i vrstama mečeva</w:t>
+      </w:r>
       <w:r>
         <w:rPr>
           <w:rFonts w:ascii="Arial" w:hAnsi="Arial" w:cs="Arial"/>
           <w:sz w:val="20"/>
           <w:szCs w:val="20"/>
         </w:rPr>
-        <w:t xml:space="preserve"> performansi po mapama i vrstama mečeva</w:t>
-      </w:r>
-      <w:r>
-        <w:rPr>
-          <w:rFonts w:ascii="Arial" w:hAnsi="Arial" w:cs="Arial"/>
-          <w:sz w:val="20"/>
-          <w:szCs w:val="20"/>
-        </w:rPr>
         <w:t xml:space="preserve"> (vlastiti uradak)</w:t>
       </w:r>
     </w:p>
@@ -24380,7 +24558,7 @@
           <w:lang w:val="hr-HR"/>
         </w:rPr>
       </w:pPr>
-      <w:bookmarkStart w:id="27" w:name="_Toc230689626"/>
+      <w:bookmarkStart w:id="27" w:name="_Toc231154556"/>
       <w:r>
         <w:rPr>
           <w:rFonts w:ascii="Arial" w:hAnsi="Arial" w:cs="Arial"/>
@@ -24448,13 +24626,7 @@
         <w:rPr>
           <w:rFonts w:ascii="Arial" w:hAnsi="Arial" w:cs="Arial"/>
         </w:rPr>
-        <w:t xml:space="preserve"> plot koji analizira odnos između prosječnog vremena reakcije igrača (X os) i prosječnog indeksa umora (Y os). Dvije referentne linije – horizontalna i vertikalna – dijele graf na četiri kvadranta s različitim interpretacijama: dolje lijevo (brza reakcija,</w:t>
-      </w:r>
-      <w:r>
-        <w:rPr>
-          <w:rFonts w:ascii="Arial" w:hAnsi="Arial" w:cs="Arial"/>
-        </w:rPr>
-        <w:t xml:space="preserve"> mali umor) predstavlja optimalne uvjete, gore desno (spora reakcija, visok umor) najlošije uvjete.</w:t>
+        <w:t xml:space="preserve"> plot koji analizira odnos između prosječnog vremena reakcije igrača (X os) i prosječnog indeksa umora (Y os). Dvije referentne linije – horizontalna i vertikalna – dijele graf na četiri kvadranta s različitim interpretacijama: dolje lijevo (brza reakcija, mali umor) predstavlja optimalne uvjete, gore desno (spora reakcija, visok umor) najlošije uvjete.</w:t>
       </w:r>
     </w:p>
     <w:p>
@@ -24470,13 +24642,7 @@
         <w:rPr>
           <w:rFonts w:ascii="Arial" w:hAnsi="Arial" w:cs="Arial"/>
         </w:rPr>
-        <w:t>Za izračun prosječnih vrijednosti po igraču koriste se LOD FIXED izrazi koji osiguravaju točnost prosjeka neovisno o primijenjenim filterima. Boja svake toč</w:t>
-      </w:r>
-      <w:r>
-        <w:rPr>
-          <w:rFonts w:ascii="Arial" w:hAnsi="Arial" w:cs="Arial"/>
-        </w:rPr>
-        <w:t xml:space="preserve">ke označava ulogu igrača, a veličina odgovara prosječnom </w:t>
+        <w:t xml:space="preserve">Za izračun prosječnih vrijednosti po igraču koriste se LOD FIXED izrazi koji osiguravaju točnost prosjeka neovisno o primijenjenim filterima. Boja svake točke označava ulogu igrača, a veličina odgovara prosječnom </w:t>
       </w:r>
       <w:proofErr w:type="spellStart"/>
       <w:r>
@@ -24586,13 +24752,7 @@
         <w:rPr>
           <w:rFonts w:ascii="Arial" w:hAnsi="Arial" w:cs="Arial"/>
         </w:rPr>
-        <w:t xml:space="preserve"> (2</w:t>
-      </w:r>
-      <w:r>
-        <w:rPr>
-          <w:rFonts w:ascii="Arial" w:hAnsi="Arial" w:cs="Arial"/>
-        </w:rPr>
-        <w:t xml:space="preserve"> polja), dual reference </w:t>
+        <w:t xml:space="preserve"> (2 polja), dual reference </w:t>
       </w:r>
       <w:proofErr w:type="spellStart"/>
       <w:r>
@@ -24808,7 +24968,7 @@
                     </pic:cNvPicPr>
                   </pic:nvPicPr>
                   <pic:blipFill>
-                    <a:blip r:embed="rId20" cstate="print">
+                    <a:blip r:embed="rId22" cstate="print">
                       <a:extLst>
                         <a:ext uri="{28A0092B-C50C-407E-A947-70E740481C1C}">
                           <a14:useLocalDpi xmlns:a14="http://schemas.microsoft.com/office/drawing/2010/main" val="0"/>
@@ -24931,21 +25091,14 @@
           <w:lang w:val="hr-HR"/>
         </w:rPr>
       </w:pPr>
-      <w:bookmarkStart w:id="28" w:name="_Toc230689627"/>
+      <w:bookmarkStart w:id="28" w:name="_Toc231154557"/>
       <w:r>
         <w:rPr>
           <w:rFonts w:ascii="Arial" w:hAnsi="Arial" w:cs="Arial"/>
           <w:lang w:val="hr-HR"/>
         </w:rPr>
         <w:lastRenderedPageBreak/>
-        <w:t>5. Zak</w:t>
-      </w:r>
-      <w:r>
-        <w:rPr>
-          <w:rFonts w:ascii="Arial" w:hAnsi="Arial" w:cs="Arial"/>
-          <w:lang w:val="hr-HR"/>
-        </w:rPr>
-        <w:t>ljučak</w:t>
+        <w:t>5. Zaključak</w:t>
       </w:r>
       <w:bookmarkEnd w:id="28"/>
     </w:p>
@@ -25014,13 +25167,7 @@
         <w:rPr>
           <w:rFonts w:ascii="Arial" w:hAnsi="Arial" w:cs="Arial"/>
         </w:rPr>
-        <w:t xml:space="preserve"> od preuzimanja sirovih skupova s Kagg</w:t>
-      </w:r>
-      <w:r>
-        <w:rPr>
-          <w:rFonts w:ascii="Arial" w:hAnsi="Arial" w:cs="Arial"/>
-        </w:rPr>
-        <w:t xml:space="preserve">le platforme, kroz kompleksnu fazu transformacije i integracije, do dimenzijskog modeliranja i vizualizacije u </w:t>
+        <w:t xml:space="preserve"> od preuzimanja sirovih skupova s Kaggle platforme, kroz kompleksnu fazu transformacije i integracije, do dimenzijskog modeliranja i vizualizacije u </w:t>
       </w:r>
       <w:proofErr w:type="spellStart"/>
       <w:r>
@@ -25060,13 +25207,21 @@
         <w:rPr>
           <w:rFonts w:ascii="Arial" w:hAnsi="Arial" w:cs="Arial"/>
         </w:rPr>
-        <w:t xml:space="preserve">Model zvijezde s jednom tablicom činjenica i pet dimenzijskih tablica pružio je osnovu za višedimenzionalnu analizu. </w:t>
-      </w:r>
-      <w:r>
-        <w:rPr>
-          <w:rFonts w:ascii="Arial" w:hAnsi="Arial" w:cs="Arial"/>
-        </w:rPr>
-        <w:t>Posebno je istaknuta primjena role-playing dimension koncepta gdje dim_team sudjeluje u dvije uloge, što je riješilo problem identifikacije protivničkih timova u meču</w:t>
+        <w:t xml:space="preserve">Model zvijezde s jednom tablicom činjenica i pet dimenzijskih tablica pružio je osnovu za višedimenzionalnu analizu. Posebno je istaknuta primjena role-playing dimension koncepta gdje dim_team sudjeluje u dvije uloge, što je riješilo problem identifikacije protivničkih timova u </w:t>
+      </w:r>
+      <w:proofErr w:type="spellStart"/>
+      <w:r>
+        <w:rPr>
+          <w:rFonts w:ascii="Arial" w:hAnsi="Arial" w:cs="Arial"/>
+        </w:rPr>
+        <w:t>match</w:t>
+      </w:r>
+      <w:proofErr w:type="spellEnd"/>
+      <w:r>
+        <w:rPr>
+          <w:rFonts w:ascii="Arial" w:hAnsi="Arial" w:cs="Arial"/>
+        </w:rPr>
+        <w:t>-u</w:t>
       </w:r>
       <w:r>
         <w:rPr>
@@ -25084,13 +25239,19 @@
         <w:rPr>
           <w:rFonts w:ascii="Arial" w:hAnsi="Arial" w:cs="Arial"/>
         </w:rPr>
-        <w:t xml:space="preserve">U fazi transformacije provedeno je obogaćivanje podataka spajanjem četiri izvorna skupa </w:t>
-      </w:r>
-      <w:r>
-        <w:rPr>
-          <w:rFonts w:ascii="Arial" w:hAnsi="Arial" w:cs="Arial"/>
-        </w:rPr>
-        <w:t xml:space="preserve">i ispravljanjem fiktivnih vrijednosti stvarnim CS podacima, čime je osigurana analitička vrijednost izvornih podataka. Atribut </w:t>
+        <w:t xml:space="preserve">U fazi transformacije provedeno je obogaćivanje podataka spajanjem </w:t>
+      </w:r>
+      <w:r>
+        <w:rPr>
+          <w:rFonts w:ascii="Arial" w:hAnsi="Arial" w:cs="Arial"/>
+        </w:rPr>
+        <w:t>tri</w:t>
+      </w:r>
+      <w:r>
+        <w:rPr>
+          <w:rFonts w:ascii="Arial" w:hAnsi="Arial" w:cs="Arial"/>
+        </w:rPr>
+        <w:t xml:space="preserve"> izvorna skupa i ispravljanjem fiktivnih vrijednosti stvarnim CS podacima, čime je osigurana analitička vrijednost izvornih podataka. Atribut </w:t>
       </w:r>
       <w:proofErr w:type="spellStart"/>
       <w:r>
@@ -25104,13 +25265,7 @@
         <w:rPr>
           <w:rFonts w:ascii="Arial" w:hAnsi="Arial" w:cs="Arial"/>
         </w:rPr>
-        <w:t xml:space="preserve"> uveden je kao kvalitativni pokazatelj koji razlikuje aktivne profesionalne timove od manje poznatih ili neaktivnih</w:t>
-      </w:r>
-      <w:r>
-        <w:rPr>
-          <w:rFonts w:ascii="Arial" w:hAnsi="Arial" w:cs="Arial"/>
-        </w:rPr>
-        <w:t xml:space="preserve"> timova za koje nema HLTV podataka.</w:t>
+        <w:t xml:space="preserve"> uveden je kao kvalitativni pokazatelj koji razlikuje aktivne profesionalne timove od manje poznatih ili neaktivnih timova za koje nema HLTV podataka.</w:t>
       </w:r>
     </w:p>
     <w:p>
@@ -25126,13 +25281,7 @@
         <w:rPr>
           <w:rFonts w:ascii="Arial" w:hAnsi="Arial" w:cs="Arial"/>
         </w:rPr>
-        <w:t>Šest izrađenih izvještaja pokriva različite analitičke perspektive: individualne performanse i ciljanje igrača, geografsku distribuciju talenta, rang-liste timova, usporedbu uloga, efikasnost po mapama i analizu umora. N</w:t>
-      </w:r>
-      <w:r>
-        <w:rPr>
-          <w:rFonts w:ascii="Arial" w:hAnsi="Arial" w:cs="Arial"/>
-        </w:rPr>
-        <w:t xml:space="preserve">apredni BI koncepti poput LOD FIXED izraza, dual </w:t>
+        <w:t xml:space="preserve">Šest izrađenih izvještaja pokriva različite analitičke perspektive: individualne performanse i ciljanje igrača, geografsku distribuciju talenta, rang-liste timova, usporedbu uloga, efikasnost po mapama i analizu umora. Napredni BI koncepti poput LOD FIXED izraza, dual </w:t>
       </w:r>
       <w:proofErr w:type="spellStart"/>
       <w:r>
@@ -25172,7 +25321,7 @@
           <w:lang w:val="hr-HR"/>
         </w:rPr>
       </w:pPr>
-      <w:bookmarkStart w:id="29" w:name="_Toc230689628"/>
+      <w:bookmarkStart w:id="29" w:name="_Toc231154558"/>
       <w:r>
         <w:rPr>
           <w:rFonts w:ascii="Arial" w:hAnsi="Arial" w:cs="Arial"/>
@@ -25417,13 +25566,7 @@
         <w:rPr>
           <w:rFonts w:ascii="Arial" w:hAnsi="Arial" w:cs="Arial"/>
         </w:rPr>
-        <w:t>W</w:t>
-      </w:r>
-      <w:r>
-        <w:rPr>
-          <w:rFonts w:ascii="Arial" w:hAnsi="Arial" w:cs="Arial"/>
-        </w:rPr>
-        <w:t>arehouse</w:t>
+        <w:t>Warehouse</w:t>
       </w:r>
       <w:proofErr w:type="spellEnd"/>
       <w:r>
@@ -25752,13 +25895,7 @@
         <w:rPr>
           <w:rFonts w:ascii="Arial" w:hAnsi="Arial" w:cs="Arial"/>
         </w:rPr>
-        <w:t>. Dostupno na: https://public</w:t>
-      </w:r>
-      <w:r>
-        <w:rPr>
-          <w:rFonts w:ascii="Arial" w:hAnsi="Arial" w:cs="Arial"/>
-        </w:rPr>
-        <w:t>.tableau.com [</w:t>
+        <w:t>. Dostupno na: https://public.tableau.com [</w:t>
       </w:r>
       <w:proofErr w:type="spellStart"/>
       <w:r>
@@ -25930,7 +26067,7 @@
           <w:lang w:val="hr-HR"/>
         </w:rPr>
       </w:pPr>
-      <w:bookmarkStart w:id="30" w:name="_Toc230689629"/>
+      <w:bookmarkStart w:id="30" w:name="_Toc231154559"/>
       <w:r>
         <w:rPr>
           <w:rFonts w:ascii="Arial" w:hAnsi="Arial" w:cs="Arial"/>
@@ -25949,32 +26086,57 @@
         <w:spacing w:after="80"/>
         <w:rPr>
           <w:rFonts w:ascii="Arial" w:hAnsi="Arial" w:cs="Arial"/>
-        </w:rPr>
-      </w:pPr>
-      <w:r>
-        <w:rPr>
-          <w:rFonts w:ascii="Arial" w:hAnsi="Arial" w:cs="Arial"/>
+          <w:sz w:val="20"/>
+          <w:szCs w:val="20"/>
+        </w:rPr>
+      </w:pPr>
+      <w:r>
+        <w:rPr>
+          <w:rFonts w:ascii="Arial" w:hAnsi="Arial" w:cs="Arial"/>
+          <w:sz w:val="20"/>
+          <w:szCs w:val="20"/>
         </w:rPr>
         <w:t xml:space="preserve">Slika </w:t>
       </w:r>
       <w:r>
         <w:rPr>
           <w:rFonts w:ascii="Arial" w:hAnsi="Arial" w:cs="Arial"/>
+          <w:sz w:val="20"/>
+          <w:szCs w:val="20"/>
         </w:rPr>
         <w:t>1</w:t>
       </w:r>
       <w:r>
         <w:rPr>
           <w:rFonts w:ascii="Arial" w:hAnsi="Arial" w:cs="Arial"/>
-        </w:rPr>
-        <w:t>: Integrirani DATASET sa svim transformiranim atributima u Excelu</w:t>
-      </w:r>
-      <w:r>
-        <w:rPr>
-          <w:rFonts w:ascii="Arial" w:hAnsi="Arial" w:cs="Arial"/>
+          <w:sz w:val="20"/>
+          <w:szCs w:val="20"/>
+        </w:rPr>
+        <w:t xml:space="preserve">: </w:t>
+      </w:r>
+      <w:r>
+        <w:rPr>
+          <w:rFonts w:ascii="Arial" w:hAnsi="Arial" w:cs="Arial"/>
+          <w:sz w:val="20"/>
+          <w:szCs w:val="20"/>
+        </w:rPr>
+        <w:t>Dijagram modela zvijezde s pet dimenzija (vlastiti uradak)</w:t>
+      </w:r>
+      <w:r>
+        <w:rPr>
+          <w:rFonts w:ascii="Arial" w:hAnsi="Arial" w:cs="Arial"/>
+          <w:sz w:val="20"/>
+          <w:szCs w:val="20"/>
         </w:rPr>
         <w:tab/>
-        <w:t>X</w:t>
+      </w:r>
+      <w:r>
+        <w:rPr>
+          <w:rFonts w:ascii="Arial" w:hAnsi="Arial" w:cs="Arial"/>
+          <w:sz w:val="20"/>
+          <w:szCs w:val="20"/>
+        </w:rPr>
+        <w:t>14</w:t>
       </w:r>
     </w:p>
     <w:p>
@@ -25985,29 +26147,97 @@
         <w:spacing w:after="80"/>
         <w:rPr>
           <w:rFonts w:ascii="Arial" w:hAnsi="Arial" w:cs="Arial"/>
-        </w:rPr>
-      </w:pPr>
-      <w:r>
-        <w:rPr>
-          <w:rFonts w:ascii="Arial" w:hAnsi="Arial" w:cs="Arial"/>
-        </w:rPr>
-        <w:t>Sl</w:t>
-      </w:r>
-      <w:r>
-        <w:rPr>
-          <w:rFonts w:ascii="Arial" w:hAnsi="Arial" w:cs="Arial"/>
-        </w:rPr>
-        <w:t xml:space="preserve">ika </w:t>
-      </w:r>
-      <w:r>
-        <w:rPr>
-          <w:rFonts w:ascii="Arial" w:hAnsi="Arial" w:cs="Arial"/>
+          <w:sz w:val="20"/>
+          <w:szCs w:val="20"/>
+        </w:rPr>
+      </w:pPr>
+      <w:r>
+        <w:rPr>
+          <w:rFonts w:ascii="Arial" w:hAnsi="Arial" w:cs="Arial"/>
+          <w:sz w:val="20"/>
+          <w:szCs w:val="20"/>
+        </w:rPr>
+        <w:t xml:space="preserve">Slika </w:t>
+      </w:r>
+      <w:r>
+        <w:rPr>
+          <w:rFonts w:ascii="Arial" w:hAnsi="Arial" w:cs="Arial"/>
+          <w:sz w:val="20"/>
+          <w:szCs w:val="20"/>
         </w:rPr>
         <w:t>2</w:t>
       </w:r>
       <w:r>
         <w:rPr>
           <w:rFonts w:ascii="Arial" w:hAnsi="Arial" w:cs="Arial"/>
+          <w:sz w:val="20"/>
+          <w:szCs w:val="20"/>
+        </w:rPr>
+        <w:t xml:space="preserve">: </w:t>
+      </w:r>
+      <w:r>
+        <w:rPr>
+          <w:rFonts w:ascii="Arial" w:hAnsi="Arial" w:cs="Arial"/>
+          <w:sz w:val="20"/>
+          <w:szCs w:val="20"/>
+        </w:rPr>
+        <w:t>Integrirani DATASET sa svim transformiranim atributima u Excelu</w:t>
+      </w:r>
+      <w:r>
+        <w:rPr>
+          <w:rFonts w:ascii="Arial" w:hAnsi="Arial" w:cs="Arial"/>
+          <w:sz w:val="20"/>
+          <w:szCs w:val="20"/>
+        </w:rPr>
+        <w:t>…</w:t>
+      </w:r>
+      <w:r>
+        <w:rPr>
+          <w:rFonts w:ascii="Arial" w:hAnsi="Arial" w:cs="Arial"/>
+          <w:sz w:val="20"/>
+          <w:szCs w:val="20"/>
+        </w:rPr>
+        <w:t>…………………...</w:t>
+      </w:r>
+      <w:r>
+        <w:rPr>
+          <w:rFonts w:ascii="Arial" w:hAnsi="Arial" w:cs="Arial"/>
+          <w:sz w:val="20"/>
+          <w:szCs w:val="20"/>
+        </w:rPr>
+        <w:t>16</w:t>
+      </w:r>
+    </w:p>
+    <w:p>
+      <w:pPr>
+        <w:spacing w:before="80" w:after="240"/>
+        <w:rPr>
+          <w:rFonts w:ascii="Arial" w:hAnsi="Arial" w:cs="Arial"/>
+          <w:sz w:val="20"/>
+          <w:szCs w:val="20"/>
+        </w:rPr>
+      </w:pPr>
+      <w:r>
+        <w:rPr>
+          <w:rFonts w:ascii="Arial" w:hAnsi="Arial" w:cs="Arial"/>
+          <w:sz w:val="20"/>
+          <w:szCs w:val="20"/>
+        </w:rPr>
+        <w:t xml:space="preserve">Slika </w:t>
+      </w:r>
+      <w:r>
+        <w:rPr>
+          <w:rFonts w:ascii="Arial" w:hAnsi="Arial" w:cs="Arial"/>
+          <w:sz w:val="20"/>
+          <w:szCs w:val="20"/>
+        </w:rPr>
+        <w:t>3</w:t>
+      </w:r>
+      <w:r>
+        <w:rPr>
+          <w:rFonts w:ascii="Arial" w:hAnsi="Arial" w:cs="Arial"/>
+          <w:sz w:val="20"/>
+          <w:szCs w:val="20"/>
         </w:rPr>
         <w:t xml:space="preserve">: Prikaz učitanih tablica i veza u </w:t>
       </w:r>
@@ -26015,6 +26245,8 @@
       <w:r>
         <w:rPr>
           <w:rFonts w:ascii="Arial" w:hAnsi="Arial" w:cs="Arial"/>
+          <w:sz w:val="20"/>
+          <w:szCs w:val="20"/>
         </w:rPr>
         <w:t>Tableau</w:t>
       </w:r>
@@ -26022,6 +26254,8 @@
       <w:r>
         <w:rPr>
           <w:rFonts w:ascii="Arial" w:hAnsi="Arial" w:cs="Arial"/>
+          <w:sz w:val="20"/>
+          <w:szCs w:val="20"/>
         </w:rPr>
         <w:t xml:space="preserve"> Data </w:t>
       </w:r>
@@ -26029,6 +26263,8 @@
       <w:r>
         <w:rPr>
           <w:rFonts w:ascii="Arial" w:hAnsi="Arial" w:cs="Arial"/>
+          <w:sz w:val="20"/>
+          <w:szCs w:val="20"/>
         </w:rPr>
         <w:t>Source</w:t>
       </w:r>
@@ -26036,15 +26272,1069 @@
       <w:r>
         <w:rPr>
           <w:rFonts w:ascii="Arial" w:hAnsi="Arial" w:cs="Arial"/>
+          <w:sz w:val="20"/>
+          <w:szCs w:val="20"/>
         </w:rPr>
         <w:t xml:space="preserve"> ekranu</w:t>
       </w:r>
       <w:r>
         <w:rPr>
           <w:rFonts w:ascii="Arial" w:hAnsi="Arial" w:cs="Arial"/>
-        </w:rPr>
-        <w:tab/>
-        <w:t>X</w:t>
+          <w:sz w:val="20"/>
+          <w:szCs w:val="20"/>
+        </w:rPr>
+        <w:t>…………………………….</w:t>
+      </w:r>
+      <w:r>
+        <w:rPr>
+          <w:rFonts w:ascii="Arial" w:hAnsi="Arial" w:cs="Arial"/>
+          <w:sz w:val="20"/>
+        </w:rPr>
+        <w:t>17</w:t>
+      </w:r>
+    </w:p>
+    <w:p>
+      <w:pPr>
+        <w:spacing w:before="80" w:after="240"/>
+        <w:rPr>
+          <w:rFonts w:ascii="Arial" w:hAnsi="Arial" w:cs="Arial"/>
+          <w:sz w:val="20"/>
+          <w:szCs w:val="20"/>
+        </w:rPr>
+      </w:pPr>
+      <w:r>
+        <w:rPr>
+          <w:rFonts w:ascii="Arial" w:hAnsi="Arial" w:cs="Arial"/>
+          <w:sz w:val="20"/>
+          <w:szCs w:val="20"/>
+        </w:rPr>
+        <w:t xml:space="preserve">Slika </w:t>
+      </w:r>
+      <w:r>
+        <w:rPr>
+          <w:rFonts w:ascii="Arial" w:hAnsi="Arial" w:cs="Arial"/>
+          <w:sz w:val="20"/>
+          <w:szCs w:val="20"/>
+        </w:rPr>
+        <w:t>4</w:t>
+      </w:r>
+      <w:r>
+        <w:rPr>
+          <w:rFonts w:ascii="Arial" w:hAnsi="Arial" w:cs="Arial"/>
+          <w:sz w:val="20"/>
+          <w:szCs w:val="20"/>
+        </w:rPr>
+        <w:t xml:space="preserve">: Početni (Home) </w:t>
+      </w:r>
+      <w:proofErr w:type="spellStart"/>
+      <w:r>
+        <w:rPr>
+          <w:rFonts w:ascii="Arial" w:hAnsi="Arial" w:cs="Arial"/>
+          <w:sz w:val="20"/>
+          <w:szCs w:val="20"/>
+        </w:rPr>
+        <w:t>dashboard</w:t>
+      </w:r>
+      <w:proofErr w:type="spellEnd"/>
+      <w:r>
+        <w:rPr>
+          <w:rFonts w:ascii="Arial" w:hAnsi="Arial" w:cs="Arial"/>
+          <w:sz w:val="20"/>
+          <w:szCs w:val="20"/>
+        </w:rPr>
+        <w:t xml:space="preserve"> s navigacijskim gumbima za 6 izvještaja</w:t>
+      </w:r>
+      <w:r>
+        <w:rPr>
+          <w:rFonts w:ascii="Arial" w:hAnsi="Arial" w:cs="Arial"/>
+          <w:sz w:val="20"/>
+          <w:szCs w:val="20"/>
+        </w:rPr>
+        <w:t>…………………...</w:t>
+      </w:r>
+      <w:r>
+        <w:rPr>
+          <w:rFonts w:ascii="Arial" w:hAnsi="Arial" w:cs="Arial"/>
+          <w:sz w:val="20"/>
+          <w:szCs w:val="20"/>
+        </w:rPr>
+        <w:t>20</w:t>
+      </w:r>
+    </w:p>
+    <w:p>
+      <w:pPr>
+        <w:spacing w:before="80" w:after="240"/>
+        <w:rPr>
+          <w:rFonts w:ascii="Arial" w:hAnsi="Arial" w:cs="Arial"/>
+          <w:sz w:val="20"/>
+          <w:szCs w:val="20"/>
+        </w:rPr>
+      </w:pPr>
+      <w:r>
+        <w:rPr>
+          <w:rFonts w:ascii="Arial" w:hAnsi="Arial" w:cs="Arial"/>
+          <w:sz w:val="20"/>
+          <w:szCs w:val="20"/>
+        </w:rPr>
+        <w:t xml:space="preserve">Slika 5: Player </w:t>
+      </w:r>
+      <w:proofErr w:type="spellStart"/>
+      <w:r>
+        <w:rPr>
+          <w:rFonts w:ascii="Arial" w:hAnsi="Arial" w:cs="Arial"/>
+          <w:sz w:val="20"/>
+          <w:szCs w:val="20"/>
+        </w:rPr>
+        <w:t>Aim</w:t>
+      </w:r>
+      <w:proofErr w:type="spellEnd"/>
+      <w:r>
+        <w:rPr>
+          <w:rFonts w:ascii="Arial" w:hAnsi="Arial" w:cs="Arial"/>
+          <w:sz w:val="20"/>
+          <w:szCs w:val="20"/>
+        </w:rPr>
+        <w:t xml:space="preserve"> </w:t>
+      </w:r>
+      <w:proofErr w:type="spellStart"/>
+      <w:r>
+        <w:rPr>
+          <w:rFonts w:ascii="Arial" w:hAnsi="Arial" w:cs="Arial"/>
+          <w:sz w:val="20"/>
+          <w:szCs w:val="20"/>
+        </w:rPr>
+        <w:t>Stats</w:t>
+      </w:r>
+      <w:proofErr w:type="spellEnd"/>
+      <w:r>
+        <w:rPr>
+          <w:rFonts w:ascii="Arial" w:hAnsi="Arial" w:cs="Arial"/>
+          <w:sz w:val="20"/>
+          <w:szCs w:val="20"/>
+        </w:rPr>
+        <w:t xml:space="preserve"> – </w:t>
+      </w:r>
+      <w:proofErr w:type="spellStart"/>
+      <w:r>
+        <w:rPr>
+          <w:rFonts w:ascii="Arial" w:hAnsi="Arial" w:cs="Arial"/>
+          <w:sz w:val="20"/>
+          <w:szCs w:val="20"/>
+        </w:rPr>
+        <w:t>sca</w:t>
+      </w:r>
+      <w:r>
+        <w:rPr>
+          <w:rFonts w:ascii="Arial" w:hAnsi="Arial" w:cs="Arial"/>
+          <w:sz w:val="20"/>
+          <w:szCs w:val="20"/>
+        </w:rPr>
+        <w:t>tter</w:t>
+      </w:r>
+      <w:proofErr w:type="spellEnd"/>
+      <w:r>
+        <w:rPr>
+          <w:rFonts w:ascii="Arial" w:hAnsi="Arial" w:cs="Arial"/>
+          <w:sz w:val="20"/>
+          <w:szCs w:val="20"/>
+        </w:rPr>
+        <w:t xml:space="preserve"> plot K/D omjera i točnosti </w:t>
+      </w:r>
+      <w:r>
+        <w:rPr>
+          <w:rFonts w:ascii="Arial" w:hAnsi="Arial" w:cs="Arial"/>
+          <w:sz w:val="20"/>
+          <w:szCs w:val="20"/>
+        </w:rPr>
+        <w:t>pucanja</w:t>
+      </w:r>
+      <w:r>
+        <w:rPr>
+          <w:rFonts w:ascii="Arial" w:hAnsi="Arial" w:cs="Arial"/>
+          <w:sz w:val="20"/>
+          <w:szCs w:val="20"/>
+        </w:rPr>
+        <w:t>…</w:t>
+      </w:r>
+      <w:r>
+        <w:rPr>
+          <w:rFonts w:ascii="Arial" w:hAnsi="Arial" w:cs="Arial"/>
+          <w:sz w:val="20"/>
+          <w:szCs w:val="20"/>
+        </w:rPr>
+        <w:t>………....</w:t>
+      </w:r>
+      <w:r>
+        <w:rPr>
+          <w:rFonts w:ascii="Arial" w:hAnsi="Arial" w:cs="Arial"/>
+          <w:sz w:val="20"/>
+          <w:szCs w:val="20"/>
+        </w:rPr>
+        <w:t>..................</w:t>
+      </w:r>
+      <w:r>
+        <w:rPr>
+          <w:rFonts w:ascii="Arial" w:hAnsi="Arial" w:cs="Arial"/>
+          <w:sz w:val="20"/>
+          <w:szCs w:val="20"/>
+        </w:rPr>
+        <w:t>…</w:t>
+      </w:r>
+      <w:r>
+        <w:rPr>
+          <w:rFonts w:ascii="Arial" w:hAnsi="Arial" w:cs="Arial"/>
+          <w:sz w:val="20"/>
+          <w:szCs w:val="20"/>
+        </w:rPr>
+        <w:t>21</w:t>
+      </w:r>
+    </w:p>
+    <w:p>
+      <w:pPr>
+        <w:spacing w:before="80" w:after="240"/>
+        <w:rPr>
+          <w:rFonts w:ascii="Arial" w:hAnsi="Arial" w:cs="Arial"/>
+          <w:sz w:val="20"/>
+          <w:szCs w:val="20"/>
+        </w:rPr>
+      </w:pPr>
+      <w:r>
+        <w:rPr>
+          <w:rFonts w:ascii="Arial" w:hAnsi="Arial" w:cs="Arial"/>
+          <w:sz w:val="20"/>
+          <w:szCs w:val="20"/>
+        </w:rPr>
+        <w:t xml:space="preserve">Slika 6: </w:t>
+      </w:r>
+      <w:proofErr w:type="spellStart"/>
+      <w:r>
+        <w:rPr>
+          <w:rFonts w:ascii="Arial" w:hAnsi="Arial" w:cs="Arial"/>
+          <w:sz w:val="20"/>
+          <w:szCs w:val="20"/>
+        </w:rPr>
+        <w:t>Score</w:t>
+      </w:r>
+      <w:proofErr w:type="spellEnd"/>
+      <w:r>
+        <w:rPr>
+          <w:rFonts w:ascii="Arial" w:hAnsi="Arial" w:cs="Arial"/>
+          <w:sz w:val="20"/>
+          <w:szCs w:val="20"/>
+        </w:rPr>
+        <w:t xml:space="preserve"> </w:t>
+      </w:r>
+      <w:proofErr w:type="spellStart"/>
+      <w:r>
+        <w:rPr>
+          <w:rFonts w:ascii="Arial" w:hAnsi="Arial" w:cs="Arial"/>
+          <w:sz w:val="20"/>
+          <w:szCs w:val="20"/>
+        </w:rPr>
+        <w:t>Geography</w:t>
+      </w:r>
+      <w:proofErr w:type="spellEnd"/>
+      <w:r>
+        <w:rPr>
+          <w:rFonts w:ascii="Arial" w:hAnsi="Arial" w:cs="Arial"/>
+          <w:sz w:val="20"/>
+          <w:szCs w:val="20"/>
+        </w:rPr>
+        <w:t xml:space="preserve"> – geografska distribucija igrača i finalnih pobjeda</w:t>
+      </w:r>
+      <w:r>
+        <w:rPr>
+          <w:rFonts w:ascii="Arial" w:hAnsi="Arial" w:cs="Arial"/>
+          <w:sz w:val="20"/>
+          <w:szCs w:val="20"/>
+        </w:rPr>
+        <w:t>……………………</w:t>
+      </w:r>
+      <w:r>
+        <w:rPr>
+          <w:rFonts w:ascii="Arial" w:hAnsi="Arial" w:cs="Arial"/>
+          <w:sz w:val="20"/>
+          <w:szCs w:val="20"/>
+        </w:rPr>
+        <w:t>22</w:t>
+      </w:r>
+    </w:p>
+    <w:p>
+      <w:pPr>
+        <w:spacing w:before="80" w:after="240"/>
+        <w:rPr>
+          <w:rFonts w:ascii="Arial" w:hAnsi="Arial" w:cs="Arial"/>
+          <w:sz w:val="20"/>
+          <w:szCs w:val="20"/>
+        </w:rPr>
+      </w:pPr>
+      <w:r>
+        <w:rPr>
+          <w:rFonts w:ascii="Arial" w:hAnsi="Arial" w:cs="Arial"/>
+          <w:sz w:val="20"/>
+          <w:szCs w:val="20"/>
+        </w:rPr>
+        <w:t>Slika 7: Te</w:t>
+      </w:r>
+      <w:r>
+        <w:rPr>
+          <w:rFonts w:ascii="Arial" w:hAnsi="Arial" w:cs="Arial"/>
+          <w:sz w:val="20"/>
+          <w:szCs w:val="20"/>
+        </w:rPr>
+        <w:t xml:space="preserve">am </w:t>
+      </w:r>
+      <w:proofErr w:type="spellStart"/>
+      <w:r>
+        <w:rPr>
+          <w:rFonts w:ascii="Arial" w:hAnsi="Arial" w:cs="Arial"/>
+          <w:sz w:val="20"/>
+          <w:szCs w:val="20"/>
+        </w:rPr>
+        <w:t>Rankings</w:t>
+      </w:r>
+      <w:proofErr w:type="spellEnd"/>
+      <w:r>
+        <w:rPr>
+          <w:rFonts w:ascii="Arial" w:hAnsi="Arial" w:cs="Arial"/>
+          <w:sz w:val="20"/>
+          <w:szCs w:val="20"/>
+        </w:rPr>
+        <w:t xml:space="preserve"> – rang-lista timova………………………………………………………….</w:t>
+      </w:r>
+      <w:r>
+        <w:rPr>
+          <w:rFonts w:ascii="Arial" w:hAnsi="Arial" w:cs="Arial"/>
+          <w:sz w:val="20"/>
+          <w:szCs w:val="20"/>
+        </w:rPr>
+        <w:t>23</w:t>
+      </w:r>
+    </w:p>
+    <w:p>
+      <w:pPr>
+        <w:spacing w:before="80" w:after="240"/>
+        <w:rPr>
+          <w:rFonts w:ascii="Arial" w:hAnsi="Arial" w:cs="Arial"/>
+          <w:sz w:val="20"/>
+          <w:szCs w:val="20"/>
+        </w:rPr>
+      </w:pPr>
+      <w:r>
+        <w:rPr>
+          <w:rFonts w:ascii="Arial" w:hAnsi="Arial" w:cs="Arial"/>
+          <w:sz w:val="20"/>
+          <w:szCs w:val="20"/>
+        </w:rPr>
+        <w:t xml:space="preserve">Slika 8: Player </w:t>
+      </w:r>
+      <w:proofErr w:type="spellStart"/>
+      <w:r>
+        <w:rPr>
+          <w:rFonts w:ascii="Arial" w:hAnsi="Arial" w:cs="Arial"/>
+          <w:sz w:val="20"/>
+          <w:szCs w:val="20"/>
+        </w:rPr>
+        <w:t>Roles</w:t>
+      </w:r>
+      <w:proofErr w:type="spellEnd"/>
+      <w:r>
+        <w:rPr>
+          <w:rFonts w:ascii="Arial" w:hAnsi="Arial" w:cs="Arial"/>
+          <w:sz w:val="20"/>
+          <w:szCs w:val="20"/>
+        </w:rPr>
+        <w:t xml:space="preserve"> – usporedba uloga igrača po točnosti i K/D omjeru</w:t>
+      </w:r>
+      <w:r>
+        <w:rPr>
+          <w:rFonts w:ascii="Arial" w:hAnsi="Arial" w:cs="Arial"/>
+          <w:sz w:val="20"/>
+          <w:szCs w:val="20"/>
+        </w:rPr>
+        <w:t>………………………..</w:t>
+      </w:r>
+      <w:r>
+        <w:rPr>
+          <w:rFonts w:ascii="Arial" w:hAnsi="Arial" w:cs="Arial"/>
+          <w:sz w:val="20"/>
+          <w:szCs w:val="20"/>
+        </w:rPr>
+        <w:t>24</w:t>
+      </w:r>
+    </w:p>
+    <w:p>
+      <w:pPr>
+        <w:spacing w:before="80" w:after="240"/>
+        <w:rPr>
+          <w:rFonts w:ascii="Arial" w:hAnsi="Arial" w:cs="Arial"/>
+          <w:sz w:val="20"/>
+          <w:szCs w:val="20"/>
+        </w:rPr>
+      </w:pPr>
+      <w:r>
+        <w:rPr>
+          <w:rFonts w:ascii="Arial" w:hAnsi="Arial" w:cs="Arial"/>
+          <w:sz w:val="20"/>
+          <w:szCs w:val="20"/>
+        </w:rPr>
+        <w:t xml:space="preserve">Slika 9: </w:t>
+      </w:r>
+      <w:proofErr w:type="spellStart"/>
+      <w:r>
+        <w:rPr>
+          <w:rFonts w:ascii="Arial" w:hAnsi="Arial" w:cs="Arial"/>
+          <w:sz w:val="20"/>
+          <w:szCs w:val="20"/>
+        </w:rPr>
+        <w:t>Map</w:t>
+      </w:r>
+      <w:proofErr w:type="spellEnd"/>
+      <w:r>
+        <w:rPr>
+          <w:rFonts w:ascii="Arial" w:hAnsi="Arial" w:cs="Arial"/>
+          <w:sz w:val="20"/>
+          <w:szCs w:val="20"/>
+        </w:rPr>
+        <w:t xml:space="preserve"> </w:t>
+      </w:r>
+      <w:proofErr w:type="spellStart"/>
+      <w:r>
+        <w:rPr>
+          <w:rFonts w:ascii="Arial" w:hAnsi="Arial" w:cs="Arial"/>
+          <w:sz w:val="20"/>
+          <w:szCs w:val="20"/>
+        </w:rPr>
+        <w:t>Performance</w:t>
+      </w:r>
+      <w:proofErr w:type="spellEnd"/>
+      <w:r>
+        <w:rPr>
+          <w:rFonts w:ascii="Arial" w:hAnsi="Arial" w:cs="Arial"/>
+          <w:sz w:val="20"/>
+          <w:szCs w:val="20"/>
+        </w:rPr>
+        <w:t xml:space="preserve"> – </w:t>
+      </w:r>
+      <w:proofErr w:type="spellStart"/>
+      <w:r>
+        <w:rPr>
+          <w:rFonts w:ascii="Arial" w:hAnsi="Arial" w:cs="Arial"/>
+          <w:sz w:val="20"/>
+          <w:szCs w:val="20"/>
+        </w:rPr>
+        <w:t>heatmapa</w:t>
+      </w:r>
+      <w:proofErr w:type="spellEnd"/>
+      <w:r>
+        <w:rPr>
+          <w:rFonts w:ascii="Arial" w:hAnsi="Arial" w:cs="Arial"/>
+          <w:sz w:val="20"/>
+          <w:szCs w:val="20"/>
+        </w:rPr>
+        <w:t xml:space="preserve"> performansi po mapama i vrstama mečeva</w:t>
+      </w:r>
+      <w:r>
+        <w:rPr>
+          <w:rFonts w:ascii="Arial" w:hAnsi="Arial" w:cs="Arial"/>
+          <w:sz w:val="20"/>
+          <w:szCs w:val="20"/>
+        </w:rPr>
+        <w:t>……………</w:t>
+      </w:r>
+      <w:r>
+        <w:rPr>
+          <w:rFonts w:ascii="Arial" w:hAnsi="Arial" w:cs="Arial"/>
+          <w:sz w:val="20"/>
+          <w:szCs w:val="20"/>
+        </w:rPr>
+        <w:t>25</w:t>
+      </w:r>
+    </w:p>
+    <w:p>
+      <w:pPr>
+        <w:spacing w:before="80" w:after="240"/>
+        <w:rPr>
+          <w:rFonts w:ascii="Arial" w:hAnsi="Arial" w:cs="Arial"/>
+          <w:sz w:val="20"/>
+          <w:szCs w:val="20"/>
+        </w:rPr>
+      </w:pPr>
+      <w:r>
+        <w:rPr>
+          <w:rFonts w:ascii="Arial" w:hAnsi="Arial" w:cs="Arial"/>
+          <w:sz w:val="20"/>
+          <w:szCs w:val="20"/>
+        </w:rPr>
+        <w:t xml:space="preserve">Slika 10: Player </w:t>
+      </w:r>
+      <w:proofErr w:type="spellStart"/>
+      <w:r>
+        <w:rPr>
+          <w:rFonts w:ascii="Arial" w:hAnsi="Arial" w:cs="Arial"/>
+          <w:sz w:val="20"/>
+          <w:szCs w:val="20"/>
+        </w:rPr>
+        <w:t>Reaction</w:t>
+      </w:r>
+      <w:proofErr w:type="spellEnd"/>
+      <w:r>
+        <w:rPr>
+          <w:rFonts w:ascii="Arial" w:hAnsi="Arial" w:cs="Arial"/>
+          <w:sz w:val="20"/>
+          <w:szCs w:val="20"/>
+        </w:rPr>
+        <w:t xml:space="preserve"> Time – </w:t>
+      </w:r>
+      <w:proofErr w:type="spellStart"/>
+      <w:r>
+        <w:rPr>
+          <w:rFonts w:ascii="Arial" w:hAnsi="Arial" w:cs="Arial"/>
+          <w:sz w:val="20"/>
+          <w:szCs w:val="20"/>
+        </w:rPr>
+        <w:t>scatter</w:t>
+      </w:r>
+      <w:proofErr w:type="spellEnd"/>
+      <w:r>
+        <w:rPr>
+          <w:rFonts w:ascii="Arial" w:hAnsi="Arial" w:cs="Arial"/>
+          <w:sz w:val="20"/>
+          <w:szCs w:val="20"/>
+        </w:rPr>
+        <w:t xml:space="preserve"> plot umora i vremena reakcije</w:t>
+      </w:r>
+      <w:r>
+        <w:rPr>
+          <w:rFonts w:ascii="Arial" w:hAnsi="Arial" w:cs="Arial"/>
+          <w:sz w:val="20"/>
+          <w:szCs w:val="20"/>
+        </w:rPr>
+        <w:t>…………………………</w:t>
+      </w:r>
+      <w:r>
+        <w:rPr>
+          <w:rFonts w:ascii="Arial" w:hAnsi="Arial" w:cs="Arial"/>
+          <w:sz w:val="20"/>
+          <w:szCs w:val="20"/>
+        </w:rPr>
+        <w:t>26</w:t>
+      </w:r>
+    </w:p>
+    <w:p>
+      <w:pPr>
+        <w:pStyle w:val="Naslov1"/>
+        <w:pageBreakBefore/>
+        <w:rPr>
+          <w:rFonts w:ascii="Arial" w:hAnsi="Arial" w:cs="Arial"/>
+          <w:lang w:val="hr-HR"/>
+        </w:rPr>
+      </w:pPr>
+      <w:bookmarkStart w:id="31" w:name="_Toc231154560"/>
+      <w:r>
+        <w:rPr>
+          <w:rFonts w:ascii="Arial" w:hAnsi="Arial" w:cs="Arial"/>
+          <w:lang w:val="hr-HR"/>
+        </w:rPr>
+        <w:lastRenderedPageBreak/>
+        <w:t>Popis tablica</w:t>
+      </w:r>
+      <w:bookmarkEnd w:id="31"/>
+    </w:p>
+    <w:p>
+      <w:pPr>
+        <w:spacing w:before="60" w:after="200"/>
+        <w:rPr>
+          <w:rFonts w:ascii="Arial" w:hAnsi="Arial" w:cs="Arial"/>
+          <w:sz w:val="20"/>
+          <w:szCs w:val="20"/>
+        </w:rPr>
+      </w:pPr>
+      <w:r>
+        <w:rPr>
+          <w:rFonts w:ascii="Arial" w:hAnsi="Arial" w:cs="Arial"/>
+          <w:sz w:val="20"/>
+          <w:szCs w:val="20"/>
+        </w:rPr>
+        <w:t>Tablica 1: Skup podataka esports_player_perfo</w:t>
+      </w:r>
+      <w:r>
+        <w:rPr>
+          <w:rFonts w:ascii="Arial" w:hAnsi="Arial" w:cs="Arial"/>
+          <w:sz w:val="20"/>
+          <w:szCs w:val="20"/>
+        </w:rPr>
+        <w:t>rmance_tournament_analytics.csv……………</w:t>
+      </w:r>
+      <w:r>
+        <w:rPr>
+          <w:rFonts w:ascii="Arial" w:hAnsi="Arial" w:cs="Arial"/>
+          <w:sz w:val="20"/>
+          <w:szCs w:val="20"/>
+        </w:rPr>
+        <w:t>9</w:t>
+      </w:r>
+    </w:p>
+    <w:p>
+      <w:pPr>
+        <w:spacing w:before="60" w:after="200"/>
+        <w:rPr>
+          <w:rFonts w:ascii="Arial" w:hAnsi="Arial" w:cs="Arial"/>
+          <w:sz w:val="20"/>
+          <w:szCs w:val="20"/>
+        </w:rPr>
+      </w:pPr>
+      <w:r>
+        <w:rPr>
+          <w:rFonts w:ascii="Arial" w:hAnsi="Arial" w:cs="Arial"/>
+          <w:sz w:val="20"/>
+          <w:szCs w:val="20"/>
+        </w:rPr>
+        <w:t>Tablica 2: Skup podataka player_stats.csv</w:t>
+      </w:r>
+      <w:r>
+        <w:rPr>
+          <w:rFonts w:ascii="Arial" w:hAnsi="Arial" w:cs="Arial"/>
+          <w:sz w:val="20"/>
+          <w:szCs w:val="20"/>
+        </w:rPr>
+        <w:t>……………………………..</w:t>
+      </w:r>
+      <w:r>
+        <w:rPr>
+          <w:rFonts w:ascii="Arial" w:hAnsi="Arial" w:cs="Arial"/>
+          <w:sz w:val="20"/>
+          <w:szCs w:val="20"/>
+        </w:rPr>
+        <w:t>…………………………</w:t>
+      </w:r>
+      <w:r>
+        <w:rPr>
+          <w:rFonts w:ascii="Arial" w:hAnsi="Arial" w:cs="Arial"/>
+          <w:sz w:val="20"/>
+          <w:szCs w:val="20"/>
+        </w:rPr>
+        <w:t>…</w:t>
+      </w:r>
+      <w:r>
+        <w:rPr>
+          <w:rFonts w:ascii="Arial" w:hAnsi="Arial" w:cs="Arial"/>
+          <w:sz w:val="20"/>
+          <w:szCs w:val="20"/>
+        </w:rPr>
+        <w:t>9</w:t>
+      </w:r>
+    </w:p>
+    <w:p>
+      <w:pPr>
+        <w:spacing w:after="120"/>
+        <w:rPr>
+          <w:rFonts w:ascii="Arial" w:hAnsi="Arial" w:cs="Arial"/>
+          <w:sz w:val="20"/>
+          <w:szCs w:val="20"/>
+        </w:rPr>
+      </w:pPr>
+      <w:r>
+        <w:rPr>
+          <w:rFonts w:ascii="Arial" w:hAnsi="Arial" w:cs="Arial"/>
+          <w:sz w:val="20"/>
+          <w:szCs w:val="20"/>
+        </w:rPr>
+        <w:t xml:space="preserve">Tablica </w:t>
+      </w:r>
+      <w:r>
+        <w:rPr>
+          <w:rFonts w:ascii="Arial" w:hAnsi="Arial" w:cs="Arial"/>
+          <w:sz w:val="20"/>
+          <w:szCs w:val="20"/>
+        </w:rPr>
+        <w:t>3: Skup podataka team_stats.csv</w:t>
+      </w:r>
+      <w:r>
+        <w:rPr>
+          <w:rFonts w:ascii="Arial" w:hAnsi="Arial" w:cs="Arial"/>
+          <w:sz w:val="20"/>
+          <w:szCs w:val="20"/>
+        </w:rPr>
+        <w:t>……………………………..……………………………</w:t>
+      </w:r>
+      <w:r>
+        <w:rPr>
+          <w:rFonts w:ascii="Arial" w:hAnsi="Arial" w:cs="Arial"/>
+          <w:sz w:val="20"/>
+          <w:szCs w:val="20"/>
+        </w:rPr>
+        <w:t>10</w:t>
+      </w:r>
+    </w:p>
+    <w:p>
+      <w:pPr>
+        <w:spacing w:after="120"/>
+        <w:rPr>
+          <w:rFonts w:ascii="Arial" w:hAnsi="Arial" w:cs="Arial"/>
+          <w:sz w:val="20"/>
+          <w:szCs w:val="20"/>
+        </w:rPr>
+      </w:pPr>
+      <w:r>
+        <w:rPr>
+          <w:rFonts w:ascii="Arial" w:hAnsi="Arial" w:cs="Arial"/>
+          <w:sz w:val="20"/>
+          <w:szCs w:val="20"/>
+        </w:rPr>
+        <w:t xml:space="preserve">Tablica 4: Struktura tablice činjenica </w:t>
+      </w:r>
+      <w:proofErr w:type="spellStart"/>
+      <w:r>
+        <w:rPr>
+          <w:rFonts w:ascii="Arial" w:hAnsi="Arial" w:cs="Arial"/>
+          <w:sz w:val="20"/>
+          <w:szCs w:val="20"/>
+        </w:rPr>
+        <w:t>fact_match_performance</w:t>
+      </w:r>
+      <w:proofErr w:type="spellEnd"/>
+      <w:r>
+        <w:rPr>
+          <w:rFonts w:ascii="Arial" w:hAnsi="Arial" w:cs="Arial"/>
+          <w:sz w:val="20"/>
+          <w:szCs w:val="20"/>
+        </w:rPr>
+        <w:t>……………………………</w:t>
+      </w:r>
+      <w:r>
+        <w:rPr>
+          <w:rFonts w:ascii="Arial" w:hAnsi="Arial" w:cs="Arial"/>
+          <w:sz w:val="20"/>
+          <w:szCs w:val="20"/>
+        </w:rPr>
+        <w:t>……..</w:t>
+      </w:r>
+      <w:r>
+        <w:rPr>
+          <w:rFonts w:ascii="Arial" w:hAnsi="Arial" w:cs="Arial"/>
+          <w:sz w:val="20"/>
+          <w:szCs w:val="20"/>
+        </w:rPr>
+        <w:t>11</w:t>
+      </w:r>
+    </w:p>
+    <w:p>
+      <w:pPr>
+        <w:spacing w:before="60" w:after="200"/>
+        <w:rPr>
+          <w:rFonts w:ascii="Arial" w:hAnsi="Arial" w:cs="Arial"/>
+          <w:sz w:val="20"/>
+          <w:szCs w:val="20"/>
+        </w:rPr>
+      </w:pPr>
+      <w:r>
+        <w:rPr>
+          <w:rFonts w:ascii="Arial" w:hAnsi="Arial" w:cs="Arial"/>
+          <w:sz w:val="20"/>
+          <w:szCs w:val="20"/>
+        </w:rPr>
+        <w:t>Tablica 5:</w:t>
+      </w:r>
+      <w:r>
+        <w:rPr>
+          <w:rFonts w:ascii="Arial" w:hAnsi="Arial" w:cs="Arial"/>
+          <w:sz w:val="20"/>
+          <w:szCs w:val="20"/>
+        </w:rPr>
+        <w:t xml:space="preserve"> Dimenzijska tablica </w:t>
+      </w:r>
+      <w:proofErr w:type="spellStart"/>
+      <w:r>
+        <w:rPr>
+          <w:rFonts w:ascii="Arial" w:hAnsi="Arial" w:cs="Arial"/>
+          <w:sz w:val="20"/>
+          <w:szCs w:val="20"/>
+        </w:rPr>
+        <w:t>dim_player</w:t>
+      </w:r>
+      <w:proofErr w:type="spellEnd"/>
+      <w:r>
+        <w:rPr>
+          <w:rFonts w:ascii="Arial" w:hAnsi="Arial" w:cs="Arial"/>
+          <w:sz w:val="20"/>
+          <w:szCs w:val="20"/>
+        </w:rPr>
+        <w:t>……………………………</w:t>
+      </w:r>
+      <w:r>
+        <w:rPr>
+          <w:rFonts w:ascii="Arial" w:hAnsi="Arial" w:cs="Arial"/>
+          <w:sz w:val="20"/>
+          <w:szCs w:val="20"/>
+        </w:rPr>
+        <w:t>……………………………..</w:t>
+      </w:r>
+      <w:r>
+        <w:rPr>
+          <w:rFonts w:ascii="Arial" w:hAnsi="Arial" w:cs="Arial"/>
+          <w:sz w:val="20"/>
+          <w:szCs w:val="20"/>
+        </w:rPr>
+        <w:t>12</w:t>
+      </w:r>
+    </w:p>
+    <w:p>
+      <w:pPr>
+        <w:spacing w:after="120"/>
+        <w:rPr>
+          <w:rFonts w:ascii="Arial" w:hAnsi="Arial" w:cs="Arial"/>
+          <w:sz w:val="20"/>
+          <w:szCs w:val="20"/>
+        </w:rPr>
+      </w:pPr>
+      <w:r>
+        <w:rPr>
+          <w:rFonts w:ascii="Arial" w:hAnsi="Arial" w:cs="Arial"/>
+          <w:sz w:val="20"/>
+          <w:szCs w:val="20"/>
+        </w:rPr>
+        <w:t xml:space="preserve">Tablica 6: Dimenzijska tablica </w:t>
+      </w:r>
+      <w:proofErr w:type="spellStart"/>
+      <w:r>
+        <w:rPr>
+          <w:rFonts w:ascii="Arial" w:hAnsi="Arial" w:cs="Arial"/>
+          <w:sz w:val="20"/>
+          <w:szCs w:val="20"/>
+        </w:rPr>
+        <w:t>dim_team</w:t>
+      </w:r>
+      <w:proofErr w:type="spellEnd"/>
+      <w:r>
+        <w:rPr>
+          <w:rFonts w:ascii="Arial" w:hAnsi="Arial" w:cs="Arial"/>
+          <w:sz w:val="20"/>
+          <w:szCs w:val="20"/>
+        </w:rPr>
+        <w:t>……………………………..……………………………..</w:t>
+      </w:r>
+      <w:r>
+        <w:rPr>
+          <w:rFonts w:ascii="Arial" w:hAnsi="Arial" w:cs="Arial"/>
+          <w:sz w:val="20"/>
+          <w:szCs w:val="20"/>
+        </w:rPr>
+        <w:t>12</w:t>
+      </w:r>
+    </w:p>
+    <w:p>
+      <w:pPr>
+        <w:spacing w:after="120"/>
+        <w:rPr>
+          <w:rFonts w:ascii="Arial" w:hAnsi="Arial" w:cs="Arial"/>
+          <w:sz w:val="20"/>
+          <w:szCs w:val="20"/>
+        </w:rPr>
+      </w:pPr>
+      <w:r>
+        <w:rPr>
+          <w:rFonts w:ascii="Arial" w:hAnsi="Arial" w:cs="Arial"/>
+          <w:sz w:val="20"/>
+          <w:szCs w:val="20"/>
+        </w:rPr>
+        <w:t>Tablica 7</w:t>
+      </w:r>
+      <w:r>
+        <w:rPr>
+          <w:rFonts w:ascii="Arial" w:hAnsi="Arial" w:cs="Arial"/>
+          <w:sz w:val="20"/>
+          <w:szCs w:val="20"/>
+        </w:rPr>
+        <w:t xml:space="preserve">: Dimenzijska tablica </w:t>
+      </w:r>
+      <w:proofErr w:type="spellStart"/>
+      <w:r>
+        <w:rPr>
+          <w:rFonts w:ascii="Arial" w:hAnsi="Arial" w:cs="Arial"/>
+          <w:sz w:val="20"/>
+          <w:szCs w:val="20"/>
+        </w:rPr>
+        <w:t>dim_map</w:t>
+      </w:r>
+      <w:proofErr w:type="spellEnd"/>
+      <w:r>
+        <w:rPr>
+          <w:rFonts w:ascii="Arial" w:hAnsi="Arial" w:cs="Arial"/>
+          <w:sz w:val="20"/>
+          <w:szCs w:val="20"/>
+        </w:rPr>
+        <w:t>……………………………..……………………………</w:t>
+      </w:r>
+      <w:r>
+        <w:rPr>
+          <w:rFonts w:ascii="Arial" w:hAnsi="Arial" w:cs="Arial"/>
+          <w:sz w:val="20"/>
+          <w:szCs w:val="20"/>
+        </w:rPr>
+        <w:t>…</w:t>
+      </w:r>
+      <w:r>
+        <w:rPr>
+          <w:rFonts w:ascii="Arial" w:hAnsi="Arial" w:cs="Arial"/>
+          <w:sz w:val="20"/>
+          <w:szCs w:val="20"/>
+        </w:rPr>
+        <w:t>13</w:t>
+      </w:r>
+    </w:p>
+    <w:p>
+      <w:pPr>
+        <w:spacing w:after="120"/>
+        <w:rPr>
+          <w:rFonts w:ascii="Arial" w:hAnsi="Arial" w:cs="Arial"/>
+          <w:sz w:val="20"/>
+          <w:szCs w:val="20"/>
+        </w:rPr>
+      </w:pPr>
+      <w:r>
+        <w:rPr>
+          <w:rFonts w:ascii="Arial" w:hAnsi="Arial" w:cs="Arial"/>
+          <w:sz w:val="20"/>
+          <w:szCs w:val="20"/>
+        </w:rPr>
+        <w:t>Tablica 8: Dim</w:t>
+      </w:r>
+      <w:r>
+        <w:rPr>
+          <w:rFonts w:ascii="Arial" w:hAnsi="Arial" w:cs="Arial"/>
+          <w:sz w:val="20"/>
+          <w:szCs w:val="20"/>
+        </w:rPr>
+        <w:t xml:space="preserve">enzijska tablica </w:t>
+      </w:r>
+      <w:proofErr w:type="spellStart"/>
+      <w:r>
+        <w:rPr>
+          <w:rFonts w:ascii="Arial" w:hAnsi="Arial" w:cs="Arial"/>
+          <w:sz w:val="20"/>
+          <w:szCs w:val="20"/>
+        </w:rPr>
+        <w:t>dim_match_type</w:t>
+      </w:r>
+      <w:proofErr w:type="spellEnd"/>
+      <w:r>
+        <w:rPr>
+          <w:rFonts w:ascii="Arial" w:hAnsi="Arial" w:cs="Arial"/>
+          <w:sz w:val="20"/>
+          <w:szCs w:val="20"/>
+        </w:rPr>
+        <w:t>……………………………..……………………</w:t>
+      </w:r>
+      <w:r>
+        <w:rPr>
+          <w:rFonts w:ascii="Arial" w:hAnsi="Arial" w:cs="Arial"/>
+          <w:sz w:val="20"/>
+          <w:szCs w:val="20"/>
+        </w:rPr>
+        <w:t>...</w:t>
+      </w:r>
+      <w:r>
+        <w:rPr>
+          <w:rFonts w:ascii="Arial" w:hAnsi="Arial" w:cs="Arial"/>
+          <w:sz w:val="20"/>
+          <w:szCs w:val="20"/>
+        </w:rPr>
+        <w:t>13</w:t>
+      </w:r>
+    </w:p>
+    <w:p>
+      <w:pPr>
+        <w:spacing w:after="120"/>
+        <w:rPr>
+          <w:rFonts w:ascii="Arial" w:hAnsi="Arial" w:cs="Arial"/>
+          <w:sz w:val="20"/>
+          <w:szCs w:val="20"/>
+        </w:rPr>
+      </w:pPr>
+      <w:r>
+        <w:rPr>
+          <w:rFonts w:ascii="Arial" w:hAnsi="Arial" w:cs="Arial"/>
+          <w:sz w:val="20"/>
+          <w:szCs w:val="20"/>
+        </w:rPr>
+        <w:t xml:space="preserve">Tablica 9: Dimenzijska tablica </w:t>
+      </w:r>
+      <w:proofErr w:type="spellStart"/>
+      <w:r>
+        <w:rPr>
+          <w:rFonts w:ascii="Arial" w:hAnsi="Arial" w:cs="Arial"/>
+          <w:sz w:val="20"/>
+          <w:szCs w:val="20"/>
+        </w:rPr>
+        <w:t>dim_date</w:t>
+      </w:r>
+      <w:proofErr w:type="spellEnd"/>
+      <w:r>
+        <w:rPr>
+          <w:rFonts w:ascii="Arial" w:hAnsi="Arial" w:cs="Arial"/>
+          <w:sz w:val="20"/>
+          <w:szCs w:val="20"/>
+        </w:rPr>
+        <w:t>……………………………..……………………………</w:t>
+      </w:r>
+      <w:r>
+        <w:rPr>
+          <w:rFonts w:ascii="Arial" w:hAnsi="Arial" w:cs="Arial"/>
+          <w:sz w:val="20"/>
+          <w:szCs w:val="20"/>
+        </w:rPr>
+        <w:t>…</w:t>
+      </w:r>
+      <w:r>
+        <w:rPr>
+          <w:rFonts w:ascii="Arial" w:hAnsi="Arial" w:cs="Arial"/>
+          <w:sz w:val="20"/>
+          <w:szCs w:val="20"/>
+        </w:rPr>
+        <w:t>13</w:t>
+      </w:r>
+    </w:p>
+    <w:p>
+      <w:pPr>
+        <w:spacing w:after="120"/>
+        <w:rPr>
+          <w:rFonts w:ascii="Arial" w:hAnsi="Arial" w:cs="Arial"/>
+          <w:sz w:val="20"/>
+          <w:szCs w:val="20"/>
+        </w:rPr>
+      </w:pPr>
+      <w:r>
+        <w:rPr>
+          <w:rFonts w:ascii="Arial" w:hAnsi="Arial" w:cs="Arial"/>
+          <w:sz w:val="20"/>
+          <w:szCs w:val="20"/>
+        </w:rPr>
+        <w:t>Tablica 10: Popis izračunatih polja i parametara</w:t>
+      </w:r>
+      <w:r>
+        <w:rPr>
+          <w:rFonts w:ascii="Arial" w:hAnsi="Arial" w:cs="Arial"/>
+          <w:sz w:val="20"/>
+          <w:szCs w:val="20"/>
+        </w:rPr>
+        <w:t>……………………………</w:t>
+      </w:r>
+      <w:r>
+        <w:rPr>
+          <w:rFonts w:ascii="Arial" w:hAnsi="Arial" w:cs="Arial"/>
+          <w:sz w:val="20"/>
+          <w:szCs w:val="20"/>
+        </w:rPr>
+        <w:t>………………………</w:t>
+      </w:r>
+      <w:r>
+        <w:rPr>
+          <w:rFonts w:ascii="Arial" w:hAnsi="Arial" w:cs="Arial"/>
+          <w:sz w:val="20"/>
+          <w:szCs w:val="20"/>
+        </w:rPr>
+        <w:t>19</w:t>
       </w:r>
     </w:p>
     <w:p>
@@ -26055,784 +27345,12 @@
         <w:spacing w:after="80"/>
         <w:rPr>
           <w:rFonts w:ascii="Arial" w:hAnsi="Arial" w:cs="Arial"/>
-        </w:rPr>
-      </w:pPr>
-      <w:r>
-        <w:rPr>
-          <w:rFonts w:ascii="Arial" w:hAnsi="Arial" w:cs="Arial"/>
-        </w:rPr>
-        <w:t xml:space="preserve">Slika </w:t>
-      </w:r>
-      <w:r>
-        <w:rPr>
-          <w:rFonts w:ascii="Arial" w:hAnsi="Arial" w:cs="Arial"/>
-        </w:rPr>
-        <w:t>3</w:t>
-      </w:r>
-      <w:r>
-        <w:rPr>
-          <w:rFonts w:ascii="Arial" w:hAnsi="Arial" w:cs="Arial"/>
-        </w:rPr>
-        <w:t>: Dijagram modela zvijezde – fact_match_performance s pet dimenzija</w:t>
-      </w:r>
-      <w:r>
-        <w:rPr>
-          <w:rFonts w:ascii="Arial" w:hAnsi="Arial" w:cs="Arial"/>
-        </w:rPr>
-        <w:tab/>
-        <w:t>X</w:t>
-      </w:r>
-    </w:p>
-    <w:p>
-      <w:pPr>
-        <w:tabs>
-          <w:tab w:val="right" w:leader="dot" w:pos="8504"/>
-        </w:tabs>
-        <w:spacing w:after="80"/>
-        <w:rPr>
-          <w:rFonts w:ascii="Arial" w:hAnsi="Arial" w:cs="Arial"/>
-        </w:rPr>
-      </w:pPr>
-      <w:r>
-        <w:rPr>
-          <w:rFonts w:ascii="Arial" w:hAnsi="Arial" w:cs="Arial"/>
-        </w:rPr>
-        <w:t xml:space="preserve">Slika </w:t>
-      </w:r>
-      <w:r>
-        <w:rPr>
-          <w:rFonts w:ascii="Arial" w:hAnsi="Arial" w:cs="Arial"/>
-        </w:rPr>
-        <w:t>4</w:t>
-      </w:r>
-      <w:r>
-        <w:rPr>
-          <w:rFonts w:ascii="Arial" w:hAnsi="Arial" w:cs="Arial"/>
-        </w:rPr>
-        <w:t xml:space="preserve">: Početni (Home) </w:t>
-      </w:r>
-      <w:proofErr w:type="spellStart"/>
-      <w:r>
-        <w:rPr>
-          <w:rFonts w:ascii="Arial" w:hAnsi="Arial" w:cs="Arial"/>
-        </w:rPr>
-        <w:t>dashboard</w:t>
-      </w:r>
-      <w:proofErr w:type="spellEnd"/>
-      <w:r>
-        <w:rPr>
-          <w:rFonts w:ascii="Arial" w:hAnsi="Arial" w:cs="Arial"/>
-        </w:rPr>
-        <w:t xml:space="preserve"> s navigacijskim gumbima za 6 izvještaja</w:t>
-      </w:r>
-      <w:r>
-        <w:rPr>
-          <w:rFonts w:ascii="Arial" w:hAnsi="Arial" w:cs="Arial"/>
-        </w:rPr>
-        <w:tab/>
-        <w:t>X</w:t>
-      </w:r>
-    </w:p>
-    <w:p>
-      <w:pPr>
-        <w:tabs>
-          <w:tab w:val="right" w:leader="dot" w:pos="8504"/>
-        </w:tabs>
-        <w:spacing w:after="80"/>
-        <w:rPr>
-          <w:rFonts w:ascii="Arial" w:hAnsi="Arial" w:cs="Arial"/>
-        </w:rPr>
-      </w:pPr>
-      <w:r>
-        <w:rPr>
-          <w:rFonts w:ascii="Arial" w:hAnsi="Arial" w:cs="Arial"/>
-        </w:rPr>
-        <w:t xml:space="preserve">Slika </w:t>
-      </w:r>
-      <w:r>
-        <w:rPr>
-          <w:rFonts w:ascii="Arial" w:hAnsi="Arial" w:cs="Arial"/>
-        </w:rPr>
-        <w:t>5</w:t>
-      </w:r>
-      <w:r>
-        <w:rPr>
-          <w:rFonts w:ascii="Arial" w:hAnsi="Arial" w:cs="Arial"/>
-        </w:rPr>
-        <w:t xml:space="preserve">: Izvještaj 1: Player </w:t>
-      </w:r>
-      <w:proofErr w:type="spellStart"/>
-      <w:r>
-        <w:rPr>
-          <w:rFonts w:ascii="Arial" w:hAnsi="Arial" w:cs="Arial"/>
-        </w:rPr>
-        <w:t>Aim</w:t>
-      </w:r>
-      <w:proofErr w:type="spellEnd"/>
-      <w:r>
-        <w:rPr>
-          <w:rFonts w:ascii="Arial" w:hAnsi="Arial" w:cs="Arial"/>
-        </w:rPr>
-        <w:t xml:space="preserve"> </w:t>
-      </w:r>
-      <w:proofErr w:type="spellStart"/>
-      <w:r>
-        <w:rPr>
-          <w:rFonts w:ascii="Arial" w:hAnsi="Arial" w:cs="Arial"/>
-        </w:rPr>
-        <w:t>S</w:t>
-      </w:r>
-      <w:r>
-        <w:rPr>
-          <w:rFonts w:ascii="Arial" w:hAnsi="Arial" w:cs="Arial"/>
-        </w:rPr>
-        <w:t>tats</w:t>
-      </w:r>
-      <w:proofErr w:type="spellEnd"/>
-      <w:r>
-        <w:rPr>
-          <w:rFonts w:ascii="Arial" w:hAnsi="Arial" w:cs="Arial"/>
-        </w:rPr>
-        <w:t xml:space="preserve"> – </w:t>
-      </w:r>
-      <w:proofErr w:type="spellStart"/>
-      <w:r>
-        <w:rPr>
-          <w:rFonts w:ascii="Arial" w:hAnsi="Arial" w:cs="Arial"/>
-        </w:rPr>
-        <w:t>scatter</w:t>
-      </w:r>
-      <w:proofErr w:type="spellEnd"/>
-      <w:r>
-        <w:rPr>
-          <w:rFonts w:ascii="Arial" w:hAnsi="Arial" w:cs="Arial"/>
-        </w:rPr>
-        <w:t xml:space="preserve"> plot K/D omjera i točnosti pucanja</w:t>
-      </w:r>
-      <w:r>
-        <w:rPr>
-          <w:rFonts w:ascii="Arial" w:hAnsi="Arial" w:cs="Arial"/>
-        </w:rPr>
-        <w:tab/>
-        <w:t>X</w:t>
-      </w:r>
-    </w:p>
-    <w:p>
-      <w:pPr>
-        <w:tabs>
-          <w:tab w:val="right" w:leader="dot" w:pos="8504"/>
-        </w:tabs>
-        <w:spacing w:after="80"/>
-        <w:rPr>
-          <w:rFonts w:ascii="Arial" w:hAnsi="Arial" w:cs="Arial"/>
-        </w:rPr>
-      </w:pPr>
-      <w:r>
-        <w:rPr>
-          <w:rFonts w:ascii="Arial" w:hAnsi="Arial" w:cs="Arial"/>
-        </w:rPr>
-        <w:t xml:space="preserve">Slika </w:t>
-      </w:r>
-      <w:r>
-        <w:rPr>
-          <w:rFonts w:ascii="Arial" w:hAnsi="Arial" w:cs="Arial"/>
-        </w:rPr>
-        <w:t>6</w:t>
-      </w:r>
-      <w:r>
-        <w:rPr>
-          <w:rFonts w:ascii="Arial" w:hAnsi="Arial" w:cs="Arial"/>
-        </w:rPr>
-        <w:t xml:space="preserve">: Izvještaj 2: </w:t>
-      </w:r>
-      <w:proofErr w:type="spellStart"/>
-      <w:r>
-        <w:rPr>
-          <w:rFonts w:ascii="Arial" w:hAnsi="Arial" w:cs="Arial"/>
-        </w:rPr>
-        <w:t>Score</w:t>
-      </w:r>
-      <w:proofErr w:type="spellEnd"/>
-      <w:r>
-        <w:rPr>
-          <w:rFonts w:ascii="Arial" w:hAnsi="Arial" w:cs="Arial"/>
-        </w:rPr>
-        <w:t xml:space="preserve"> </w:t>
-      </w:r>
-      <w:proofErr w:type="spellStart"/>
-      <w:r>
-        <w:rPr>
-          <w:rFonts w:ascii="Arial" w:hAnsi="Arial" w:cs="Arial"/>
-        </w:rPr>
-        <w:t>Geography</w:t>
-      </w:r>
-      <w:proofErr w:type="spellEnd"/>
-      <w:r>
-        <w:rPr>
-          <w:rFonts w:ascii="Arial" w:hAnsi="Arial" w:cs="Arial"/>
-        </w:rPr>
-        <w:t xml:space="preserve"> – geografska distribucija igrača i finalnih pobjeda</w:t>
-      </w:r>
-      <w:r>
-        <w:rPr>
-          <w:rFonts w:ascii="Arial" w:hAnsi="Arial" w:cs="Arial"/>
-        </w:rPr>
-        <w:tab/>
-        <w:t>X</w:t>
-      </w:r>
-    </w:p>
-    <w:p>
-      <w:pPr>
-        <w:tabs>
-          <w:tab w:val="right" w:leader="dot" w:pos="8504"/>
-        </w:tabs>
-        <w:spacing w:after="80"/>
-        <w:rPr>
-          <w:rFonts w:ascii="Arial" w:hAnsi="Arial" w:cs="Arial"/>
-        </w:rPr>
-      </w:pPr>
-      <w:r>
-        <w:rPr>
-          <w:rFonts w:ascii="Arial" w:hAnsi="Arial" w:cs="Arial"/>
-        </w:rPr>
-        <w:t xml:space="preserve">Slika </w:t>
-      </w:r>
-      <w:r>
-        <w:rPr>
-          <w:rFonts w:ascii="Arial" w:hAnsi="Arial" w:cs="Arial"/>
-        </w:rPr>
-        <w:t>7</w:t>
-      </w:r>
-      <w:r>
-        <w:rPr>
-          <w:rFonts w:ascii="Arial" w:hAnsi="Arial" w:cs="Arial"/>
-        </w:rPr>
-        <w:t xml:space="preserve">: Izvještaj 3: Team </w:t>
-      </w:r>
-      <w:proofErr w:type="spellStart"/>
-      <w:r>
-        <w:rPr>
-          <w:rFonts w:ascii="Arial" w:hAnsi="Arial" w:cs="Arial"/>
-        </w:rPr>
-        <w:t>Rankings</w:t>
-      </w:r>
-      <w:proofErr w:type="spellEnd"/>
-      <w:r>
-        <w:rPr>
-          <w:rFonts w:ascii="Arial" w:hAnsi="Arial" w:cs="Arial"/>
-        </w:rPr>
-        <w:t xml:space="preserve"> – rang-lista timova po Team </w:t>
-      </w:r>
-      <w:proofErr w:type="spellStart"/>
-      <w:r>
-        <w:rPr>
-          <w:rFonts w:ascii="Arial" w:hAnsi="Arial" w:cs="Arial"/>
-        </w:rPr>
-        <w:t>Score</w:t>
-      </w:r>
-      <w:proofErr w:type="spellEnd"/>
-      <w:r>
-        <w:rPr>
-          <w:rFonts w:ascii="Arial" w:hAnsi="Arial" w:cs="Arial"/>
-        </w:rPr>
-        <w:t xml:space="preserve">-u s dual </w:t>
-      </w:r>
-      <w:proofErr w:type="spellStart"/>
-      <w:r>
-        <w:rPr>
-          <w:rFonts w:ascii="Arial" w:hAnsi="Arial" w:cs="Arial"/>
-        </w:rPr>
-        <w:t>axis</w:t>
-      </w:r>
-      <w:proofErr w:type="spellEnd"/>
-      <w:r>
-        <w:rPr>
-          <w:rFonts w:ascii="Arial" w:hAnsi="Arial" w:cs="Arial"/>
-        </w:rPr>
-        <w:tab/>
-        <w:t>X</w:t>
-      </w:r>
-    </w:p>
-    <w:p>
-      <w:pPr>
-        <w:tabs>
-          <w:tab w:val="right" w:leader="dot" w:pos="8504"/>
-        </w:tabs>
-        <w:spacing w:after="80"/>
-        <w:rPr>
-          <w:rFonts w:ascii="Arial" w:hAnsi="Arial" w:cs="Arial"/>
-        </w:rPr>
-      </w:pPr>
-      <w:r>
-        <w:rPr>
-          <w:rFonts w:ascii="Arial" w:hAnsi="Arial" w:cs="Arial"/>
-        </w:rPr>
-        <w:t xml:space="preserve">Slika </w:t>
-      </w:r>
-      <w:r>
-        <w:rPr>
-          <w:rFonts w:ascii="Arial" w:hAnsi="Arial" w:cs="Arial"/>
-        </w:rPr>
-        <w:t>8</w:t>
-      </w:r>
-      <w:r>
-        <w:rPr>
-          <w:rFonts w:ascii="Arial" w:hAnsi="Arial" w:cs="Arial"/>
-        </w:rPr>
-        <w:t xml:space="preserve">: Izvještaj 4: Player </w:t>
-      </w:r>
-      <w:proofErr w:type="spellStart"/>
-      <w:r>
-        <w:rPr>
-          <w:rFonts w:ascii="Arial" w:hAnsi="Arial" w:cs="Arial"/>
-        </w:rPr>
-        <w:t>Roles</w:t>
-      </w:r>
-      <w:proofErr w:type="spellEnd"/>
-      <w:r>
-        <w:rPr>
-          <w:rFonts w:ascii="Arial" w:hAnsi="Arial" w:cs="Arial"/>
-        </w:rPr>
-        <w:t xml:space="preserve"> – usporedba uloga igrača po točnosti i K/D omjeru</w:t>
-      </w:r>
-      <w:r>
-        <w:rPr>
-          <w:rFonts w:ascii="Arial" w:hAnsi="Arial" w:cs="Arial"/>
-        </w:rPr>
-        <w:tab/>
-        <w:t>X</w:t>
-      </w:r>
-    </w:p>
-    <w:p>
-      <w:pPr>
-        <w:tabs>
-          <w:tab w:val="right" w:leader="dot" w:pos="8504"/>
-        </w:tabs>
-        <w:spacing w:after="80"/>
-        <w:rPr>
-          <w:rFonts w:ascii="Arial" w:hAnsi="Arial" w:cs="Arial"/>
-        </w:rPr>
-      </w:pPr>
-      <w:r>
-        <w:rPr>
-          <w:rFonts w:ascii="Arial" w:hAnsi="Arial" w:cs="Arial"/>
-        </w:rPr>
-        <w:t xml:space="preserve">Slika </w:t>
-      </w:r>
-      <w:r>
-        <w:rPr>
-          <w:rFonts w:ascii="Arial" w:hAnsi="Arial" w:cs="Arial"/>
-        </w:rPr>
-        <w:t>9</w:t>
-      </w:r>
-      <w:r>
-        <w:rPr>
-          <w:rFonts w:ascii="Arial" w:hAnsi="Arial" w:cs="Arial"/>
-        </w:rPr>
-        <w:t xml:space="preserve">: Izvještaj 5: </w:t>
-      </w:r>
-      <w:proofErr w:type="spellStart"/>
-      <w:r>
-        <w:rPr>
-          <w:rFonts w:ascii="Arial" w:hAnsi="Arial" w:cs="Arial"/>
-        </w:rPr>
-        <w:t>Map</w:t>
-      </w:r>
-      <w:proofErr w:type="spellEnd"/>
-      <w:r>
-        <w:rPr>
-          <w:rFonts w:ascii="Arial" w:hAnsi="Arial" w:cs="Arial"/>
-        </w:rPr>
-        <w:t xml:space="preserve"> </w:t>
-      </w:r>
-      <w:proofErr w:type="spellStart"/>
-      <w:r>
-        <w:rPr>
-          <w:rFonts w:ascii="Arial" w:hAnsi="Arial" w:cs="Arial"/>
-        </w:rPr>
-        <w:t>Performance</w:t>
-      </w:r>
-      <w:proofErr w:type="spellEnd"/>
-      <w:r>
-        <w:rPr>
-          <w:rFonts w:ascii="Arial" w:hAnsi="Arial" w:cs="Arial"/>
-        </w:rPr>
-        <w:t xml:space="preserve"> – </w:t>
-      </w:r>
-      <w:proofErr w:type="spellStart"/>
-      <w:r>
-        <w:rPr>
-          <w:rFonts w:ascii="Arial" w:hAnsi="Arial" w:cs="Arial"/>
-        </w:rPr>
-        <w:t>heatmapa</w:t>
-      </w:r>
-      <w:proofErr w:type="spellEnd"/>
-      <w:r>
-        <w:rPr>
-          <w:rFonts w:ascii="Arial" w:hAnsi="Arial" w:cs="Arial"/>
-        </w:rPr>
-        <w:t xml:space="preserve"> performansi po mapama i vrstama mečeva</w:t>
-      </w:r>
-      <w:r>
-        <w:rPr>
-          <w:rFonts w:ascii="Arial" w:hAnsi="Arial" w:cs="Arial"/>
-        </w:rPr>
-        <w:tab/>
-        <w:t>X</w:t>
-      </w:r>
-    </w:p>
-    <w:p>
-      <w:pPr>
-        <w:tabs>
-          <w:tab w:val="right" w:leader="dot" w:pos="8504"/>
-        </w:tabs>
-        <w:spacing w:after="80"/>
-        <w:rPr>
-          <w:rFonts w:ascii="Arial" w:hAnsi="Arial" w:cs="Arial"/>
-        </w:rPr>
-      </w:pPr>
-      <w:r>
-        <w:rPr>
-          <w:rFonts w:ascii="Arial" w:hAnsi="Arial" w:cs="Arial"/>
-        </w:rPr>
-        <w:t>Slika 1</w:t>
-      </w:r>
-      <w:r>
-        <w:rPr>
-          <w:rFonts w:ascii="Arial" w:hAnsi="Arial" w:cs="Arial"/>
-        </w:rPr>
-        <w:t>0</w:t>
-      </w:r>
-      <w:r>
-        <w:rPr>
-          <w:rFonts w:ascii="Arial" w:hAnsi="Arial" w:cs="Arial"/>
-        </w:rPr>
-        <w:t xml:space="preserve">: Izvještaj 6: Player </w:t>
-      </w:r>
-      <w:proofErr w:type="spellStart"/>
-      <w:r>
-        <w:rPr>
-          <w:rFonts w:ascii="Arial" w:hAnsi="Arial" w:cs="Arial"/>
-        </w:rPr>
-        <w:t>Reaction</w:t>
-      </w:r>
-      <w:proofErr w:type="spellEnd"/>
-      <w:r>
-        <w:rPr>
-          <w:rFonts w:ascii="Arial" w:hAnsi="Arial" w:cs="Arial"/>
-        </w:rPr>
-        <w:t xml:space="preserve"> Time – </w:t>
-      </w:r>
-      <w:proofErr w:type="spellStart"/>
-      <w:r>
-        <w:rPr>
-          <w:rFonts w:ascii="Arial" w:hAnsi="Arial" w:cs="Arial"/>
-        </w:rPr>
-        <w:t>scatter</w:t>
-      </w:r>
-      <w:proofErr w:type="spellEnd"/>
-      <w:r>
-        <w:rPr>
-          <w:rFonts w:ascii="Arial" w:hAnsi="Arial" w:cs="Arial"/>
-        </w:rPr>
-        <w:t xml:space="preserve"> plot umora i vremena reakcije s </w:t>
-      </w:r>
-      <w:r>
-        <w:rPr>
-          <w:rFonts w:ascii="Arial" w:hAnsi="Arial" w:cs="Arial"/>
-        </w:rPr>
-        <w:t>LOD izrazima</w:t>
-      </w:r>
-      <w:r>
-        <w:rPr>
-          <w:rFonts w:ascii="Arial" w:hAnsi="Arial" w:cs="Arial"/>
-        </w:rPr>
-        <w:tab/>
-        <w:t>X</w:t>
-      </w:r>
-    </w:p>
-    <w:p>
-      <w:pPr>
-        <w:pStyle w:val="Naslov1"/>
-        <w:pageBreakBefore/>
-        <w:rPr>
-          <w:rFonts w:ascii="Arial" w:hAnsi="Arial" w:cs="Arial"/>
-          <w:lang w:val="hr-HR"/>
-        </w:rPr>
-      </w:pPr>
-      <w:bookmarkStart w:id="31" w:name="_Toc230689630"/>
-      <w:r>
-        <w:rPr>
-          <w:rFonts w:ascii="Arial" w:hAnsi="Arial" w:cs="Arial"/>
-          <w:lang w:val="hr-HR"/>
-        </w:rPr>
-        <w:lastRenderedPageBreak/>
-        <w:t>Popis tablica</w:t>
-      </w:r>
-      <w:bookmarkEnd w:id="31"/>
-    </w:p>
-    <w:p>
-      <w:pPr>
-        <w:tabs>
-          <w:tab w:val="right" w:leader="dot" w:pos="8504"/>
-        </w:tabs>
-        <w:spacing w:after="80"/>
-        <w:rPr>
-          <w:rFonts w:ascii="Arial" w:hAnsi="Arial" w:cs="Arial"/>
-        </w:rPr>
-      </w:pPr>
-      <w:r>
-        <w:rPr>
-          <w:rFonts w:ascii="Arial" w:hAnsi="Arial" w:cs="Arial"/>
-        </w:rPr>
-        <w:t>Tablica 1: Skup podataka esports_player_performance_tournament_analytics.csv</w:t>
-      </w:r>
-      <w:r>
-        <w:rPr>
-          <w:rFonts w:ascii="Arial" w:hAnsi="Arial" w:cs="Arial"/>
-        </w:rPr>
-        <w:tab/>
-        <w:t>X</w:t>
-      </w:r>
-    </w:p>
-    <w:p>
-      <w:pPr>
-        <w:tabs>
-          <w:tab w:val="right" w:leader="dot" w:pos="8504"/>
-        </w:tabs>
-        <w:spacing w:after="80"/>
-        <w:rPr>
-          <w:rFonts w:ascii="Arial" w:hAnsi="Arial" w:cs="Arial"/>
-        </w:rPr>
-      </w:pPr>
-      <w:r>
-        <w:rPr>
-          <w:rFonts w:ascii="Arial" w:hAnsi="Arial" w:cs="Arial"/>
-        </w:rPr>
-        <w:t>Tablica 2: Skup podataka player_stats.csv (HLTV profesionalni igrači)</w:t>
-      </w:r>
-      <w:r>
-        <w:rPr>
-          <w:rFonts w:ascii="Arial" w:hAnsi="Arial" w:cs="Arial"/>
-        </w:rPr>
-        <w:tab/>
-        <w:t>X</w:t>
-      </w:r>
-    </w:p>
-    <w:p>
-      <w:pPr>
-        <w:tabs>
-          <w:tab w:val="right" w:leader="dot" w:pos="8504"/>
-        </w:tabs>
-        <w:spacing w:after="80"/>
-        <w:rPr>
-          <w:rFonts w:ascii="Arial" w:hAnsi="Arial" w:cs="Arial"/>
-        </w:rPr>
-      </w:pPr>
-      <w:r>
-        <w:rPr>
-          <w:rFonts w:ascii="Arial" w:hAnsi="Arial" w:cs="Arial"/>
-        </w:rPr>
-        <w:t>Tablica 3: Skup podataka team_stats.csv (HLTV profesionalni timovi)</w:t>
-      </w:r>
-      <w:r>
-        <w:rPr>
-          <w:rFonts w:ascii="Arial" w:hAnsi="Arial" w:cs="Arial"/>
-        </w:rPr>
-        <w:tab/>
-        <w:t>X</w:t>
-      </w:r>
-    </w:p>
-    <w:p>
-      <w:pPr>
-        <w:tabs>
-          <w:tab w:val="right" w:leader="dot" w:pos="8504"/>
-        </w:tabs>
-        <w:spacing w:after="80"/>
-        <w:rPr>
-          <w:rFonts w:ascii="Arial" w:hAnsi="Arial" w:cs="Arial"/>
-        </w:rPr>
-      </w:pPr>
-      <w:r>
-        <w:rPr>
-          <w:rFonts w:ascii="Arial" w:hAnsi="Arial" w:cs="Arial"/>
-        </w:rPr>
-        <w:t>Tablic</w:t>
-      </w:r>
-      <w:r>
-        <w:rPr>
-          <w:rFonts w:ascii="Arial" w:hAnsi="Arial" w:cs="Arial"/>
-        </w:rPr>
-        <w:t>a 5: Struktura tablice činjenica fact_match_performance</w:t>
-      </w:r>
-      <w:r>
-        <w:rPr>
-          <w:rFonts w:ascii="Arial" w:hAnsi="Arial" w:cs="Arial"/>
-        </w:rPr>
-        <w:tab/>
-        <w:t>X</w:t>
-      </w:r>
-    </w:p>
-    <w:p>
-      <w:pPr>
-        <w:tabs>
-          <w:tab w:val="right" w:leader="dot" w:pos="8504"/>
-        </w:tabs>
-        <w:spacing w:after="80"/>
-        <w:rPr>
-          <w:rFonts w:ascii="Arial" w:hAnsi="Arial" w:cs="Arial"/>
-        </w:rPr>
-      </w:pPr>
-      <w:r>
-        <w:rPr>
-          <w:rFonts w:ascii="Arial" w:hAnsi="Arial" w:cs="Arial"/>
-        </w:rPr>
-        <w:t>Tablica 6: Dimenzijska tablica dim_player</w:t>
-      </w:r>
-      <w:r>
-        <w:rPr>
-          <w:rFonts w:ascii="Arial" w:hAnsi="Arial" w:cs="Arial"/>
-        </w:rPr>
-        <w:tab/>
-        <w:t>X</w:t>
-      </w:r>
-    </w:p>
-    <w:p>
-      <w:pPr>
-        <w:tabs>
-          <w:tab w:val="right" w:leader="dot" w:pos="8504"/>
-        </w:tabs>
-        <w:spacing w:after="80"/>
-        <w:rPr>
-          <w:rFonts w:ascii="Arial" w:hAnsi="Arial" w:cs="Arial"/>
-        </w:rPr>
-      </w:pPr>
-      <w:r>
-        <w:rPr>
-          <w:rFonts w:ascii="Arial" w:hAnsi="Arial" w:cs="Arial"/>
-        </w:rPr>
-        <w:t>Tablica 7: Dimenzijska tablica dim_team</w:t>
-      </w:r>
-      <w:r>
-        <w:rPr>
-          <w:rFonts w:ascii="Arial" w:hAnsi="Arial" w:cs="Arial"/>
-        </w:rPr>
-        <w:tab/>
-        <w:t>X</w:t>
-      </w:r>
-    </w:p>
-    <w:p>
-      <w:pPr>
-        <w:tabs>
-          <w:tab w:val="right" w:leader="dot" w:pos="8504"/>
-        </w:tabs>
-        <w:spacing w:after="80"/>
-        <w:rPr>
-          <w:rFonts w:ascii="Arial" w:hAnsi="Arial" w:cs="Arial"/>
-        </w:rPr>
-      </w:pPr>
-      <w:r>
-        <w:rPr>
-          <w:rFonts w:ascii="Arial" w:hAnsi="Arial" w:cs="Arial"/>
-        </w:rPr>
-        <w:t>Tablica 8: Dimenzijska tablica dim_map</w:t>
-      </w:r>
-      <w:r>
-        <w:rPr>
-          <w:rFonts w:ascii="Arial" w:hAnsi="Arial" w:cs="Arial"/>
-        </w:rPr>
-        <w:tab/>
-        <w:t>X</w:t>
-      </w:r>
-    </w:p>
-    <w:p>
-      <w:pPr>
-        <w:tabs>
-          <w:tab w:val="right" w:leader="dot" w:pos="8504"/>
-        </w:tabs>
-        <w:spacing w:after="80"/>
-        <w:rPr>
-          <w:rFonts w:ascii="Arial" w:hAnsi="Arial" w:cs="Arial"/>
-        </w:rPr>
-      </w:pPr>
-      <w:r>
-        <w:rPr>
-          <w:rFonts w:ascii="Arial" w:hAnsi="Arial" w:cs="Arial"/>
-        </w:rPr>
-        <w:t>Tablica 9: Dimenzijska tablica dim_match_type</w:t>
-      </w:r>
-      <w:r>
-        <w:rPr>
-          <w:rFonts w:ascii="Arial" w:hAnsi="Arial" w:cs="Arial"/>
-        </w:rPr>
-        <w:tab/>
-        <w:t>X</w:t>
-      </w:r>
-    </w:p>
-    <w:p>
-      <w:pPr>
-        <w:tabs>
-          <w:tab w:val="right" w:leader="dot" w:pos="8504"/>
-        </w:tabs>
-        <w:spacing w:after="80"/>
-        <w:rPr>
-          <w:rFonts w:ascii="Arial" w:hAnsi="Arial" w:cs="Arial"/>
-        </w:rPr>
-      </w:pPr>
-      <w:r>
-        <w:rPr>
-          <w:rFonts w:ascii="Arial" w:hAnsi="Arial" w:cs="Arial"/>
-        </w:rPr>
-        <w:t>Tablica 10: Dimenzijska</w:t>
-      </w:r>
-      <w:r>
-        <w:rPr>
-          <w:rFonts w:ascii="Arial" w:hAnsi="Arial" w:cs="Arial"/>
-        </w:rPr>
-        <w:t xml:space="preserve"> tablica dim_date</w:t>
-      </w:r>
-      <w:r>
-        <w:rPr>
-          <w:rFonts w:ascii="Arial" w:hAnsi="Arial" w:cs="Arial"/>
-        </w:rPr>
-        <w:tab/>
-        <w:t>X</w:t>
-      </w:r>
-    </w:p>
-    <w:p>
-      <w:pPr>
-        <w:tabs>
-          <w:tab w:val="right" w:leader="dot" w:pos="8504"/>
-        </w:tabs>
-        <w:spacing w:after="80"/>
-        <w:rPr>
-          <w:rFonts w:ascii="Arial" w:hAnsi="Arial" w:cs="Arial"/>
-        </w:rPr>
-      </w:pPr>
-      <w:r>
-        <w:rPr>
-          <w:rFonts w:ascii="Arial" w:hAnsi="Arial" w:cs="Arial"/>
-        </w:rPr>
-        <w:t xml:space="preserve">Tablica 11: Popis izračunatih polja i parametara u </w:t>
-      </w:r>
-      <w:proofErr w:type="spellStart"/>
-      <w:r>
-        <w:rPr>
-          <w:rFonts w:ascii="Arial" w:hAnsi="Arial" w:cs="Arial"/>
-        </w:rPr>
-        <w:t>Tableauu</w:t>
-      </w:r>
-      <w:proofErr w:type="spellEnd"/>
-      <w:r>
-        <w:rPr>
-          <w:rFonts w:ascii="Arial" w:hAnsi="Arial" w:cs="Arial"/>
-        </w:rPr>
-        <w:tab/>
-        <w:t>X</w:t>
-      </w:r>
+          <w:sz w:val="20"/>
+        </w:rPr>
+      </w:pPr>
     </w:p>
     <w:sectPr>
-      <w:footerReference w:type="default" r:id="rId21"/>
+      <w:footerReference w:type="default" r:id="rId23"/>
       <w:pgSz w:w="11906" w:h="16838"/>
       <w:pgMar w:top="1701" w:right="1701" w:bottom="1701" w:left="1701" w:header="708" w:footer="708" w:gutter="0"/>
       <w:cols w:space="720"/>
@@ -26926,7 +27444,7 @@
         <w:sz w:val="20"/>
         <w:szCs w:val="20"/>
       </w:rPr>
-      <w:t>25</w:t>
+      <w:t>21</w:t>
     </w:r>
     <w:r>
       <w:rPr>
@@ -27597,6 +28115,7 @@
   <w:style w:type="paragraph" w:default="1" w:styleId="Normal">
     <w:name w:val="Normal"/>
     <w:qFormat/>
+    <w:rsid w:val="00E534DD"/>
     <w:rPr>
       <w:lang w:val="hr-HR"/>
     </w:rPr>
@@ -28323,7 +28842,7 @@
 </file>
 
 <file path=customXml/itemProps1.xml><?xml version="1.0" encoding="utf-8"?>
-<ds:datastoreItem xmlns:ds="http://schemas.openxmlformats.org/officeDocument/2006/customXml" ds:itemID="{186B9E54-7C04-428C-B456-7A32DF155222}">
+<ds:datastoreItem xmlns:ds="http://schemas.openxmlformats.org/officeDocument/2006/customXml" ds:itemID="{70931EBA-89F1-4A87-B0E8-11AE248A5AF4}">
   <ds:schemaRefs>
     <ds:schemaRef ds:uri="http://schemas.openxmlformats.org/officeDocument/2006/bibliography"/>
   </ds:schemaRefs>
